--- a/Docs/Entrega/Memoria_TFG_markdown.docx
+++ b/Docs/Entrega/Memoria_TFG_markdown.docx
@@ -2,7 +2,7 @@
 <file path=word/document.xml><?xml version="1.0" encoding="utf-8"?>
 <w:document xmlns:w="http://schemas.openxmlformats.org/wordprocessingml/2006/main" xmlns:m="http://schemas.openxmlformats.org/officeDocument/2006/math" xmlns:r="http://schemas.openxmlformats.org/officeDocument/2006/relationships" xmlns:o="urn:schemas-microsoft-com:office:office" xmlns:v="urn:schemas-microsoft-com:vml" xmlns:w10="urn:schemas-microsoft-com:office:word" xmlns:a="http://schemas.openxmlformats.org/drawingml/2006/main" xmlns:pic="http://schemas.openxmlformats.org/drawingml/2006/picture" xmlns:wp="http://schemas.openxmlformats.org/drawingml/2006/wordprocessingDrawing">
   <w:body>
-    <w:bookmarkStart w:id="74" w:name="X5d45246c0fca93b92ee2b2186a7233016177a7d"/>
+    <w:bookmarkStart w:id="75" w:name="X5d45246c0fca93b92ee2b2186a7233016177a7d"/>
     <w:p>
       <w:pPr>
         <w:pStyle w:val="Heading1"/>
@@ -92,7 +92,23 @@
         <w:t xml:space="preserve"> </w:t>
       </w:r>
       <w:r>
-        <w:t xml:space="preserve">es el cuestionario (banco + modos de juego en consola y gráfico pygame) descrito en esta memoria; la capa narrativa escape room completa queda como evolución futura del mismo proyecto.</w:t>
+        <w:t xml:space="preserve">es el cuestionario (banco + juego en</w:t>
+      </w:r>
+      <w:r>
+        <w:t xml:space="preserve"> </w:t>
+      </w:r>
+      <w:r>
+        <w:rPr>
+          <w:b/>
+          <w:bCs/>
+        </w:rPr>
+        <w:t xml:space="preserve">pygame</w:t>
+      </w:r>
+      <w:r>
+        <w:t xml:space="preserve"> </w:t>
+      </w:r>
+      <w:r>
+        <w:t xml:space="preserve">con cuatro modos) descrito en esta memoria; la capa narrativa escape room completa queda como evolución futura del mismo proyecto.</w:t>
       </w:r>
     </w:p>
     <w:p>
@@ -227,7 +243,23 @@
         <w:t xml:space="preserve"> </w:t>
       </w:r>
       <w:r>
-        <w:t xml:space="preserve">con metadatos curriculares, un juego en consola con cuatro modos (libre, historia, resistencia y feedback), una versión gráfica en pygame (libre, historia y resistencia) y herramientas de validación del dataset. El documento de proyecto inicial planteaba un escape room con interfaz gráfica; se adoptó un enfoque incremental que prioriza el contenido evaluable y el motor de juego antes de la capa narrativa visual. Los resultados muestran un sistema funcional, documentado y extensible; la validación con usuarios y la narrativa gráfica quedan como trabajo futuro.</w:t>
+        <w:t xml:space="preserve">con metadatos curriculares, un juego en</w:t>
+      </w:r>
+      <w:r>
+        <w:t xml:space="preserve"> </w:t>
+      </w:r>
+      <w:r>
+        <w:rPr>
+          <w:b/>
+          <w:bCs/>
+        </w:rPr>
+        <w:t xml:space="preserve">pygame</w:t>
+      </w:r>
+      <w:r>
+        <w:t xml:space="preserve"> </w:t>
+      </w:r>
+      <w:r>
+        <w:t xml:space="preserve">con cuatro modos (libre, historia, resistencia y feedback), y herramientas de validación del dataset. El desarrollo siguió un enfoque incremental: primero un prototipo en terminal para validar el motor de evaluación y, después, una interfaz gráfica que concentra toda la experiencia de juego. Los resultados muestran un sistema funcional, documentado y extensible; la validación con usuarios y la narrativa gráfica quedan como trabajo futuro.</w:t>
       </w:r>
     </w:p>
     <w:p>
@@ -402,7 +434,7 @@
         <w:t xml:space="preserve"> </w:t>
       </w:r>
       <w:r>
-        <w:t xml:space="preserve">designa el uso de elementos de diseño de juego (puntos, vidas, retos, progresión) en un contexto formativo no recreativo (Deterding et al., 2011); en este TFG se aplica al cuestionario en consola sin interfaz gráfica. Un</w:t>
+        <w:t xml:space="preserve">designa el uso de elementos de diseño de juego (puntos, vidas, retos, progresión) en un contexto formativo no recreativo (Deterding et al., 2011); en este TFG se aplica al cuestionario interactivo con retroalimentación inmediata en pantalla. Un</w:t>
       </w:r>
       <w:r>
         <w:t xml:space="preserve"> </w:t>
@@ -546,10 +578,38 @@
           <w:b/>
           <w:bCs/>
         </w:rPr>
-        <w:t xml:space="preserve">prototipo jugable en consola</w:t>
-      </w:r>
-      <w:r>
-        <w:t xml:space="preserve">, decisión metodológica coherente con un enfoque incremental: primero validar el contenido y la lógica de evaluación; después añadir la capa narrativa y gráfica.</w:t>
+        <w:t xml:space="preserve">prototipo jugable</w:t>
+      </w:r>
+      <w:r>
+        <w:t xml:space="preserve"> </w:t>
+      </w:r>
+      <w:r>
+        <w:t xml:space="preserve">(primero en terminal, después en pygame), decisión metodológica coherente con un enfoque incremental: validar el contenido y la lógica de evaluación antes de la capa narrativa visual. En junio de 2026 el código se unificó en una</w:t>
+      </w:r>
+      <w:r>
+        <w:t xml:space="preserve"> </w:t>
+      </w:r>
+      <w:r>
+        <w:rPr>
+          <w:b/>
+          <w:bCs/>
+        </w:rPr>
+        <w:t xml:space="preserve">única interfaz gráfica</w:t>
+      </w:r>
+      <w:r>
+        <w:t xml:space="preserve"> </w:t>
+      </w:r>
+      <w:r>
+        <w:t xml:space="preserve">(</w:t>
+      </w:r>
+      <w:r>
+        <w:rPr>
+          <w:rStyle w:val="VerbatimChar"/>
+        </w:rPr>
+        <w:t xml:space="preserve">juego_grafico.py</w:t>
+      </w:r>
+      <w:r>
+        <w:t xml:space="preserve">).</w:t>
       </w:r>
     </w:p>
     <w:bookmarkEnd w:id="14"/>
@@ -1505,7 +1565,7 @@
         <w:t xml:space="preserve"> </w:t>
       </w:r>
       <w:r>
-        <w:t xml:space="preserve">dataset, scripts de mantenimiento, motor de partida en consola.</w:t>
+        <w:t xml:space="preserve">dataset, scripts de mantenimiento, motor de partida y juego en pygame.</w:t>
       </w:r>
     </w:p>
     <w:p>
@@ -2042,7 +2102,32 @@
         </w:numPr>
       </w:pPr>
       <w:r>
-        <w:t xml:space="preserve">Lenguaje: Python 3.10+ (biblioteca estándar en el juego; sin dependencias externas obligatorias).</w:t>
+        <w:t xml:space="preserve">Lenguaje: Python 3.10+;</w:t>
+      </w:r>
+      <w:r>
+        <w:t xml:space="preserve"> </w:t>
+      </w:r>
+      <w:r>
+        <w:rPr>
+          <w:b/>
+          <w:bCs/>
+        </w:rPr>
+        <w:t xml:space="preserve">pygame-ce</w:t>
+      </w:r>
+      <w:r>
+        <w:t xml:space="preserve"> </w:t>
+      </w:r>
+      <w:r>
+        <w:t xml:space="preserve">para la interfaz gráfica (</w:t>
+      </w:r>
+      <w:r>
+        <w:rPr>
+          <w:rStyle w:val="VerbatimChar"/>
+        </w:rPr>
+        <w:t xml:space="preserve">requirements.txt</w:t>
+      </w:r>
+      <w:r>
+        <w:t xml:space="preserve">).</w:t>
       </w:r>
     </w:p>
     <w:p>
@@ -2069,7 +2154,19 @@
         <w:t xml:space="preserve"> </w:t>
       </w:r>
       <w:r>
-        <w:t xml:space="preserve">locales.</w:t>
+        <w:t xml:space="preserve">locales bajo</w:t>
+      </w:r>
+      <w:r>
+        <w:t xml:space="preserve"> </w:t>
+      </w:r>
+      <w:r>
+        <w:rPr>
+          <w:rStyle w:val="VerbatimChar"/>
+        </w:rPr>
+        <w:t xml:space="preserve">Data/Juego/</w:t>
+      </w:r>
+      <w:r>
+        <w:t xml:space="preserve">.</w:t>
       </w:r>
     </w:p>
     <w:p>
@@ -2081,19 +2178,31 @@
         </w:numPr>
       </w:pPr>
       <w:r>
-        <w:t xml:space="preserve">Empaquetado opcional: PyInstaller (Windows), script</w:t>
-      </w:r>
-      <w:r>
-        <w:t xml:space="preserve"> </w:t>
+        <w:t xml:space="preserve">Empaquetado opcional: PyInstaller (</w:t>
       </w:r>
       <w:r>
         <w:rPr>
           <w:rStyle w:val="VerbatimChar"/>
         </w:rPr>
-        <w:t xml:space="preserve">build_exe_onefile.ps1</w:t>
-      </w:r>
-      <w:r>
-        <w:t xml:space="preserve">.</w:t>
+        <w:t xml:space="preserve">Juego/build_exe_onefile.ps1</w:t>
+      </w:r>
+      <w:r>
+        <w:t xml:space="preserve"> </w:t>
+      </w:r>
+      <w:r>
+        <w:t xml:space="preserve">→</w:t>
+      </w:r>
+      <w:r>
+        <w:t xml:space="preserve"> </w:t>
+      </w:r>
+      <w:r>
+        <w:rPr>
+          <w:rStyle w:val="VerbatimChar"/>
+        </w:rPr>
+        <w:t xml:space="preserve">juego_grafico.exe</w:t>
+      </w:r>
+      <w:r>
+        <w:t xml:space="preserve">).</w:t>
       </w:r>
     </w:p>
     <w:p>
@@ -2229,22 +2338,16 @@
               <w:pStyle w:val="Compact"/>
             </w:pPr>
             <w:r>
-              <w:t xml:space="preserve">Lanzadores</w:t>
-            </w:r>
-          </w:p>
-        </w:tc>
-        <w:tc>
-          <w:tcPr/>
-          <w:p>
-            <w:pPr>
-              <w:pStyle w:val="Compact"/>
-            </w:pPr>
-            <w:r>
-              <w:rPr>
-                <w:rStyle w:val="VerbatimChar"/>
-              </w:rPr>
-              <w:t xml:space="preserve">juego_consola.py</w:t>
-            </w:r>
+              <w:t xml:space="preserve">Lanzador</w:t>
+            </w:r>
+          </w:p>
+        </w:tc>
+        <w:tc>
+          <w:tcPr/>
+          <w:p>
+            <w:pPr>
+              <w:pStyle w:val="Compact"/>
+            </w:pPr>
             <w:r>
               <w:rPr>
                 <w:rStyle w:val="VerbatimChar"/>
@@ -2260,7 +2363,7 @@
               <w:pStyle w:val="Compact"/>
             </w:pPr>
             <w:r>
-              <w:t xml:space="preserve">Terminal y pygame (libre, historia, resistencia)</w:t>
+              <w:t xml:space="preserve">Arranque pygame (libre, historia, resistencia, feedback)</w:t>
             </w:r>
           </w:p>
         </w:tc>
@@ -2326,74 +2429,42 @@
               <w:t xml:space="preserve">datos.py</w:t>
             </w:r>
             <w:r>
-              <w:t xml:space="preserve">, resistencia, …)</w:t>
-            </w:r>
-          </w:p>
-        </w:tc>
-        <w:tc>
-          <w:tcPr/>
-          <w:p>
-            <w:pPr>
-              <w:pStyle w:val="Compact"/>
-            </w:pPr>
-            <w:r>
-              <w:t xml:space="preserve">Reglas, puntuación, pool, rutas — compartido</w:t>
-            </w:r>
-          </w:p>
-        </w:tc>
-      </w:tr>
-      <w:tr>
-        <w:tc>
-          <w:tcPr/>
-          <w:p>
-            <w:pPr>
-              <w:pStyle w:val="Compact"/>
-            </w:pPr>
-            <w:r>
-              <w:t xml:space="preserve">Modos (consola)</w:t>
-            </w:r>
-          </w:p>
-        </w:tc>
-        <w:tc>
-          <w:tcPr/>
-          <w:p>
-            <w:pPr>
-              <w:pStyle w:val="Compact"/>
-            </w:pPr>
+              <w:t xml:space="preserve">,</w:t>
+            </w:r>
+            <w:r>
+              <w:t xml:space="preserve"> </w:t>
+            </w:r>
             <w:r>
               <w:rPr>
                 <w:rStyle w:val="VerbatimChar"/>
               </w:rPr>
-              <w:t xml:space="preserve">modo_libre.py</w:t>
+              <w:t xml:space="preserve">informe_examen.py</w:t>
+            </w:r>
+            <w:r>
+              <w:t xml:space="preserve">,</w:t>
+            </w:r>
+            <w:r>
+              <w:t xml:space="preserve"> </w:t>
             </w:r>
             <w:r>
               <w:rPr>
                 <w:rStyle w:val="VerbatimChar"/>
               </w:rPr>
-              <w:t xml:space="preserve">modo_historia.py</w:t>
-            </w:r>
-            <w:r>
-              <w:rPr>
-                <w:rStyle w:val="VerbatimChar"/>
-              </w:rPr>
-              <w:t xml:space="preserve">motor_resistencia.py</w:t>
-            </w:r>
-            <w:r>
-              <w:rPr>
-                <w:rStyle w:val="VerbatimChar"/>
-              </w:rPr>
-              <w:t xml:space="preserve">modo_feedback.py</w:t>
-            </w:r>
-          </w:p>
-        </w:tc>
-        <w:tc>
-          <w:tcPr/>
-          <w:p>
-            <w:pPr>
-              <w:pStyle w:val="Compact"/>
-            </w:pPr>
-            <w:r>
-              <w:t xml:space="preserve">Flujos pedagógicos en terminal</w:t>
+              <w:t xml:space="preserve">envio_feedback.py</w:t>
+            </w:r>
+            <w:r>
+              <w:t xml:space="preserve">, resistencia, …)</w:t>
+            </w:r>
+          </w:p>
+        </w:tc>
+        <w:tc>
+          <w:tcPr/>
+          <w:p>
+            <w:pPr>
+              <w:pStyle w:val="Compact"/>
+            </w:pPr>
+            <w:r>
+              <w:t xml:space="preserve">Reglas, puntuación, pool, informes, rutas</w:t>
             </w:r>
           </w:p>
         </w:tc>
@@ -2483,7 +2554,7 @@
               <w:pStyle w:val="Compact"/>
             </w:pPr>
             <w:r>
-              <w:t xml:space="preserve">Interacción (consola)</w:t>
+              <w:t xml:space="preserve">Historia</w:t>
             </w:r>
           </w:p>
         </w:tc>
@@ -2497,75 +2568,7 @@
               <w:rPr>
                 <w:rStyle w:val="VerbatimChar"/>
               </w:rPr>
-              <w:t xml:space="preserve">consola.py</w:t>
-            </w:r>
-            <w:r>
-              <w:rPr>
-                <w:rStyle w:val="VerbatimChar"/>
-              </w:rPr>
-              <w:t xml:space="preserve">entrada_teclas.py</w:t>
-            </w:r>
-            <w:r>
-              <w:rPr>
-                <w:rStyle w:val="VerbatimChar"/>
-              </w:rPr>
-              <w:t xml:space="preserve">entrada_menu.py</w:t>
-            </w:r>
-            <w:r>
-              <w:rPr>
-                <w:rStyle w:val="VerbatimChar"/>
-              </w:rPr>
-              <w:t xml:space="preserve">navegacion.py</w:t>
-            </w:r>
-          </w:p>
-        </w:tc>
-        <w:tc>
-          <w:tcPr/>
-          <w:p>
-            <w:pPr>
-              <w:pStyle w:val="Compact"/>
-            </w:pPr>
-            <w:r>
-              <w:t xml:space="preserve">Teclas (</w:t>
-            </w:r>
-            <w:r>
-              <w:rPr>
-                <w:rStyle w:val="VerbatimChar"/>
-              </w:rPr>
-              <w:t xml:space="preserve">msvcrt</w:t>
-            </w:r>
-            <w:r>
-              <w:t xml:space="preserve"> </w:t>
-            </w:r>
-            <w:r>
-              <w:t xml:space="preserve">en Windows), menús, pausa, ayuda</w:t>
-            </w:r>
-          </w:p>
-        </w:tc>
-      </w:tr>
-      <w:tr>
-        <w:tc>
-          <w:tcPr/>
-          <w:p>
-            <w:pPr>
-              <w:pStyle w:val="Compact"/>
-            </w:pPr>
-            <w:r>
-              <w:t xml:space="preserve">Historia</w:t>
-            </w:r>
-          </w:p>
-        </w:tc>
-        <w:tc>
-          <w:tcPr/>
-          <w:p>
-            <w:pPr>
-              <w:pStyle w:val="Compact"/>
-            </w:pPr>
-            <w:r>
-              <w:rPr>
-                <w:rStyle w:val="VerbatimChar"/>
-              </w:rPr>
-              <w:t xml:space="preserve">generador_examen_historia.py</w:t>
+              <w:t xml:space="preserve">Comun/generador_examen_historia.py</w:t>
             </w:r>
           </w:p>
         </w:tc>
@@ -2781,7 +2784,7 @@
         <w:rPr>
           <w:rStyle w:val="VerbatimChar"/>
         </w:rPr>
-        <w:t xml:space="preserve">motor_partida.py</w:t>
+        <w:t xml:space="preserve">motor_nucleo.py</w:t>
       </w:r>
       <w:r>
         <w:t xml:space="preserve">). Según el preset de reglas:</w:t>
@@ -3158,7 +3161,7 @@
               <w:t xml:space="preserve"> </w:t>
             </w:r>
             <w:r>
-              <w:t xml:space="preserve">(consola;</w:t>
+              <w:t xml:space="preserve">(terminal;</w:t>
             </w:r>
             <w:r>
               <w:t xml:space="preserve"> </w:t>
@@ -3246,13 +3249,13 @@
                 <w:b/>
                 <w:bCs/>
               </w:rPr>
-              <w:t xml:space="preserve">262</w:t>
+              <w:t xml:space="preserve">246</w:t>
             </w:r>
             <w:r>
               <w:t xml:space="preserve"> </w:t>
             </w:r>
             <w:r>
-              <w:t xml:space="preserve">tests: 254 + 8 en</w:t>
+              <w:t xml:space="preserve">tests: 238 + 8 en</w:t>
             </w:r>
             <w:r>
               <w:t xml:space="preserve"> </w:t>
@@ -3321,7 +3324,7 @@
               <w:pStyle w:val="Compact"/>
             </w:pPr>
             <w:r>
-              <w:t xml:space="preserve">Identificación de solapamiento temático y prerrequisitos (véase sección 7)</w:t>
+              <w:t xml:space="preserve">Identificación de solapamiento temático y prerrequisitos (véase §6.2)</w:t>
             </w:r>
           </w:p>
         </w:tc>
@@ -3348,7 +3351,7 @@
               <w:rPr>
                 <w:rStyle w:val="VerbatimChar"/>
               </w:rPr>
-              <w:t xml:space="preserve">simulacion_evaluacion_azar.py</w:t>
+              <w:t xml:space="preserve">Files/simulacion_evaluacion_azar.py</w:t>
             </w:r>
             <w:r>
               <w:t xml:space="preserve"> </w:t>
@@ -3447,7 +3450,16 @@
         </w:numPr>
       </w:pPr>
       <w:r>
-        <w:t xml:space="preserve">Los modos de juego principales eran ejecutables sin errores en el flujo principal (consola y gráfico).</w:t>
+        <w:t xml:space="preserve">Los modos de juego principales eran ejecutables sin errores en el flujo principal (</w:t>
+      </w:r>
+      <w:r>
+        <w:rPr>
+          <w:rStyle w:val="VerbatimChar"/>
+        </w:rPr>
+        <w:t xml:space="preserve">juego_grafico.py</w:t>
+      </w:r>
+      <w:r>
+        <w:t xml:space="preserve">).</w:t>
       </w:r>
     </w:p>
     <w:p>
@@ -3724,23 +3736,23 @@
         <w:t xml:space="preserve"> </w:t>
       </w:r>
       <w:r>
-        <w:t xml:space="preserve">cuestionario en consola y</w:t>
-      </w:r>
-      <w:r>
-        <w:t xml:space="preserve"> </w:t>
-      </w:r>
-      <w:r>
-        <w:rPr>
-          <w:b/>
-          <w:bCs/>
-        </w:rPr>
-        <w:t xml:space="preserve">versión gráfica</w:t>
-      </w:r>
-      <w:r>
-        <w:t xml:space="preserve"> </w:t>
-      </w:r>
-      <w:r>
-        <w:t xml:space="preserve">pygame con cuatro modos operativos (libre, historia, resistencia, feedback), banco de</w:t>
+        <w:t xml:space="preserve">cuestionario en</w:t>
+      </w:r>
+      <w:r>
+        <w:t xml:space="preserve"> </w:t>
+      </w:r>
+      <w:r>
+        <w:rPr>
+          <w:b/>
+          <w:bCs/>
+        </w:rPr>
+        <w:t xml:space="preserve">pygame</w:t>
+      </w:r>
+      <w:r>
+        <w:t xml:space="preserve"> </w:t>
+      </w:r>
+      <w:r>
+        <w:t xml:space="preserve">con cuatro modos operativos (libre, historia, resistencia, feedback), banco de</w:t>
       </w:r>
       <w:r>
         <w:t xml:space="preserve"> </w:t>
@@ -3756,7 +3768,7 @@
         <w:t xml:space="preserve"> </w:t>
       </w:r>
       <w:r>
-        <w:t xml:space="preserve">revisadas manualmente, herramientas de mantenimiento del dataset y empaquetado opcional en ejecutable Windows. La capa narrativa escape room / novela gráfica completa queda como evolución futura.</w:t>
+        <w:t xml:space="preserve">revisadas manualmente y herramientas de mantenimiento del dataset. La capa narrativa escape room / novela gráfica completa queda como evolución futura.</w:t>
       </w:r>
     </w:p>
     <w:p>
@@ -3764,7 +3776,49 @@
         <w:pStyle w:val="BodyText"/>
       </w:pPr>
       <w:r>
-        <w:t xml:space="preserve">Se entregó un cuestionario en consola funcional:</w:t>
+        <w:t xml:space="preserve">El desarrollo siguió un enfoque incremental: un prototipo en terminal validó el motor de evaluación; la interfaz gráfica concentró después toda la experiencia de juego. En junio de 2026 se eliminó la capa de consola y se unificó el código en</w:t>
+      </w:r>
+      <w:r>
+        <w:t xml:space="preserve"> </w:t>
+      </w:r>
+      <w:r>
+        <w:rPr>
+          <w:rStyle w:val="VerbatimChar"/>
+        </w:rPr>
+        <w:t xml:space="preserve">juego_grafico.py</w:t>
+      </w:r>
+      <w:r>
+        <w:t xml:space="preserve"> </w:t>
+      </w:r>
+      <w:r>
+        <w:t xml:space="preserve">con dominio en</w:t>
+      </w:r>
+      <w:r>
+        <w:t xml:space="preserve"> </w:t>
+      </w:r>
+      <w:r>
+        <w:rPr>
+          <w:rStyle w:val="VerbatimChar"/>
+        </w:rPr>
+        <w:t xml:space="preserve">Juego/Comun/</w:t>
+      </w:r>
+      <w:r>
+        <w:t xml:space="preserve"> </w:t>
+      </w:r>
+      <w:r>
+        <w:t xml:space="preserve">e interfaz en</w:t>
+      </w:r>
+      <w:r>
+        <w:t xml:space="preserve"> </w:t>
+      </w:r>
+      <w:r>
+        <w:rPr>
+          <w:rStyle w:val="VerbatimChar"/>
+        </w:rPr>
+        <w:t xml:space="preserve">Juego/Grafico/</w:t>
+      </w:r>
+      <w:r>
+        <w:t xml:space="preserve">.</w:t>
       </w:r>
     </w:p>
     <w:tbl>
@@ -3827,13 +3881,7 @@
               <w:rPr>
                 <w:rStyle w:val="VerbatimChar"/>
               </w:rPr>
-              <w:t xml:space="preserve">Juego/juego_consola.py</w:t>
-            </w:r>
-            <w:r>
-              <w:t xml:space="preserve"> </w:t>
-            </w:r>
-            <w:r>
-              <w:t xml:space="preserve">(tutorial de foco de teclado al inicio)</w:t>
+              <w:t xml:space="preserve">Juego/juego_grafico.py</w:t>
             </w:r>
           </w:p>
         </w:tc>
@@ -3846,7 +3894,7 @@
               <w:pStyle w:val="Compact"/>
             </w:pPr>
             <w:r>
-              <w:t xml:space="preserve">Paquete de lógica</w:t>
+              <w:t xml:space="preserve">Dominio</w:t>
             </w:r>
           </w:p>
         </w:tc>
@@ -3866,22 +3914,40 @@
               <w:t xml:space="preserve"> </w:t>
             </w:r>
             <w:r>
-              <w:t xml:space="preserve">(dominio compartido) +</w:t>
-            </w:r>
-            <w:r>
-              <w:t xml:space="preserve"> </w:t>
-            </w:r>
+              <w:t xml:space="preserve">(motor, reglas, datos, informes, feedback, historia, resistencia)</w:t>
+            </w:r>
+          </w:p>
+        </w:tc>
+      </w:tr>
+      <w:tr>
+        <w:tc>
+          <w:tcPr/>
+          <w:p>
+            <w:pPr>
+              <w:pStyle w:val="Compact"/>
+            </w:pPr>
+            <w:r>
+              <w:t xml:space="preserve">Interfaz</w:t>
+            </w:r>
+          </w:p>
+        </w:tc>
+        <w:tc>
+          <w:tcPr/>
+          <w:p>
+            <w:pPr>
+              <w:pStyle w:val="Compact"/>
+            </w:pPr>
             <w:r>
               <w:rPr>
                 <w:rStyle w:val="VerbatimChar"/>
               </w:rPr>
-              <w:t xml:space="preserve">Juego/Consola/</w:t>
+              <w:t xml:space="preserve">Juego/Grafico/</w:t>
             </w:r>
             <w:r>
               <w:t xml:space="preserve"> </w:t>
             </w:r>
             <w:r>
-              <w:t xml:space="preserve">(UI terminal)</w:t>
+              <w:t xml:space="preserve">(menús, partida, tooltips, barra superior)</w:t>
             </w:r>
           </w:p>
         </w:tc>
@@ -3960,18 +4026,18 @@
               <w:pStyle w:val="Compact"/>
             </w:pPr>
             <w:r>
-              <w:t xml:space="preserve">Modo feedback</w:t>
-            </w:r>
-          </w:p>
-        </w:tc>
-        <w:tc>
-          <w:tcPr/>
-          <w:p>
-            <w:pPr>
-              <w:pStyle w:val="Compact"/>
-            </w:pPr>
-            <w:r>
-              <w:t xml:space="preserve">Guardado local + envío SMTP opcional</w:t>
+              <w:t xml:space="preserve">Modo resistencia</w:t>
+            </w:r>
+          </w:p>
+        </w:tc>
+        <w:tc>
+          <w:tcPr/>
+          <w:p>
+            <w:pPr>
+              <w:pStyle w:val="Compact"/>
+            </w:pPr>
+            <w:r>
+              <w:t xml:space="preserve">Reto del día, apuestas, maldiciones, power-ups</w:t>
             </w:r>
           </w:p>
         </w:tc>
@@ -3984,18 +4050,18 @@
               <w:pStyle w:val="Compact"/>
             </w:pPr>
             <w:r>
-              <w:t xml:space="preserve">Ejecutable</w:t>
-            </w:r>
-          </w:p>
-        </w:tc>
-        <w:tc>
-          <w:tcPr/>
-          <w:p>
-            <w:pPr>
-              <w:pStyle w:val="Compact"/>
-            </w:pPr>
-            <w:r>
-              <w:t xml:space="preserve">Build opcional con PyInstaller</w:t>
+              <w:t xml:space="preserve">Modo feedback</w:t>
+            </w:r>
+          </w:p>
+        </w:tc>
+        <w:tc>
+          <w:tcPr/>
+          <w:p>
+            <w:pPr>
+              <w:pStyle w:val="Compact"/>
+            </w:pPr>
+            <w:r>
+              <w:t xml:space="preserve">Guardado local + envío SMTP opcional</w:t>
             </w:r>
           </w:p>
         </w:tc>
@@ -4883,7 +4949,7 @@
         <w:t xml:space="preserve">mantenimiento.py</w:t>
       </w:r>
       <w:r>
-        <w:t xml:space="preserve">): validación, revisión, pipeline de plantillas, auditorías (salida en consola), deduplicación y estadísticas del histórico de qualificacions. La lógica de claves de contenido y expansión de plantillas se centralizó en</w:t>
+        <w:t xml:space="preserve">): validación, revisión, pipeline de plantillas, auditorías (salida por terminal), deduplicación y estadísticas del histórico de qualificacions. La lógica de claves de contenido y expansión de plantillas se centralizó en</w:t>
       </w:r>
       <w:r>
         <w:t xml:space="preserve"> </w:t>
@@ -4959,7 +5025,7 @@
           <w:b/>
           <w:bCs/>
         </w:rPr>
-        <w:t xml:space="preserve">262</w:t>
+        <w:t xml:space="preserve">246</w:t>
       </w:r>
       <w:r>
         <w:t xml:space="preserve"> </w:t>
@@ -5085,18 +5151,42 @@
               <w:pStyle w:val="Compact"/>
             </w:pPr>
             <w:r>
-              <w:t xml:space="preserve">Módulos Python del juego (Consola)</w:t>
-            </w:r>
-          </w:p>
-        </w:tc>
-        <w:tc>
-          <w:tcPr/>
-          <w:p>
-            <w:pPr>
-              <w:pStyle w:val="Compact"/>
-            </w:pPr>
-            <w:r>
-              <w:t xml:space="preserve">18</w:t>
+              <w:t xml:space="preserve">Módulos Python del juego (</w:t>
+            </w:r>
+            <w:r>
+              <w:rPr>
+                <w:rStyle w:val="VerbatimChar"/>
+              </w:rPr>
+              <w:t xml:space="preserve">Comun/</w:t>
+            </w:r>
+            <w:r>
+              <w:t xml:space="preserve"> </w:t>
+            </w:r>
+            <w:r>
+              <w:t xml:space="preserve">+</w:t>
+            </w:r>
+            <w:r>
+              <w:t xml:space="preserve"> </w:t>
+            </w:r>
+            <w:r>
+              <w:rPr>
+                <w:rStyle w:val="VerbatimChar"/>
+              </w:rPr>
+              <w:t xml:space="preserve">Grafico/</w:t>
+            </w:r>
+            <w:r>
+              <w:t xml:space="preserve">)</w:t>
+            </w:r>
+          </w:p>
+        </w:tc>
+        <w:tc>
+          <w:tcPr/>
+          <w:p>
+            <w:pPr>
+              <w:pStyle w:val="Compact"/>
+            </w:pPr>
+            <w:r>
+              <w:t xml:space="preserve">~35</w:t>
             </w:r>
           </w:p>
         </w:tc>
@@ -5120,7 +5210,7 @@
               <w:pStyle w:val="Compact"/>
             </w:pPr>
             <w:r>
-              <w:t xml:space="preserve">3</w:t>
+              <w:t xml:space="preserve">4</w:t>
             </w:r>
           </w:p>
         </w:tc>
@@ -5133,18 +5223,18 @@
               <w:pStyle w:val="Compact"/>
             </w:pPr>
             <w:r>
-              <w:t xml:space="preserve">Pruebas unitarias</w:t>
-            </w:r>
-          </w:p>
-        </w:tc>
-        <w:tc>
-          <w:tcPr/>
-          <w:p>
-            <w:pPr>
-              <w:pStyle w:val="Compact"/>
-            </w:pPr>
-            <w:r>
-              <w:t xml:space="preserve">4 módulos de test</w:t>
+              <w:t xml:space="preserve">Pruebas automatizadas</w:t>
+            </w:r>
+          </w:p>
+        </w:tc>
+        <w:tc>
+          <w:tcPr/>
+          <w:p>
+            <w:pPr>
+              <w:pStyle w:val="Compact"/>
+            </w:pPr>
+            <w:r>
+              <w:t xml:space="preserve">246</w:t>
             </w:r>
           </w:p>
         </w:tc>
@@ -5836,7 +5926,7 @@
       <w:r>
         <w:drawing>
           <wp:inline>
-            <wp:extent cx="5334000" cy="2122681"/>
+            <wp:extent cx="3810000" cy="2540000"/>
             <wp:effectExtent b="0" l="0" r="0" t="0"/>
             <wp:docPr descr="Distribución simulada de notas y aciertos" title="" id="50" name="Picture"/>
             <a:graphic>
@@ -5857,7 +5947,7 @@
                   <pic:spPr bwMode="auto">
                     <a:xfrm>
                       <a:off x="0" y="0"/>
-                      <a:ext cx="5334000" cy="2122681"/>
+                      <a:ext cx="3810000" cy="2540000"/>
                     </a:xfrm>
                     <a:prstGeom prst="rect">
                       <a:avLst/>
@@ -6623,7 +6713,11 @@
               <w:pStyle w:val="Compact"/>
             </w:pPr>
             <w:r>
-              <w:t xml:space="preserve">Parcial (avanzado)</w:t>
+              <w:rPr>
+                <w:b/>
+                <w:bCs/>
+              </w:rPr>
+              <w:t xml:space="preserve">Cumplido</w:t>
             </w:r>
           </w:p>
         </w:tc>
@@ -6643,7 +6737,7 @@
               <w:t xml:space="preserve"> </w:t>
             </w:r>
             <w:r>
-              <w:t xml:space="preserve">+ libre, historia y resistencia en pygame; tooltips; consola sigue siendo referencia para feedback SMTP</w:t>
+              <w:t xml:space="preserve">con libre, historia, resistencia y feedback; tooltips y barra superior</w:t>
             </w:r>
           </w:p>
         </w:tc>
@@ -6693,7 +6787,7 @@
               <w:pStyle w:val="Compact"/>
             </w:pPr>
             <w:r>
-              <w:t xml:space="preserve">Banco validado, 262 tests + CI; sin estudio con usuarios</w:t>
+              <w:t xml:space="preserve">Banco validado, 246 tests + CI; sin estudio con usuarios</w:t>
             </w:r>
           </w:p>
         </w:tc>
@@ -6720,7 +6814,7 @@
         <w:t xml:space="preserve"> </w:t>
       </w:r>
       <w:r>
-        <w:t xml:space="preserve">OE2, OE3 y OE5 están cubiertos en su versión de consola. OE4 avanza con una interfaz gráfica en pygame (modos libre, historia y resistencia); OE1 (narrativa gráfica completa) queda como trabajo futuro. Esta decisión es defendible: el prototipo valida el núcleo evaluable antes del coste de la capa narrativa visual, en línea con el principio de prototipado incremental en ingeniería del software.</w:t>
+        <w:t xml:space="preserve">OE2, OE3, OE4 y OE5 están cubiertos en la versión pygame. OE1 (narrativa gráfica completa tipo escape room) queda como trabajo futuro. El enfoque incremental —primero validar el núcleo evaluable, después la capa visual— permitió concentrar el esfuerzo en un único lanzador mantenible.</w:t>
       </w:r>
     </w:p>
     <w:bookmarkEnd w:id="57"/>
@@ -7013,7 +7107,32 @@
         <w:pStyle w:val="BodyText"/>
       </w:pPr>
       <w:r>
-        <w:t xml:space="preserve">La interfaz en consola limita la accesibilidad para usuarios no familiarizados con terminal; el tutorial de foco de teclado al inicio mitiga parte de esa barrera, pero una GUI sería deseable para despliegue masivo.</w:t>
+        <w:t xml:space="preserve">La interfaz pygame facilita el despliegue para usuarios no familiarizados con terminal; requiere instalar</w:t>
+      </w:r>
+      <w:r>
+        <w:t xml:space="preserve"> </w:t>
+      </w:r>
+      <w:r>
+        <w:rPr>
+          <w:b/>
+          <w:bCs/>
+        </w:rPr>
+        <w:t xml:space="preserve">pygame-ce</w:t>
+      </w:r>
+      <w:r>
+        <w:t xml:space="preserve"> </w:t>
+      </w:r>
+      <w:r>
+        <w:t xml:space="preserve">(</w:t>
+      </w:r>
+      <w:r>
+        <w:rPr>
+          <w:rStyle w:val="VerbatimChar"/>
+        </w:rPr>
+        <w:t xml:space="preserve">requirements.txt</w:t>
+      </w:r>
+      <w:r>
+        <w:t xml:space="preserve">).</w:t>
       </w:r>
     </w:p>
     <w:bookmarkEnd w:id="59"/>
@@ -7120,13 +7239,13 @@
           <w:b/>
           <w:bCs/>
         </w:rPr>
-        <w:t xml:space="preserve">interfaz en consola</w:t>
-      </w:r>
-      <w:r>
-        <w:t xml:space="preserve"> </w:t>
-      </w:r>
-      <w:r>
-        <w:t xml:space="preserve">reduce el atractivo visual respecto al escape room planteado inicialmente. El</w:t>
+        <w:t xml:space="preserve">interfaz gráfica</w:t>
+      </w:r>
+      <w:r>
+        <w:t xml:space="preserve"> </w:t>
+      </w:r>
+      <w:r>
+        <w:t xml:space="preserve">actual cubre menús y partida, pero aún no implementa la narrativa escape room del documento inicial. El</w:t>
       </w:r>
       <w:r>
         <w:t xml:space="preserve"> </w:t>
@@ -7313,7 +7432,7 @@
         <w:t xml:space="preserve"> </w:t>
       </w:r>
       <w:r>
-        <w:t xml:space="preserve">en consola y gráfico con modos libre, historia, resistencia y feedback que gamifica la autoevaluación;</w:t>
+        <w:t xml:space="preserve">en pygame con modos libre, historia, resistencia y feedback que gamifica la autoevaluación;</w:t>
       </w:r>
     </w:p>
     <w:p>
@@ -7406,7 +7525,7 @@
         <w:pStyle w:val="BodyText"/>
       </w:pPr>
       <w:r>
-        <w:t xml:space="preserve">Las líneas futuras más inmediatas son la validación con usuarios reales (incluida la motivación frente a un listado estático), el enriquecimiento del modelo de datos con multiasignatura y prerrequisitos, y el desarrollo de la interfaz gráfica prevista en el documento de proyecto.</w:t>
+        <w:t xml:space="preserve">Las líneas futuras más inmediatas son la validación con usuarios reales (incluida la motivación frente a un listado estático), el enriquecimiento del modelo de datos con multiasignatura y prerrequisitos, y el desarrollo de la capa narrativa escape room prevista en el documento de proyecto.</w:t>
       </w:r>
     </w:p>
     <w:p>
@@ -7778,7 +7897,7 @@
       </w:r>
     </w:p>
     <w:bookmarkEnd w:id="65"/>
-    <w:bookmarkStart w:id="73" w:name="Xa64dd2c24157f2ab9510a3ab51cede95ea9eec8"/>
+    <w:bookmarkStart w:id="74" w:name="Xa64dd2c24157f2ab9510a3ab51cede95ea9eec8"/>
     <w:p>
       <w:pPr>
         <w:pStyle w:val="Heading2"/>
@@ -7979,7 +8098,7 @@
                 <w:rPr>
                   <w:rStyle w:val="VerbatimChar"/>
                 </w:rPr>
-                <w:t xml:space="preserve">Juego/Comun/README.md</w:t>
+                <w:t xml:space="preserve">Juego/README.md</w:t>
               </w:r>
             </w:hyperlink>
             <w:r>
@@ -7996,7 +8115,24 @@
                 <w:rPr>
                   <w:rStyle w:val="VerbatimChar"/>
                 </w:rPr>
-                <w:t xml:space="preserve">Juego/Consola/README.md</w:t>
+                <w:t xml:space="preserve">Juego/Comun/README.md</w:t>
+              </w:r>
+            </w:hyperlink>
+            <w:r>
+              <w:t xml:space="preserve"> </w:t>
+            </w:r>
+            <w:r>
+              <w:t xml:space="preserve">·</w:t>
+            </w:r>
+            <w:r>
+              <w:t xml:space="preserve"> </w:t>
+            </w:r>
+            <w:hyperlink r:id="rId71">
+              <w:r>
+                <w:rPr>
+                  <w:rStyle w:val="VerbatimChar"/>
+                </w:rPr>
+                <w:t xml:space="preserve">Juego/Grafico/README.md</w:t>
               </w:r>
             </w:hyperlink>
           </w:p>
@@ -8071,7 +8207,7 @@
             <w:pPr>
               <w:pStyle w:val="Compact"/>
             </w:pPr>
-            <w:hyperlink r:id="rId71">
+            <w:hyperlink r:id="rId72">
               <w:r>
                 <w:rPr>
                   <w:rStyle w:val="VerbatimChar"/>
@@ -8151,7 +8287,7 @@
             <w:pPr>
               <w:pStyle w:val="Compact"/>
             </w:pPr>
-            <w:hyperlink r:id="rId72">
+            <w:hyperlink r:id="rId73">
               <w:r>
                 <w:rPr>
                   <w:rStyle w:val="VerbatimChar"/>
@@ -8181,8 +8317,8 @@
         <w:t xml:space="preserve">https://github.com/Dafafi63f/Escape-Room.git</w:t>
       </w:r>
     </w:p>
-    <w:bookmarkEnd w:id="73"/>
     <w:bookmarkEnd w:id="74"/>
+    <w:bookmarkEnd w:id="75"/>
     <w:sectPr>
       <w:footnotePr>
         <w:numRestart w:val="eachSect"/>

--- a/Docs/Entrega/Memoria_TFG_markdown.docx
+++ b/Docs/Entrega/Memoria_TFG_markdown.docx
@@ -3249,13 +3249,13 @@
                 <w:b/>
                 <w:bCs/>
               </w:rPr>
-              <w:t xml:space="preserve">246</w:t>
+              <w:t xml:space="preserve">258</w:t>
             </w:r>
             <w:r>
               <w:t xml:space="preserve"> </w:t>
             </w:r>
             <w:r>
-              <w:t xml:space="preserve">tests: 238 + 8 en</w:t>
+              <w:t xml:space="preserve">tests: 250 + 8 en</w:t>
             </w:r>
             <w:r>
               <w:t xml:space="preserve"> </w:t>
@@ -5025,7 +5025,7 @@
           <w:b/>
           <w:bCs/>
         </w:rPr>
-        <w:t xml:space="preserve">246</w:t>
+        <w:t xml:space="preserve">258</w:t>
       </w:r>
       <w:r>
         <w:t xml:space="preserve"> </w:t>
@@ -5234,7 +5234,7 @@
               <w:pStyle w:val="Compact"/>
             </w:pPr>
             <w:r>
-              <w:t xml:space="preserve">246</w:t>
+              <w:t xml:space="preserve">258</w:t>
             </w:r>
           </w:p>
         </w:tc>
@@ -5926,7 +5926,7 @@
       <w:r>
         <w:drawing>
           <wp:inline>
-            <wp:extent cx="3810000" cy="2540000"/>
+            <wp:extent cx="5334000" cy="2122681"/>
             <wp:effectExtent b="0" l="0" r="0" t="0"/>
             <wp:docPr descr="Distribución simulada de notas y aciertos" title="" id="50" name="Picture"/>
             <a:graphic>
@@ -5947,7 +5947,7 @@
                   <pic:spPr bwMode="auto">
                     <a:xfrm>
                       <a:off x="0" y="0"/>
-                      <a:ext cx="3810000" cy="2540000"/>
+                      <a:ext cx="5334000" cy="2122681"/>
                     </a:xfrm>
                     <a:prstGeom prst="rect">
                       <a:avLst/>
@@ -6787,7 +6787,7 @@
               <w:pStyle w:val="Compact"/>
             </w:pPr>
             <w:r>
-              <w:t xml:space="preserve">Banco validado, 246 tests + CI; sin estudio con usuarios</w:t>
+              <w:t xml:space="preserve">Banco validado, 258 tests + CI; sin estudio con usuarios</w:t>
             </w:r>
           </w:p>
         </w:tc>

--- a/Docs/Entrega/Memoria_TFG_markdown.docx
+++ b/Docs/Entrega/Memoria_TFG_markdown.docx
@@ -2,10 +2,9 @@
 <file path=word/document.xml><?xml version="1.0" encoding="utf-8"?>
 <w:document xmlns:w="http://schemas.openxmlformats.org/wordprocessingml/2006/main" xmlns:m="http://schemas.openxmlformats.org/officeDocument/2006/math" xmlns:r="http://schemas.openxmlformats.org/officeDocument/2006/relationships" xmlns:o="urn:schemas-microsoft-com:office:office" xmlns:v="urn:schemas-microsoft-com:vml" xmlns:w10="urn:schemas-microsoft-com:office:word" xmlns:a="http://schemas.openxmlformats.org/drawingml/2006/main" xmlns:pic="http://schemas.openxmlformats.org/drawingml/2006/picture" xmlns:wp="http://schemas.openxmlformats.org/drawingml/2006/wordprocessingDrawing">
   <w:body>
-    <w:bookmarkStart w:id="75" w:name="X5d45246c0fca93b92ee2b2186a7233016177a7d"/>
-    <w:p>
-      <w:pPr>
-        <w:pStyle w:val="Heading1"/>
+    <w:p>
+      <w:pPr>
+        <w:pStyle w:val="Title"/>
       </w:pPr>
       <w:r>
         <w:t xml:space="preserve">Diseño y desarrollo de un juego interactivo educativo basado en contenidos del grado en Matemática Computacional y Análisis de Datos</w:t>
@@ -59,6 +58,76 @@
       </w:r>
       <w:r>
         <w:t xml:space="preserve">Víctor Navas Portella</w:t>
+      </w:r>
+    </w:p>
+    <w:p>
+      <w:pPr>
+        <w:pStyle w:val="BodyText"/>
+      </w:pPr>
+      <w:r>
+        <w:rPr>
+          <w:b/>
+          <w:bCs/>
+        </w:rPr>
+        <w:t xml:space="preserve">Resumen</w:t>
+      </w:r>
+    </w:p>
+    <w:p>
+      <w:pPr>
+        <w:pStyle w:val="BodyText"/>
+      </w:pPr>
+      <w:r>
+        <w:t xml:space="preserve">Se presenta el diseño e implementación de un cuestionario educativo alineado con el plan de estudios del grado en Matemática Computacional y Análisis de Datos (MatCAD). El entregable incluye un banco cerrado de</w:t>
+      </w:r>
+      <w:r>
+        <w:t xml:space="preserve"> </w:t>
+      </w:r>
+      <w:r>
+        <w:rPr>
+          <w:b/>
+          <w:bCs/>
+        </w:rPr>
+        <w:t xml:space="preserve">480 preguntas</w:t>
+      </w:r>
+      <w:r>
+        <w:t xml:space="preserve"> </w:t>
+      </w:r>
+      <w:r>
+        <w:t xml:space="preserve">con metadatos curriculares, un juego en</w:t>
+      </w:r>
+      <w:r>
+        <w:t xml:space="preserve"> </w:t>
+      </w:r>
+      <w:r>
+        <w:rPr>
+          <w:b/>
+          <w:bCs/>
+        </w:rPr>
+        <w:t xml:space="preserve">pygame</w:t>
+      </w:r>
+      <w:r>
+        <w:t xml:space="preserve"> </w:t>
+      </w:r>
+      <w:r>
+        <w:t xml:space="preserve">con cuatro modos (libre, historia, resistencia y feedback), y herramientas de validación del dataset. El desarrollo siguió un enfoque incremental: primero un prototipo en terminal para validar el motor de evaluación y, después, una interfaz gráfica que concentra toda la experiencia de juego. Los resultados muestran un sistema funcional, documentado y extensible; la validación con usuarios y la narrativa gráfica quedan como trabajo futuro.</w:t>
+      </w:r>
+    </w:p>
+    <w:p>
+      <w:pPr>
+        <w:pStyle w:val="BodyText"/>
+      </w:pPr>
+      <w:r>
+        <w:rPr>
+          <w:b/>
+          <w:bCs/>
+        </w:rPr>
+        <w:t xml:space="preserve">Palabras clave:</w:t>
+      </w:r>
+      <w:r>
+        <w:t xml:space="preserve"> </w:t>
+      </w:r>
+      <w:r>
+        <w:t xml:space="preserve">cuestionario educativo, gamificación, banco de preguntas, autoevaluación, MatCAD, serious games.</w:t>
       </w:r>
     </w:p>
     <w:p>
@@ -121,7 +190,7 @@
       <w:r>
         <w:t xml:space="preserve"> </w:t>
       </w:r>
-      <w:hyperlink r:id="rId9">
+      <w:hyperlink r:id="rId40">
         <w:r>
           <w:rPr>
             <w:rStyle w:val="VerbatimChar"/>
@@ -151,12 +220,27 @@
         <w:t xml:space="preserve"> </w:t>
       </w:r>
       <w:r>
-        <w:t xml:space="preserve">dos Word en este directorio (</w:t>
+        <w:t xml:space="preserve">dos Word en</w:t>
+      </w:r>
+      <w:r>
+        <w:t xml:space="preserve"> </w:t>
       </w:r>
       <w:r>
         <w:rPr>
           <w:rStyle w:val="VerbatimChar"/>
         </w:rPr>
+        <w:t xml:space="preserve">Docs/Entrega/</w:t>
+      </w:r>
+      <w:r>
+        <w:t xml:space="preserve"> </w:t>
+      </w:r>
+      <w:r>
+        <w:t xml:space="preserve">(</w:t>
+      </w:r>
+      <w:r>
+        <w:rPr>
+          <w:rStyle w:val="VerbatimChar"/>
+        </w:rPr>
         <w:t xml:space="preserve">Memoria_TFG_markdown.docx</w:t>
       </w:r>
       <w:r>
@@ -177,7 +261,7 @@
       <w:r>
         <w:t xml:space="preserve"> </w:t>
       </w:r>
-      <w:hyperlink r:id="rId10">
+      <w:hyperlink r:id="rId41">
         <w:r>
           <w:rPr>
             <w:rStyle w:val="VerbatimChar"/>
@@ -213,90 +297,76 @@
         <w:t xml:space="preserve">. El PDF lo exportas desde Word tras editar.</w:t>
       </w:r>
     </w:p>
-    <w:bookmarkStart w:id="11" w:name="resumen"/>
+    <w:p xmlns:w="http://schemas.openxmlformats.org/wordprocessingml/2006/main">
+      <w:r>
+        <w:br w:type="page"/>
+      </w:r>
+    </w:p>
+    <w:sdt>
+      <w:sdtPr>
+        <w:docPartObj>
+          <w:docPartGallery w:val="Table of Contents"/>
+          <w:docPartUnique/>
+        </w:docPartObj>
+      </w:sdtPr>
+      <w:sdtContent>
+        <w:p>
+          <w:pPr>
+            <w:pStyle w:val="TOCHeading"/>
+          </w:pPr>
+          <w:r>
+            <w:t xml:space="preserve">Índice</w:t>
+          </w:r>
+        </w:p>
+        <w:p>
+          <w:r>
+            <w:fldChar w:fldCharType="begin" w:dirty="true"/>
+            <w:instrText xml:space="preserve">TOC \o "1-2" \h \z \u</w:instrText>
+            <w:fldChar w:fldCharType="separate"/>
+            <w:fldChar w:fldCharType="end"/>
+          </w:r>
+        </w:p>
+      </w:sdtContent>
+    </w:sdt>
+    <w:p xmlns:w="http://schemas.openxmlformats.org/wordprocessingml/2006/main">
+      <w:r>
+        <w:br w:type="page"/>
+      </w:r>
+    </w:p>
+    <w:bookmarkStart w:id="53" w:name="introducción"/>
+    <w:p>
+      <w:pPr>
+        <w:pStyle w:val="Heading1"/>
+      </w:pPr>
+      <w:r>
+        <w:rPr>
+          <w:rStyle w:val="SectionNumber"/>
+        </w:rPr>
+        <w:t xml:space="preserve">1</w:t>
+      </w:r>
+      <w:r>
+        <w:tab/>
+      </w:r>
+      <w:r>
+        <w:t xml:space="preserve">Introducción</w:t>
+      </w:r>
+    </w:p>
+    <w:bookmarkStart w:id="42" w:name="contexto"/>
     <w:p>
       <w:pPr>
         <w:pStyle w:val="Heading2"/>
       </w:pPr>
       <w:r>
-        <w:t xml:space="preserve">Resumen</w:t>
-      </w:r>
-    </w:p>
-    <w:p>
-      <w:pPr>
-        <w:pStyle w:val="FirstParagraph"/>
-      </w:pPr>
-      <w:r>
-        <w:t xml:space="preserve">Se presenta el diseño e implementación de un cuestionario educativo alineado con el plan de estudios del grado en Matemática Computacional y Análisis de Datos (MatCAD). El entregable incluye un banco cerrado de</w:t>
-      </w:r>
-      <w:r>
-        <w:t xml:space="preserve"> </w:t>
-      </w:r>
-      <w:r>
-        <w:rPr>
-          <w:b/>
-          <w:bCs/>
-        </w:rPr>
-        <w:t xml:space="preserve">480 preguntas</w:t>
-      </w:r>
-      <w:r>
-        <w:t xml:space="preserve"> </w:t>
-      </w:r>
-      <w:r>
-        <w:t xml:space="preserve">con metadatos curriculares, un juego en</w:t>
-      </w:r>
-      <w:r>
-        <w:t xml:space="preserve"> </w:t>
-      </w:r>
-      <w:r>
-        <w:rPr>
-          <w:b/>
-          <w:bCs/>
-        </w:rPr>
-        <w:t xml:space="preserve">pygame</w:t>
-      </w:r>
-      <w:r>
-        <w:t xml:space="preserve"> </w:t>
-      </w:r>
-      <w:r>
-        <w:t xml:space="preserve">con cuatro modos (libre, historia, resistencia y feedback), y herramientas de validación del dataset. El desarrollo siguió un enfoque incremental: primero un prototipo en terminal para validar el motor de evaluación y, después, una interfaz gráfica que concentra toda la experiencia de juego. Los resultados muestran un sistema funcional, documentado y extensible; la validación con usuarios y la narrativa gráfica quedan como trabajo futuro.</w:t>
-      </w:r>
-    </w:p>
-    <w:p>
-      <w:pPr>
-        <w:pStyle w:val="BodyText"/>
-      </w:pPr>
-      <w:r>
-        <w:rPr>
-          <w:b/>
-          <w:bCs/>
-        </w:rPr>
-        <w:t xml:space="preserve">Palabras clave:</w:t>
-      </w:r>
-      <w:r>
-        <w:t xml:space="preserve"> </w:t>
-      </w:r>
-      <w:r>
-        <w:t xml:space="preserve">cuestionario educativo, gamificación, banco de preguntas, autoevaluación, MatCAD, serious games.</w:t>
-      </w:r>
-    </w:p>
-    <w:bookmarkEnd w:id="11"/>
-    <w:bookmarkStart w:id="23" w:name="introducción"/>
-    <w:p>
-      <w:pPr>
-        <w:pStyle w:val="Heading2"/>
-      </w:pPr>
-      <w:r>
-        <w:t xml:space="preserve">1. Introducción</w:t>
-      </w:r>
-    </w:p>
-    <w:bookmarkStart w:id="12" w:name="contexto"/>
-    <w:p>
-      <w:pPr>
-        <w:pStyle w:val="Heading3"/>
-      </w:pPr>
-      <w:r>
-        <w:t xml:space="preserve">1.1 Contexto</w:t>
+        <w:rPr>
+          <w:rStyle w:val="SectionNumber"/>
+        </w:rPr>
+        <w:t xml:space="preserve">1.1</w:t>
+      </w:r>
+      <w:r>
+        <w:tab/>
+      </w:r>
+      <w:r>
+        <w:t xml:space="preserve">Contexto</w:t>
       </w:r>
     </w:p>
     <w:p>
@@ -379,14 +449,392 @@
         <w:t xml:space="preserve">—secuencia de escenas o salas que contextualizan los retos— envuelve desafíos cognitivos; sin embargo, su desarrollo completo exige un esfuerzo considerable en diseño gráfico, guion y validación pedagógica.</w:t>
       </w:r>
     </w:p>
-    <w:bookmarkEnd w:id="12"/>
-    <w:bookmarkStart w:id="13" w:name="motivación"/>
+    <w:bookmarkEnd w:id="42"/>
+    <w:bookmarkStart w:id="43" w:name="motivación"/>
+    <w:p>
+      <w:pPr>
+        <w:pStyle w:val="Heading2"/>
+      </w:pPr>
+      <w:r>
+        <w:rPr>
+          <w:rStyle w:val="SectionNumber"/>
+        </w:rPr>
+        <w:t xml:space="preserve">1.2</w:t>
+      </w:r>
+      <w:r>
+        <w:tab/>
+      </w:r>
+      <w:r>
+        <w:t xml:space="preserve">Motivación</w:t>
+      </w:r>
+    </w:p>
+    <w:p>
+      <w:pPr>
+        <w:pStyle w:val="FirstParagraph"/>
+      </w:pPr>
+      <w:r>
+        <w:t xml:space="preserve">Este Trabajo de Fin de Grado surge de la necesidad de disponer de una herramienta de autoevaluación alineada con las asignaturas del grado. El sistema debe gestionar un banco de preguntas</w:t>
+      </w:r>
+      <w:r>
+        <w:t xml:space="preserve"> </w:t>
+      </w:r>
+      <w:r>
+        <w:rPr>
+          <w:b/>
+          <w:bCs/>
+        </w:rPr>
+        <w:t xml:space="preserve">estructurado y auditable</w:t>
+      </w:r>
+      <w:r>
+        <w:t xml:space="preserve"> </w:t>
+      </w:r>
+      <w:r>
+        <w:t xml:space="preserve">—mediante reglas automatizadas, revisión manual documentada y scripts de mantenimiento reproducibles—, ofrecer una experiencia de juego que incentive la práctica repetida, permitir analizar la calidad del contenido (distractores, duplicados, coherencia curricular) y sentar las bases para modelos pedagógicos más ricos.</w:t>
+      </w:r>
+    </w:p>
+    <w:p>
+      <w:pPr>
+        <w:pStyle w:val="BodyText"/>
+      </w:pPr>
+      <w:r>
+        <w:t xml:space="preserve">En este contexto,</w:t>
+      </w:r>
+      <w:r>
+        <w:t xml:space="preserve"> </w:t>
+      </w:r>
+      <w:r>
+        <w:rPr>
+          <w:b/>
+          <w:bCs/>
+        </w:rPr>
+        <w:t xml:space="preserve">gamificación</w:t>
+      </w:r>
+      <w:r>
+        <w:t xml:space="preserve"> </w:t>
+      </w:r>
+      <w:r>
+        <w:t xml:space="preserve">designa el uso de elementos de diseño de juego (puntos, vidas, retos, progresión) en un contexto formativo no recreativo (Deterding et al., 2011); en este TFG se aplica al cuestionario interactivo con retroalimentación inmediata en pantalla. Un</w:t>
+      </w:r>
+      <w:r>
+        <w:t xml:space="preserve"> </w:t>
+      </w:r>
+      <w:r>
+        <w:rPr>
+          <w:b/>
+          <w:bCs/>
+        </w:rPr>
+        <w:t xml:space="preserve">banco de preguntas auditable</w:t>
+      </w:r>
+      <w:r>
+        <w:t xml:space="preserve"> </w:t>
+      </w:r>
+      <w:r>
+        <w:t xml:space="preserve">es un conjunto de ítems cuya calidad y estructura pueden revisarse de forma sistemática mediante</w:t>
+      </w:r>
+      <w:r>
+        <w:t xml:space="preserve"> </w:t>
+      </w:r>
+      <w:r>
+        <w:rPr>
+          <w:rStyle w:val="VerbatimChar"/>
+        </w:rPr>
+        <w:t xml:space="preserve">mantenimiento.py validar</w:t>
+      </w:r>
+      <w:r>
+        <w:t xml:space="preserve">, la revisión manual del banco de producción (480 ítems, cerrada) y scripts de auditoría. Los</w:t>
+      </w:r>
+      <w:r>
+        <w:t xml:space="preserve"> </w:t>
+      </w:r>
+      <w:r>
+        <w:rPr>
+          <w:b/>
+          <w:bCs/>
+        </w:rPr>
+        <w:t xml:space="preserve">distractores plausibles</w:t>
+      </w:r>
+      <w:r>
+        <w:t xml:space="preserve"> </w:t>
+      </w:r>
+      <w:r>
+        <w:t xml:space="preserve">son opciones incorrectas creíbles para quien no domina el concepto (Haladyna et al., 2002). La</w:t>
+      </w:r>
+      <w:r>
+        <w:t xml:space="preserve"> </w:t>
+      </w:r>
+      <w:r>
+        <w:rPr>
+          <w:b/>
+          <w:bCs/>
+        </w:rPr>
+        <w:t xml:space="preserve">narrativa</w:t>
+      </w:r>
+      <w:r>
+        <w:t xml:space="preserve"> </w:t>
+      </w:r>
+      <w:r>
+        <w:t xml:space="preserve">(capa pendiente) sería la secuencia ficcional de escenas que contextualiza los retos; el entregable actual funciona sin ella. Por</w:t>
+      </w:r>
+      <w:r>
+        <w:t xml:space="preserve"> </w:t>
+      </w:r>
+      <w:r>
+        <w:rPr>
+          <w:b/>
+          <w:bCs/>
+        </w:rPr>
+        <w:t xml:space="preserve">multiasignatura</w:t>
+      </w:r>
+      <w:r>
+        <w:t xml:space="preserve"> </w:t>
+      </w:r>
+      <w:r>
+        <w:t xml:space="preserve">y</w:t>
+      </w:r>
+      <w:r>
+        <w:t xml:space="preserve"> </w:t>
+      </w:r>
+      <w:r>
+        <w:rPr>
+          <w:b/>
+          <w:bCs/>
+        </w:rPr>
+        <w:t xml:space="preserve">prerrequisitos</w:t>
+      </w:r>
+      <w:r>
+        <w:t xml:space="preserve"> </w:t>
+      </w:r>
+      <w:r>
+        <w:t xml:space="preserve">se entiende el solapamiento entre materias y los conocimientos previos que un ítem da por asumidos.</w:t>
+      </w:r>
+    </w:p>
+    <w:p>
+      <w:pPr>
+        <w:pStyle w:val="BodyText"/>
+      </w:pPr>
+      <w:r>
+        <w:t xml:space="preserve">La motivación principal es combinar programación, matemáticas y diseño interactivo en una aplicación práctica que consolide conocimientos del grado y que pueda ser extendida por el propio autor o por el profesorado.</w:t>
+      </w:r>
+    </w:p>
+    <w:bookmarkEnd w:id="43"/>
+    <w:bookmarkStart w:id="44" w:name="alcance-del-entregable"/>
+    <w:p>
+      <w:pPr>
+        <w:pStyle w:val="Heading2"/>
+      </w:pPr>
+      <w:r>
+        <w:rPr>
+          <w:rStyle w:val="SectionNumber"/>
+        </w:rPr>
+        <w:t xml:space="preserve">1.3</w:t>
+      </w:r>
+      <w:r>
+        <w:tab/>
+      </w:r>
+      <w:r>
+        <w:t xml:space="preserve">Alcance del entregable</w:t>
+      </w:r>
+    </w:p>
+    <w:p>
+      <w:pPr>
+        <w:pStyle w:val="FirstParagraph"/>
+      </w:pPr>
+      <w:r>
+        <w:t xml:space="preserve">El documento de proyecto inicial planteaba un juego interactivo tipo escape room con interfaz gráfica. Durante el desarrollo se priorizó la</w:t>
+      </w:r>
+      <w:r>
+        <w:t xml:space="preserve"> </w:t>
+      </w:r>
+      <w:r>
+        <w:rPr>
+          <w:b/>
+          <w:bCs/>
+        </w:rPr>
+        <w:t xml:space="preserve">calidad y estructura del banco de preguntas</w:t>
+      </w:r>
+      <w:r>
+        <w:t xml:space="preserve"> </w:t>
+      </w:r>
+      <w:r>
+        <w:t xml:space="preserve">y un</w:t>
+      </w:r>
+      <w:r>
+        <w:t xml:space="preserve"> </w:t>
+      </w:r>
+      <w:r>
+        <w:rPr>
+          <w:b/>
+          <w:bCs/>
+        </w:rPr>
+        <w:t xml:space="preserve">prototipo jugable</w:t>
+      </w:r>
+      <w:r>
+        <w:t xml:space="preserve"> </w:t>
+      </w:r>
+      <w:r>
+        <w:t xml:space="preserve">(primero en terminal, después en pygame), decisión metodológica coherente con un enfoque incremental: validar el contenido y la lógica de evaluación antes de la capa narrativa visual. En junio de 2026 el código se unificó en una</w:t>
+      </w:r>
+      <w:r>
+        <w:t xml:space="preserve"> </w:t>
+      </w:r>
+      <w:r>
+        <w:rPr>
+          <w:b/>
+          <w:bCs/>
+        </w:rPr>
+        <w:t xml:space="preserve">única interfaz gráfica</w:t>
+      </w:r>
+      <w:r>
+        <w:t xml:space="preserve"> </w:t>
+      </w:r>
+      <w:r>
+        <w:t xml:space="preserve">(</w:t>
+      </w:r>
+      <w:r>
+        <w:rPr>
+          <w:rStyle w:val="VerbatimChar"/>
+        </w:rPr>
+        <w:t xml:space="preserve">juego_grafico.py</w:t>
+      </w:r>
+      <w:r>
+        <w:t xml:space="preserve">).</w:t>
+      </w:r>
+    </w:p>
+    <w:bookmarkEnd w:id="44"/>
+    <w:bookmarkStart w:id="45" w:name="objetivos-derivados-del-desarrollo"/>
+    <w:p>
+      <w:pPr>
+        <w:pStyle w:val="Heading2"/>
+      </w:pPr>
+      <w:r>
+        <w:rPr>
+          <w:rStyle w:val="SectionNumber"/>
+        </w:rPr>
+        <w:t xml:space="preserve">1.4</w:t>
+      </w:r>
+      <w:r>
+        <w:tab/>
+      </w:r>
+      <w:r>
+        <w:t xml:space="preserve">Objetivos derivados del desarrollo</w:t>
+      </w:r>
+    </w:p>
+    <w:p>
+      <w:pPr>
+        <w:pStyle w:val="FirstParagraph"/>
+      </w:pPr>
+      <w:r>
+        <w:t xml:space="preserve">Durante el proyecto surgieron objetivos técnicos no recogidos en el documento inicial pero necesarios para la calidad del entregable: definir un</w:t>
+      </w:r>
+      <w:r>
+        <w:t xml:space="preserve"> </w:t>
+      </w:r>
+      <w:r>
+        <w:rPr>
+          <w:b/>
+          <w:bCs/>
+        </w:rPr>
+        <w:t xml:space="preserve">esquema canónico</w:t>
+      </w:r>
+      <w:r>
+        <w:t xml:space="preserve"> </w:t>
+      </w:r>
+      <w:r>
+        <w:t xml:space="preserve">del banco (480 preguntas, balance por dificultad, tipo y respuesta correcta), enriquecer cada pregunta con</w:t>
+      </w:r>
+      <w:r>
+        <w:t xml:space="preserve"> </w:t>
+      </w:r>
+      <w:r>
+        <w:rPr>
+          <w:b/>
+          <w:bCs/>
+        </w:rPr>
+        <w:t xml:space="preserve">metadatos curriculares</w:t>
+      </w:r>
+      <w:r>
+        <w:t xml:space="preserve"> </w:t>
+      </w:r>
+      <w:r>
+        <w:t xml:space="preserve">(curso, semestre, grupo temático, nivel), construir un</w:t>
+      </w:r>
+      <w:r>
+        <w:t xml:space="preserve"> </w:t>
+      </w:r>
+      <w:r>
+        <w:rPr>
+          <w:b/>
+          <w:bCs/>
+        </w:rPr>
+        <w:t xml:space="preserve">pipeline de mantenimiento</w:t>
+      </w:r>
+      <w:r>
+        <w:t xml:space="preserve"> </w:t>
+      </w:r>
+      <w:r>
+        <w:t xml:space="preserve">(validación, auditoría de distractores, deduplicación) e implementar un</w:t>
+      </w:r>
+      <w:r>
+        <w:t xml:space="preserve"> </w:t>
+      </w:r>
+      <w:r>
+        <w:rPr>
+          <w:b/>
+          <w:bCs/>
+        </w:rPr>
+        <w:t xml:space="preserve">modo historia</w:t>
+      </w:r>
+      <w:r>
+        <w:t xml:space="preserve"> </w:t>
+      </w:r>
+      <w:r>
+        <w:t xml:space="preserve">que genere exámenes balanceados según el histórico de calificaciones del grado (</w:t>
+      </w:r>
+      <w:r>
+        <w:rPr>
+          <w:rStyle w:val="VerbatimChar"/>
+        </w:rPr>
+        <w:t xml:space="preserve">Historic_qualificacions_MatCAD_completo.csv</w:t>
+      </w:r>
+      <w:r>
+        <w:t xml:space="preserve">).</w:t>
+      </w:r>
+    </w:p>
+    <w:bookmarkEnd w:id="45"/>
+    <w:bookmarkStart w:id="52" w:name="marco-teórico-y-estado-del-arte"/>
+    <w:p>
+      <w:pPr>
+        <w:pStyle w:val="Heading2"/>
+      </w:pPr>
+      <w:r>
+        <w:rPr>
+          <w:rStyle w:val="SectionNumber"/>
+        </w:rPr>
+        <w:t xml:space="preserve">1.5</w:t>
+      </w:r>
+      <w:r>
+        <w:tab/>
+      </w:r>
+      <w:r>
+        <w:t xml:space="preserve">Marco teórico y estado del arte</w:t>
+      </w:r>
+    </w:p>
+    <w:bookmarkStart w:id="46" w:name="X6eb52f069087824c7d3eb7ecc2b46d123991812"/>
     <w:p>
       <w:pPr>
         <w:pStyle w:val="Heading3"/>
       </w:pPr>
       <w:r>
-        <w:t xml:space="preserve">1.2 Motivación</w:t>
+        <w:rPr>
+          <w:rStyle w:val="SectionNumber"/>
+        </w:rPr>
+        <w:t xml:space="preserve">1.5.1</w:t>
+      </w:r>
+      <w:r>
+        <w:tab/>
+      </w:r>
+      <w:r>
+        <w:t xml:space="preserve">Aprendizaje activo y evaluación formativa</w:t>
       </w:r>
     </w:p>
     <w:p>
@@ -394,23 +842,23 @@
         <w:pStyle w:val="FirstParagraph"/>
       </w:pPr>
       <w:r>
-        <w:t xml:space="preserve">Este Trabajo de Fin de Grado surge de la necesidad de disponer de una herramienta de autoevaluación alineada con las asignaturas del grado. El sistema debe gestionar un banco de preguntas</w:t>
-      </w:r>
-      <w:r>
-        <w:t xml:space="preserve"> </w:t>
-      </w:r>
-      <w:r>
-        <w:rPr>
-          <w:b/>
-          <w:bCs/>
-        </w:rPr>
-        <w:t xml:space="preserve">estructurado y auditable</w:t>
-      </w:r>
-      <w:r>
-        <w:t xml:space="preserve"> </w:t>
-      </w:r>
-      <w:r>
-        <w:t xml:space="preserve">—mediante reglas automatizadas, revisión manual documentada y scripts de mantenimiento reproducibles—, ofrecer una experiencia de juego que incentive la práctica repetida, permitir analizar la calidad del contenido (distractores, duplicados, coherencia curricular) y sentar las bases para modelos pedagógicos más ricos.</w:t>
+        <w:t xml:space="preserve">El aprendizaje universitario de calidad se asocia a estrategias que sitúan al estudiante en el centro del proceso: resolver problemas, recibir retroalimentación y reflexionar sobre los errores (Biggs, Tang y Kennedy, 2022). La</w:t>
+      </w:r>
+      <w:r>
+        <w:t xml:space="preserve"> </w:t>
+      </w:r>
+      <w:r>
+        <w:rPr>
+          <w:b/>
+          <w:bCs/>
+        </w:rPr>
+        <w:t xml:space="preserve">evaluación formativa</w:t>
+      </w:r>
+      <w:r>
+        <w:t xml:space="preserve"> </w:t>
+      </w:r>
+      <w:r>
+        <w:t xml:space="preserve">no tiene como única finalidad calificar, sino orientar el aprendizaje mediante información sobre el desempeño y sobre cómo mejorarlo (Nicol y Macfarlane-Dick, 2006).</w:t>
       </w:r>
     </w:p>
     <w:p>
@@ -418,350 +866,26 @@
         <w:pStyle w:val="BodyText"/>
       </w:pPr>
       <w:r>
-        <w:t xml:space="preserve">En este contexto,</w:t>
-      </w:r>
-      <w:r>
-        <w:t xml:space="preserve"> </w:t>
-      </w:r>
-      <w:r>
-        <w:rPr>
-          <w:b/>
-          <w:bCs/>
-        </w:rPr>
-        <w:t xml:space="preserve">gamificación</w:t>
-      </w:r>
-      <w:r>
-        <w:t xml:space="preserve"> </w:t>
-      </w:r>
-      <w:r>
-        <w:t xml:space="preserve">designa el uso de elementos de diseño de juego (puntos, vidas, retos, progresión) en un contexto formativo no recreativo (Deterding et al., 2011); en este TFG se aplica al cuestionario interactivo con retroalimentación inmediata en pantalla. Un</w:t>
-      </w:r>
-      <w:r>
-        <w:t xml:space="preserve"> </w:t>
-      </w:r>
-      <w:r>
-        <w:rPr>
-          <w:b/>
-          <w:bCs/>
-        </w:rPr>
-        <w:t xml:space="preserve">banco de preguntas auditable</w:t>
-      </w:r>
-      <w:r>
-        <w:t xml:space="preserve"> </w:t>
-      </w:r>
-      <w:r>
-        <w:t xml:space="preserve">es un conjunto de ítems cuya calidad y estructura pueden revisarse de forma sistemática mediante</w:t>
-      </w:r>
-      <w:r>
-        <w:t xml:space="preserve"> </w:t>
-      </w:r>
-      <w:r>
-        <w:rPr>
-          <w:rStyle w:val="VerbatimChar"/>
-        </w:rPr>
-        <w:t xml:space="preserve">mantenimiento.py validar</w:t>
-      </w:r>
-      <w:r>
-        <w:t xml:space="preserve">, la revisión manual del banco de producción (480 ítems, cerrada) y scripts de auditoría. Los</w:t>
-      </w:r>
-      <w:r>
-        <w:t xml:space="preserve"> </w:t>
-      </w:r>
-      <w:r>
-        <w:rPr>
-          <w:b/>
-          <w:bCs/>
-        </w:rPr>
-        <w:t xml:space="preserve">distractores plausibles</w:t>
-      </w:r>
-      <w:r>
-        <w:t xml:space="preserve"> </w:t>
-      </w:r>
-      <w:r>
-        <w:t xml:space="preserve">son opciones incorrectas creíbles para quien no domina el concepto (Haladyna et al., 2002). La</w:t>
-      </w:r>
-      <w:r>
-        <w:t xml:space="preserve"> </w:t>
-      </w:r>
-      <w:r>
-        <w:rPr>
-          <w:b/>
-          <w:bCs/>
-        </w:rPr>
-        <w:t xml:space="preserve">narrativa</w:t>
-      </w:r>
-      <w:r>
-        <w:t xml:space="preserve"> </w:t>
-      </w:r>
-      <w:r>
-        <w:t xml:space="preserve">(capa pendiente) sería la secuencia ficcional de escenas que contextualiza los retos; el entregable actual funciona sin ella. Por</w:t>
-      </w:r>
-      <w:r>
-        <w:t xml:space="preserve"> </w:t>
-      </w:r>
-      <w:r>
-        <w:rPr>
-          <w:b/>
-          <w:bCs/>
-        </w:rPr>
-        <w:t xml:space="preserve">multiasignatura</w:t>
-      </w:r>
-      <w:r>
-        <w:t xml:space="preserve"> </w:t>
-      </w:r>
-      <w:r>
-        <w:t xml:space="preserve">y</w:t>
-      </w:r>
-      <w:r>
-        <w:t xml:space="preserve"> </w:t>
-      </w:r>
-      <w:r>
-        <w:rPr>
-          <w:b/>
-          <w:bCs/>
-        </w:rPr>
-        <w:t xml:space="preserve">prerrequisitos</w:t>
-      </w:r>
-      <w:r>
-        <w:t xml:space="preserve"> </w:t>
-      </w:r>
-      <w:r>
-        <w:t xml:space="preserve">se entiende el solapamiento entre materias y los conocimientos previos que un ítem da por asumidos.</w:t>
-      </w:r>
-    </w:p>
-    <w:p>
-      <w:pPr>
-        <w:pStyle w:val="BodyText"/>
-      </w:pPr>
-      <w:r>
-        <w:t xml:space="preserve">La motivación principal es combinar programación, matemáticas y diseño interactivo en una aplicación práctica que consolide conocimientos del grado y que pueda ser extendida por el propio autor o por el profesorado.</w:t>
-      </w:r>
-    </w:p>
-    <w:bookmarkEnd w:id="13"/>
-    <w:bookmarkStart w:id="14" w:name="alcance-del-entregable"/>
+        <w:t xml:space="preserve">Los cuestionarios de opción múltiple, cuando están bien diseñados, permiten cubrir un espectro amplio de contenidos con corrección automática. Su efectividad depende de la calidad del ítem: enunciados claros, distractores plausibles y alineación con los resultados de aprendizaje (Haladyna et al., 2002).</w:t>
+      </w:r>
+    </w:p>
+    <w:bookmarkEnd w:id="46"/>
+    <w:bookmarkStart w:id="47" w:name="Xe84cf04b537bf3bd5e2051d64d0ffba57fcf36b"/>
     <w:p>
       <w:pPr>
         <w:pStyle w:val="Heading3"/>
       </w:pPr>
       <w:r>
-        <w:t xml:space="preserve">1.3 Alcance del entregable</w:t>
-      </w:r>
-    </w:p>
-    <w:p>
-      <w:pPr>
-        <w:pStyle w:val="FirstParagraph"/>
-      </w:pPr>
-      <w:r>
-        <w:t xml:space="preserve">El documento de proyecto inicial planteaba un juego interactivo tipo escape room con interfaz gráfica. Durante el desarrollo se priorizó la</w:t>
-      </w:r>
-      <w:r>
-        <w:t xml:space="preserve"> </w:t>
-      </w:r>
-      <w:r>
-        <w:rPr>
-          <w:b/>
-          <w:bCs/>
-        </w:rPr>
-        <w:t xml:space="preserve">calidad y estructura del banco de preguntas</w:t>
-      </w:r>
-      <w:r>
-        <w:t xml:space="preserve"> </w:t>
-      </w:r>
-      <w:r>
-        <w:t xml:space="preserve">y un</w:t>
-      </w:r>
-      <w:r>
-        <w:t xml:space="preserve"> </w:t>
-      </w:r>
-      <w:r>
-        <w:rPr>
-          <w:b/>
-          <w:bCs/>
-        </w:rPr>
-        <w:t xml:space="preserve">prototipo jugable</w:t>
-      </w:r>
-      <w:r>
-        <w:t xml:space="preserve"> </w:t>
-      </w:r>
-      <w:r>
-        <w:t xml:space="preserve">(primero en terminal, después en pygame), decisión metodológica coherente con un enfoque incremental: validar el contenido y la lógica de evaluación antes de la capa narrativa visual. En junio de 2026 el código se unificó en una</w:t>
-      </w:r>
-      <w:r>
-        <w:t xml:space="preserve"> </w:t>
-      </w:r>
-      <w:r>
-        <w:rPr>
-          <w:b/>
-          <w:bCs/>
-        </w:rPr>
-        <w:t xml:space="preserve">única interfaz gráfica</w:t>
-      </w:r>
-      <w:r>
-        <w:t xml:space="preserve"> </w:t>
-      </w:r>
-      <w:r>
-        <w:t xml:space="preserve">(</w:t>
-      </w:r>
-      <w:r>
-        <w:rPr>
-          <w:rStyle w:val="VerbatimChar"/>
-        </w:rPr>
-        <w:t xml:space="preserve">juego_grafico.py</w:t>
-      </w:r>
-      <w:r>
-        <w:t xml:space="preserve">).</w:t>
-      </w:r>
-    </w:p>
-    <w:bookmarkEnd w:id="14"/>
-    <w:bookmarkStart w:id="15" w:name="objetivos-derivados-del-desarrollo"/>
-    <w:p>
-      <w:pPr>
-        <w:pStyle w:val="Heading3"/>
-      </w:pPr>
-      <w:r>
-        <w:t xml:space="preserve">1.4 Objetivos derivados del desarrollo</w:t>
-      </w:r>
-    </w:p>
-    <w:p>
-      <w:pPr>
-        <w:pStyle w:val="FirstParagraph"/>
-      </w:pPr>
-      <w:r>
-        <w:t xml:space="preserve">Durante el proyecto surgieron objetivos técnicos no recogidos en el documento inicial pero necesarios para la calidad del entregable: definir un</w:t>
-      </w:r>
-      <w:r>
-        <w:t xml:space="preserve"> </w:t>
-      </w:r>
-      <w:r>
-        <w:rPr>
-          <w:b/>
-          <w:bCs/>
-        </w:rPr>
-        <w:t xml:space="preserve">esquema canónico</w:t>
-      </w:r>
-      <w:r>
-        <w:t xml:space="preserve"> </w:t>
-      </w:r>
-      <w:r>
-        <w:t xml:space="preserve">del banco (480 preguntas, balance por dificultad, tipo y respuesta correcta), enriquecer cada pregunta con</w:t>
-      </w:r>
-      <w:r>
-        <w:t xml:space="preserve"> </w:t>
-      </w:r>
-      <w:r>
-        <w:rPr>
-          <w:b/>
-          <w:bCs/>
-        </w:rPr>
-        <w:t xml:space="preserve">metadatos curriculares</w:t>
-      </w:r>
-      <w:r>
-        <w:t xml:space="preserve"> </w:t>
-      </w:r>
-      <w:r>
-        <w:t xml:space="preserve">(curso, semestre, grupo temático, nivel), construir un</w:t>
-      </w:r>
-      <w:r>
-        <w:t xml:space="preserve"> </w:t>
-      </w:r>
-      <w:r>
-        <w:rPr>
-          <w:b/>
-          <w:bCs/>
-        </w:rPr>
-        <w:t xml:space="preserve">pipeline de mantenimiento</w:t>
-      </w:r>
-      <w:r>
-        <w:t xml:space="preserve"> </w:t>
-      </w:r>
-      <w:r>
-        <w:t xml:space="preserve">(validación, auditoría de distractores, deduplicación) e implementar un</w:t>
-      </w:r>
-      <w:r>
-        <w:t xml:space="preserve"> </w:t>
-      </w:r>
-      <w:r>
-        <w:rPr>
-          <w:b/>
-          <w:bCs/>
-        </w:rPr>
-        <w:t xml:space="preserve">modo historia</w:t>
-      </w:r>
-      <w:r>
-        <w:t xml:space="preserve"> </w:t>
-      </w:r>
-      <w:r>
-        <w:t xml:space="preserve">que genere exámenes balanceados según el histórico de calificaciones del grado (</w:t>
-      </w:r>
-      <w:r>
-        <w:rPr>
-          <w:rStyle w:val="VerbatimChar"/>
-        </w:rPr>
-        <w:t xml:space="preserve">Historic_qualificacions_MatCAD_completo.csv</w:t>
-      </w:r>
-      <w:r>
-        <w:t xml:space="preserve">).</w:t>
-      </w:r>
-    </w:p>
-    <w:bookmarkEnd w:id="15"/>
-    <w:bookmarkStart w:id="22" w:name="marco-teórico-y-estado-del-arte"/>
-    <w:p>
-      <w:pPr>
-        <w:pStyle w:val="Heading3"/>
-      </w:pPr>
-      <w:r>
-        <w:t xml:space="preserve">1.5 Marco teórico y estado del arte</w:t>
-      </w:r>
-    </w:p>
-    <w:bookmarkStart w:id="16" w:name="X6eb52f069087824c7d3eb7ecc2b46d123991812"/>
-    <w:p>
-      <w:pPr>
-        <w:pStyle w:val="Heading4"/>
-      </w:pPr>
-      <w:r>
-        <w:t xml:space="preserve">1.5.1 Aprendizaje activo y evaluación formativa</w:t>
-      </w:r>
-    </w:p>
-    <w:p>
-      <w:pPr>
-        <w:pStyle w:val="FirstParagraph"/>
-      </w:pPr>
-      <w:r>
-        <w:t xml:space="preserve">El aprendizaje universitario de calidad se asocia a estrategias que sitúan al estudiante en el centro del proceso: resolver problemas, recibir retroalimentación y reflexionar sobre los errores (Biggs, Tang y Kennedy, 2022). La</w:t>
-      </w:r>
-      <w:r>
-        <w:t xml:space="preserve"> </w:t>
-      </w:r>
-      <w:r>
-        <w:rPr>
-          <w:b/>
-          <w:bCs/>
-        </w:rPr>
-        <w:t xml:space="preserve">evaluación formativa</w:t>
-      </w:r>
-      <w:r>
-        <w:t xml:space="preserve"> </w:t>
-      </w:r>
-      <w:r>
-        <w:t xml:space="preserve">no tiene como única finalidad calificar, sino orientar el aprendizaje mediante información sobre el desempeño y sobre cómo mejorarlo (Nicol y Macfarlane-Dick, 2006).</w:t>
-      </w:r>
-    </w:p>
-    <w:p>
-      <w:pPr>
-        <w:pStyle w:val="BodyText"/>
-      </w:pPr>
-      <w:r>
-        <w:t xml:space="preserve">Los cuestionarios de opción múltiple, cuando están bien diseñados, permiten cubrir un espectro amplio de contenidos con corrección automática. Su efectividad depende de la calidad del ítem: enunciados claros, distractores plausibles y alineación con los resultados de aprendizaje (Haladyna et al., 2002).</w:t>
-      </w:r>
-    </w:p>
-    <w:bookmarkEnd w:id="16"/>
-    <w:bookmarkStart w:id="17" w:name="Xe84cf04b537bf3bd5e2051d64d0ffba57fcf36b"/>
-    <w:p>
-      <w:pPr>
-        <w:pStyle w:val="Heading4"/>
-      </w:pPr>
-      <w:r>
-        <w:t xml:space="preserve">1.5.2 Gamificación y aprendizaje basado en juegos</w:t>
+        <w:rPr>
+          <w:rStyle w:val="SectionNumber"/>
+        </w:rPr>
+        <w:t xml:space="preserve">1.5.2</w:t>
+      </w:r>
+      <w:r>
+        <w:tab/>
+      </w:r>
+      <w:r>
+        <w:t xml:space="preserve">Gamificación y aprendizaje basado en juegos</w:t>
       </w:r>
     </w:p>
     <w:p>
@@ -830,14 +954,23 @@
         <w:t xml:space="preserve">(Michael y Chen, 2005) han mostrado potencial para reforzar conceptos abstractos, con evidencia dependiente del dominio (Kiili, 2005).</w:t>
       </w:r>
     </w:p>
-    <w:bookmarkEnd w:id="17"/>
-    <w:bookmarkStart w:id="18" w:name="serious-games-escape-rooms-y-narrativa"/>
-    <w:p>
-      <w:pPr>
-        <w:pStyle w:val="Heading4"/>
-      </w:pPr>
-      <w:r>
-        <w:t xml:space="preserve">1.5.3 Serious games, escape rooms y narrativa</w:t>
+    <w:bookmarkEnd w:id="47"/>
+    <w:bookmarkStart w:id="48" w:name="serious-games-escape-rooms-y-narrativa"/>
+    <w:p>
+      <w:pPr>
+        <w:pStyle w:val="Heading3"/>
+      </w:pPr>
+      <w:r>
+        <w:rPr>
+          <w:rStyle w:val="SectionNumber"/>
+        </w:rPr>
+        <w:t xml:space="preserve">1.5.3</w:t>
+      </w:r>
+      <w:r>
+        <w:tab/>
+      </w:r>
+      <w:r>
+        <w:t xml:space="preserve">Serious games, escape rooms y narrativa</w:t>
       </w:r>
     </w:p>
     <w:p>
@@ -880,14 +1013,23 @@
         <w:t xml:space="preserve">envolvente (Veldkamp et al., 2020); si no está alineada con los objetivos de aprendizaje, puede distraer (Habgood y Ainsworth, 2011). Este TFG separa la capa evaluable (banco + motor) de la narrativa gráfica pendiente.</w:t>
       </w:r>
     </w:p>
-    <w:bookmarkEnd w:id="18"/>
-    <w:bookmarkStart w:id="19" w:name="Xbd8bf8877c345ed30bc9633b1a8df7645d431f5"/>
-    <w:p>
-      <w:pPr>
-        <w:pStyle w:val="Heading4"/>
-      </w:pPr>
-      <w:r>
-        <w:t xml:space="preserve">1.5.4 Bancos de preguntas y tutoría inteligente</w:t>
+    <w:bookmarkEnd w:id="48"/>
+    <w:bookmarkStart w:id="49" w:name="Xbd8bf8877c345ed30bc9633b1a8df7645d431f5"/>
+    <w:p>
+      <w:pPr>
+        <w:pStyle w:val="Heading3"/>
+      </w:pPr>
+      <w:r>
+        <w:rPr>
+          <w:rStyle w:val="SectionNumber"/>
+        </w:rPr>
+        <w:t xml:space="preserve">1.5.4</w:t>
+      </w:r>
+      <w:r>
+        <w:tab/>
+      </w:r>
+      <w:r>
+        <w:t xml:space="preserve">Bancos de preguntas y tutoría inteligente</w:t>
       </w:r>
     </w:p>
     <w:p>
@@ -898,14 +1040,23 @@
         <w:t xml:space="preserve">Plataformas como Moodle integran cuestionarios con categorías; los sistemas adaptativos seleccionan ítems según prerrequisitos (Brusilovsky y Peylo, 2003). Este proyecto anticipa esa línea con metadatos curriculares y el modo historia ponderado por calificaciones históricas.</w:t>
       </w:r>
     </w:p>
-    <w:bookmarkEnd w:id="19"/>
-    <w:bookmarkStart w:id="20" w:name="posicionamiento"/>
-    <w:p>
-      <w:pPr>
-        <w:pStyle w:val="Heading4"/>
-      </w:pPr>
-      <w:r>
-        <w:t xml:space="preserve">1.5.5 Posicionamiento</w:t>
+    <w:bookmarkEnd w:id="49"/>
+    <w:bookmarkStart w:id="50" w:name="posicionamiento"/>
+    <w:p>
+      <w:pPr>
+        <w:pStyle w:val="Heading3"/>
+      </w:pPr>
+      <w:r>
+        <w:rPr>
+          <w:rStyle w:val="SectionNumber"/>
+        </w:rPr>
+        <w:t xml:space="preserve">1.5.5</w:t>
+      </w:r>
+      <w:r>
+        <w:tab/>
+      </w:r>
+      <w:r>
+        <w:t xml:space="preserve">Posicionamiento</w:t>
       </w:r>
     </w:p>
     <w:p>
@@ -932,14 +1083,23 @@
         <w:t xml:space="preserve">con metadatos curriculares explícitos y código mantenible. La contribución distintiva es triple: alineación curricular (40 materias, 4×2×5), trazabilidad de calidad del banco y arquitectura extensible.</w:t>
       </w:r>
     </w:p>
-    <w:bookmarkEnd w:id="20"/>
-    <w:bookmarkStart w:id="21" w:name="ítems-distractores-fuertes-y-débiles"/>
-    <w:p>
-      <w:pPr>
-        <w:pStyle w:val="Heading4"/>
-      </w:pPr>
-      <w:r>
-        <w:t xml:space="preserve">1.5.6 Ítems, distractores fuertes y débiles</w:t>
+    <w:bookmarkEnd w:id="50"/>
+    <w:bookmarkStart w:id="51" w:name="ítems-distractores-fuertes-y-débiles"/>
+    <w:p>
+      <w:pPr>
+        <w:pStyle w:val="Heading3"/>
+      </w:pPr>
+      <w:r>
+        <w:rPr>
+          <w:rStyle w:val="SectionNumber"/>
+        </w:rPr>
+        <w:t xml:space="preserve">1.5.6</w:t>
+      </w:r>
+      <w:r>
+        <w:tab/>
+      </w:r>
+      <w:r>
+        <w:t xml:space="preserve">Ítems, distractores fuertes y débiles</w:t>
       </w:r>
     </w:p>
     <w:p>
@@ -995,25 +1155,43 @@
         <w:t xml:space="preserve">delata el ítem (opciones genéricas, longitudes desiguales, etc.). La auditoría automatizada detecta patrones débiles; la revisión manual valora la plausibilidad pedagógica.</w:t>
       </w:r>
     </w:p>
-    <w:bookmarkEnd w:id="21"/>
-    <w:bookmarkEnd w:id="22"/>
-    <w:bookmarkEnd w:id="23"/>
-    <w:bookmarkStart w:id="26" w:name="objetivos"/>
+    <w:bookmarkEnd w:id="51"/>
+    <w:bookmarkEnd w:id="52"/>
+    <w:bookmarkEnd w:id="53"/>
+    <w:bookmarkStart w:id="56" w:name="objetivos"/>
+    <w:p>
+      <w:pPr>
+        <w:pStyle w:val="Heading1"/>
+      </w:pPr>
+      <w:r>
+        <w:rPr>
+          <w:rStyle w:val="SectionNumber"/>
+        </w:rPr>
+        <w:t xml:space="preserve">2</w:t>
+      </w:r>
+      <w:r>
+        <w:tab/>
+      </w:r>
+      <w:r>
+        <w:t xml:space="preserve">Objetivos</w:t>
+      </w:r>
+    </w:p>
+    <w:bookmarkStart w:id="54" w:name="objetivo-general"/>
     <w:p>
       <w:pPr>
         <w:pStyle w:val="Heading2"/>
       </w:pPr>
       <w:r>
-        <w:t xml:space="preserve">2. Objetivos</w:t>
-      </w:r>
-    </w:p>
-    <w:bookmarkStart w:id="24" w:name="objetivo-general"/>
-    <w:p>
-      <w:pPr>
-        <w:pStyle w:val="Heading3"/>
-      </w:pPr>
-      <w:r>
-        <w:t xml:space="preserve">2.1 Objetivo general</w:t>
+        <w:rPr>
+          <w:rStyle w:val="SectionNumber"/>
+        </w:rPr>
+        <w:t xml:space="preserve">2.1</w:t>
+      </w:r>
+      <w:r>
+        <w:tab/>
+      </w:r>
+      <w:r>
+        <w:t xml:space="preserve">Objetivo general</w:t>
       </w:r>
     </w:p>
     <w:p>
@@ -1024,14 +1202,23 @@
         <w:t xml:space="preserve">Diseñar e implementar un juego interactivo educativo en el que la progresión del jugador dependa de la resolución de retos basados en contenidos del grado en Matemática Computacional y Análisis de Datos.</w:t>
       </w:r>
     </w:p>
-    <w:bookmarkEnd w:id="24"/>
-    <w:bookmarkStart w:id="25" w:name="objetivos-específicos"/>
-    <w:p>
-      <w:pPr>
-        <w:pStyle w:val="Heading3"/>
-      </w:pPr>
-      <w:r>
-        <w:t xml:space="preserve">2.2 Objetivos específicos</w:t>
+    <w:bookmarkEnd w:id="54"/>
+    <w:bookmarkStart w:id="55" w:name="objetivos-específicos"/>
+    <w:p>
+      <w:pPr>
+        <w:pStyle w:val="Heading2"/>
+      </w:pPr>
+      <w:r>
+        <w:rPr>
+          <w:rStyle w:val="SectionNumber"/>
+        </w:rPr>
+        <w:t xml:space="preserve">2.2</w:t>
+      </w:r>
+      <w:r>
+        <w:tab/>
+      </w:r>
+      <w:r>
+        <w:t xml:space="preserve">Objetivos específicos</w:t>
       </w:r>
     </w:p>
     <w:tbl>
@@ -1268,236 +1455,263 @@
         <w:t xml:space="preserve">El grado de cumplimiento de cada objetivo se discute en la sección 6.</w:t>
       </w:r>
     </w:p>
-    <w:bookmarkEnd w:id="25"/>
-    <w:bookmarkEnd w:id="26"/>
-    <w:bookmarkStart w:id="27" w:name="hipótesis-de-trabajo"/>
+    <w:bookmarkEnd w:id="55"/>
+    <w:bookmarkEnd w:id="56"/>
+    <w:bookmarkStart w:id="57" w:name="hipótesis-de-trabajo"/>
+    <w:p>
+      <w:pPr>
+        <w:pStyle w:val="Heading1"/>
+      </w:pPr>
+      <w:r>
+        <w:rPr>
+          <w:rStyle w:val="SectionNumber"/>
+        </w:rPr>
+        <w:t xml:space="preserve">3</w:t>
+      </w:r>
+      <w:r>
+        <w:tab/>
+      </w:r>
+      <w:r>
+        <w:t xml:space="preserve">Hipótesis de trabajo</w:t>
+      </w:r>
+    </w:p>
+    <w:p>
+      <w:pPr>
+        <w:pStyle w:val="FirstParagraph"/>
+      </w:pPr>
+      <w:r>
+        <w:t xml:space="preserve">A partir del marco teórico y del diseño del sistema, se formulan las siguientes hipótesis de modo</w:t>
+      </w:r>
+      <w:r>
+        <w:t xml:space="preserve"> </w:t>
+      </w:r>
+      <w:r>
+        <w:rPr>
+          <w:b/>
+          <w:bCs/>
+        </w:rPr>
+        <w:t xml:space="preserve">contrastable</w:t>
+      </w:r>
+      <w:r>
+        <w:t xml:space="preserve"> </w:t>
+      </w:r>
+      <w:r>
+        <w:t xml:space="preserve">con datos del propio sistema (auditorías, histórico, simulación):</w:t>
+      </w:r>
+    </w:p>
+    <w:p>
+      <w:pPr>
+        <w:pStyle w:val="BodyText"/>
+      </w:pPr>
+      <w:r>
+        <w:rPr>
+          <w:b/>
+          <w:bCs/>
+        </w:rPr>
+        <w:t xml:space="preserve">H1.</w:t>
+      </w:r>
+      <w:r>
+        <w:t xml:space="preserve"> </w:t>
+      </w:r>
+      <w:r>
+        <w:t xml:space="preserve">Un banco estructurado según el plan curricular (materia, dificultad, tipo, metadatos curso/semestre/grupo/nivel)</w:t>
+      </w:r>
+      <w:r>
+        <w:t xml:space="preserve"> </w:t>
+      </w:r>
+      <w:r>
+        <w:rPr>
+          <w:b/>
+          <w:bCs/>
+        </w:rPr>
+        <w:t xml:space="preserve">permite autoevaluación segmentada</w:t>
+      </w:r>
+      <w:r>
+        <w:t xml:space="preserve"> </w:t>
+      </w:r>
+      <w:r>
+        <w:t xml:space="preserve">verificable mediante los filtros implementados en el modo libre.</w:t>
+      </w:r>
+    </w:p>
+    <w:p>
+      <w:pPr>
+        <w:pStyle w:val="BodyText"/>
+      </w:pPr>
+      <w:r>
+        <w:rPr>
+          <w:b/>
+          <w:bCs/>
+        </w:rPr>
+        <w:t xml:space="preserve">H2.</w:t>
+      </w:r>
+      <w:r>
+        <w:t xml:space="preserve"> </w:t>
+      </w:r>
+      <w:r>
+        <w:t xml:space="preserve">Un pipeline automatizado de validación y auditoría</w:t>
+      </w:r>
+      <w:r>
+        <w:t xml:space="preserve"> </w:t>
+      </w:r>
+      <w:r>
+        <w:rPr>
+          <w:b/>
+          <w:bCs/>
+        </w:rPr>
+        <w:t xml:space="preserve">detecta inconsistencias</w:t>
+      </w:r>
+      <w:r>
+        <w:t xml:space="preserve"> </w:t>
+      </w:r>
+      <w:r>
+        <w:t xml:space="preserve">(desequilibrios, distractores débiles, duplicados) de forma reproducible, con conteos cuantificables en cada ejecución.</w:t>
+      </w:r>
+    </w:p>
+    <w:p>
+      <w:pPr>
+        <w:pStyle w:val="BodyText"/>
+      </w:pPr>
+      <w:r>
+        <w:rPr>
+          <w:b/>
+          <w:bCs/>
+        </w:rPr>
+        <w:t xml:space="preserve">H3.</w:t>
+      </w:r>
+      <w:r>
+        <w:t xml:space="preserve"> </w:t>
+      </w:r>
+      <w:r>
+        <w:t xml:space="preserve">El histórico de calificaciones del grado permite</w:t>
+      </w:r>
+      <w:r>
+        <w:t xml:space="preserve"> </w:t>
+      </w:r>
+      <w:r>
+        <w:rPr>
+          <w:b/>
+          <w:bCs/>
+        </w:rPr>
+        <w:t xml:space="preserve">ponderar materias</w:t>
+      </w:r>
+      <w:r>
+        <w:t xml:space="preserve"> </w:t>
+      </w:r>
+      <w:r>
+        <w:t xml:space="preserve">en el modo historia de forma coherente con estadísticas agregadas (media, tasa de suspensos, índice de dificultad por asignatura).</w:t>
+      </w:r>
+    </w:p>
+    <w:p>
+      <w:pPr>
+        <w:pStyle w:val="BlockText"/>
+      </w:pPr>
+      <w:r>
+        <w:rPr>
+          <w:b/>
+          <w:bCs/>
+        </w:rPr>
+        <w:t xml:space="preserve">Nota metodológica:</w:t>
+      </w:r>
+      <w:r>
+        <w:t xml:space="preserve"> </w:t>
+      </w:r>
+      <w:r>
+        <w:rPr>
+          <w:b/>
+          <w:bCs/>
+        </w:rPr>
+        <w:t xml:space="preserve">H1</w:t>
+      </w:r>
+      <w:r>
+        <w:t xml:space="preserve"> </w:t>
+      </w:r>
+      <w:r>
+        <w:t xml:space="preserve">y</w:t>
+      </w:r>
+      <w:r>
+        <w:t xml:space="preserve"> </w:t>
+      </w:r>
+      <w:r>
+        <w:rPr>
+          <w:b/>
+          <w:bCs/>
+        </w:rPr>
+        <w:t xml:space="preserve">H2</w:t>
+      </w:r>
+      <w:r>
+        <w:t xml:space="preserve"> </w:t>
+      </w:r>
+      <w:r>
+        <w:t xml:space="preserve">se contrastan con informes de auditoría y validación estructural.</w:t>
+      </w:r>
+      <w:r>
+        <w:t xml:space="preserve"> </w:t>
+      </w:r>
+      <w:r>
+        <w:rPr>
+          <w:b/>
+          <w:bCs/>
+        </w:rPr>
+        <w:t xml:space="preserve">H3</w:t>
+      </w:r>
+      <w:r>
+        <w:t xml:space="preserve"> </w:t>
+      </w:r>
+      <w:r>
+        <w:t xml:space="preserve">se apoya en el análisis de 8818 registros del CSV histórico (véase §5.6). La hipótesis sobre</w:t>
+      </w:r>
+      <w:r>
+        <w:t xml:space="preserve"> </w:t>
+      </w:r>
+      <w:r>
+        <w:rPr>
+          <w:b/>
+          <w:bCs/>
+        </w:rPr>
+        <w:t xml:space="preserve">motivación</w:t>
+      </w:r>
+      <w:r>
+        <w:t xml:space="preserve"> </w:t>
+      </w:r>
+      <w:r>
+        <w:t xml:space="preserve">(gamificación vs. listado estático) no se incluye por falta de indicadores de usuario en este TFG; se traslada a trabajo futuro (§6.6 y §7).</w:t>
+      </w:r>
+    </w:p>
+    <w:bookmarkEnd w:id="57"/>
+    <w:bookmarkStart w:id="67" w:name="metodología"/>
+    <w:p>
+      <w:pPr>
+        <w:pStyle w:val="Heading1"/>
+      </w:pPr>
+      <w:r>
+        <w:rPr>
+          <w:rStyle w:val="SectionNumber"/>
+        </w:rPr>
+        <w:t xml:space="preserve">4</w:t>
+      </w:r>
+      <w:r>
+        <w:tab/>
+      </w:r>
+      <w:r>
+        <w:t xml:space="preserve">Metodología</w:t>
+      </w:r>
+    </w:p>
+    <w:bookmarkStart w:id="58" w:name="enfoque-general"/>
     <w:p>
       <w:pPr>
         <w:pStyle w:val="Heading2"/>
       </w:pPr>
       <w:r>
-        <w:t xml:space="preserve">3. Hipótesis de trabajo</w:t>
-      </w:r>
-    </w:p>
-    <w:p>
-      <w:pPr>
-        <w:pStyle w:val="FirstParagraph"/>
-      </w:pPr>
-      <w:r>
-        <w:t xml:space="preserve">A partir del marco teórico y del diseño del sistema, se formulan las siguientes hipótesis de modo</w:t>
-      </w:r>
-      <w:r>
-        <w:t xml:space="preserve"> </w:t>
-      </w:r>
-      <w:r>
-        <w:rPr>
-          <w:b/>
-          <w:bCs/>
-        </w:rPr>
-        <w:t xml:space="preserve">contrastable</w:t>
-      </w:r>
-      <w:r>
-        <w:t xml:space="preserve"> </w:t>
-      </w:r>
-      <w:r>
-        <w:t xml:space="preserve">con datos del propio sistema (auditorías, histórico, simulación):</w:t>
-      </w:r>
-    </w:p>
-    <w:p>
-      <w:pPr>
-        <w:pStyle w:val="BodyText"/>
-      </w:pPr>
-      <w:r>
-        <w:rPr>
-          <w:b/>
-          <w:bCs/>
-        </w:rPr>
-        <w:t xml:space="preserve">H1.</w:t>
-      </w:r>
-      <w:r>
-        <w:t xml:space="preserve"> </w:t>
-      </w:r>
-      <w:r>
-        <w:t xml:space="preserve">Un banco estructurado según el plan curricular (materia, dificultad, tipo, metadatos curso/semestre/grupo/nivel)</w:t>
-      </w:r>
-      <w:r>
-        <w:t xml:space="preserve"> </w:t>
-      </w:r>
-      <w:r>
-        <w:rPr>
-          <w:b/>
-          <w:bCs/>
-        </w:rPr>
-        <w:t xml:space="preserve">permite autoevaluación segmentada</w:t>
-      </w:r>
-      <w:r>
-        <w:t xml:space="preserve"> </w:t>
-      </w:r>
-      <w:r>
-        <w:t xml:space="preserve">verificable mediante los filtros implementados en el modo libre.</w:t>
-      </w:r>
-    </w:p>
-    <w:p>
-      <w:pPr>
-        <w:pStyle w:val="BodyText"/>
-      </w:pPr>
-      <w:r>
-        <w:rPr>
-          <w:b/>
-          <w:bCs/>
-        </w:rPr>
-        <w:t xml:space="preserve">H2.</w:t>
-      </w:r>
-      <w:r>
-        <w:t xml:space="preserve"> </w:t>
-      </w:r>
-      <w:r>
-        <w:t xml:space="preserve">Un pipeline automatizado de validación y auditoría</w:t>
-      </w:r>
-      <w:r>
-        <w:t xml:space="preserve"> </w:t>
-      </w:r>
-      <w:r>
-        <w:rPr>
-          <w:b/>
-          <w:bCs/>
-        </w:rPr>
-        <w:t xml:space="preserve">detecta inconsistencias</w:t>
-      </w:r>
-      <w:r>
-        <w:t xml:space="preserve"> </w:t>
-      </w:r>
-      <w:r>
-        <w:t xml:space="preserve">(desequilibrios, distractores débiles, duplicados) de forma reproducible, con conteos cuantificables en cada ejecución.</w:t>
-      </w:r>
-    </w:p>
-    <w:p>
-      <w:pPr>
-        <w:pStyle w:val="BodyText"/>
-      </w:pPr>
-      <w:r>
-        <w:rPr>
-          <w:b/>
-          <w:bCs/>
-        </w:rPr>
-        <w:t xml:space="preserve">H3.</w:t>
-      </w:r>
-      <w:r>
-        <w:t xml:space="preserve"> </w:t>
-      </w:r>
-      <w:r>
-        <w:t xml:space="preserve">El histórico de calificaciones del grado permite</w:t>
-      </w:r>
-      <w:r>
-        <w:t xml:space="preserve"> </w:t>
-      </w:r>
-      <w:r>
-        <w:rPr>
-          <w:b/>
-          <w:bCs/>
-        </w:rPr>
-        <w:t xml:space="preserve">ponderar materias</w:t>
-      </w:r>
-      <w:r>
-        <w:t xml:space="preserve"> </w:t>
-      </w:r>
-      <w:r>
-        <w:t xml:space="preserve">en el modo historia de forma coherente con estadísticas agregadas (media, tasa de suspensos, índice de dificultad por asignatura).</w:t>
-      </w:r>
-    </w:p>
-    <w:p>
-      <w:pPr>
-        <w:pStyle w:val="BlockText"/>
-      </w:pPr>
-      <w:r>
-        <w:rPr>
-          <w:b/>
-          <w:bCs/>
-        </w:rPr>
-        <w:t xml:space="preserve">Nota metodológica:</w:t>
-      </w:r>
-      <w:r>
-        <w:t xml:space="preserve"> </w:t>
-      </w:r>
-      <w:r>
-        <w:rPr>
-          <w:b/>
-          <w:bCs/>
-        </w:rPr>
-        <w:t xml:space="preserve">H1</w:t>
-      </w:r>
-      <w:r>
-        <w:t xml:space="preserve"> </w:t>
-      </w:r>
-      <w:r>
-        <w:t xml:space="preserve">y</w:t>
-      </w:r>
-      <w:r>
-        <w:t xml:space="preserve"> </w:t>
-      </w:r>
-      <w:r>
-        <w:rPr>
-          <w:b/>
-          <w:bCs/>
-        </w:rPr>
-        <w:t xml:space="preserve">H2</w:t>
-      </w:r>
-      <w:r>
-        <w:t xml:space="preserve"> </w:t>
-      </w:r>
-      <w:r>
-        <w:t xml:space="preserve">se contrastan con informes de auditoría y validación estructural.</w:t>
-      </w:r>
-      <w:r>
-        <w:t xml:space="preserve"> </w:t>
-      </w:r>
-      <w:r>
-        <w:rPr>
-          <w:b/>
-          <w:bCs/>
-        </w:rPr>
-        <w:t xml:space="preserve">H3</w:t>
-      </w:r>
-      <w:r>
-        <w:t xml:space="preserve"> </w:t>
-      </w:r>
-      <w:r>
-        <w:t xml:space="preserve">se apoya en el análisis de 8818 registros del CSV histórico (véase §5.6). La hipótesis sobre</w:t>
-      </w:r>
-      <w:r>
-        <w:t xml:space="preserve"> </w:t>
-      </w:r>
-      <w:r>
-        <w:rPr>
-          <w:b/>
-          <w:bCs/>
-        </w:rPr>
-        <w:t xml:space="preserve">motivación</w:t>
-      </w:r>
-      <w:r>
-        <w:t xml:space="preserve"> </w:t>
-      </w:r>
-      <w:r>
-        <w:t xml:space="preserve">(gamificación vs. listado estático) no se incluye por falta de indicadores de usuario en este TFG; se traslada a trabajo futuro (§6.6 y §7).</w:t>
-      </w:r>
-    </w:p>
-    <w:bookmarkEnd w:id="27"/>
-    <w:bookmarkStart w:id="37" w:name="metodología"/>
-    <w:p>
-      <w:pPr>
-        <w:pStyle w:val="Heading2"/>
-      </w:pPr>
-      <w:r>
-        <w:t xml:space="preserve">4. Metodología</w:t>
-      </w:r>
-    </w:p>
-    <w:bookmarkStart w:id="28" w:name="enfoque-general"/>
-    <w:p>
-      <w:pPr>
-        <w:pStyle w:val="Heading3"/>
-      </w:pPr>
-      <w:r>
-        <w:t xml:space="preserve">4.1 Enfoque general</w:t>
+        <w:rPr>
+          <w:rStyle w:val="SectionNumber"/>
+        </w:rPr>
+        <w:t xml:space="preserve">4.1</w:t>
+      </w:r>
+      <w:r>
+        <w:tab/>
+      </w:r>
+      <w:r>
+        <w:t xml:space="preserve">Enfoque general</w:t>
       </w:r>
     </w:p>
     <w:p>
@@ -1620,14 +1834,23 @@
         <w:t xml:space="preserve">El control de versiones con Git permitió iterar sobre el banco y el código de forma trazable. El repositorio público facilita la reproducibilidad del trabajo.</w:t>
       </w:r>
     </w:p>
-    <w:bookmarkEnd w:id="28"/>
-    <w:bookmarkStart w:id="30" w:name="diseño-del-banco-de-preguntas"/>
-    <w:p>
-      <w:pPr>
-        <w:pStyle w:val="Heading3"/>
-      </w:pPr>
-      <w:r>
-        <w:t xml:space="preserve">4.2 Diseño del banco de preguntas</w:t>
+    <w:bookmarkEnd w:id="58"/>
+    <w:bookmarkStart w:id="60" w:name="diseño-del-banco-de-preguntas"/>
+    <w:p>
+      <w:pPr>
+        <w:pStyle w:val="Heading2"/>
+      </w:pPr>
+      <w:r>
+        <w:rPr>
+          <w:rStyle w:val="SectionNumber"/>
+        </w:rPr>
+        <w:t xml:space="preserve">4.2</w:t>
+      </w:r>
+      <w:r>
+        <w:tab/>
+      </w:r>
+      <w:r>
+        <w:t xml:space="preserve">Diseño del banco de preguntas</w:t>
       </w:r>
     </w:p>
     <w:p>
@@ -2059,7 +2282,7 @@
       <w:r>
         <w:t xml:space="preserve"> </w:t>
       </w:r>
-      <w:hyperlink r:id="rId29">
+      <w:hyperlink r:id="rId59">
         <w:r>
           <w:rPr>
             <w:rStyle w:val="VerbatimChar"/>
@@ -2071,14 +2294,23 @@
         <w:t xml:space="preserve">.</w:t>
       </w:r>
     </w:p>
-    <w:bookmarkEnd w:id="30"/>
-    <w:bookmarkStart w:id="34" w:name="diseño-e-implementación-del-software"/>
-    <w:p>
-      <w:pPr>
-        <w:pStyle w:val="Heading3"/>
-      </w:pPr>
-      <w:r>
-        <w:t xml:space="preserve">4.3 Diseño e implementación del software</w:t>
+    <w:bookmarkEnd w:id="60"/>
+    <w:bookmarkStart w:id="64" w:name="diseño-e-implementación-del-software"/>
+    <w:p>
+      <w:pPr>
+        <w:pStyle w:val="Heading2"/>
+      </w:pPr>
+      <w:r>
+        <w:rPr>
+          <w:rStyle w:val="SectionNumber"/>
+        </w:rPr>
+        <w:t xml:space="preserve">4.3</w:t>
+      </w:r>
+      <w:r>
+        <w:tab/>
+      </w:r>
+      <w:r>
+        <w:t xml:space="preserve">Diseño e implementación del software</w:t>
       </w:r>
     </w:p>
     <w:p>
@@ -2215,25 +2447,25 @@
     </w:p>
     <w:p>
       <w:pPr>
-        <w:pStyle w:val="CaptionedFigure"/>
+        <w:pStyle w:val="BodyText"/>
       </w:pPr>
       <w:r>
         <w:drawing>
           <wp:inline>
             <wp:extent cx="5334000" cy="3352932"/>
             <wp:effectExtent b="0" l="0" r="0" t="0"/>
-            <wp:docPr descr="Arquitectura en capas del cuestionario MATCAD" title="" id="32" name="Picture"/>
+            <wp:docPr descr="" title="" id="62" name="Picture"/>
             <a:graphic>
               <a:graphicData uri="http://schemas.openxmlformats.org/drawingml/2006/picture">
                 <pic:pic>
                   <pic:nvPicPr>
-                    <pic:cNvPr descr="../Figuras/arquitectura_sistema.png" id="33" name="Picture"/>
+                    <pic:cNvPr descr="../Figuras/arquitectura_sistema.png" id="63" name="Picture"/>
                     <pic:cNvPicPr>
                       <a:picLocks noChangeArrowheads="1" noChangeAspect="1"/>
                     </pic:cNvPicPr>
                   </pic:nvPicPr>
                   <pic:blipFill>
-                    <a:blip r:embed="rId31"/>
+                    <a:blip r:embed="rId61"/>
                     <a:stretch>
                       <a:fillRect/>
                     </a:stretch>
@@ -2262,14 +2494,6 @@
     </w:p>
     <w:p>
       <w:pPr>
-        <w:pStyle w:val="ImageCaption"/>
-      </w:pPr>
-      <w:r>
-        <w:t xml:space="preserve">Arquitectura en capas del cuestionario MATCAD</w:t>
-      </w:r>
-    </w:p>
-    <w:p>
-      <w:pPr>
         <w:pStyle w:val="BodyText"/>
       </w:pPr>
       <w:r>
@@ -3034,14 +3258,23 @@
         </w:tc>
       </w:tr>
     </w:tbl>
-    <w:bookmarkEnd w:id="34"/>
-    <w:bookmarkStart w:id="35" w:name="validación-y-aseguramiento-de-la-calidad"/>
-    <w:p>
-      <w:pPr>
-        <w:pStyle w:val="Heading3"/>
-      </w:pPr>
-      <w:r>
-        <w:t xml:space="preserve">4.4 Validación y aseguramiento de la calidad</w:t>
+    <w:bookmarkEnd w:id="64"/>
+    <w:bookmarkStart w:id="65" w:name="validación-y-aseguramiento-de-la-calidad"/>
+    <w:p>
+      <w:pPr>
+        <w:pStyle w:val="Heading2"/>
+      </w:pPr>
+      <w:r>
+        <w:rPr>
+          <w:rStyle w:val="SectionNumber"/>
+        </w:rPr>
+        <w:t xml:space="preserve">4.4</w:t>
+      </w:r>
+      <w:r>
+        <w:tab/>
+      </w:r>
+      <w:r>
+        <w:t xml:space="preserve">Validación y aseguramiento de la calidad</w:t>
       </w:r>
     </w:p>
     <w:tbl>
@@ -3337,7 +3570,7 @@
               <w:pStyle w:val="Compact"/>
             </w:pPr>
             <w:r>
-              <w:t xml:space="preserve">Simulación Monte Carlo (respuestas al azar)</w:t>
+              <w:t xml:space="preserve">Simulación Monte Carlo</w:t>
             </w:r>
           </w:p>
         </w:tc>
@@ -3411,14 +3644,23 @@
         <w:t xml:space="preserve">para evitar modificaciones accidentales.</w:t>
       </w:r>
     </w:p>
-    <w:bookmarkEnd w:id="35"/>
-    <w:bookmarkStart w:id="36" w:name="criterios-de-éxito"/>
-    <w:p>
-      <w:pPr>
-        <w:pStyle w:val="Heading3"/>
-      </w:pPr>
-      <w:r>
-        <w:t xml:space="preserve">4.5 Criterios de éxito</w:t>
+    <w:bookmarkEnd w:id="65"/>
+    <w:bookmarkStart w:id="66" w:name="criterios-de-éxito"/>
+    <w:p>
+      <w:pPr>
+        <w:pStyle w:val="Heading2"/>
+      </w:pPr>
+      <w:r>
+        <w:rPr>
+          <w:rStyle w:val="SectionNumber"/>
+        </w:rPr>
+        <w:t xml:space="preserve">4.5</w:t>
+      </w:r>
+      <w:r>
+        <w:tab/>
+      </w:r>
+      <w:r>
+        <w:t xml:space="preserve">Criterios de éxito</w:t>
       </w:r>
     </w:p>
     <w:p>
@@ -3486,24 +3728,42 @@
         <w:t xml:space="preserve">El contenido había pasado revisión manual completa.</w:t>
       </w:r>
     </w:p>
-    <w:bookmarkEnd w:id="36"/>
-    <w:bookmarkEnd w:id="37"/>
-    <w:bookmarkStart w:id="56" w:name="resultados"/>
+    <w:bookmarkEnd w:id="66"/>
+    <w:bookmarkEnd w:id="67"/>
+    <w:bookmarkStart w:id="86" w:name="resultados"/>
+    <w:p>
+      <w:pPr>
+        <w:pStyle w:val="Heading1"/>
+      </w:pPr>
+      <w:r>
+        <w:rPr>
+          <w:rStyle w:val="SectionNumber"/>
+        </w:rPr>
+        <w:t xml:space="preserve">5</w:t>
+      </w:r>
+      <w:r>
+        <w:tab/>
+      </w:r>
+      <w:r>
+        <w:t xml:space="preserve">Resultados</w:t>
+      </w:r>
+    </w:p>
+    <w:bookmarkStart w:id="68" w:name="banco-de-preguntas"/>
     <w:p>
       <w:pPr>
         <w:pStyle w:val="Heading2"/>
       </w:pPr>
       <w:r>
-        <w:t xml:space="preserve">5. Resultados</w:t>
-      </w:r>
-    </w:p>
-    <w:bookmarkStart w:id="38" w:name="banco-de-preguntas"/>
-    <w:p>
-      <w:pPr>
-        <w:pStyle w:val="Heading3"/>
-      </w:pPr>
-      <w:r>
-        <w:t xml:space="preserve">5.1 Banco de preguntas</w:t>
+        <w:rPr>
+          <w:rStyle w:val="SectionNumber"/>
+        </w:rPr>
+        <w:t xml:space="preserve">5.1</w:t>
+      </w:r>
+      <w:r>
+        <w:tab/>
+      </w:r>
+      <w:r>
+        <w:t xml:space="preserve">Banco de preguntas</w:t>
       </w:r>
     </w:p>
     <w:p>
@@ -3711,14 +3971,23 @@
         <w:t xml:space="preserve">(pool ampliado con plantillas no revisadas, hasta 1440 ítems jugables), dejando clara la trazabilidad para evaluación formal del TFG.</w:t>
       </w:r>
     </w:p>
-    <w:bookmarkEnd w:id="38"/>
-    <w:bookmarkStart w:id="39" w:name="aplicación-de-juego"/>
-    <w:p>
-      <w:pPr>
-        <w:pStyle w:val="Heading3"/>
-      </w:pPr>
-      <w:r>
-        <w:t xml:space="preserve">5.2 Aplicación de juego</w:t>
+    <w:bookmarkEnd w:id="68"/>
+    <w:bookmarkStart w:id="69" w:name="aplicación-de-juego"/>
+    <w:p>
+      <w:pPr>
+        <w:pStyle w:val="Heading2"/>
+      </w:pPr>
+      <w:r>
+        <w:rPr>
+          <w:rStyle w:val="SectionNumber"/>
+        </w:rPr>
+        <w:t xml:space="preserve">5.2</w:t>
+      </w:r>
+      <w:r>
+        <w:tab/>
+      </w:r>
+      <w:r>
+        <w:t xml:space="preserve">Aplicación de juego</w:t>
       </w:r>
     </w:p>
     <w:p>
@@ -4121,14 +4390,23 @@
         </w:tc>
       </w:tr>
     </w:tbl>
-    <w:bookmarkEnd w:id="39"/>
-    <w:bookmarkStart w:id="41" w:name="organización-curricular-modelada"/>
-    <w:p>
-      <w:pPr>
-        <w:pStyle w:val="Heading3"/>
-      </w:pPr>
-      <w:r>
-        <w:t xml:space="preserve">5.3 Organización curricular modelada</w:t>
+    <w:bookmarkEnd w:id="69"/>
+    <w:bookmarkStart w:id="71" w:name="organización-curricular-modelada"/>
+    <w:p>
+      <w:pPr>
+        <w:pStyle w:val="Heading2"/>
+      </w:pPr>
+      <w:r>
+        <w:rPr>
+          <w:rStyle w:val="SectionNumber"/>
+        </w:rPr>
+        <w:t xml:space="preserve">5.3</w:t>
+      </w:r>
+      <w:r>
+        <w:tab/>
+      </w:r>
+      <w:r>
+        <w:t xml:space="preserve">Organización curricular modelada</w:t>
       </w:r>
     </w:p>
     <w:p>
@@ -4898,7 +5176,7 @@
       <w:r>
         <w:t xml:space="preserve"> </w:t>
       </w:r>
-      <w:hyperlink r:id="rId40">
+      <w:hyperlink r:id="rId70">
         <w:r>
           <w:rPr>
             <w:rStyle w:val="VerbatimChar"/>
@@ -4910,14 +5188,23 @@
         <w:t xml:space="preserve">.</w:t>
       </w:r>
     </w:p>
-    <w:bookmarkEnd w:id="41"/>
-    <w:bookmarkStart w:id="43" w:name="herramientas-de-mantenimiento"/>
-    <w:p>
-      <w:pPr>
-        <w:pStyle w:val="Heading3"/>
-      </w:pPr>
-      <w:r>
-        <w:t xml:space="preserve">5.4 Herramientas de mantenimiento</w:t>
+    <w:bookmarkEnd w:id="71"/>
+    <w:bookmarkStart w:id="73" w:name="herramientas-de-mantenimiento"/>
+    <w:p>
+      <w:pPr>
+        <w:pStyle w:val="Heading2"/>
+      </w:pPr>
+      <w:r>
+        <w:rPr>
+          <w:rStyle w:val="SectionNumber"/>
+        </w:rPr>
+        <w:t xml:space="preserve">5.4</w:t>
+      </w:r>
+      <w:r>
+        <w:tab/>
+      </w:r>
+      <w:r>
+        <w:t xml:space="preserve">Herramientas de mantenimiento</w:t>
       </w:r>
     </w:p>
     <w:p>
@@ -5036,7 +5323,7 @@
       <w:r>
         <w:t xml:space="preserve"> </w:t>
       </w:r>
-      <w:hyperlink r:id="rId42">
+      <w:hyperlink r:id="rId72">
         <w:r>
           <w:rPr>
             <w:rStyle w:val="VerbatimChar"/>
@@ -5048,14 +5335,23 @@
         <w:t xml:space="preserve">.</w:t>
       </w:r>
     </w:p>
-    <w:bookmarkEnd w:id="43"/>
-    <w:bookmarkStart w:id="44" w:name="síntesis-cuantitativa"/>
-    <w:p>
-      <w:pPr>
-        <w:pStyle w:val="Heading3"/>
-      </w:pPr>
-      <w:r>
-        <w:t xml:space="preserve">5.5 Síntesis cuantitativa</w:t>
+    <w:bookmarkEnd w:id="73"/>
+    <w:bookmarkStart w:id="74" w:name="síntesis-cuantitativa"/>
+    <w:p>
+      <w:pPr>
+        <w:pStyle w:val="Heading2"/>
+      </w:pPr>
+      <w:r>
+        <w:rPr>
+          <w:rStyle w:val="SectionNumber"/>
+        </w:rPr>
+        <w:t xml:space="preserve">5.5</w:t>
+      </w:r>
+      <w:r>
+        <w:tab/>
+      </w:r>
+      <w:r>
+        <w:t xml:space="preserve">Síntesis cuantitativa</w:t>
       </w:r>
     </w:p>
     <w:tbl>
@@ -5264,14 +5560,23 @@
         </w:tc>
       </w:tr>
     </w:tbl>
-    <w:bookmarkEnd w:id="44"/>
-    <w:bookmarkStart w:id="48" w:name="X9904ddc6eefce648af5381a526d40be5e9961a6"/>
-    <w:p>
-      <w:pPr>
-        <w:pStyle w:val="Heading3"/>
-      </w:pPr>
-      <w:r>
-        <w:t xml:space="preserve">5.6 Validación analítica del modo historia (H3)</w:t>
+    <w:bookmarkEnd w:id="74"/>
+    <w:bookmarkStart w:id="78" w:name="validación-del-modo-historia-h3"/>
+    <w:p>
+      <w:pPr>
+        <w:pStyle w:val="Heading2"/>
+      </w:pPr>
+      <w:r>
+        <w:rPr>
+          <w:rStyle w:val="SectionNumber"/>
+        </w:rPr>
+        <w:t xml:space="preserve">5.6</w:t>
+      </w:r>
+      <w:r>
+        <w:tab/>
+      </w:r>
+      <w:r>
+        <w:t xml:space="preserve">Validación del modo historia (H3)</w:t>
       </w:r>
     </w:p>
     <w:p>
@@ -5359,7 +5664,42 @@
         <w:t xml:space="preserve"> </w:t>
       </w:r>
       <w:r>
-        <w:t xml:space="preserve">en el intervalo ([0,1]) que combina ambos indicadores. A continuación, el generador asigna</w:t>
+        <w:t xml:space="preserve">en el intervalo</w:t>
+      </w:r>
+      <w:r>
+        <w:t xml:space="preserve"> </w:t>
+      </w:r>
+      <m:oMath>
+        <m:r>
+          <m:rPr>
+            <m:sty m:val="p"/>
+          </m:rPr>
+          <m:t>[</m:t>
+        </m:r>
+        <m:r>
+          <m:t>0</m:t>
+        </m:r>
+        <m:r>
+          <m:rPr>
+            <m:sty m:val="p"/>
+          </m:rPr>
+          <m:t>,</m:t>
+        </m:r>
+        <m:r>
+          <m:t>1</m:t>
+        </m:r>
+        <m:r>
+          <m:rPr>
+            <m:sty m:val="p"/>
+          </m:rPr>
+          <m:t>]</m:t>
+        </m:r>
+      </m:oMath>
+      <w:r>
+        <w:t xml:space="preserve"> </w:t>
+      </w:r>
+      <w:r>
+        <w:t xml:space="preserve">que combina ambos indicadores. A continuación, el generador asigna</w:t>
       </w:r>
       <w:r>
         <w:t xml:space="preserve"> </w:t>
@@ -5412,25 +5752,25 @@
     </w:p>
     <w:p>
       <w:pPr>
-        <w:pStyle w:val="CaptionedFigure"/>
+        <w:pStyle w:val="BodyText"/>
       </w:pPr>
       <w:r>
         <w:drawing>
           <wp:inline>
             <wp:extent cx="5334000" cy="2302174"/>
             <wp:effectExtent b="0" l="0" r="0" t="0"/>
-            <wp:docPr descr="Flujo del modo historia" title="" id="46" name="Picture"/>
+            <wp:docPr descr="" title="" id="76" name="Picture"/>
             <a:graphic>
               <a:graphicData uri="http://schemas.openxmlformats.org/drawingml/2006/picture">
                 <pic:pic>
                   <pic:nvPicPr>
-                    <pic:cNvPr descr="../Figuras/flujo_modo_historia.png" id="47" name="Picture"/>
+                    <pic:cNvPr descr="../Figuras/flujo_modo_historia.png" id="77" name="Picture"/>
                     <pic:cNvPicPr>
                       <a:picLocks noChangeArrowheads="1" noChangeAspect="1"/>
                     </pic:cNvPicPr>
                   </pic:nvPicPr>
                   <pic:blipFill>
-                    <a:blip r:embed="rId45"/>
+                    <a:blip r:embed="rId75"/>
                     <a:stretch>
                       <a:fillRect/>
                     </a:stretch>
@@ -5459,14 +5799,6 @@
     </w:p>
     <w:p>
       <w:pPr>
-        <w:pStyle w:val="ImageCaption"/>
-      </w:pPr>
-      <w:r>
-        <w:t xml:space="preserve">Flujo del modo historia</w:t>
-      </w:r>
-    </w:p>
-    <w:p>
-      <w:pPr>
         <w:pStyle w:val="BodyText"/>
       </w:pPr>
       <w:r>
@@ -5738,14 +6070,23 @@
         <w:t xml:space="preserve">Estos valores orientan la ponderación del modo historia; un piloto con estudiantes permitiría contrastar si los exámenes generados se perciben alineados con la exigencia real del grado.</w:t>
       </w:r>
     </w:p>
-    <w:bookmarkEnd w:id="48"/>
-    <w:bookmarkStart w:id="55" w:name="X991fcbaeeebbdddd3eb63bc9a58a307cb37a1ec"/>
-    <w:p>
-      <w:pPr>
-        <w:pStyle w:val="Heading3"/>
-      </w:pPr>
-      <w:r>
-        <w:t xml:space="preserve">5.7 Simulación Monte Carlo de la evaluación (respuestas al azar)</w:t>
+    <w:bookmarkEnd w:id="78"/>
+    <w:bookmarkStart w:id="85" w:name="simulación-monte-carlo"/>
+    <w:p>
+      <w:pPr>
+        <w:pStyle w:val="Heading2"/>
+      </w:pPr>
+      <w:r>
+        <w:rPr>
+          <w:rStyle w:val="SectionNumber"/>
+        </w:rPr>
+        <w:t xml:space="preserve">5.7</w:t>
+      </w:r>
+      <w:r>
+        <w:tab/>
+      </w:r>
+      <w:r>
+        <w:t xml:space="preserve">Simulación Monte Carlo</w:t>
       </w:r>
     </w:p>
     <w:p>
@@ -5753,7 +6094,7 @@
         <w:pStyle w:val="FirstParagraph"/>
       </w:pPr>
       <w:r>
-        <w:t xml:space="preserve">Para validar que el motor de corrección penaliza el azar como cabría esperar en un examen tipo test, se implementó</w:t>
+        <w:t xml:space="preserve">Para comprobar que el motor de corrección penaliza el azar como en un test de opción múltiple, se implementó</w:t>
       </w:r>
       <w:r>
         <w:t xml:space="preserve"> </w:t>
@@ -5765,16 +6106,36 @@
         <w:t xml:space="preserve">Files/simulacion_evaluacion_azar.py</w:t>
       </w:r>
       <w:r>
-        <w:t xml:space="preserve"> </w:t>
-      </w:r>
-      <w:r>
-        <w:t xml:space="preserve">y se formalizó el experimento en términos probabilísticos. En cada ítem, la respuesta del jugador que contesta al azar se modela como una variable de Bernoulli (X_i</w:t>
-      </w:r>
-      <w:r>
-        <w:t xml:space="preserve"> </w:t>
-      </w:r>
-      <w:r>
-        <w:t xml:space="preserve">(p)) con (p = 1/4), al elegir uniformemente entre las cuatro opciones A–D. El número de aciertos en un bloque de (n = 20) preguntas es entonces</w:t>
+        <w:t xml:space="preserve">. En cada réplica se extraen preguntas del banco cerrado y la letra A–D se elige al azar con probabilidad uniforme (</w:t>
+      </w:r>
+      <m:oMath>
+        <m:r>
+          <m:t>p</m:t>
+        </m:r>
+        <m:r>
+          <m:rPr>
+            <m:sty m:val="p"/>
+          </m:rPr>
+          <m:t>=</m:t>
+        </m:r>
+        <m:r>
+          <m:t>1</m:t>
+        </m:r>
+        <m:r>
+          <m:rPr>
+            <m:sty m:val="p"/>
+          </m:rPr>
+          <m:t>/</m:t>
+        </m:r>
+        <m:r>
+          <m:t>4</m:t>
+        </m:r>
+      </m:oMath>
+      <w:r>
+        <w:t xml:space="preserve"> </w:t>
+      </w:r>
+      <w:r>
+        <w:t xml:space="preserve">por ítem).</w:t>
       </w:r>
     </w:p>
     <w:p>
@@ -5782,57 +6143,520 @@
         <w:pStyle w:val="BodyText"/>
       </w:pPr>
       <w:r>
-        <w:t xml:space="preserve">[</w:t>
-      </w:r>
-      <w:r>
-        <w:t xml:space="preserve"> </w:t>
-      </w:r>
-      <w:r>
-        <w:t xml:space="preserve">Y =</w:t>
-      </w:r>
-      <w:r>
-        <w:t xml:space="preserve"> </w:t>
-      </w:r>
-      <w:r>
-        <w:t xml:space="preserve">_{i=1}^{n} X_i</w:t>
-      </w:r>
-      <w:r>
-        <w:t xml:space="preserve"> </w:t>
-      </w:r>
-      <w:r>
-        <w:t xml:space="preserve">(n,, p),</w:t>
-      </w:r>
-      <w:r>
-        <w:t xml:space="preserve"> </w:t>
-      </w:r>
-      <w:r>
-        <w:t xml:space="preserve">]</w:t>
+        <w:rPr>
+          <w:b/>
+          <w:bCs/>
+        </w:rPr>
+        <w:t xml:space="preserve">Modo examen (sin vidas).</w:t>
+      </w:r>
+      <w:r>
+        <w:t xml:space="preserve"> </w:t>
+      </w:r>
+      <w:r>
+        <w:t xml:space="preserve">Cada acierto se modela como</w:t>
+      </w:r>
+      <w:r>
+        <w:t xml:space="preserve"> </w:t>
+      </w:r>
+      <m:oMath>
+        <m:sSub>
+          <m:e>
+            <m:r>
+              <m:t>X</m:t>
+            </m:r>
+          </m:e>
+          <m:sub>
+            <m:r>
+              <m:t>i</m:t>
+            </m:r>
+          </m:sub>
+        </m:sSub>
+        <m:r>
+          <m:rPr>
+            <m:sty m:val="p"/>
+          </m:rPr>
+          <m:t>∼</m:t>
+        </m:r>
+        <m:r>
+          <m:rPr>
+            <m:sty m:val="p"/>
+          </m:rPr>
+          <m:t>B</m:t>
+        </m:r>
+        <m:r>
+          <m:rPr>
+            <m:sty m:val="p"/>
+          </m:rPr>
+          <m:t>e</m:t>
+        </m:r>
+        <m:r>
+          <m:rPr>
+            <m:sty m:val="p"/>
+          </m:rPr>
+          <m:t>r</m:t>
+        </m:r>
+        <m:r>
+          <m:rPr>
+            <m:sty m:val="p"/>
+          </m:rPr>
+          <m:t>n</m:t>
+        </m:r>
+        <m:r>
+          <m:rPr>
+            <m:sty m:val="p"/>
+          </m:rPr>
+          <m:t>o</m:t>
+        </m:r>
+        <m:r>
+          <m:rPr>
+            <m:sty m:val="p"/>
+          </m:rPr>
+          <m:t>u</m:t>
+        </m:r>
+        <m:r>
+          <m:rPr>
+            <m:sty m:val="p"/>
+          </m:rPr>
+          <m:t>l</m:t>
+        </m:r>
+        <m:r>
+          <m:rPr>
+            <m:sty m:val="p"/>
+          </m:rPr>
+          <m:t>l</m:t>
+        </m:r>
+        <m:r>
+          <m:rPr>
+            <m:sty m:val="p"/>
+          </m:rPr>
+          <m:t>i</m:t>
+        </m:r>
+        <m:r>
+          <m:rPr>
+            <m:sty m:val="p"/>
+          </m:rPr>
+          <m:t>(</m:t>
+        </m:r>
+        <m:r>
+          <m:t>p</m:t>
+        </m:r>
+        <m:r>
+          <m:rPr>
+            <m:sty m:val="p"/>
+          </m:rPr>
+          <m:t>)</m:t>
+        </m:r>
+      </m:oMath>
+      <w:r>
+        <w:t xml:space="preserve"> </w:t>
+      </w:r>
+      <w:r>
+        <w:t xml:space="preserve">independiente. En un bloque de</w:t>
+      </w:r>
+      <w:r>
+        <w:t xml:space="preserve"> </w:t>
+      </w:r>
+      <m:oMath>
+        <m:r>
+          <m:t>n</m:t>
+        </m:r>
+        <m:r>
+          <m:rPr>
+            <m:sty m:val="p"/>
+          </m:rPr>
+          <m:t>=</m:t>
+        </m:r>
+        <m:r>
+          <m:t>20</m:t>
+        </m:r>
+      </m:oMath>
+      <w:r>
+        <w:t xml:space="preserve"> </w:t>
+      </w:r>
+      <w:r>
+        <w:t xml:space="preserve">preguntas,</w:t>
       </w:r>
     </w:p>
     <w:p>
       <w:pPr>
         <w:pStyle w:val="BodyText"/>
       </w:pPr>
-      <w:r>
-        <w:t xml:space="preserve">con valor esperado (</w:t>
-      </w:r>
-      <w:r>
-        <w:t xml:space="preserve">[Y] = np = 5) y varianza (</w:t>
-      </w:r>
-      <w:r>
-        <w:t xml:space="preserve">(Y) = np(1-p) = 3{,}75). La nota del motor, definida como (</w:t>
-      </w:r>
-      <w:r>
-        <w:t xml:space="preserve"> </w:t>
-      </w:r>
-      <w:r>
-        <w:t xml:space="preserve">= 10,Y/n), verifica (</w:t>
-      </w:r>
-      <w:r>
-        <w:t xml:space="preserve">[</w:t>
-      </w:r>
-      <w:r>
-        <w:t xml:space="preserve">] = 2{,}5), coherente con el umbral de suspensión universitario.</w:t>
+      <m:oMathPara>
+        <m:oMathParaPr>
+          <m:jc m:val="center"/>
+        </m:oMathParaPr>
+        <m:oMath>
+          <m:r>
+            <m:t>Y</m:t>
+          </m:r>
+          <m:r>
+            <m:rPr>
+              <m:sty m:val="p"/>
+            </m:rPr>
+            <m:t>=</m:t>
+          </m:r>
+          <m:nary>
+            <m:naryPr>
+              <m:chr m:val="∑"/>
+              <m:limLoc m:val="undOvr"/>
+              <m:subHide m:val="off"/>
+              <m:supHide m:val="off"/>
+            </m:naryPr>
+            <m:sub>
+              <m:r>
+                <m:t>i</m:t>
+              </m:r>
+              <m:r>
+                <m:rPr>
+                  <m:sty m:val="p"/>
+                </m:rPr>
+                <m:t>=</m:t>
+              </m:r>
+              <m:r>
+                <m:t>1</m:t>
+              </m:r>
+            </m:sub>
+            <m:sup>
+              <m:r>
+                <m:t>n</m:t>
+              </m:r>
+            </m:sup>
+            <m:e>
+              <m:sSub>
+                <m:e>
+                  <m:r>
+                    <m:t>X</m:t>
+                  </m:r>
+                </m:e>
+                <m:sub>
+                  <m:r>
+                    <m:t>i</m:t>
+                  </m:r>
+                </m:sub>
+              </m:sSub>
+            </m:e>
+          </m:nary>
+          <m:r>
+            <m:rPr>
+              <m:sty m:val="p"/>
+            </m:rPr>
+            <m:t>∼</m:t>
+          </m:r>
+          <m:r>
+            <m:rPr>
+              <m:sty m:val="p"/>
+            </m:rPr>
+            <m:t>B</m:t>
+          </m:r>
+          <m:r>
+            <m:rPr>
+              <m:sty m:val="p"/>
+            </m:rPr>
+            <m:t>i</m:t>
+          </m:r>
+          <m:r>
+            <m:rPr>
+              <m:sty m:val="p"/>
+            </m:rPr>
+            <m:t>n</m:t>
+          </m:r>
+          <m:r>
+            <m:rPr>
+              <m:sty m:val="p"/>
+            </m:rPr>
+            <m:t>o</m:t>
+          </m:r>
+          <m:r>
+            <m:rPr>
+              <m:sty m:val="p"/>
+            </m:rPr>
+            <m:t>m</m:t>
+          </m:r>
+          <m:r>
+            <m:rPr>
+              <m:sty m:val="p"/>
+            </m:rPr>
+            <m:t>i</m:t>
+          </m:r>
+          <m:r>
+            <m:rPr>
+              <m:sty m:val="p"/>
+            </m:rPr>
+            <m:t>a</m:t>
+          </m:r>
+          <m:r>
+            <m:rPr>
+              <m:sty m:val="p"/>
+            </m:rPr>
+            <m:t>l</m:t>
+          </m:r>
+          <m:r>
+            <m:rPr>
+              <m:sty m:val="p"/>
+            </m:rPr>
+            <m:t>(</m:t>
+          </m:r>
+          <m:r>
+            <m:t>n</m:t>
+          </m:r>
+          <m:r>
+            <m:rPr>
+              <m:sty m:val="p"/>
+            </m:rPr>
+            <m:t>,</m:t>
+          </m:r>
+          <m:r>
+            <m:t> </m:t>
+          </m:r>
+          <m:r>
+            <m:t>p</m:t>
+          </m:r>
+          <m:r>
+            <m:rPr>
+              <m:sty m:val="p"/>
+            </m:rPr>
+            <m:t>)</m:t>
+          </m:r>
+          <m:r>
+            <m:rPr>
+              <m:sty m:val="p"/>
+            </m:rPr>
+            <m:t>,</m:t>
+          </m:r>
+        </m:oMath>
+      </m:oMathPara>
+    </w:p>
+    <w:p>
+      <w:pPr>
+        <w:pStyle w:val="FirstParagraph"/>
+      </w:pPr>
+      <w:r>
+        <w:t xml:space="preserve">con</w:t>
+      </w:r>
+      <w:r>
+        <w:t xml:space="preserve"> </w:t>
+      </w:r>
+      <m:oMath>
+        <m:r>
+          <m:rPr>
+            <m:scr m:val="double-struck"/>
+            <m:sty m:val="p"/>
+          </m:rPr>
+          <m:t>E</m:t>
+        </m:r>
+        <m:r>
+          <m:rPr>
+            <m:sty m:val="p"/>
+          </m:rPr>
+          <m:t>[</m:t>
+        </m:r>
+        <m:r>
+          <m:t>Y</m:t>
+        </m:r>
+        <m:r>
+          <m:rPr>
+            <m:sty m:val="p"/>
+          </m:rPr>
+          <m:t>]</m:t>
+        </m:r>
+        <m:r>
+          <m:rPr>
+            <m:sty m:val="p"/>
+          </m:rPr>
+          <m:t>=</m:t>
+        </m:r>
+        <m:r>
+          <m:t>n</m:t>
+        </m:r>
+        <m:r>
+          <m:t>p</m:t>
+        </m:r>
+        <m:r>
+          <m:rPr>
+            <m:sty m:val="p"/>
+          </m:rPr>
+          <m:t>=</m:t>
+        </m:r>
+        <m:r>
+          <m:t>5</m:t>
+        </m:r>
+      </m:oMath>
+      <w:r>
+        <w:t xml:space="preserve"> </w:t>
+      </w:r>
+      <w:r>
+        <w:t xml:space="preserve">y</w:t>
+      </w:r>
+      <w:r>
+        <w:t xml:space="preserve"> </w:t>
+      </w:r>
+      <m:oMath>
+        <m:r>
+          <m:rPr>
+            <m:sty m:val="p"/>
+          </m:rPr>
+          <m:t>V</m:t>
+        </m:r>
+        <m:r>
+          <m:rPr>
+            <m:sty m:val="p"/>
+          </m:rPr>
+          <m:t>a</m:t>
+        </m:r>
+        <m:r>
+          <m:rPr>
+            <m:sty m:val="p"/>
+          </m:rPr>
+          <m:t>r</m:t>
+        </m:r>
+        <m:r>
+          <m:rPr>
+            <m:sty m:val="p"/>
+          </m:rPr>
+          <m:t>(</m:t>
+        </m:r>
+        <m:r>
+          <m:t>Y</m:t>
+        </m:r>
+        <m:r>
+          <m:rPr>
+            <m:sty m:val="p"/>
+          </m:rPr>
+          <m:t>)</m:t>
+        </m:r>
+        <m:r>
+          <m:rPr>
+            <m:sty m:val="p"/>
+          </m:rPr>
+          <m:t>=</m:t>
+        </m:r>
+        <m:r>
+          <m:t>n</m:t>
+        </m:r>
+        <m:r>
+          <m:t>p</m:t>
+        </m:r>
+        <m:r>
+          <m:rPr>
+            <m:sty m:val="p"/>
+          </m:rPr>
+          <m:t>(</m:t>
+        </m:r>
+        <m:r>
+          <m:t>1</m:t>
+        </m:r>
+        <m:r>
+          <m:rPr>
+            <m:sty m:val="p"/>
+          </m:rPr>
+          <m:t>−</m:t>
+        </m:r>
+        <m:r>
+          <m:t>p</m:t>
+        </m:r>
+        <m:r>
+          <m:rPr>
+            <m:sty m:val="p"/>
+          </m:rPr>
+          <m:t>)</m:t>
+        </m:r>
+        <m:r>
+          <m:rPr>
+            <m:sty m:val="p"/>
+          </m:rPr>
+          <m:t>=</m:t>
+        </m:r>
+        <m:r>
+          <m:t>3</m:t>
+        </m:r>
+        <m:r>
+          <m:rPr>
+            <m:sty m:val="p"/>
+          </m:rPr>
+          <m:t>,</m:t>
+        </m:r>
+        <m:r>
+          <m:t>75</m:t>
+        </m:r>
+      </m:oMath>
+      <w:r>
+        <w:t xml:space="preserve">. La nota del motor,</w:t>
+      </w:r>
+      <w:r>
+        <w:t xml:space="preserve"> </w:t>
+      </w:r>
+      <m:oMath>
+        <m:r>
+          <m:rPr>
+            <m:sty m:val="p"/>
+          </m:rPr>
+          <m:t>n</m:t>
+        </m:r>
+        <m:r>
+          <m:rPr>
+            <m:sty m:val="p"/>
+          </m:rPr>
+          <m:t>o</m:t>
+        </m:r>
+        <m:r>
+          <m:rPr>
+            <m:sty m:val="p"/>
+          </m:rPr>
+          <m:t>t</m:t>
+        </m:r>
+        <m:r>
+          <m:rPr>
+            <m:sty m:val="p"/>
+          </m:rPr>
+          <m:t>a</m:t>
+        </m:r>
+        <m:r>
+          <m:rPr>
+            <m:sty m:val="p"/>
+          </m:rPr>
+          <m:t>=</m:t>
+        </m:r>
+        <m:r>
+          <m:t>10</m:t>
+        </m:r>
+        <m:r>
+          <m:t> </m:t>
+        </m:r>
+        <m:r>
+          <m:t>Y</m:t>
+        </m:r>
+        <m:r>
+          <m:rPr>
+            <m:sty m:val="p"/>
+          </m:rPr>
+          <m:t>/</m:t>
+        </m:r>
+        <m:r>
+          <m:t>n</m:t>
+        </m:r>
+      </m:oMath>
+      <w:r>
+        <w:t xml:space="preserve">, tiene valor esperado</w:t>
+      </w:r>
+      <w:r>
+        <w:t xml:space="preserve"> </w:t>
+      </w:r>
+      <m:oMath>
+        <m:r>
+          <m:t>2</m:t>
+        </m:r>
+        <m:r>
+          <m:rPr>
+            <m:sty m:val="p"/>
+          </m:rPr>
+          <m:t>,</m:t>
+        </m:r>
+        <m:r>
+          <m:t>5</m:t>
+        </m:r>
+      </m:oMath>
+      <w:r>
+        <w:t xml:space="preserve">, por debajo del umbral de aprobación universitario.</w:t>
       </w:r>
     </w:p>
     <w:p>
@@ -5840,106 +6664,375 @@
         <w:pStyle w:val="BodyText"/>
       </w:pPr>
       <w:r>
-        <w:t xml:space="preserve">El estimador Monte Carlo de la fracción de aciertos tras (N) réplicas independientes,</w:t>
+        <w:t xml:space="preserve">El estimador Monte Carlo de la fracción de aciertos tras</w:t>
+      </w:r>
+      <w:r>
+        <w:t xml:space="preserve"> </w:t>
+      </w:r>
+      <m:oMath>
+        <m:r>
+          <m:t>N</m:t>
+        </m:r>
+      </m:oMath>
+      <w:r>
+        <w:t xml:space="preserve"> </w:t>
+      </w:r>
+      <w:r>
+        <w:t xml:space="preserve">réplicas independientes,</w:t>
       </w:r>
     </w:p>
     <w:p>
       <w:pPr>
         <w:pStyle w:val="BodyText"/>
       </w:pPr>
-      <w:r>
-        <w:t xml:space="preserve">[</w:t>
-      </w:r>
-      <w:r>
-        <w:t xml:space="preserve"> </w:t>
-      </w:r>
-      <w:r>
-        <w:rPr>
-          <w:i/>
-          <w:iCs/>
-        </w:rPr>
-        <w:t xml:space="preserve">N =</w:t>
-      </w:r>
-      <w:r>
-        <w:rPr>
-          <w:i/>
-          <w:iCs/>
-        </w:rPr>
-        <w:t xml:space="preserve"> </w:t>
-      </w:r>
-      <w:r>
-        <w:t xml:space="preserve">{k=1}</w:t>
-      </w:r>
-      <w:r>
-        <w:rPr>
-          <w:vertAlign w:val="superscript"/>
-        </w:rPr>
-        <w:t xml:space="preserve">{N}\frac{Y</w:t>
-      </w:r>
-      <w:r>
-        <w:t xml:space="preserve">{(k)}}{n},</w:t>
-      </w:r>
-      <w:r>
-        <w:t xml:space="preserve"> </w:t>
-      </w:r>
-      <w:r>
-        <w:t xml:space="preserve">]</w:t>
+      <m:oMathPara>
+        <m:oMathParaPr>
+          <m:jc m:val="center"/>
+        </m:oMathParaPr>
+        <m:oMath>
+          <m:sSub>
+            <m:e>
+              <m:acc>
+                <m:accPr>
+                  <m:chr m:val="̂"/>
+                </m:accPr>
+                <m:e>
+                  <m:r>
+                    <m:t>p</m:t>
+                  </m:r>
+                </m:e>
+              </m:acc>
+            </m:e>
+            <m:sub>
+              <m:r>
+                <m:t>N</m:t>
+              </m:r>
+            </m:sub>
+          </m:sSub>
+          <m:r>
+            <m:rPr>
+              <m:sty m:val="p"/>
+            </m:rPr>
+            <m:t>=</m:t>
+          </m:r>
+          <m:f>
+            <m:fPr>
+              <m:type m:val="bar"/>
+            </m:fPr>
+            <m:num>
+              <m:r>
+                <m:t>1</m:t>
+              </m:r>
+            </m:num>
+            <m:den>
+              <m:r>
+                <m:t>N</m:t>
+              </m:r>
+            </m:den>
+          </m:f>
+          <m:nary>
+            <m:naryPr>
+              <m:chr m:val="∑"/>
+              <m:limLoc m:val="undOvr"/>
+              <m:subHide m:val="off"/>
+              <m:supHide m:val="off"/>
+            </m:naryPr>
+            <m:sub>
+              <m:r>
+                <m:t>k</m:t>
+              </m:r>
+              <m:r>
+                <m:rPr>
+                  <m:sty m:val="p"/>
+                </m:rPr>
+                <m:t>=</m:t>
+              </m:r>
+              <m:r>
+                <m:t>1</m:t>
+              </m:r>
+            </m:sub>
+            <m:sup>
+              <m:r>
+                <m:t>N</m:t>
+              </m:r>
+            </m:sup>
+            <m:e>
+              <m:f>
+                <m:fPr>
+                  <m:type m:val="bar"/>
+                </m:fPr>
+                <m:num>
+                  <m:sSup>
+                    <m:e>
+                      <m:r>
+                        <m:t>Y</m:t>
+                      </m:r>
+                    </m:e>
+                    <m:sup>
+                      <m:r>
+                        <m:rPr>
+                          <m:sty m:val="p"/>
+                        </m:rPr>
+                        <m:t>(</m:t>
+                      </m:r>
+                      <m:r>
+                        <m:t>k</m:t>
+                      </m:r>
+                      <m:r>
+                        <m:rPr>
+                          <m:sty m:val="p"/>
+                        </m:rPr>
+                        <m:t>)</m:t>
+                      </m:r>
+                    </m:sup>
+                  </m:sSup>
+                </m:num>
+                <m:den>
+                  <m:r>
+                    <m:t>n</m:t>
+                  </m:r>
+                </m:den>
+              </m:f>
+            </m:e>
+          </m:nary>
+          <m:r>
+            <m:rPr>
+              <m:sty m:val="p"/>
+            </m:rPr>
+            <m:t>,</m:t>
+          </m:r>
+        </m:oMath>
+      </m:oMathPara>
+    </w:p>
+    <w:p>
+      <w:pPr>
+        <w:pStyle w:val="FirstParagraph"/>
+      </w:pPr>
+      <w:r>
+        <w:t xml:space="preserve">es insesgado (</w:t>
+      </w:r>
+      <m:oMath>
+        <m:r>
+          <m:rPr>
+            <m:scr m:val="double-struck"/>
+            <m:sty m:val="p"/>
+          </m:rPr>
+          <m:t>E</m:t>
+        </m:r>
+        <m:r>
+          <m:rPr>
+            <m:sty m:val="p"/>
+          </m:rPr>
+          <m:t>[</m:t>
+        </m:r>
+        <m:sSub>
+          <m:e>
+            <m:acc>
+              <m:accPr>
+                <m:chr m:val="̂"/>
+              </m:accPr>
+              <m:e>
+                <m:r>
+                  <m:t>p</m:t>
+                </m:r>
+              </m:e>
+            </m:acc>
+          </m:e>
+          <m:sub>
+            <m:r>
+              <m:t>N</m:t>
+            </m:r>
+          </m:sub>
+        </m:sSub>
+        <m:r>
+          <m:rPr>
+            <m:sty m:val="p"/>
+          </m:rPr>
+          <m:t>]</m:t>
+        </m:r>
+        <m:r>
+          <m:rPr>
+            <m:sty m:val="p"/>
+          </m:rPr>
+          <m:t>=</m:t>
+        </m:r>
+        <m:r>
+          <m:t>p</m:t>
+        </m:r>
+      </m:oMath>
+      <w:r>
+        <w:t xml:space="preserve">) y su error estándar decrece como</w:t>
+      </w:r>
+      <w:r>
+        <w:t xml:space="preserve"> </w:t>
+      </w:r>
+      <m:oMath>
+        <m:r>
+          <m:rPr>
+            <m:scr m:val="script"/>
+            <m:sty m:val="p"/>
+          </m:rPr>
+          <m:t>O</m:t>
+        </m:r>
+        <m:r>
+          <m:rPr>
+            <m:sty m:val="p"/>
+          </m:rPr>
+          <m:t>(</m:t>
+        </m:r>
+        <m:r>
+          <m:t>1</m:t>
+        </m:r>
+        <m:r>
+          <m:rPr>
+            <m:sty m:val="p"/>
+          </m:rPr>
+          <m:t>/</m:t>
+        </m:r>
+        <m:rad>
+          <m:radPr>
+            <m:degHide m:val="on"/>
+          </m:radPr>
+          <m:deg/>
+          <m:e>
+            <m:r>
+              <m:t>N</m:t>
+            </m:r>
+          </m:e>
+        </m:rad>
+        <m:r>
+          <m:rPr>
+            <m:sty m:val="p"/>
+          </m:rPr>
+          <m:t>)</m:t>
+        </m:r>
+      </m:oMath>
+      <w:r>
+        <w:t xml:space="preserve">. Con</w:t>
+      </w:r>
+      <w:r>
+        <w:t xml:space="preserve"> </w:t>
+      </w:r>
+      <m:oMath>
+        <m:r>
+          <m:t>N</m:t>
+        </m:r>
+        <m:r>
+          <m:rPr>
+            <m:sty m:val="p"/>
+          </m:rPr>
+          <m:t>=</m:t>
+        </m:r>
+        <m:r>
+          <m:t>50</m:t>
+        </m:r>
+        <m:r>
+          <m:t> </m:t>
+        </m:r>
+        <m:r>
+          <m:t>000</m:t>
+        </m:r>
+      </m:oMath>
+      <w:r>
+        <w:t xml:space="preserve"> </w:t>
+      </w:r>
+      <w:r>
+        <w:t xml:space="preserve">y semilla 42, la fracción media es</w:t>
+      </w:r>
+      <w:r>
+        <w:t xml:space="preserve"> </w:t>
+      </w:r>
+      <w:r>
+        <w:rPr>
+          <w:b/>
+          <w:bCs/>
+        </w:rPr>
+        <w:t xml:space="preserve">24,98 %</w:t>
+      </w:r>
+      <w:r>
+        <w:t xml:space="preserve">, próxima al 25 % teórico. La figura 3 contrasta el histograma empírico de notas con la masa de probabilidad binomial; la figura 4 muestra la convergencia de</w:t>
+      </w:r>
+      <w:r>
+        <w:t xml:space="preserve"> </w:t>
+      </w:r>
+      <m:oMath>
+        <m:sSub>
+          <m:e>
+            <m:acc>
+              <m:accPr>
+                <m:chr m:val="̂"/>
+              </m:accPr>
+              <m:e>
+                <m:r>
+                  <m:t>p</m:t>
+                </m:r>
+              </m:e>
+            </m:acc>
+          </m:e>
+          <m:sub>
+            <m:r>
+              <m:t>N</m:t>
+            </m:r>
+          </m:sub>
+        </m:sSub>
+      </m:oMath>
+      <w:r>
+        <w:t xml:space="preserve"> </w:t>
+      </w:r>
+      <w:r>
+        <w:t xml:space="preserve">hacia</w:t>
+      </w:r>
+      <w:r>
+        <w:t xml:space="preserve"> </w:t>
+      </w:r>
+      <m:oMath>
+        <m:r>
+          <m:t>p</m:t>
+        </m:r>
+        <m:r>
+          <m:rPr>
+            <m:sty m:val="p"/>
+          </m:rPr>
+          <m:t>=</m:t>
+        </m:r>
+        <m:r>
+          <m:t>1</m:t>
+        </m:r>
+        <m:r>
+          <m:rPr>
+            <m:sty m:val="p"/>
+          </m:rPr>
+          <m:t>/</m:t>
+        </m:r>
+        <m:r>
+          <m:t>4</m:t>
+        </m:r>
+      </m:oMath>
+      <w:r>
+        <w:t xml:space="preserve">. La coincidencia confirma que la implementación reproduce el modelo probabilístico.</w:t>
       </w:r>
     </w:p>
     <w:p>
       <w:pPr>
         <w:pStyle w:val="BodyText"/>
-      </w:pPr>
-      <w:r>
-        <w:t xml:space="preserve">es insesgado ((</w:t>
-      </w:r>
-      <w:r>
-        <w:t xml:space="preserve">[</w:t>
-      </w:r>
-      <w:r>
-        <w:t xml:space="preserve">_N] = p)) y su error estándar decrece como (</w:t>
-      </w:r>
-      <w:r>
-        <w:t xml:space="preserve">(1/</w:t>
-      </w:r>
-      <w:r>
-        <w:t xml:space="preserve">)). Con (N = 50,000) y semilla 42, la simulación arroja una fracción media de</w:t>
-      </w:r>
-      <w:r>
-        <w:t xml:space="preserve"> </w:t>
-      </w:r>
-      <w:r>
-        <w:rPr>
-          <w:b/>
-          <w:bCs/>
-        </w:rPr>
-        <w:t xml:space="preserve">24,98 %</w:t>
-      </w:r>
-      <w:r>
-        <w:t xml:space="preserve">, próxima al valor teórico (figura 4). La figura 3 contrasta el histograma empírico de notas con la masa de probabilidad binomial; la coincidencia visual confirma que la implementación reproduce el modelo probabilístico.</w:t>
-      </w:r>
-    </w:p>
-    <w:p>
-      <w:pPr>
-        <w:pStyle w:val="CaptionedFigure"/>
       </w:pPr>
       <w:r>
         <w:drawing>
           <wp:inline>
             <wp:extent cx="5334000" cy="2122681"/>
             <wp:effectExtent b="0" l="0" r="0" t="0"/>
-            <wp:docPr descr="Distribución simulada de notas y aciertos" title="" id="50" name="Picture"/>
+            <wp:docPr descr="" title="" id="80" name="Picture"/>
             <a:graphic>
               <a:graphicData uri="http://schemas.openxmlformats.org/drawingml/2006/picture">
                 <pic:pic>
                   <pic:nvPicPr>
-                    <pic:cNvPr descr="../Figuras/monte_carlo_histograma_notas.png" id="51" name="Picture"/>
+                    <pic:cNvPr descr="../Figuras/monte_carlo_histograma_notas.png" id="81" name="Picture"/>
                     <pic:cNvPicPr>
                       <a:picLocks noChangeArrowheads="1" noChangeAspect="1"/>
                     </pic:cNvPicPr>
                   </pic:nvPicPr>
                   <pic:blipFill>
-                    <a:blip r:embed="rId49"/>
+                    <a:blip r:embed="rId79"/>
                     <a:stretch>
                       <a:fillRect/>
                     </a:stretch>
@@ -5968,14 +7061,6 @@
     </w:p>
     <w:p>
       <w:pPr>
-        <w:pStyle w:val="ImageCaption"/>
-      </w:pPr>
-      <w:r>
-        <w:t xml:space="preserve">Distribución simulada de notas y aciertos</w:t>
-      </w:r>
-    </w:p>
-    <w:p>
-      <w:pPr>
         <w:pStyle w:val="BodyText"/>
       </w:pPr>
       <w:r>
@@ -5988,25 +7073,25 @@
     </w:p>
     <w:p>
       <w:pPr>
-        <w:pStyle w:val="CaptionedFigure"/>
+        <w:pStyle w:val="BodyText"/>
       </w:pPr>
       <w:r>
         <w:drawing>
           <wp:inline>
             <wp:extent cx="5334000" cy="2861284"/>
             <wp:effectExtent b="0" l="0" r="0" t="0"/>
-            <wp:docPr descr="Convergencia del estimador Monte Carlo" title="" id="53" name="Picture"/>
+            <wp:docPr descr="" title="" id="83" name="Picture"/>
             <a:graphic>
               <a:graphicData uri="http://schemas.openxmlformats.org/drawingml/2006/picture">
                 <pic:pic>
                   <pic:nvPicPr>
-                    <pic:cNvPr descr="../Figuras/monte_carlo_convergencia.png" id="54" name="Picture"/>
+                    <pic:cNvPr descr="../Figuras/monte_carlo_convergencia.png" id="84" name="Picture"/>
                     <pic:cNvPicPr>
                       <a:picLocks noChangeArrowheads="1" noChangeAspect="1"/>
                     </pic:cNvPicPr>
                   </pic:nvPicPr>
                   <pic:blipFill>
-                    <a:blip r:embed="rId52"/>
+                    <a:blip r:embed="rId82"/>
                     <a:stretch>
                       <a:fillRect/>
                     </a:stretch>
@@ -6035,21 +7120,100 @@
     </w:p>
     <w:p>
       <w:pPr>
-        <w:pStyle w:val="ImageCaption"/>
-      </w:pPr>
-      <w:r>
-        <w:t xml:space="preserve">Convergencia del estimador Monte Carlo</w:t>
-      </w:r>
-    </w:p>
-    <w:p>
-      <w:pPr>
         <w:pStyle w:val="BodyText"/>
       </w:pPr>
       <w:r>
-        <w:t xml:space="preserve">*Figura 4. Convergencia de (</w:t>
-      </w:r>
-      <w:r>
-        <w:t xml:space="preserve">_N) hacia (p = 1/4) al aumentar el número de réplicas.*</w:t>
+        <w:rPr>
+          <w:i/>
+          <w:iCs/>
+        </w:rPr>
+        <w:t xml:space="preserve">Figura 4. Convergencia de</w:t>
+      </w:r>
+      <w:r>
+        <w:rPr>
+          <w:i/>
+          <w:iCs/>
+        </w:rPr>
+        <w:t xml:space="preserve"> </w:t>
+      </w:r>
+      <m:oMath>
+        <m:sSub>
+          <m:e>
+            <m:acc>
+              <m:accPr>
+                <m:chr m:val="̂"/>
+              </m:accPr>
+              <m:e>
+                <m:r>
+                  <m:t>p</m:t>
+                </m:r>
+              </m:e>
+            </m:acc>
+          </m:e>
+          <m:sub>
+            <m:r>
+              <m:t>N</m:t>
+            </m:r>
+          </m:sub>
+        </m:sSub>
+      </m:oMath>
+      <w:r>
+        <w:rPr>
+          <w:i/>
+          <w:iCs/>
+        </w:rPr>
+        <w:t xml:space="preserve"> </w:t>
+      </w:r>
+      <w:r>
+        <w:rPr>
+          <w:i/>
+          <w:iCs/>
+        </w:rPr>
+        <w:t xml:space="preserve">hacia</w:t>
+      </w:r>
+      <w:r>
+        <w:rPr>
+          <w:i/>
+          <w:iCs/>
+        </w:rPr>
+        <w:t xml:space="preserve"> </w:t>
+      </w:r>
+      <m:oMath>
+        <m:r>
+          <m:t>p</m:t>
+        </m:r>
+        <m:r>
+          <m:rPr>
+            <m:sty m:val="p"/>
+          </m:rPr>
+          <m:t>=</m:t>
+        </m:r>
+        <m:r>
+          <m:t>1</m:t>
+        </m:r>
+        <m:r>
+          <m:rPr>
+            <m:sty m:val="p"/>
+          </m:rPr>
+          <m:t>/</m:t>
+        </m:r>
+        <m:r>
+          <m:t>4</m:t>
+        </m:r>
+      </m:oMath>
+      <w:r>
+        <w:rPr>
+          <w:i/>
+          <w:iCs/>
+        </w:rPr>
+        <w:t xml:space="preserve"> </w:t>
+      </w:r>
+      <w:r>
+        <w:rPr>
+          <w:i/>
+          <w:iCs/>
+        </w:rPr>
+        <w:t xml:space="preserve">al aumentar el número de réplicas.</w:t>
       </w:r>
     </w:p>
     <w:p>
@@ -6057,26 +7221,103 @@
         <w:pStyle w:val="BodyText"/>
       </w:pPr>
       <w:r>
-        <w:t xml:space="preserve">En el</w:t>
-      </w:r>
-      <w:r>
-        <w:t xml:space="preserve"> </w:t>
-      </w:r>
-      <w:r>
-        <w:rPr>
-          <w:b/>
-          <w:bCs/>
-        </w:rPr>
-        <w:t xml:space="preserve">modo arcade</w:t>
-      </w:r>
-      <w:r>
-        <w:t xml:space="preserve"> </w:t>
-      </w:r>
-      <w:r>
-        <w:t xml:space="preserve">con tres vidas, cada fallo consume una vida y la probabilidad de error por pregunta es (q = 3/4). El número de preguntas respondidas hasta agotar las vidas coincide, en ausencia de límite superior, con el número de ensayos hasta observar (r = 3) fallos en ensayos de Bernoulli con probabilidad de «éxito» (q); dicha variable sigue una ley binomial negativa con valor esperado (</w:t>
-      </w:r>
-      <w:r>
-        <w:t xml:space="preserve">[T] = r/q = 4), lo que explica la media empírica de</w:t>
+        <w:rPr>
+          <w:b/>
+          <w:bCs/>
+        </w:rPr>
+        <w:t xml:space="preserve">Modo libre (preset arcade, 3 vidas).</w:t>
+      </w:r>
+      <w:r>
+        <w:t xml:space="preserve"> </w:t>
+      </w:r>
+      <w:r>
+        <w:t xml:space="preserve">Se replica el esquema de vidas y puntuación arcade descrito en §4.3 (sin dificultad progresiva ni temporizador, para aislar el efecto del azar). Cada fallo resta una vida; con respuesta al azar, la probabilidad de error por pregunta es</w:t>
+      </w:r>
+      <w:r>
+        <w:t xml:space="preserve"> </w:t>
+      </w:r>
+      <m:oMath>
+        <m:r>
+          <m:t>q</m:t>
+        </m:r>
+        <m:r>
+          <m:rPr>
+            <m:sty m:val="p"/>
+          </m:rPr>
+          <m:t>=</m:t>
+        </m:r>
+        <m:r>
+          <m:t>3</m:t>
+        </m:r>
+        <m:r>
+          <m:rPr>
+            <m:sty m:val="p"/>
+          </m:rPr>
+          <m:t>/</m:t>
+        </m:r>
+        <m:r>
+          <m:t>4</m:t>
+        </m:r>
+      </m:oMath>
+      <w:r>
+        <w:t xml:space="preserve">. El número de preguntas respondidas hasta el tercer fallo sigue una binomial negativa con valor esperado</w:t>
+      </w:r>
+      <w:r>
+        <w:t xml:space="preserve"> </w:t>
+      </w:r>
+      <m:oMath>
+        <m:r>
+          <m:rPr>
+            <m:scr m:val="double-struck"/>
+            <m:sty m:val="p"/>
+          </m:rPr>
+          <m:t>E</m:t>
+        </m:r>
+        <m:r>
+          <m:rPr>
+            <m:sty m:val="p"/>
+          </m:rPr>
+          <m:t>[</m:t>
+        </m:r>
+        <m:r>
+          <m:t>T</m:t>
+        </m:r>
+        <m:r>
+          <m:rPr>
+            <m:sty m:val="p"/>
+          </m:rPr>
+          <m:t>]</m:t>
+        </m:r>
+        <m:r>
+          <m:rPr>
+            <m:sty m:val="p"/>
+          </m:rPr>
+          <m:t>=</m:t>
+        </m:r>
+        <m:r>
+          <m:t>3</m:t>
+        </m:r>
+        <m:r>
+          <m:rPr>
+            <m:sty m:val="p"/>
+          </m:rPr>
+          <m:t>/</m:t>
+        </m:r>
+        <m:r>
+          <m:t>q</m:t>
+        </m:r>
+        <m:r>
+          <m:rPr>
+            <m:sty m:val="p"/>
+          </m:rPr>
+          <m:t>=</m:t>
+        </m:r>
+        <m:r>
+          <m:t>4</m:t>
+        </m:r>
+      </m:oMath>
+      <w:r>
+        <w:t xml:space="preserve">, coherente con la media empírica de</w:t>
       </w:r>
       <w:r>
         <w:t xml:space="preserve"> </w:t>
@@ -6092,37 +7333,190 @@
         <w:t xml:space="preserve"> </w:t>
       </w:r>
       <w:r>
-        <w:t xml:space="preserve">preguntas por partida. La probabilidad de completar las 20 preguntas sin perder las tres vidas es (</w:t>
-      </w:r>
-      <w:r>
-        <w:t xml:space="preserve">(Y_{20}</w:t>
-      </w:r>
-      <w:r>
-        <w:t xml:space="preserve"> </w:t>
-      </w:r>
-      <w:r>
-        <w:t xml:space="preserve">) =</w:t>
-      </w:r>
-      <w:r>
-        <w:t xml:space="preserve"> </w:t>
-      </w:r>
-      <w:r>
-        <w:t xml:space="preserve">_{j=18}</w:t>
-      </w:r>
-      <w:r>
-        <w:rPr>
-          <w:vertAlign w:val="superscript"/>
-        </w:rPr>
-        <w:t xml:space="preserve">{20}</w:t>
-      </w:r>
-      <w:r>
-        <w:rPr>
-          <w:vertAlign w:val="superscript"/>
-        </w:rPr>
-        <w:t xml:space="preserve">(1/4)</w:t>
-      </w:r>
-      <w:r>
-        <w:t xml:space="preserve">j(3/4)^{20-j}), prácticamente nula; de ahí que el</w:t>
+        <w:t xml:space="preserve">preguntas por partida. La probabilidad de completar las 20 preguntas con solo dos fallos como máximo es</w:t>
+      </w:r>
+      <w:r>
+        <w:t xml:space="preserve"> </w:t>
+      </w:r>
+      <m:oMath>
+        <m:r>
+          <m:rPr>
+            <m:scr m:val="double-struck"/>
+            <m:sty m:val="p"/>
+          </m:rPr>
+          <m:t>P</m:t>
+        </m:r>
+        <m:r>
+          <m:rPr>
+            <m:sty m:val="p"/>
+          </m:rPr>
+          <m:t>(</m:t>
+        </m:r>
+        <m:sSub>
+          <m:e>
+            <m:r>
+              <m:t>Y</m:t>
+            </m:r>
+          </m:e>
+          <m:sub>
+            <m:r>
+              <m:t>20</m:t>
+            </m:r>
+          </m:sub>
+        </m:sSub>
+        <m:r>
+          <m:rPr>
+            <m:sty m:val="p"/>
+          </m:rPr>
+          <m:t>≥</m:t>
+        </m:r>
+        <m:r>
+          <m:t>18</m:t>
+        </m:r>
+        <m:r>
+          <m:rPr>
+            <m:sty m:val="p"/>
+          </m:rPr>
+          <m:t>)</m:t>
+        </m:r>
+        <m:r>
+          <m:rPr>
+            <m:sty m:val="p"/>
+          </m:rPr>
+          <m:t>=</m:t>
+        </m:r>
+        <m:nary>
+          <m:naryPr>
+            <m:chr m:val="∑"/>
+            <m:limLoc m:val="undOvr"/>
+            <m:subHide m:val="off"/>
+            <m:supHide m:val="off"/>
+          </m:naryPr>
+          <m:sub>
+            <m:r>
+              <m:t>j</m:t>
+            </m:r>
+            <m:r>
+              <m:rPr>
+                <m:sty m:val="p"/>
+              </m:rPr>
+              <m:t>=</m:t>
+            </m:r>
+            <m:r>
+              <m:t>18</m:t>
+            </m:r>
+          </m:sub>
+          <m:sup>
+            <m:r>
+              <m:t>20</m:t>
+            </m:r>
+          </m:sup>
+          <m:e>
+            <m:d>
+              <m:dPr>
+                <m:begChr m:val="("/>
+                <m:sepChr m:val=""/>
+                <m:endChr m:val=")"/>
+                <m:grow/>
+              </m:dPr>
+              <m:e>
+                <m:f>
+                  <m:fPr>
+                    <m:type m:val="noBar"/>
+                  </m:fPr>
+                  <m:num>
+                    <m:r>
+                      <m:t>20</m:t>
+                    </m:r>
+                  </m:num>
+                  <m:den>
+                    <m:r>
+                      <m:t>j</m:t>
+                    </m:r>
+                  </m:den>
+                </m:f>
+              </m:e>
+            </m:d>
+          </m:e>
+        </m:nary>
+        <m:r>
+          <m:rPr>
+            <m:sty m:val="p"/>
+          </m:rPr>
+          <m:t>(</m:t>
+        </m:r>
+        <m:r>
+          <m:t>1</m:t>
+        </m:r>
+        <m:r>
+          <m:rPr>
+            <m:sty m:val="p"/>
+          </m:rPr>
+          <m:t>/</m:t>
+        </m:r>
+        <m:r>
+          <m:t>4</m:t>
+        </m:r>
+        <m:sSup>
+          <m:e>
+            <m:r>
+              <m:rPr>
+                <m:sty m:val="p"/>
+              </m:rPr>
+              <m:t>)</m:t>
+            </m:r>
+          </m:e>
+          <m:sup>
+            <m:r>
+              <m:t>j</m:t>
+            </m:r>
+          </m:sup>
+        </m:sSup>
+        <m:r>
+          <m:rPr>
+            <m:sty m:val="p"/>
+          </m:rPr>
+          <m:t>(</m:t>
+        </m:r>
+        <m:r>
+          <m:t>3</m:t>
+        </m:r>
+        <m:r>
+          <m:rPr>
+            <m:sty m:val="p"/>
+          </m:rPr>
+          <m:t>/</m:t>
+        </m:r>
+        <m:r>
+          <m:t>4</m:t>
+        </m:r>
+        <m:sSup>
+          <m:e>
+            <m:r>
+              <m:rPr>
+                <m:sty m:val="p"/>
+              </m:rPr>
+              <m:t>)</m:t>
+            </m:r>
+          </m:e>
+          <m:sup>
+            <m:r>
+              <m:t>20</m:t>
+            </m:r>
+            <m:r>
+              <m:rPr>
+                <m:sty m:val="p"/>
+              </m:rPr>
+              <m:t>−</m:t>
+            </m:r>
+            <m:r>
+              <m:t>j</m:t>
+            </m:r>
+          </m:sup>
+        </m:sSup>
+      </m:oMath>
+      <w:r>
+        <w:t xml:space="preserve">, prácticamente nula; de ahí que el</w:t>
       </w:r>
       <w:r>
         <w:t xml:space="preserve"> </w:t>
@@ -6283,7 +7677,7 @@
               <w:pStyle w:val="Compact"/>
             </w:pPr>
             <w:r>
-              <w:t xml:space="preserve">Modo arcade (3 vidas)</w:t>
+              <w:t xml:space="preserve">Modo libre (arcade, 3 vidas)</w:t>
             </w:r>
           </w:p>
         </w:tc>
@@ -6322,7 +7716,7 @@
               <w:pStyle w:val="Compact"/>
             </w:pPr>
             <w:r>
-              <w:t xml:space="preserve">Modo arcade</w:t>
+              <w:t xml:space="preserve">Modo libre (arcade)</w:t>
             </w:r>
           </w:p>
         </w:tc>
@@ -6367,7 +7761,7 @@
               <w:pStyle w:val="Compact"/>
             </w:pPr>
             <w:r>
-              <w:t xml:space="preserve">Modo arcade</w:t>
+              <w:t xml:space="preserve">Modo libre (arcade)</w:t>
             </w:r>
           </w:p>
         </w:tc>
@@ -6404,7 +7798,7 @@
         <w:pStyle w:val="BodyText"/>
       </w:pPr>
       <w:r>
-        <w:t xml:space="preserve">En conjunto, el experimento demuestra que el azar produce suspensión sistemática y que, con vidas limitadas, impide completar bloques largos sin conocimiento real. Las figuras se regeneran con</w:t>
+        <w:t xml:space="preserve">En conjunto, el experimento muestra que el azar produce suspensión sistemática y que, con vidas limitadas, impide completar bloques largos sin conocimiento real. Las figuras se regeneran con</w:t>
       </w:r>
       <w:r>
         <w:t xml:space="preserve"> </w:t>
@@ -6431,24 +7825,42 @@
         <w:t xml:space="preserve">.</w:t>
       </w:r>
     </w:p>
-    <w:bookmarkEnd w:id="55"/>
-    <w:bookmarkEnd w:id="56"/>
-    <w:bookmarkStart w:id="63" w:name="discusión"/>
+    <w:bookmarkEnd w:id="85"/>
+    <w:bookmarkEnd w:id="86"/>
+    <w:bookmarkStart w:id="93" w:name="discusión"/>
+    <w:p>
+      <w:pPr>
+        <w:pStyle w:val="Heading1"/>
+      </w:pPr>
+      <w:r>
+        <w:rPr>
+          <w:rStyle w:val="SectionNumber"/>
+        </w:rPr>
+        <w:t xml:space="preserve">6</w:t>
+      </w:r>
+      <w:r>
+        <w:tab/>
+      </w:r>
+      <w:r>
+        <w:t xml:space="preserve">Discusión</w:t>
+      </w:r>
+    </w:p>
+    <w:bookmarkStart w:id="87" w:name="cumplimiento-de-los-objetivos"/>
     <w:p>
       <w:pPr>
         <w:pStyle w:val="Heading2"/>
       </w:pPr>
       <w:r>
-        <w:t xml:space="preserve">6. Discusión</w:t>
-      </w:r>
-    </w:p>
-    <w:bookmarkStart w:id="57" w:name="cumplimiento-de-los-objetivos"/>
-    <w:p>
-      <w:pPr>
-        <w:pStyle w:val="Heading3"/>
-      </w:pPr>
-      <w:r>
-        <w:t xml:space="preserve">6.1 Cumplimiento de los objetivos</w:t>
+        <w:rPr>
+          <w:rStyle w:val="SectionNumber"/>
+        </w:rPr>
+        <w:t xml:space="preserve">6.1</w:t>
+      </w:r>
+      <w:r>
+        <w:tab/>
+      </w:r>
+      <w:r>
+        <w:t xml:space="preserve">Cumplimiento de los objetivos</w:t>
       </w:r>
     </w:p>
     <w:p>
@@ -6817,14 +8229,23 @@
         <w:t xml:space="preserve">OE2, OE3, OE4 y OE5 están cubiertos en la versión pygame. OE1 (narrativa gráfica completa tipo escape room) queda como trabajo futuro. El enfoque incremental —primero validar el núcleo evaluable, después la capa visual— permitió concentrar el esfuerzo en un único lanzador mantenible.</w:t>
       </w:r>
     </w:p>
-    <w:bookmarkEnd w:id="57"/>
-    <w:bookmarkStart w:id="58" w:name="validez-del-banco-de-preguntas"/>
-    <w:p>
-      <w:pPr>
-        <w:pStyle w:val="Heading3"/>
-      </w:pPr>
-      <w:r>
-        <w:t xml:space="preserve">6.2 Validez del banco de preguntas</w:t>
+    <w:bookmarkEnd w:id="87"/>
+    <w:bookmarkStart w:id="88" w:name="validez-del-banco-de-preguntas"/>
+    <w:p>
+      <w:pPr>
+        <w:pStyle w:val="Heading2"/>
+      </w:pPr>
+      <w:r>
+        <w:rPr>
+          <w:rStyle w:val="SectionNumber"/>
+        </w:rPr>
+        <w:t xml:space="preserve">6.2</w:t>
+      </w:r>
+      <w:r>
+        <w:tab/>
+      </w:r>
+      <w:r>
+        <w:t xml:space="preserve">Validez del banco de preguntas</w:t>
       </w:r>
     </w:p>
     <w:p>
@@ -6832,70 +8253,7 @@
         <w:pStyle w:val="FirstParagraph"/>
       </w:pPr>
       <w:r>
-        <w:t xml:space="preserve">La</w:t>
-      </w:r>
-      <w:r>
-        <w:t xml:space="preserve"> </w:t>
-      </w:r>
-      <w:r>
-        <w:rPr>
-          <w:b/>
-          <w:bCs/>
-        </w:rPr>
-        <w:t xml:space="preserve">validez de contenido</w:t>
-      </w:r>
-      <w:r>
-        <w:t xml:space="preserve"> </w:t>
-      </w:r>
-      <w:r>
-        <w:t xml:space="preserve">se abordó mediante revisión manual exhaustiva y criterios de redacción acordados. La</w:t>
-      </w:r>
-      <w:r>
-        <w:t xml:space="preserve"> </w:t>
-      </w:r>
-      <w:r>
-        <w:rPr>
-          <w:b/>
-          <w:bCs/>
-        </w:rPr>
-        <w:t xml:space="preserve">validez estructural</w:t>
-      </w:r>
-      <w:r>
-        <w:t xml:space="preserve"> </w:t>
-      </w:r>
-      <w:r>
-        <w:t xml:space="preserve">se garantiza con reglas de balance automatizadas. La</w:t>
-      </w:r>
-      <w:r>
-        <w:t xml:space="preserve"> </w:t>
-      </w:r>
-      <w:r>
-        <w:rPr>
-          <w:b/>
-          <w:bCs/>
-        </w:rPr>
-        <w:t xml:space="preserve">validez semántica</w:t>
-      </w:r>
-      <w:r>
-        <w:t xml:space="preserve"> </w:t>
-      </w:r>
-      <w:r>
-        <w:t xml:space="preserve">fina se reforzó en junio de 2026 (sustitución de pares similares en CSV y deduplicación del pool de plantillas;</w:t>
-      </w:r>
-      <w:r>
-        <w:t xml:space="preserve"> </w:t>
-      </w:r>
-      <w:r>
-        <w:rPr>
-          <w:rStyle w:val="VerbatimChar"/>
-        </w:rPr>
-        <w:t xml:space="preserve">duplicados.py revisar</w:t>
-      </w:r>
-      <w:r>
-        <w:t xml:space="preserve"> </w:t>
-      </w:r>
-      <w:r>
-        <w:t xml:space="preserve">→ 0 pares similares). Queda abierta:</w:t>
+        <w:t xml:space="preserve">La calidad del banco se articula en varias capas complementarias:</w:t>
       </w:r>
     </w:p>
     <w:p>
@@ -6907,7 +8265,124 @@
         </w:numPr>
       </w:pPr>
       <w:r>
-        <w:t xml:space="preserve">la</w:t>
+        <w:rPr>
+          <w:b/>
+          <w:bCs/>
+        </w:rPr>
+        <w:t xml:space="preserve">Validez de contenido:</w:t>
+      </w:r>
+      <w:r>
+        <w:t xml:space="preserve"> </w:t>
+      </w:r>
+      <w:r>
+        <w:t xml:space="preserve">revisión manual de los 480 ítems y criterios de redacción acordados (§4.2): enunciados genéricos, coherencia con el nivel de la materia, distractores plausibles y auditoría automatizada (</w:t>
+      </w:r>
+      <w:r>
+        <w:rPr>
+          <w:rStyle w:val="VerbatimChar"/>
+        </w:rPr>
+        <w:t xml:space="preserve">mantenimiento.py auditar-distractores</w:t>
+      </w:r>
+      <w:r>
+        <w:t xml:space="preserve">).</w:t>
+      </w:r>
+    </w:p>
+    <w:p>
+      <w:pPr>
+        <w:pStyle w:val="Compact"/>
+        <w:numPr>
+          <w:ilvl w:val="0"/>
+          <w:numId w:val="1005"/>
+        </w:numPr>
+      </w:pPr>
+      <w:r>
+        <w:rPr>
+          <w:b/>
+          <w:bCs/>
+        </w:rPr>
+        <w:t xml:space="preserve">Integridad estructural del esquema:</w:t>
+      </w:r>
+      <w:r>
+        <w:t xml:space="preserve"> </w:t>
+      </w:r>
+      <w:r>
+        <w:t xml:space="preserve">reglas de balance y orden canónico verificadas con</w:t>
+      </w:r>
+      <w:r>
+        <w:t xml:space="preserve"> </w:t>
+      </w:r>
+      <w:r>
+        <w:rPr>
+          <w:rStyle w:val="VerbatimChar"/>
+        </w:rPr>
+        <w:t xml:space="preserve">mantenimiento.py validar</w:t>
+      </w:r>
+      <w:r>
+        <w:t xml:space="preserve"> </w:t>
+      </w:r>
+      <w:r>
+        <w:t xml:space="preserve">(distribución por dificultad, tipo, letra correcta y patrón 2FT…2DC por materia).</w:t>
+      </w:r>
+    </w:p>
+    <w:p>
+      <w:pPr>
+        <w:pStyle w:val="Compact"/>
+        <w:numPr>
+          <w:ilvl w:val="0"/>
+          <w:numId w:val="1005"/>
+        </w:numPr>
+      </w:pPr>
+      <w:r>
+        <w:rPr>
+          <w:b/>
+          <w:bCs/>
+        </w:rPr>
+        <w:t xml:space="preserve">Unicidad semántica:</w:t>
+      </w:r>
+      <w:r>
+        <w:t xml:space="preserve"> </w:t>
+      </w:r>
+      <w:r>
+        <w:t xml:space="preserve">en junio de 2026 se sustituyeron pares similares en el CSV y se deduplicó el pool de plantillas;</w:t>
+      </w:r>
+      <w:r>
+        <w:t xml:space="preserve"> </w:t>
+      </w:r>
+      <w:r>
+        <w:rPr>
+          <w:rStyle w:val="VerbatimChar"/>
+        </w:rPr>
+        <w:t xml:space="preserve">duplicados.py revisar</w:t>
+      </w:r>
+      <w:r>
+        <w:t xml:space="preserve"> </w:t>
+      </w:r>
+      <w:r>
+        <w:t xml:space="preserve">reporta</w:t>
+      </w:r>
+      <w:r>
+        <w:t xml:space="preserve"> </w:t>
+      </w:r>
+      <w:r>
+        <w:rPr>
+          <w:b/>
+          <w:bCs/>
+        </w:rPr>
+        <w:t xml:space="preserve">0 pares similares</w:t>
+      </w:r>
+      <w:r>
+        <w:t xml:space="preserve"> </w:t>
+      </w:r>
+      <w:r>
+        <w:t xml:space="preserve">en el banco de producción y en plantillas intra-materia (véase §5.1).</w:t>
+      </w:r>
+    </w:p>
+    <w:p>
+      <w:pPr>
+        <w:pStyle w:val="FirstParagraph"/>
+      </w:pPr>
+      <w:r>
+        <w:t xml:space="preserve">La</w:t>
       </w:r>
       <w:r>
         <w:t xml:space="preserve"> </w:t>
@@ -6923,15 +8398,15 @@
         <w:t xml:space="preserve"> </w:t>
       </w:r>
       <w:r>
-        <w:t xml:space="preserve">(relación entre desempeño en el juego y desempeño académico real), no medida en este TFG.</w:t>
-      </w:r>
-    </w:p>
-    <w:p>
-      <w:pPr>
-        <w:pStyle w:val="FirstParagraph"/>
-      </w:pPr>
-      <w:r>
-        <w:t xml:space="preserve">La revisión con profesorado puso de manifiesto limitaciones del modelo de una sola etiqueta</w:t>
+        <w:t xml:space="preserve">(relación entre desempeño en el juego y rendimiento académico real) no se ha medido en este TFG.</w:t>
+      </w:r>
+    </w:p>
+    <w:p>
+      <w:pPr>
+        <w:pStyle w:val="BodyText"/>
+      </w:pPr>
+      <w:r>
+        <w:t xml:space="preserve">Durante el seguimiento del trabajo, la revisión con el tutor y el profesorado señaló dos limitaciones del modelo de una sola etiqueta</w:t>
       </w:r>
       <w:r>
         <w:t xml:space="preserve"> </w:t>
@@ -6965,7 +8440,7 @@
         <w:t xml:space="preserve"> </w:t>
       </w:r>
       <w:r>
-        <w:t xml:space="preserve">preguntas que encajan en varias asignaturas (p. ej. inferencia en Probabilidad y en Modelización e Inferencia).</w:t>
+        <w:t xml:space="preserve">ítems que encajan en varias asignaturas (p. ej. inferencia en Probabilidad y en Modelización e Inferencia).</w:t>
       </w:r>
     </w:p>
     <w:p>
@@ -6987,7 +8462,7 @@
         <w:t xml:space="preserve"> </w:t>
       </w:r>
       <w:r>
-        <w:t xml:space="preserve">preguntas de cursos avanzados que asumen conceptos de materias previas (p. ej. optimización y cálculo multivariable).</w:t>
+        <w:t xml:space="preserve">ítems de cursos avanzados que asumen conceptos de materias previas (p. ej. optimización y cálculo multivariable).</w:t>
       </w:r>
     </w:p>
     <w:p>
@@ -6995,7 +8470,7 @@
         <w:pStyle w:val="FirstParagraph"/>
       </w:pPr>
       <w:r>
-        <w:t xml:space="preserve">Estas observaciones motivan la propuesta de campos</w:t>
+        <w:t xml:space="preserve">Estas observaciones motivan los campos</w:t>
       </w:r>
       <w:r>
         <w:t xml:space="preserve"> </w:t>
@@ -7025,17 +8500,26 @@
         <w:t xml:space="preserve"> </w:t>
       </w:r>
       <w:r>
-        <w:t xml:space="preserve">en futuras versiones del esquema.</w:t>
-      </w:r>
-    </w:p>
-    <w:bookmarkEnd w:id="58"/>
-    <w:bookmarkStart w:id="59" w:name="X78d0583836687d5e062c63bb98a0761452a1157"/>
-    <w:p>
-      <w:pPr>
-        <w:pStyle w:val="Heading3"/>
-      </w:pPr>
-      <w:r>
-        <w:t xml:space="preserve">6.3 Utilidad para autoevaluación y apoyo docente</w:t>
+        <w:t xml:space="preserve">propuestos para futuras versiones del esquema (§6.6).</w:t>
+      </w:r>
+    </w:p>
+    <w:bookmarkEnd w:id="88"/>
+    <w:bookmarkStart w:id="89" w:name="utilidad-formativa"/>
+    <w:p>
+      <w:pPr>
+        <w:pStyle w:val="Heading2"/>
+      </w:pPr>
+      <w:r>
+        <w:rPr>
+          <w:rStyle w:val="SectionNumber"/>
+        </w:rPr>
+        <w:t xml:space="preserve">6.3</w:t>
+      </w:r>
+      <w:r>
+        <w:tab/>
+      </w:r>
+      <w:r>
+        <w:t xml:space="preserve">Utilidad formativa</w:t>
       </w:r>
     </w:p>
     <w:p>
@@ -7135,14 +8619,23 @@
         <w:t xml:space="preserve">).</w:t>
       </w:r>
     </w:p>
-    <w:bookmarkEnd w:id="59"/>
-    <w:bookmarkStart w:id="60" w:name="relación-con-las-hipótesis"/>
-    <w:p>
-      <w:pPr>
-        <w:pStyle w:val="Heading3"/>
-      </w:pPr>
-      <w:r>
-        <w:t xml:space="preserve">6.4 Relación con las hipótesis</w:t>
+    <w:bookmarkEnd w:id="89"/>
+    <w:bookmarkStart w:id="90" w:name="relación-con-las-hipótesis"/>
+    <w:p>
+      <w:pPr>
+        <w:pStyle w:val="Heading2"/>
+      </w:pPr>
+      <w:r>
+        <w:rPr>
+          <w:rStyle w:val="SectionNumber"/>
+        </w:rPr>
+        <w:t xml:space="preserve">6.4</w:t>
+      </w:r>
+      <w:r>
+        <w:tab/>
+      </w:r>
+      <w:r>
+        <w:t xml:space="preserve">Relación con las hipótesis</w:t>
       </w:r>
     </w:p>
     <w:p>
@@ -7201,14 +8694,23 @@
         <w:t xml:space="preserve">encuentra respaldo en el modo historia y en el análisis del histórico institucional (8818 registros), desarrollado en la sección 5.6. La simulación Monte Carlo de la sección 5.7 complementa estas hipótesis al verificar cuantitativamente que el motor de evaluación no concede aprobación al azar.</w:t>
       </w:r>
     </w:p>
-    <w:bookmarkEnd w:id="60"/>
-    <w:bookmarkStart w:id="61" w:name="limitaciones-del-estudio"/>
-    <w:p>
-      <w:pPr>
-        <w:pStyle w:val="Heading3"/>
-      </w:pPr>
-      <w:r>
-        <w:t xml:space="preserve">6.5 Limitaciones del estudio</w:t>
+    <w:bookmarkEnd w:id="90"/>
+    <w:bookmarkStart w:id="91" w:name="limitaciones-del-estudio"/>
+    <w:p>
+      <w:pPr>
+        <w:pStyle w:val="Heading2"/>
+      </w:pPr>
+      <w:r>
+        <w:rPr>
+          <w:rStyle w:val="SectionNumber"/>
+        </w:rPr>
+        <w:t xml:space="preserve">6.5</w:t>
+      </w:r>
+      <w:r>
+        <w:tab/>
+      </w:r>
+      <w:r>
+        <w:t xml:space="preserve">Limitaciones del estudio</w:t>
       </w:r>
     </w:p>
     <w:p>
@@ -7261,7 +8763,7 @@
         <w:t xml:space="preserve"> </w:t>
       </w:r>
       <w:r>
-        <w:t xml:space="preserve">asigna una sola materia por pregunta y aún no modela prerrequisitos explícitos. El</w:t>
+        <w:t xml:space="preserve">asigna una sola materia por pregunta y aún no modela prerrequisitos explícitos (véase §6.2). El</w:t>
       </w:r>
       <w:r>
         <w:t xml:space="preserve"> </w:t>
@@ -7296,14 +8798,23 @@
         <w:t xml:space="preserve">amplía el pool con plantillas no revisadas y debe distinguirse del banco de producción en cualquier evaluación formal.</w:t>
       </w:r>
     </w:p>
-    <w:bookmarkEnd w:id="61"/>
-    <w:bookmarkStart w:id="62" w:name="trabajo-futuro"/>
-    <w:p>
-      <w:pPr>
-        <w:pStyle w:val="Heading3"/>
-      </w:pPr>
-      <w:r>
-        <w:t xml:space="preserve">6.6 Trabajo futuro</w:t>
+    <w:bookmarkEnd w:id="91"/>
+    <w:bookmarkStart w:id="92" w:name="trabajo-futuro"/>
+    <w:p>
+      <w:pPr>
+        <w:pStyle w:val="Heading2"/>
+      </w:pPr>
+      <w:r>
+        <w:rPr>
+          <w:rStyle w:val="SectionNumber"/>
+        </w:rPr>
+        <w:t xml:space="preserve">6.6</w:t>
+      </w:r>
+      <w:r>
+        <w:tab/>
+      </w:r>
+      <w:r>
+        <w:t xml:space="preserve">Trabajo futuro</w:t>
       </w:r>
     </w:p>
     <w:p>
@@ -7344,15 +8855,24 @@
         <w:t xml:space="preserve">en el CSV y en los filtros del juego, el desarrollo de la capa gráfica escape room o novela gráfica, y un piloto con usuarios (n ≈ 15–20, cuestionario SUS, tiempo de práctica) para contrastar si las mecánicas de juego aumentan la práctica respecto a un listado estático —línea no formulada como hipótesis contrastada en este TFG por ausencia de datos. La integración con plataformas institucionales (Moodle, AulaWeb) completaría el despliegue en el grado.</w:t>
       </w:r>
     </w:p>
-    <w:bookmarkEnd w:id="62"/>
-    <w:bookmarkEnd w:id="63"/>
-    <w:bookmarkStart w:id="64" w:name="conclusiones"/>
-    <w:p>
-      <w:pPr>
-        <w:pStyle w:val="Heading2"/>
-      </w:pPr>
-      <w:r>
-        <w:t xml:space="preserve">7. Conclusiones</w:t>
+    <w:bookmarkEnd w:id="92"/>
+    <w:bookmarkEnd w:id="93"/>
+    <w:bookmarkStart w:id="94" w:name="conclusiones"/>
+    <w:p>
+      <w:pPr>
+        <w:pStyle w:val="Heading1"/>
+      </w:pPr>
+      <w:r>
+        <w:rPr>
+          <w:rStyle w:val="SectionNumber"/>
+        </w:rPr>
+        <w:t xml:space="preserve">7</w:t>
+      </w:r>
+      <w:r>
+        <w:tab/>
+      </w:r>
+      <w:r>
+        <w:t xml:space="preserve">Conclusiones</w:t>
       </w:r>
     </w:p>
     <w:p>
@@ -7536,14 +9056,23 @@
         <w:t xml:space="preserve">La simulación Monte Carlo (§5.7) aporta una primera validación cuantitativa del motor de evaluación: el azar no permite aprobar ni completar partidas largas con vidas limitadas.</w:t>
       </w:r>
     </w:p>
-    <w:bookmarkEnd w:id="64"/>
-    <w:bookmarkStart w:id="65" w:name="bibliografía"/>
-    <w:p>
-      <w:pPr>
-        <w:pStyle w:val="Heading2"/>
-      </w:pPr>
-      <w:r>
-        <w:t xml:space="preserve">8. Bibliografía</w:t>
+    <w:bookmarkEnd w:id="94"/>
+    <w:bookmarkStart w:id="95" w:name="bibliografía"/>
+    <w:p>
+      <w:pPr>
+        <w:pStyle w:val="Heading1"/>
+      </w:pPr>
+      <w:r>
+        <w:rPr>
+          <w:rStyle w:val="SectionNumber"/>
+        </w:rPr>
+        <w:t xml:space="preserve">8</w:t>
+      </w:r>
+      <w:r>
+        <w:tab/>
+      </w:r>
+      <w:r>
+        <w:t xml:space="preserve">Bibliografía</w:t>
       </w:r>
     </w:p>
     <w:p>
@@ -7896,14 +9425,23 @@
         <w:t xml:space="preserve">, 100364. https://doi.org/10.1016/j.edurev.2020.100364</w:t>
       </w:r>
     </w:p>
-    <w:bookmarkEnd w:id="65"/>
-    <w:bookmarkStart w:id="74" w:name="Xa64dd2c24157f2ab9510a3ab51cede95ea9eec8"/>
-    <w:p>
-      <w:pPr>
-        <w:pStyle w:val="Heading2"/>
-      </w:pPr>
-      <w:r>
-        <w:t xml:space="preserve">Apéndices — documentación técnica del repositorio</w:t>
+    <w:bookmarkEnd w:id="95"/>
+    <w:bookmarkStart w:id="104" w:name="apéndices"/>
+    <w:p>
+      <w:pPr>
+        <w:pStyle w:val="Heading1"/>
+      </w:pPr>
+      <w:r>
+        <w:rPr>
+          <w:rStyle w:val="SectionNumber"/>
+        </w:rPr>
+        <w:t xml:space="preserve">9</w:t>
+      </w:r>
+      <w:r>
+        <w:tab/>
+      </w:r>
+      <w:r>
+        <w:t xml:space="preserve">Apéndices</w:t>
       </w:r>
     </w:p>
     <w:tbl>
@@ -7985,7 +9523,7 @@
             <w:pPr>
               <w:pStyle w:val="Compact"/>
             </w:pPr>
-            <w:hyperlink r:id="rId29">
+            <w:hyperlink r:id="rId59">
               <w:r>
                 <w:rPr>
                   <w:rStyle w:val="VerbatimChar"/>
@@ -8004,7 +9542,241 @@
               <w:pStyle w:val="Compact"/>
             </w:pPr>
             <w:r>
-              <w:t xml:space="preserve">H</w:t>
+              <w:t xml:space="preserve">B</w:t>
+            </w:r>
+          </w:p>
+        </w:tc>
+        <w:tc>
+          <w:tcPr/>
+          <w:p>
+            <w:pPr>
+              <w:pStyle w:val="Compact"/>
+            </w:pPr>
+            <w:r>
+              <w:t xml:space="preserve">Arquitectura del juego, modos, puntuación, bancos beta</w:t>
+            </w:r>
+          </w:p>
+        </w:tc>
+        <w:tc>
+          <w:tcPr/>
+          <w:p>
+            <w:pPr>
+              <w:pStyle w:val="Compact"/>
+            </w:pPr>
+            <w:hyperlink r:id="rId96">
+              <w:r>
+                <w:rPr>
+                  <w:rStyle w:val="VerbatimChar"/>
+                </w:rPr>
+                <w:t xml:space="preserve">Juego/README.md</w:t>
+              </w:r>
+            </w:hyperlink>
+            <w:r>
+              <w:t xml:space="preserve"> </w:t>
+            </w:r>
+            <w:r>
+              <w:t xml:space="preserve">·</w:t>
+            </w:r>
+            <w:r>
+              <w:t xml:space="preserve"> </w:t>
+            </w:r>
+            <w:hyperlink r:id="rId97">
+              <w:r>
+                <w:rPr>
+                  <w:rStyle w:val="VerbatimChar"/>
+                </w:rPr>
+                <w:t xml:space="preserve">Juego/Comun/README.md</w:t>
+              </w:r>
+            </w:hyperlink>
+            <w:r>
+              <w:t xml:space="preserve"> </w:t>
+            </w:r>
+            <w:r>
+              <w:t xml:space="preserve">·</w:t>
+            </w:r>
+            <w:r>
+              <w:t xml:space="preserve"> </w:t>
+            </w:r>
+            <w:hyperlink r:id="rId98">
+              <w:r>
+                <w:rPr>
+                  <w:rStyle w:val="VerbatimChar"/>
+                </w:rPr>
+                <w:t xml:space="preserve">Juego/Grafico/README.md</w:t>
+              </w:r>
+            </w:hyperlink>
+          </w:p>
+        </w:tc>
+      </w:tr>
+      <w:tr>
+        <w:tc>
+          <w:tcPr/>
+          <w:p>
+            <w:pPr>
+              <w:pStyle w:val="Compact"/>
+            </w:pPr>
+            <w:r>
+              <w:t xml:space="preserve">C</w:t>
+            </w:r>
+          </w:p>
+        </w:tc>
+        <w:tc>
+          <w:tcPr/>
+          <w:p>
+            <w:pPr>
+              <w:pStyle w:val="Compact"/>
+            </w:pPr>
+            <w:r>
+              <w:t xml:space="preserve">Scripts de mantenimiento, balanceo, auditorías</w:t>
+            </w:r>
+          </w:p>
+        </w:tc>
+        <w:tc>
+          <w:tcPr/>
+          <w:p>
+            <w:pPr>
+              <w:pStyle w:val="Compact"/>
+            </w:pPr>
+            <w:hyperlink r:id="rId72">
+              <w:r>
+                <w:rPr>
+                  <w:rStyle w:val="VerbatimChar"/>
+                </w:rPr>
+                <w:t xml:space="preserve">Files/README.md</w:t>
+              </w:r>
+            </w:hyperlink>
+          </w:p>
+        </w:tc>
+      </w:tr>
+      <w:tr>
+        <w:tc>
+          <w:tcPr/>
+          <w:p>
+            <w:pPr>
+              <w:pStyle w:val="Compact"/>
+            </w:pPr>
+            <w:r>
+              <w:t xml:space="preserve">D</w:t>
+            </w:r>
+          </w:p>
+        </w:tc>
+        <w:tc>
+          <w:tcPr/>
+          <w:p>
+            <w:pPr>
+              <w:pStyle w:val="Compact"/>
+            </w:pPr>
+            <w:r>
+              <w:t xml:space="preserve">Pruebas unitarias</w:t>
+            </w:r>
+          </w:p>
+        </w:tc>
+        <w:tc>
+          <w:tcPr/>
+          <w:p>
+            <w:pPr>
+              <w:pStyle w:val="Compact"/>
+            </w:pPr>
+            <w:hyperlink r:id="rId99">
+              <w:r>
+                <w:rPr>
+                  <w:rStyle w:val="VerbatimChar"/>
+                </w:rPr>
+                <w:t xml:space="preserve">Tests/README.md</w:t>
+              </w:r>
+            </w:hyperlink>
+          </w:p>
+        </w:tc>
+      </w:tr>
+      <w:tr>
+        <w:tc>
+          <w:tcPr/>
+          <w:p>
+            <w:pPr>
+              <w:pStyle w:val="Compact"/>
+            </w:pPr>
+            <w:r>
+              <w:t xml:space="preserve">E</w:t>
+            </w:r>
+          </w:p>
+        </w:tc>
+        <w:tc>
+          <w:tcPr/>
+          <w:p>
+            <w:pPr>
+              <w:pStyle w:val="Compact"/>
+            </w:pPr>
+            <w:r>
+              <w:t xml:space="preserve">Repositorio y guía rápida</w:t>
+            </w:r>
+          </w:p>
+        </w:tc>
+        <w:tc>
+          <w:tcPr/>
+          <w:p>
+            <w:pPr>
+              <w:pStyle w:val="Compact"/>
+            </w:pPr>
+            <w:hyperlink r:id="rId40">
+              <w:r>
+                <w:rPr>
+                  <w:rStyle w:val="VerbatimChar"/>
+                </w:rPr>
+                <w:t xml:space="preserve">README.md</w:t>
+              </w:r>
+            </w:hyperlink>
+          </w:p>
+        </w:tc>
+      </w:tr>
+      <w:tr>
+        <w:tc>
+          <w:tcPr/>
+          <w:p>
+            <w:pPr>
+              <w:pStyle w:val="Compact"/>
+            </w:pPr>
+            <w:r>
+              <w:t xml:space="preserve">F</w:t>
+            </w:r>
+          </w:p>
+        </w:tc>
+        <w:tc>
+          <w:tcPr/>
+          <w:p>
+            <w:pPr>
+              <w:pStyle w:val="Compact"/>
+            </w:pPr>
+            <w:r>
+              <w:t xml:space="preserve">LaTeX, Word y exportación</w:t>
+            </w:r>
+          </w:p>
+        </w:tc>
+        <w:tc>
+          <w:tcPr/>
+          <w:p>
+            <w:pPr>
+              <w:pStyle w:val="Compact"/>
+            </w:pPr>
+            <w:hyperlink r:id="rId100">
+              <w:r>
+                <w:rPr>
+                  <w:rStyle w:val="VerbatimChar"/>
+                </w:rPr>
+                <w:t xml:space="preserve">README.md</w:t>
+              </w:r>
+            </w:hyperlink>
+          </w:p>
+        </w:tc>
+      </w:tr>
+      <w:tr>
+        <w:tc>
+          <w:tcPr/>
+          <w:p>
+            <w:pPr>
+              <w:pStyle w:val="Compact"/>
+            </w:pPr>
+            <w:r>
+              <w:t xml:space="preserve">G</w:t>
             </w:r>
           </w:p>
         </w:tc>
@@ -8025,7 +9797,7 @@
             <w:pPr>
               <w:pStyle w:val="Compact"/>
             </w:pPr>
-            <w:hyperlink r:id="rId66">
+            <w:hyperlink r:id="rId101">
               <w:r>
                 <w:rPr>
                   <w:rStyle w:val="VerbatimChar"/>
@@ -8039,7 +9811,7 @@
             <w:r>
               <w:t xml:space="preserve"> </w:t>
             </w:r>
-            <w:hyperlink r:id="rId67">
+            <w:hyperlink r:id="rId102">
               <w:r>
                 <w:rPr>
                   <w:rStyle w:val="VerbatimChar"/>
@@ -8053,7 +9825,7 @@
             <w:r>
               <w:t xml:space="preserve"> </w:t>
             </w:r>
-            <w:hyperlink r:id="rId68">
+            <w:hyperlink r:id="rId103">
               <w:r>
                 <w:rPr>
                   <w:rStyle w:val="VerbatimChar"/>
@@ -8064,240 +9836,6 @@
           </w:p>
         </w:tc>
       </w:tr>
-      <w:tr>
-        <w:tc>
-          <w:tcPr/>
-          <w:p>
-            <w:pPr>
-              <w:pStyle w:val="Compact"/>
-            </w:pPr>
-            <w:r>
-              <w:t xml:space="preserve">B</w:t>
-            </w:r>
-          </w:p>
-        </w:tc>
-        <w:tc>
-          <w:tcPr/>
-          <w:p>
-            <w:pPr>
-              <w:pStyle w:val="Compact"/>
-            </w:pPr>
-            <w:r>
-              <w:t xml:space="preserve">Arquitectura del juego, modos, puntuación, bancos beta</w:t>
-            </w:r>
-          </w:p>
-        </w:tc>
-        <w:tc>
-          <w:tcPr/>
-          <w:p>
-            <w:pPr>
-              <w:pStyle w:val="Compact"/>
-            </w:pPr>
-            <w:hyperlink r:id="rId69">
-              <w:r>
-                <w:rPr>
-                  <w:rStyle w:val="VerbatimChar"/>
-                </w:rPr>
-                <w:t xml:space="preserve">Juego/README.md</w:t>
-              </w:r>
-            </w:hyperlink>
-            <w:r>
-              <w:t xml:space="preserve"> </w:t>
-            </w:r>
-            <w:r>
-              <w:t xml:space="preserve">·</w:t>
-            </w:r>
-            <w:r>
-              <w:t xml:space="preserve"> </w:t>
-            </w:r>
-            <w:hyperlink r:id="rId70">
-              <w:r>
-                <w:rPr>
-                  <w:rStyle w:val="VerbatimChar"/>
-                </w:rPr>
-                <w:t xml:space="preserve">Juego/Comun/README.md</w:t>
-              </w:r>
-            </w:hyperlink>
-            <w:r>
-              <w:t xml:space="preserve"> </w:t>
-            </w:r>
-            <w:r>
-              <w:t xml:space="preserve">·</w:t>
-            </w:r>
-            <w:r>
-              <w:t xml:space="preserve"> </w:t>
-            </w:r>
-            <w:hyperlink r:id="rId71">
-              <w:r>
-                <w:rPr>
-                  <w:rStyle w:val="VerbatimChar"/>
-                </w:rPr>
-                <w:t xml:space="preserve">Juego/Grafico/README.md</w:t>
-              </w:r>
-            </w:hyperlink>
-          </w:p>
-        </w:tc>
-      </w:tr>
-      <w:tr>
-        <w:tc>
-          <w:tcPr/>
-          <w:p>
-            <w:pPr>
-              <w:pStyle w:val="Compact"/>
-            </w:pPr>
-            <w:r>
-              <w:t xml:space="preserve">C</w:t>
-            </w:r>
-          </w:p>
-        </w:tc>
-        <w:tc>
-          <w:tcPr/>
-          <w:p>
-            <w:pPr>
-              <w:pStyle w:val="Compact"/>
-            </w:pPr>
-            <w:r>
-              <w:t xml:space="preserve">Scripts de mantenimiento, balanceo, auditorías</w:t>
-            </w:r>
-          </w:p>
-        </w:tc>
-        <w:tc>
-          <w:tcPr/>
-          <w:p>
-            <w:pPr>
-              <w:pStyle w:val="Compact"/>
-            </w:pPr>
-            <w:hyperlink r:id="rId42">
-              <w:r>
-                <w:rPr>
-                  <w:rStyle w:val="VerbatimChar"/>
-                </w:rPr>
-                <w:t xml:space="preserve">Files/README.md</w:t>
-              </w:r>
-            </w:hyperlink>
-          </w:p>
-        </w:tc>
-      </w:tr>
-      <w:tr>
-        <w:tc>
-          <w:tcPr/>
-          <w:p>
-            <w:pPr>
-              <w:pStyle w:val="Compact"/>
-            </w:pPr>
-            <w:r>
-              <w:t xml:space="preserve">E</w:t>
-            </w:r>
-          </w:p>
-        </w:tc>
-        <w:tc>
-          <w:tcPr/>
-          <w:p>
-            <w:pPr>
-              <w:pStyle w:val="Compact"/>
-            </w:pPr>
-            <w:r>
-              <w:t xml:space="preserve">Pruebas unitarias</w:t>
-            </w:r>
-          </w:p>
-        </w:tc>
-        <w:tc>
-          <w:tcPr/>
-          <w:p>
-            <w:pPr>
-              <w:pStyle w:val="Compact"/>
-            </w:pPr>
-            <w:hyperlink r:id="rId72">
-              <w:r>
-                <w:rPr>
-                  <w:rStyle w:val="VerbatimChar"/>
-                </w:rPr>
-                <w:t xml:space="preserve">Tests/README.md</w:t>
-              </w:r>
-            </w:hyperlink>
-          </w:p>
-        </w:tc>
-      </w:tr>
-      <w:tr>
-        <w:tc>
-          <w:tcPr/>
-          <w:p>
-            <w:pPr>
-              <w:pStyle w:val="Compact"/>
-            </w:pPr>
-            <w:r>
-              <w:t xml:space="preserve">F</w:t>
-            </w:r>
-          </w:p>
-        </w:tc>
-        <w:tc>
-          <w:tcPr/>
-          <w:p>
-            <w:pPr>
-              <w:pStyle w:val="Compact"/>
-            </w:pPr>
-            <w:r>
-              <w:t xml:space="preserve">Repositorio y guía rápida</w:t>
-            </w:r>
-          </w:p>
-        </w:tc>
-        <w:tc>
-          <w:tcPr/>
-          <w:p>
-            <w:pPr>
-              <w:pStyle w:val="Compact"/>
-            </w:pPr>
-            <w:hyperlink r:id="rId9">
-              <w:r>
-                <w:rPr>
-                  <w:rStyle w:val="VerbatimChar"/>
-                </w:rPr>
-                <w:t xml:space="preserve">README.md</w:t>
-              </w:r>
-            </w:hyperlink>
-          </w:p>
-        </w:tc>
-      </w:tr>
-      <w:tr>
-        <w:tc>
-          <w:tcPr/>
-          <w:p>
-            <w:pPr>
-              <w:pStyle w:val="Compact"/>
-            </w:pPr>
-            <w:r>
-              <w:t xml:space="preserve">G</w:t>
-            </w:r>
-          </w:p>
-        </w:tc>
-        <w:tc>
-          <w:tcPr/>
-          <w:p>
-            <w:pPr>
-              <w:pStyle w:val="Compact"/>
-            </w:pPr>
-            <w:r>
-              <w:t xml:space="preserve">LaTeX, Word y exportación</w:t>
-            </w:r>
-          </w:p>
-        </w:tc>
-        <w:tc>
-          <w:tcPr/>
-          <w:p>
-            <w:pPr>
-              <w:pStyle w:val="Compact"/>
-            </w:pPr>
-            <w:hyperlink r:id="rId73">
-              <w:r>
-                <w:rPr>
-                  <w:rStyle w:val="VerbatimChar"/>
-                </w:rPr>
-                <w:t xml:space="preserve">README.md</w:t>
-              </w:r>
-            </w:hyperlink>
-          </w:p>
-        </w:tc>
-      </w:tr>
     </w:tbl>
     <w:p>
       <w:pPr>
@@ -8317,12 +9855,12 @@
         <w:t xml:space="preserve">https://github.com/Dafafi63f/Escape-Room.git</w:t>
       </w:r>
     </w:p>
-    <w:bookmarkEnd w:id="74"/>
-    <w:bookmarkEnd w:id="75"/>
+    <w:bookmarkEnd w:id="104"/>
     <w:sectPr>
       <w:footnotePr>
         <w:numRestart w:val="eachSect"/>
       </w:footnotePr>
+      <w:footerReference r:id="rId31" w:type="default"/>
     </w:sectPr>
   </w:body>
 </w:document>
@@ -8330,6 +9868,31 @@
 
 <file path=word/comments.xml><?xml version="1.0" encoding="utf-8"?>
 <w:comments xmlns:w="http://schemas.openxmlformats.org/wordprocessingml/2006/main" xmlns:m="http://schemas.openxmlformats.org/officeDocument/2006/math" xmlns:r="http://schemas.openxmlformats.org/officeDocument/2006/relationships" xmlns:o="urn:schemas-microsoft-com:office:office" xmlns:v="urn:schemas-microsoft-com:vml" xmlns:w10="urn:schemas-microsoft-com:office:word" xmlns:a="http://schemas.openxmlformats.org/drawingml/2006/main" xmlns:pic="http://schemas.openxmlformats.org/drawingml/2006/picture" xmlns:wp="http://schemas.openxmlformats.org/drawingml/2006/wordprocessingDrawing"/>
+</file>
+
+<file path=word/footer1.xml><?xml version="1.0" encoding="utf-8"?>
+<w:ftr xmlns:w="http://schemas.openxmlformats.org/wordprocessingml/2006/main" xmlns:r="http://schemas.openxmlformats.org/officeDocument/2006/relationships">
+  <w:p>
+    <w:pPr>
+      <w:jc w:val="center"/>
+    </w:pPr>
+    <w:r>
+      <w:fldChar w:fldCharType="begin"/>
+    </w:r>
+    <w:r>
+      <w:instrText xml:space="preserve"> PAGE </w:instrText>
+    </w:r>
+    <w:r>
+      <w:fldChar w:fldCharType="separate"/>
+    </w:r>
+    <w:r>
+      <w:t>1</w:t>
+    </w:r>
+    <w:r>
+      <w:fldChar w:fldCharType="end"/>
+    </w:r>
+  </w:p>
+</w:ftr>
 </file>
 
 <file path=word/footnotes.xml><?xml version="1.0" encoding="utf-8"?>
@@ -8733,7 +10296,7 @@
         <w:rFonts w:asciiTheme="minorHAnsi" w:cstheme="minorBidi" w:eastAsiaTheme="minorEastAsia" w:hAnsiTheme="minorHAnsi"/>
         <w:sz w:val="24"/>
         <w:szCs w:val="24"/>
-        <w:lang w:bidi="ar-SA" w:eastAsia="zh-CN" w:val="en-US"/>
+        <w:lang w:bidi="ar-SA" w:eastAsia="zh-CN" w:val="es"/>
       </w:rPr>
     </w:rPrDefault>
     <w:pPrDefault>
@@ -8988,8 +10551,6 @@
     </w:pPr>
     <w:rPr>
       <w:rFonts w:cstheme="majorBidi" w:eastAsiaTheme="majorEastAsia"/>
-      <w:i/>
-      <w:iCs/>
       <w:color w:themeColor="accent1" w:themeShade="BF" w:val="0F4761"/>
     </w:rPr>
   </w:style>
@@ -9371,7 +10932,7 @@
     <w:unhideWhenUsed/>
     <w:qFormat/>
     <w:pPr>
-      <w:spacing w:before="240" w:line="259" w:lineRule="auto"/>
+      <w:spacing w:before="0" w:after="140" w:line="336" w:lineRule="auto"/>
       <w:outlineLvl w:val="9"/>
     </w:pPr>
     <w:rPr>
@@ -9379,6 +10940,59 @@
       <w:b w:val="0"/>
       <w:bCs w:val="0"/>
       <w:color w:themeColor="accent1" w:themeShade="BF" w:val="365F91"/>
+      <w:sz w:val="28"/>
+      <w:szCs w:val="28"/>
+    </w:rPr>
+  </w:style>
+  <w:style w:styleId="TOC1" w:type="paragraph">
+    <w:name w:val="toc 1"/>
+    <w:basedOn w:val="Normal"/>
+    <w:next w:val="Normal"/>
+    <w:autoRedefine/>
+    <w:uiPriority w:val="39"/>
+    <w:unhideWhenUsed/>
+    <w:qFormat/>
+    <w:pPr>
+      <w:spacing w:before="0" w:after="0" w:line="288" w:lineRule="auto"/>
+      <w:ind w:left="220" w:hanging="220"/>
+    </w:pPr>
+    <w:rPr>
+      <w:sz w:val="24"/>
+      <w:szCs w:val="24"/>
+    </w:rPr>
+  </w:style>
+  <w:style w:styleId="TOC2" w:type="paragraph">
+    <w:name w:val="toc 2"/>
+    <w:basedOn w:val="Normal"/>
+    <w:next w:val="Normal"/>
+    <w:autoRedefine/>
+    <w:uiPriority w:val="39"/>
+    <w:unhideWhenUsed/>
+    <w:qFormat/>
+    <w:pPr>
+      <w:spacing w:before="0" w:after="0" w:line="276" w:lineRule="auto"/>
+      <w:ind w:left="360" w:hanging="180"/>
+    </w:pPr>
+    <w:rPr>
+      <w:sz w:val="22"/>
+      <w:szCs w:val="22"/>
+    </w:rPr>
+  </w:style>
+  <w:style w:styleId="TOC3" w:type="paragraph">
+    <w:name w:val="toc 3"/>
+    <w:basedOn w:val="Normal"/>
+    <w:next w:val="Normal"/>
+    <w:autoRedefine/>
+    <w:uiPriority w:val="39"/>
+    <w:unhideWhenUsed/>
+    <w:qFormat/>
+    <w:pPr>
+      <w:spacing w:before="0" w:after="0" w:line="276" w:lineRule="auto"/>
+      <w:ind w:left="480" w:hanging="180"/>
+    </w:pPr>
+    <w:rPr>
+      <w:sz w:val="22"/>
+      <w:szCs w:val="22"/>
     </w:rPr>
   </w:style>
   <w:style w:type="paragraph" w:customStyle="1" w:styleId="SourceCode">

--- a/Docs/Entrega/Memoria_TFG_markdown.docx
+++ b/Docs/Entrega/Memoria_TFG_markdown.docx
@@ -2938,7 +2938,7 @@
               <w:pStyle w:val="Compact"/>
             </w:pPr>
             <w:r>
-              <w:t xml:space="preserve">Partida infinita con eventos, objetos y ranking local de preguntas alcanzadas</w:t>
+              <w:t xml:space="preserve">Partida continua con eventos, objetos y ranking local de preguntas alcanzadas</w:t>
             </w:r>
           </w:p>
         </w:tc>

--- a/Docs/Entrega/Memoria_TFG_markdown.docx
+++ b/Docs/Entrega/Memoria_TFG_markdown.docx
@@ -3482,13 +3482,13 @@
                 <w:b/>
                 <w:bCs/>
               </w:rPr>
-              <w:t xml:space="preserve">258</w:t>
+              <w:t xml:space="preserve">395</w:t>
             </w:r>
             <w:r>
               <w:t xml:space="preserve"> </w:t>
             </w:r>
             <w:r>
-              <w:t xml:space="preserve">tests: 250 + 8 en</w:t>
+              <w:t xml:space="preserve">tests: 387 + 8 en</w:t>
             </w:r>
             <w:r>
               <w:t xml:space="preserve"> </w:t>
@@ -4021,7 +4021,7 @@
         <w:t xml:space="preserve"> </w:t>
       </w:r>
       <w:r>
-        <w:t xml:space="preserve">con cuatro modos operativos (libre, historia, resistencia, feedback), banco de</w:t>
+        <w:t xml:space="preserve">con cinco modos operativos (libre, historia, resistencia, escape room, feedback), banco de</w:t>
       </w:r>
       <w:r>
         <w:t xml:space="preserve"> </w:t>
@@ -4037,7 +4037,23 @@
         <w:t xml:space="preserve"> </w:t>
       </w:r>
       <w:r>
-        <w:t xml:space="preserve">revisadas manualmente y herramientas de mantenimiento del dataset. La capa narrativa escape room / novela gráfica completa queda como evolución futura.</w:t>
+        <w:t xml:space="preserve">revisadas manualmente y herramientas de mantenimiento del dataset. El</w:t>
+      </w:r>
+      <w:r>
+        <w:t xml:space="preserve"> </w:t>
+      </w:r>
+      <w:r>
+        <w:rPr>
+          <w:b/>
+          <w:bCs/>
+        </w:rPr>
+        <w:t xml:space="preserve">modo escape room</w:t>
+      </w:r>
+      <w:r>
+        <w:t xml:space="preserve"> </w:t>
+      </w:r>
+      <w:r>
+        <w:t xml:space="preserve">implementa mecánicas de salas y puertas (tienda, botín, inventario); la narrativa gráfica completa tipo novela queda como evolución futura.</w:t>
       </w:r>
     </w:p>
     <w:p>
@@ -5312,7 +5328,7 @@
           <w:b/>
           <w:bCs/>
         </w:rPr>
-        <w:t xml:space="preserve">258</w:t>
+        <w:t xml:space="preserve">395</w:t>
       </w:r>
       <w:r>
         <w:t xml:space="preserve"> </w:t>
@@ -5530,7 +5546,7 @@
               <w:pStyle w:val="Compact"/>
             </w:pPr>
             <w:r>
-              <w:t xml:space="preserve">258</w:t>
+              <w:t xml:space="preserve">395</w:t>
             </w:r>
           </w:p>
         </w:tc>
@@ -7884,7 +7900,23 @@
         <w:t xml:space="preserve"> </w:t>
       </w:r>
       <w:r>
-        <w:t xml:space="preserve">se cumple de forma parcial: existe un juego educativo interactivo basado en contenidos del grado, pero la progresión narrativa tipo escape room no está implementada. La progresión actual es ludificada (vidas, puntos, dificultad creciente) y curricular (filtros por etapa del grado).</w:t>
+        <w:t xml:space="preserve">se cumple de forma parcial: existe un juego educativo interactivo basado en contenidos del grado, con un</w:t>
+      </w:r>
+      <w:r>
+        <w:t xml:space="preserve"> </w:t>
+      </w:r>
+      <w:r>
+        <w:rPr>
+          <w:b/>
+          <w:bCs/>
+        </w:rPr>
+        <w:t xml:space="preserve">modo escape room</w:t>
+      </w:r>
+      <w:r>
+        <w:t xml:space="preserve"> </w:t>
+      </w:r>
+      <w:r>
+        <w:t xml:space="preserve">que estructura la partida en salas y puertas, aunque sin guion narrativo gráfico completo. La progresión actual es ludificada (vidas, puntos, dificultad creciente) y curricular (filtros por etapa del grado).</w:t>
       </w:r>
     </w:p>
     <w:tbl>
@@ -7979,18 +8011,18 @@
               <w:pStyle w:val="Compact"/>
             </w:pPr>
             <w:r>
-              <w:t xml:space="preserve">Pendiente (futuro)</w:t>
-            </w:r>
-          </w:p>
-        </w:tc>
-        <w:tc>
-          <w:tcPr/>
-          <w:p>
-            <w:pPr>
-              <w:pStyle w:val="Compact"/>
-            </w:pPr>
-            <w:r>
-              <w:t xml:space="preserve">Sin guion de escenas/salas implementado</w:t>
+              <w:t xml:space="preserve">Parcial</w:t>
+            </w:r>
+          </w:p>
+        </w:tc>
+        <w:tc>
+          <w:tcPr/>
+          <w:p>
+            <w:pPr>
+              <w:pStyle w:val="Compact"/>
+            </w:pPr>
+            <w:r>
+              <w:t xml:space="preserve">Modo escape room jugable; guion visual completo pendiente</w:t>
             </w:r>
           </w:p>
         </w:tc>
@@ -8149,7 +8181,7 @@
               <w:t xml:space="preserve"> </w:t>
             </w:r>
             <w:r>
-              <w:t xml:space="preserve">con libre, historia, resistencia y feedback; tooltips y barra superior</w:t>
+              <w:t xml:space="preserve">con libre, historia, resistencia, escape room y feedback</w:t>
             </w:r>
           </w:p>
         </w:tc>
@@ -8199,7 +8231,7 @@
               <w:pStyle w:val="Compact"/>
             </w:pPr>
             <w:r>
-              <w:t xml:space="preserve">Banco validado, 258 tests + CI; sin estudio con usuarios</w:t>
+              <w:t xml:space="preserve">Banco validado, 395 tests + CI; sin estudio con usuarios</w:t>
             </w:r>
           </w:p>
         </w:tc>
@@ -8226,7 +8258,7 @@
         <w:t xml:space="preserve"> </w:t>
       </w:r>
       <w:r>
-        <w:t xml:space="preserve">OE2, OE3, OE4 y OE5 están cubiertos en la versión pygame. OE1 (narrativa gráfica completa tipo escape room) queda como trabajo futuro. El enfoque incremental —primero validar el núcleo evaluable, después la capa visual— permitió concentrar el esfuerzo en un único lanzador mantenible.</w:t>
+        <w:t xml:space="preserve">OE2, OE3, OE4 y OE5 están cubiertos en la versión pygame. OE1 (narrativa gráfica completa) queda parcialmente cubierto por las mecánicas del escape room y como trabajo futuro en arte y guion. El enfoque incremental —primero validar el núcleo evaluable, después la capa visual— permitió concentrar el esfuerzo en un único lanzador mantenible.</w:t>
       </w:r>
     </w:p>
     <w:bookmarkEnd w:id="87"/>
@@ -8747,7 +8779,23 @@
         <w:t xml:space="preserve"> </w:t>
       </w:r>
       <w:r>
-        <w:t xml:space="preserve">actual cubre menús y partida, pero aún no implementa la narrativa escape room del documento inicial. El</w:t>
+        <w:t xml:space="preserve">cubre menús y partida, incluido un</w:t>
+      </w:r>
+      <w:r>
+        <w:t xml:space="preserve"> </w:t>
+      </w:r>
+      <w:r>
+        <w:rPr>
+          <w:b/>
+          <w:bCs/>
+        </w:rPr>
+        <w:t xml:space="preserve">modo escape room</w:t>
+      </w:r>
+      <w:r>
+        <w:t xml:space="preserve"> </w:t>
+      </w:r>
+      <w:r>
+        <w:t xml:space="preserve">con salas, tienda y botín, pero sin la narrativa gráfica completa del documento inicial. El</w:t>
       </w:r>
       <w:r>
         <w:t xml:space="preserve"> </w:t>

--- a/Docs/Entrega/Memoria_TFG_markdown.docx
+++ b/Docs/Entrega/Memoria_TFG_markdown.docx
@@ -109,7 +109,7 @@
         <w:t xml:space="preserve"> </w:t>
       </w:r>
       <w:r>
-        <w:t xml:space="preserve">con cuatro modos (libre, historia, resistencia y feedback), y herramientas de validación del dataset. El desarrollo siguió un enfoque incremental: primero un prototipo en terminal para validar el motor de evaluación y, después, una interfaz gráfica que concentra toda la experiencia de juego. Los resultados muestran un sistema funcional, documentado y extensible; la validación con usuarios y la narrativa gráfica quedan como trabajo futuro.</w:t>
+        <w:t xml:space="preserve">con cinco modos (libre, historia, resistencia, escape room y feedback), y herramientas de validación del dataset. El desarrollo siguió un enfoque incremental: primero un prototipo en terminal para validar el motor de evaluación y, después, una interfaz gráfica que concentra toda la experiencia de juego. Los resultados muestran un sistema funcional, documentado y extensible; la validación con usuarios y la narrativa gráfica quedan como trabajo futuro.</w:t>
       </w:r>
     </w:p>
     <w:p>
@@ -177,7 +177,7 @@
         <w:t xml:space="preserve"> </w:t>
       </w:r>
       <w:r>
-        <w:t xml:space="preserve">con cuatro modos) descrito en esta memoria; la capa narrativa escape room completa queda como evolución futura del mismo proyecto.</w:t>
+        <w:t xml:space="preserve">con cinco modos, incluido escape room con mecánicas jugables) descrito en esta memoria; la capa narrativa gráfica completa queda como evolución futura del mismo proyecto.</w:t>
       </w:r>
     </w:p>
     <w:p>
@@ -291,7 +291,7 @@
         <w:rPr>
           <w:rStyle w:val="VerbatimChar"/>
         </w:rPr>
-        <w:t xml:space="preserve">python utilidades_tfg.py --solo-memoria</w:t>
+        <w:t xml:space="preserve">python Docs/utilidades_tfg.py --solo-memoria</w:t>
       </w:r>
       <w:r>
         <w:t xml:space="preserve">. El PDF lo exportas desde Word tras editar.</w:t>
@@ -2416,7 +2416,7 @@
         <w:rPr>
           <w:rStyle w:val="VerbatimChar"/>
         </w:rPr>
-        <w:t xml:space="preserve">Juego/build_exe_onefile.ps1</w:t>
+        <w:t xml:space="preserve">Juego/Scripts/build_exe_onefile.ps1</w:t>
       </w:r>
       <w:r>
         <w:t xml:space="preserve"> </w:t>
@@ -2431,7 +2431,7 @@
         <w:rPr>
           <w:rStyle w:val="VerbatimChar"/>
         </w:rPr>
-        <w:t xml:space="preserve">juego_grafico.exe</w:t>
+        <w:t xml:space="preserve">Juego/Distribucion/juego_grafico.exe</w:t>
       </w:r>
       <w:r>
         <w:t xml:space="preserve">).</w:t>
@@ -3482,13 +3482,13 @@
                 <w:b/>
                 <w:bCs/>
               </w:rPr>
-              <w:t xml:space="preserve">395</w:t>
+              <w:t xml:space="preserve">424</w:t>
             </w:r>
             <w:r>
               <w:t xml:space="preserve"> </w:t>
             </w:r>
             <w:r>
-              <w:t xml:space="preserve">tests: 387 + 8 en</w:t>
+              <w:t xml:space="preserve">tests: 416 + 8 en</w:t>
             </w:r>
             <w:r>
               <w:t xml:space="preserve"> </w:t>
@@ -3591,6 +3591,39 @@
             </w:r>
             <w:r>
               <w:t xml:space="preserve">(véase §5.7)</w:t>
+            </w:r>
+          </w:p>
+        </w:tc>
+      </w:tr>
+      <w:tr>
+        <w:tc>
+          <w:tcPr/>
+          <w:p>
+            <w:pPr>
+              <w:pStyle w:val="Compact"/>
+            </w:pPr>
+            <w:r>
+              <w:t xml:space="preserve">Análisis del sistema de pity</w:t>
+            </w:r>
+          </w:p>
+        </w:tc>
+        <w:tc>
+          <w:tcPr/>
+          <w:p>
+            <w:pPr>
+              <w:pStyle w:val="Compact"/>
+            </w:pPr>
+            <w:r>
+              <w:rPr>
+                <w:rStyle w:val="VerbatimChar"/>
+              </w:rPr>
+              <w:t xml:space="preserve">Files/simulacion_pity.py</w:t>
+            </w:r>
+            <w:r>
+              <w:t xml:space="preserve"> </w:t>
+            </w:r>
+            <w:r>
+              <w:t xml:space="preserve">(véase §5.8)</w:t>
             </w:r>
           </w:p>
         </w:tc>
@@ -3730,7 +3763,7 @@
     </w:p>
     <w:bookmarkEnd w:id="66"/>
     <w:bookmarkEnd w:id="67"/>
-    <w:bookmarkStart w:id="86" w:name="resultados"/>
+    <w:bookmarkStart w:id="101" w:name="resultados"/>
     <w:p>
       <w:pPr>
         <w:pStyle w:val="Heading1"/>
@@ -3922,13 +3955,13 @@
           <w:b/>
           <w:bCs/>
         </w:rPr>
-        <w:t xml:space="preserve">1289</w:t>
-      </w:r>
-      <w:r>
-        <w:t xml:space="preserve"> </w:t>
-      </w:r>
-      <w:r>
-        <w:t xml:space="preserve">entradas.</w:t>
+        <w:t xml:space="preserve">1411</w:t>
+      </w:r>
+      <w:r>
+        <w:t xml:space="preserve"> </w:t>
+      </w:r>
+      <w:r>
+        <w:t xml:space="preserve">entradas (480 copias alineadas con el dataset).</w:t>
       </w:r>
     </w:p>
     <w:p>
@@ -5261,10 +5294,13 @@
         <w:rPr>
           <w:rStyle w:val="VerbatimChar"/>
         </w:rPr>
-        <w:t xml:space="preserve">utils_plantillas_core.py</w:t>
-      </w:r>
-      <w:r>
-        <w:t xml:space="preserve">, compartida con</w:t>
+        <w:t xml:space="preserve">Juego/Comun/utils_plantillas_core.py</w:t>
+      </w:r>
+      <w:r>
+        <w:t xml:space="preserve"> </w:t>
+      </w:r>
+      <w:r>
+        <w:t xml:space="preserve">(reexportada desde</w:t>
       </w:r>
       <w:r>
         <w:t xml:space="preserve"> </w:t>
@@ -5273,10 +5309,13 @@
         <w:rPr>
           <w:rStyle w:val="VerbatimChar"/>
         </w:rPr>
-        <w:t xml:space="preserve">Juego/Comun/datos.py</w:t>
-      </w:r>
-      <w:r>
-        <w:t xml:space="preserve">. Los datos del juego se organizan en</w:t>
+        <w:t xml:space="preserve">Files/</w:t>
+      </w:r>
+      <w:r>
+        <w:t xml:space="preserve"> </w:t>
+      </w:r>
+      <w:r>
+        <w:t xml:space="preserve">para los scripts de mantenimiento). Los datos del juego se organizan en</w:t>
       </w:r>
       <w:r>
         <w:t xml:space="preserve"> </w:t>
@@ -5328,7 +5367,7 @@
           <w:b/>
           <w:bCs/>
         </w:rPr>
-        <w:t xml:space="preserve">395</w:t>
+        <w:t xml:space="preserve">424</w:t>
       </w:r>
       <w:r>
         <w:t xml:space="preserve"> </w:t>
@@ -5522,7 +5561,7 @@
               <w:pStyle w:val="Compact"/>
             </w:pPr>
             <w:r>
-              <w:t xml:space="preserve">4</w:t>
+              <w:t xml:space="preserve">5</w:t>
             </w:r>
           </w:p>
         </w:tc>
@@ -5546,7 +5585,7 @@
               <w:pStyle w:val="Compact"/>
             </w:pPr>
             <w:r>
-              <w:t xml:space="preserve">395</w:t>
+              <w:t xml:space="preserve">424</w:t>
             </w:r>
           </w:p>
         </w:tc>
@@ -7842,8 +7881,1781 @@
       </w:r>
     </w:p>
     <w:bookmarkEnd w:id="85"/>
+    <w:bookmarkStart w:id="100" w:name="análisis-del-sistema-de-pity"/>
+    <w:p>
+      <w:pPr>
+        <w:pStyle w:val="Heading2"/>
+      </w:pPr>
+      <w:r>
+        <w:rPr>
+          <w:rStyle w:val="SectionNumber"/>
+        </w:rPr>
+        <w:t xml:space="preserve">5.8</w:t>
+      </w:r>
+      <w:r>
+        <w:tab/>
+      </w:r>
+      <w:r>
+        <w:t xml:space="preserve">Análisis del sistema de pity</w:t>
+      </w:r>
+    </w:p>
+    <w:p>
+      <w:pPr>
+        <w:pStyle w:val="FirstParagraph"/>
+      </w:pPr>
+      <w:r>
+        <w:t xml:space="preserve">En los modos</w:t>
+      </w:r>
+      <w:r>
+        <w:t xml:space="preserve"> </w:t>
+      </w:r>
+      <w:r>
+        <w:rPr>
+          <w:i/>
+          <w:iCs/>
+        </w:rPr>
+        <w:t xml:space="preserve">escape room</w:t>
+      </w:r>
+      <w:r>
+        <w:t xml:space="preserve"> </w:t>
+      </w:r>
+      <w:r>
+        <w:t xml:space="preserve">y</w:t>
+      </w:r>
+      <w:r>
+        <w:t xml:space="preserve"> </w:t>
+      </w:r>
+      <w:r>
+        <w:rPr>
+          <w:i/>
+          <w:iCs/>
+        </w:rPr>
+        <w:t xml:space="preserve">resistencia</w:t>
+      </w:r>
+      <w:r>
+        <w:t xml:space="preserve">, ciertos eventos beneficiosos (puertas de descanso, tienda, botín u ofertas sí/no) se generan de forma aleatoria. Para evitar rachas largas sin recompensas —análogo al</w:t>
+      </w:r>
+      <w:r>
+        <w:t xml:space="preserve"> </w:t>
+      </w:r>
+      <w:r>
+        <w:rPr>
+          <w:i/>
+          <w:iCs/>
+        </w:rPr>
+        <w:t xml:space="preserve">pity</w:t>
+      </w:r>
+      <w:r>
+        <w:t xml:space="preserve"> </w:t>
+      </w:r>
+      <w:r>
+        <w:t xml:space="preserve">de los</w:t>
+      </w:r>
+      <w:r>
+        <w:t xml:space="preserve"> </w:t>
+      </w:r>
+      <w:r>
+        <w:rPr>
+          <w:i/>
+          <w:iCs/>
+        </w:rPr>
+        <w:t xml:space="preserve">gacha games</w:t>
+      </w:r>
+      <w:r>
+        <w:t xml:space="preserve">— el motor combina</w:t>
+      </w:r>
+      <w:r>
+        <w:t xml:space="preserve"> </w:t>
+      </w:r>
+      <w:r>
+        <w:rPr>
+          <w:b/>
+          <w:bCs/>
+        </w:rPr>
+        <w:t xml:space="preserve">pity suave</w:t>
+      </w:r>
+      <w:r>
+        <w:t xml:space="preserve"> </w:t>
+      </w:r>
+      <w:r>
+        <w:t xml:space="preserve">(sube la probabilidad tras cada fallo) y</w:t>
+      </w:r>
+      <w:r>
+        <w:t xml:space="preserve"> </w:t>
+      </w:r>
+      <w:r>
+        <w:rPr>
+          <w:b/>
+          <w:bCs/>
+        </w:rPr>
+        <w:t xml:space="preserve">hard pity</w:t>
+      </w:r>
+      <w:r>
+        <w:t xml:space="preserve"> </w:t>
+      </w:r>
+      <w:r>
+        <w:t xml:space="preserve">(garantía en un umbral).</w:t>
+      </w:r>
+    </w:p>
+    <w:bookmarkStart w:id="86" w:name="modelo-de-pity-suave"/>
+    <w:p>
+      <w:pPr>
+        <w:pStyle w:val="Heading3"/>
+      </w:pPr>
+      <w:r>
+        <w:rPr>
+          <w:rStyle w:val="SectionNumber"/>
+        </w:rPr>
+        <w:t xml:space="preserve">5.8.1</w:t>
+      </w:r>
+      <w:r>
+        <w:tab/>
+      </w:r>
+      <w:r>
+        <w:t xml:space="preserve">Modelo de pity suave</w:t>
+      </w:r>
+    </w:p>
+    <w:p>
+      <w:pPr>
+        <w:pStyle w:val="FirstParagraph"/>
+      </w:pPr>
+      <w:r>
+        <w:t xml:space="preserve">Sea</w:t>
+      </w:r>
+      <w:r>
+        <w:t xml:space="preserve"> </w:t>
+      </w:r>
+      <m:oMath>
+        <m:r>
+          <m:t>s</m:t>
+        </m:r>
+      </m:oMath>
+      <w:r>
+        <w:t xml:space="preserve"> </w:t>
+      </w:r>
+      <w:r>
+        <w:t xml:space="preserve">el número de salas (o preguntas) consecutivas sin haber visto el evento. La probabilidad de que aparezca en el siguiente intento es</w:t>
+      </w:r>
+    </w:p>
+    <w:p>
+      <w:pPr>
+        <w:pStyle w:val="BodyText"/>
+      </w:pPr>
+      <m:oMathPara>
+        <m:oMathParaPr>
+          <m:jc m:val="center"/>
+        </m:oMathParaPr>
+        <m:oMath>
+          <m:sSub>
+            <m:e>
+              <m:r>
+                <m:t>p</m:t>
+              </m:r>
+            </m:e>
+            <m:sub>
+              <m:r>
+                <m:t>s</m:t>
+              </m:r>
+            </m:sub>
+          </m:sSub>
+          <m:r>
+            <m:rPr>
+              <m:sty m:val="p"/>
+            </m:rPr>
+            <m:t>=</m:t>
+          </m:r>
+          <m:r>
+            <m:rPr>
+              <m:sty m:val="p"/>
+            </m:rPr>
+            <m:t>min</m:t>
+          </m:r>
+          <m:d>
+            <m:dPr>
+              <m:begChr m:val="("/>
+              <m:sepChr m:val=""/>
+              <m:endChr m:val=")"/>
+              <m:grow/>
+            </m:dPr>
+            <m:e>
+              <m:sSub>
+                <m:e>
+                  <m:r>
+                    <m:t>p</m:t>
+                  </m:r>
+                </m:e>
+                <m:sub>
+                  <m:r>
+                    <m:rPr>
+                      <m:sty m:val="p"/>
+                    </m:rPr>
+                    <m:t>max</m:t>
+                  </m:r>
+                </m:sub>
+              </m:sSub>
+              <m:r>
+                <m:rPr>
+                  <m:sty m:val="p"/>
+                </m:rPr>
+                <m:t>,</m:t>
+              </m:r>
+              <m:r>
+                <m:t> </m:t>
+              </m:r>
+              <m:sSub>
+                <m:e>
+                  <m:r>
+                    <m:t>p</m:t>
+                  </m:r>
+                </m:e>
+                <m:sub>
+                  <m:r>
+                    <m:t>0</m:t>
+                  </m:r>
+                </m:sub>
+              </m:sSub>
+              <m:r>
+                <m:rPr>
+                  <m:sty m:val="p"/>
+                </m:rPr>
+                <m:t>+</m:t>
+              </m:r>
+              <m:r>
+                <m:t>s</m:t>
+              </m:r>
+              <m:r>
+                <m:t> </m:t>
+              </m:r>
+              <m:r>
+                <m:t>δ</m:t>
+              </m:r>
+            </m:e>
+          </m:d>
+          <m:r>
+            <m:rPr>
+              <m:sty m:val="p"/>
+            </m:rPr>
+            <m:t>,</m:t>
+          </m:r>
+        </m:oMath>
+      </m:oMathPara>
+    </w:p>
+    <w:p>
+      <w:pPr>
+        <w:pStyle w:val="FirstParagraph"/>
+      </w:pPr>
+      <w:r>
+        <w:t xml:space="preserve">con</w:t>
+      </w:r>
+      <w:r>
+        <w:t xml:space="preserve"> </w:t>
+      </w:r>
+      <m:oMath>
+        <m:sSub>
+          <m:e>
+            <m:r>
+              <m:t>p</m:t>
+            </m:r>
+          </m:e>
+          <m:sub>
+            <m:r>
+              <m:t>0</m:t>
+            </m:r>
+          </m:sub>
+        </m:sSub>
+      </m:oMath>
+      <w:r>
+        <w:t xml:space="preserve"> </w:t>
+      </w:r>
+      <w:r>
+        <w:t xml:space="preserve">probabilidad base,</w:t>
+      </w:r>
+      <w:r>
+        <w:t xml:space="preserve"> </w:t>
+      </w:r>
+      <m:oMath>
+        <m:r>
+          <m:t>δ</m:t>
+        </m:r>
+      </m:oMath>
+      <w:r>
+        <w:t xml:space="preserve"> </w:t>
+      </w:r>
+      <w:r>
+        <w:t xml:space="preserve">incremento por unidad de racha y</w:t>
+      </w:r>
+      <w:r>
+        <w:t xml:space="preserve"> </w:t>
+      </w:r>
+      <m:oMath>
+        <m:sSub>
+          <m:e>
+            <m:r>
+              <m:t>p</m:t>
+            </m:r>
+          </m:e>
+          <m:sub>
+            <m:r>
+              <m:rPr>
+                <m:sty m:val="p"/>
+              </m:rPr>
+              <m:t>max</m:t>
+            </m:r>
+          </m:sub>
+        </m:sSub>
+      </m:oMath>
+      <w:r>
+        <w:t xml:space="preserve"> </w:t>
+      </w:r>
+      <w:r>
+        <w:t xml:space="preserve">techo (en escape room,</w:t>
+      </w:r>
+      <w:r>
+        <w:t xml:space="preserve"> </w:t>
+      </w:r>
+      <m:oMath>
+        <m:sSub>
+          <m:e>
+            <m:r>
+              <m:t>p</m:t>
+            </m:r>
+          </m:e>
+          <m:sub>
+            <m:r>
+              <m:rPr>
+                <m:sty m:val="p"/>
+              </m:rPr>
+              <m:t>max</m:t>
+            </m:r>
+          </m:sub>
+        </m:sSub>
+        <m:r>
+          <m:rPr>
+            <m:sty m:val="p"/>
+          </m:rPr>
+          <m:t>=</m:t>
+        </m:r>
+        <m:r>
+          <m:t>0</m:t>
+        </m:r>
+        <m:r>
+          <m:rPr>
+            <m:sty m:val="p"/>
+          </m:rPr>
+          <m:t>,</m:t>
+        </m:r>
+        <m:r>
+          <m:t>48</m:t>
+        </m:r>
+      </m:oMath>
+      <w:r>
+        <w:t xml:space="preserve">). Tras un acierto,</w:t>
+      </w:r>
+      <w:r>
+        <w:t xml:space="preserve"> </w:t>
+      </w:r>
+      <m:oMath>
+        <m:r>
+          <m:t>s</m:t>
+        </m:r>
+        <m:r>
+          <m:rPr>
+            <m:sty m:val="p"/>
+          </m:rPr>
+          <m:t>←</m:t>
+        </m:r>
+        <m:r>
+          <m:t>0</m:t>
+        </m:r>
+      </m:oMath>
+      <w:r>
+        <w:t xml:space="preserve">; si no sale,</w:t>
+      </w:r>
+      <w:r>
+        <w:t xml:space="preserve"> </w:t>
+      </w:r>
+      <m:oMath>
+        <m:r>
+          <m:t>s</m:t>
+        </m:r>
+        <m:r>
+          <m:rPr>
+            <m:sty m:val="p"/>
+          </m:rPr>
+          <m:t>←</m:t>
+        </m:r>
+        <m:r>
+          <m:t>s</m:t>
+        </m:r>
+        <m:r>
+          <m:rPr>
+            <m:sty m:val="p"/>
+          </m:rPr>
+          <m:t>+</m:t>
+        </m:r>
+        <m:r>
+          <m:t>1</m:t>
+        </m:r>
+      </m:oMath>
+      <w:r>
+        <w:t xml:space="preserve">.</w:t>
+      </w:r>
+    </w:p>
+    <w:p>
+      <w:pPr>
+        <w:pStyle w:val="BodyText"/>
+      </w:pPr>
+      <w:r>
+        <w:t xml:space="preserve">En el escape room, los parámetros de puertas especiales son independientes por tipo:</w:t>
+      </w:r>
+    </w:p>
+    <w:tbl>
+      <w:tblPr>
+        <w:tblStyle w:val="Table"/>
+        <w:tblW w:type="auto" w:w="0"/>
+        <w:tblLook w:firstRow="1" w:lastRow="0" w:firstColumn="0" w:lastColumn="0" w:noHBand="0" w:noVBand="0" w:val="0020"/>
+      </w:tblPr>
+      <w:tblGrid>
+        <w:gridCol w:w="1980"/>
+        <w:gridCol w:w="1980"/>
+        <w:gridCol w:w="1980"/>
+        <w:gridCol w:w="1980"/>
+      </w:tblGrid>
+      <w:tr>
+        <w:trPr>
+          <w:tblHeader w:val="on"/>
+        </w:trPr>
+        <w:tc>
+          <w:tcPr/>
+          <w:p>
+            <w:pPr>
+              <w:pStyle w:val="Compact"/>
+            </w:pPr>
+            <w:r>
+              <w:t xml:space="preserve">Evento</w:t>
+            </w:r>
+          </w:p>
+        </w:tc>
+        <w:tc>
+          <w:tcPr/>
+          <w:p>
+            <w:pPr>
+              <w:pStyle w:val="Compact"/>
+            </w:pPr>
+            <m:oMath>
+              <m:sSub>
+                <m:e>
+                  <m:r>
+                    <m:t>p</m:t>
+                  </m:r>
+                </m:e>
+                <m:sub>
+                  <m:r>
+                    <m:t>0</m:t>
+                  </m:r>
+                </m:sub>
+              </m:sSub>
+            </m:oMath>
+            <w:r>
+              <w:t xml:space="preserve">​</w:t>
+            </w:r>
+          </w:p>
+        </w:tc>
+        <w:tc>
+          <w:tcPr/>
+          <w:p>
+            <w:pPr>
+              <w:pStyle w:val="Compact"/>
+            </w:pPr>
+            <m:oMath>
+              <m:r>
+                <m:t>δ</m:t>
+              </m:r>
+            </m:oMath>
+            <w:r>
+              <w:t xml:space="preserve">​</w:t>
+            </w:r>
+          </w:p>
+        </w:tc>
+        <w:tc>
+          <w:tcPr/>
+          <w:p>
+            <w:pPr>
+              <w:pStyle w:val="Compact"/>
+            </w:pPr>
+            <w:r>
+              <w:t xml:space="preserve">Hard pity (sala)</w:t>
+            </w:r>
+          </w:p>
+        </w:tc>
+      </w:tr>
+      <w:tr>
+        <w:tc>
+          <w:tcPr/>
+          <w:p>
+            <w:pPr>
+              <w:pStyle w:val="Compact"/>
+            </w:pPr>
+            <w:r>
+              <w:t xml:space="preserve">Descanso</w:t>
+            </w:r>
+          </w:p>
+        </w:tc>
+        <w:tc>
+          <w:tcPr/>
+          <w:p>
+            <w:pPr>
+              <w:pStyle w:val="Compact"/>
+            </w:pPr>
+            <w:r>
+              <w:t xml:space="preserve">0,06</w:t>
+            </w:r>
+          </w:p>
+        </w:tc>
+        <w:tc>
+          <w:tcPr/>
+          <w:p>
+            <w:pPr>
+              <w:pStyle w:val="Compact"/>
+            </w:pPr>
+            <w:r>
+              <w:t xml:space="preserve">0,04</w:t>
+            </w:r>
+          </w:p>
+        </w:tc>
+        <w:tc>
+          <w:tcPr/>
+          <w:p>
+            <w:pPr>
+              <w:pStyle w:val="Compact"/>
+            </w:pPr>
+            <w:r>
+              <w:t xml:space="preserve">5</w:t>
+            </w:r>
+          </w:p>
+        </w:tc>
+      </w:tr>
+      <w:tr>
+        <w:tc>
+          <w:tcPr/>
+          <w:p>
+            <w:pPr>
+              <w:pStyle w:val="Compact"/>
+            </w:pPr>
+            <w:r>
+              <w:t xml:space="preserve">Tienda</w:t>
+            </w:r>
+          </w:p>
+        </w:tc>
+        <w:tc>
+          <w:tcPr/>
+          <w:p>
+            <w:pPr>
+              <w:pStyle w:val="Compact"/>
+            </w:pPr>
+            <w:r>
+              <w:t xml:space="preserve">0,03</w:t>
+            </w:r>
+          </w:p>
+        </w:tc>
+        <w:tc>
+          <w:tcPr/>
+          <w:p>
+            <w:pPr>
+              <w:pStyle w:val="Compact"/>
+            </w:pPr>
+            <w:r>
+              <w:t xml:space="preserve">0,05</w:t>
+            </w:r>
+          </w:p>
+        </w:tc>
+        <w:tc>
+          <w:tcPr/>
+          <w:p>
+            <w:pPr>
+              <w:pStyle w:val="Compact"/>
+            </w:pPr>
+            <w:r>
+              <w:t xml:space="preserve">10</w:t>
+            </w:r>
+          </w:p>
+        </w:tc>
+      </w:tr>
+      <w:tr>
+        <w:tc>
+          <w:tcPr/>
+          <w:p>
+            <w:pPr>
+              <w:pStyle w:val="Compact"/>
+            </w:pPr>
+            <w:r>
+              <w:t xml:space="preserve">Botín (puerta normal)</w:t>
+            </w:r>
+          </w:p>
+        </w:tc>
+        <w:tc>
+          <w:tcPr/>
+          <w:p>
+            <w:pPr>
+              <w:pStyle w:val="Compact"/>
+            </w:pPr>
+            <w:r>
+              <w:t xml:space="preserve">—</w:t>
+            </w:r>
+          </w:p>
+        </w:tc>
+        <w:tc>
+          <w:tcPr/>
+          <w:p>
+            <w:pPr>
+              <w:pStyle w:val="Compact"/>
+            </w:pPr>
+            <w:r>
+              <w:t xml:space="preserve">—</w:t>
+            </w:r>
+          </w:p>
+        </w:tc>
+        <w:tc>
+          <w:tcPr/>
+          <w:p>
+            <w:pPr>
+              <w:pStyle w:val="Compact"/>
+            </w:pPr>
+            <w:r>
+              <w:t xml:space="preserve">cada 3 salas sin botín</w:t>
+            </w:r>
+          </w:p>
+        </w:tc>
+      </w:tr>
+    </w:tbl>
+    <w:p>
+      <w:pPr>
+        <w:pStyle w:val="BodyText"/>
+      </w:pPr>
+      <w:r>
+        <w:t xml:space="preserve">El</w:t>
+      </w:r>
+      <w:r>
+        <w:t xml:space="preserve"> </w:t>
+      </w:r>
+      <w:r>
+        <w:rPr>
+          <w:b/>
+          <w:bCs/>
+        </w:rPr>
+        <w:t xml:space="preserve">hard pity</w:t>
+      </w:r>
+      <w:r>
+        <w:t xml:space="preserve"> </w:t>
+      </w:r>
+      <w:r>
+        <w:t xml:space="preserve">fuerza el evento si, al llegar a la sala</w:t>
+      </w:r>
+      <w:r>
+        <w:t xml:space="preserve"> </w:t>
+      </w:r>
+      <m:oMath>
+        <m:r>
+          <m:t>N</m:t>
+        </m:r>
+      </m:oMath>
+      <w:r>
+        <w:t xml:space="preserve">, aún no ha aparecido tras</w:t>
+      </w:r>
+      <w:r>
+        <w:t xml:space="preserve"> </w:t>
+      </w:r>
+      <m:oMath>
+        <m:r>
+          <m:t>N</m:t>
+        </m:r>
+        <m:r>
+          <m:rPr>
+            <m:sty m:val="p"/>
+          </m:rPr>
+          <m:t>−</m:t>
+        </m:r>
+        <m:r>
+          <m:t>1</m:t>
+        </m:r>
+      </m:oMath>
+      <w:r>
+        <w:t xml:space="preserve"> </w:t>
+      </w:r>
+      <w:r>
+        <w:t xml:space="preserve">oportunidades (p. ej. descanso garantizado en la sala 5 si llevas cuatro salas sin verlo). La</w:t>
+      </w:r>
+      <w:r>
+        <w:t xml:space="preserve"> </w:t>
+      </w:r>
+      <w:r>
+        <w:rPr>
+          <w:b/>
+          <w:bCs/>
+        </w:rPr>
+        <w:t xml:space="preserve">tienda</w:t>
+      </w:r>
+      <w:r>
+        <w:t xml:space="preserve"> </w:t>
+      </w:r>
+      <w:r>
+        <w:t xml:space="preserve">exige saldo suficiente para comprar al menos el artículo más barato disponible en esa sala; si no hay puntos, no se inserta la puerta tienda y el pity de tienda</w:t>
+      </w:r>
+      <w:r>
+        <w:t xml:space="preserve"> </w:t>
+      </w:r>
+      <w:r>
+        <w:rPr>
+          <w:b/>
+          <w:bCs/>
+        </w:rPr>
+        <w:t xml:space="preserve">se pospone</w:t>
+      </w:r>
+      <w:r>
+        <w:t xml:space="preserve"> </w:t>
+      </w:r>
+      <w:r>
+        <w:t xml:space="preserve">(el contador no se resetea) hasta una sala futura con economía viable.</w:t>
+      </w:r>
+    </w:p>
     <w:bookmarkEnd w:id="86"/>
-    <w:bookmarkStart w:id="93" w:name="discusión"/>
+    <w:bookmarkStart w:id="87" w:name="semillas-de-partida"/>
+    <w:p>
+      <w:pPr>
+        <w:pStyle w:val="Heading3"/>
+      </w:pPr>
+      <w:r>
+        <w:rPr>
+          <w:rStyle w:val="SectionNumber"/>
+        </w:rPr>
+        <w:t xml:space="preserve">5.8.2</w:t>
+      </w:r>
+      <w:r>
+        <w:tab/>
+      </w:r>
+      <w:r>
+        <w:t xml:space="preserve">Semillas de partida</w:t>
+      </w:r>
+    </w:p>
+    <w:p>
+      <w:pPr>
+        <w:pStyle w:val="FirstParagraph"/>
+      </w:pPr>
+      <w:r>
+        <w:t xml:space="preserve">La</w:t>
+      </w:r>
+      <w:r>
+        <w:t xml:space="preserve"> </w:t>
+      </w:r>
+      <w:r>
+        <w:rPr>
+          <w:b/>
+          <w:bCs/>
+        </w:rPr>
+        <w:t xml:space="preserve">semilla diaria</w:t>
+      </w:r>
+      <w:r>
+        <w:t xml:space="preserve"> </w:t>
+      </w:r>
+      <w:r>
+        <w:t xml:space="preserve">(</w:t>
+      </w:r>
+      <w:r>
+        <w:rPr>
+          <w:rStyle w:val="VerbatimChar"/>
+        </w:rPr>
+        <w:t xml:space="preserve">DDMMYYYY</w:t>
+      </w:r>
+      <w:r>
+        <w:t xml:space="preserve">, UTC) se usa solo en el</w:t>
+      </w:r>
+      <w:r>
+        <w:t xml:space="preserve"> </w:t>
+      </w:r>
+      <w:r>
+        <w:rPr>
+          <w:b/>
+          <w:bCs/>
+        </w:rPr>
+        <w:t xml:space="preserve">Examen del día</w:t>
+      </w:r>
+      <w:r>
+        <w:t xml:space="preserve"> </w:t>
+      </w:r>
+      <w:r>
+        <w:t xml:space="preserve">(</w:t>
+      </w:r>
+      <w:r>
+        <w:rPr>
+          <w:rStyle w:val="VerbatimChar"/>
+        </w:rPr>
+        <w:t xml:space="preserve">examen_fijo</w:t>
+      </w:r>
+      <w:r>
+        <w:t xml:space="preserve"> </w:t>
+      </w:r>
+      <w:r>
+        <w:t xml:space="preserve">con origen diario): mismo contenido para todos los jugadores ese día.</w:t>
+      </w:r>
+      <w:r>
+        <w:t xml:space="preserve"> </w:t>
+      </w:r>
+      <w:r>
+        <w:rPr>
+          <w:b/>
+          <w:bCs/>
+        </w:rPr>
+        <w:t xml:space="preserve">Escape room</w:t>
+      </w:r>
+      <w:r>
+        <w:t xml:space="preserve">,</w:t>
+      </w:r>
+      <w:r>
+        <w:t xml:space="preserve"> </w:t>
+      </w:r>
+      <w:r>
+        <w:rPr>
+          <w:b/>
+          <w:bCs/>
+        </w:rPr>
+        <w:t xml:space="preserve">resistencia</w:t>
+      </w:r>
+      <w:r>
+        <w:t xml:space="preserve"> </w:t>
+      </w:r>
+      <w:r>
+        <w:t xml:space="preserve">y</w:t>
+      </w:r>
+      <w:r>
+        <w:t xml:space="preserve"> </w:t>
+      </w:r>
+      <w:r>
+        <w:rPr>
+          <w:b/>
+          <w:bCs/>
+        </w:rPr>
+        <w:t xml:space="preserve">examen aleatorio</w:t>
+      </w:r>
+      <w:r>
+        <w:t xml:space="preserve"> </w:t>
+      </w:r>
+      <w:r>
+        <w:t xml:space="preserve">arrancan con</w:t>
+      </w:r>
+      <w:r>
+        <w:t xml:space="preserve"> </w:t>
+      </w:r>
+      <w:r>
+        <w:rPr>
+          <w:rStyle w:val="VerbatimChar"/>
+        </w:rPr>
+        <w:t xml:space="preserve">semilla_partida_aleatoria()</w:t>
+      </w:r>
+      <w:r>
+        <w:t xml:space="preserve"> </w:t>
+      </w:r>
+      <w:r>
+        <w:t xml:space="preserve">en cada partida, de modo que salas, puertas y preguntas varían entre sesiones. No hay planes de modos diarios con semilla fija para escape room ni resistencia. El modo libre usa una semilla estable por nombre de jugador solo para permutar opciones en pantalla.</w:t>
+      </w:r>
+    </w:p>
+    <w:bookmarkEnd w:id="87"/>
+    <w:bookmarkStart w:id="97" w:name="contraste-con-probabilidad-fija"/>
+    <w:p>
+      <w:pPr>
+        <w:pStyle w:val="Heading3"/>
+      </w:pPr>
+      <w:r>
+        <w:rPr>
+          <w:rStyle w:val="SectionNumber"/>
+        </w:rPr>
+        <w:t xml:space="preserve">5.8.3</w:t>
+      </w:r>
+      <w:r>
+        <w:tab/>
+      </w:r>
+      <w:r>
+        <w:t xml:space="preserve">Contraste con probabilidad fija</w:t>
+      </w:r>
+    </w:p>
+    <w:p>
+      <w:pPr>
+        <w:pStyle w:val="FirstParagraph"/>
+      </w:pPr>
+      <w:r>
+        <w:t xml:space="preserve">Sin pity (</w:t>
+      </w:r>
+      <m:oMath>
+        <m:r>
+          <m:t>δ</m:t>
+        </m:r>
+        <m:r>
+          <m:rPr>
+            <m:sty m:val="p"/>
+          </m:rPr>
+          <m:t>=</m:t>
+        </m:r>
+        <m:r>
+          <m:t>0</m:t>
+        </m:r>
+      </m:oMath>
+      <w:r>
+        <w:t xml:space="preserve">, sin umbral), cada sala es un ensayo de Bernoulli con</w:t>
+      </w:r>
+      <w:r>
+        <w:t xml:space="preserve"> </w:t>
+      </w:r>
+      <m:oMath>
+        <m:r>
+          <m:t>p</m:t>
+        </m:r>
+        <m:r>
+          <m:rPr>
+            <m:sty m:val="p"/>
+          </m:rPr>
+          <m:t>=</m:t>
+        </m:r>
+        <m:sSub>
+          <m:e>
+            <m:r>
+              <m:t>p</m:t>
+            </m:r>
+          </m:e>
+          <m:sub>
+            <m:r>
+              <m:t>0</m:t>
+            </m:r>
+          </m:sub>
+        </m:sSub>
+      </m:oMath>
+      <w:r>
+        <w:t xml:space="preserve">. La probabilidad de no ver descanso en</w:t>
+      </w:r>
+      <w:r>
+        <w:t xml:space="preserve"> </w:t>
+      </w:r>
+      <m:oMath>
+        <m:r>
+          <m:t>n</m:t>
+        </m:r>
+        <m:r>
+          <m:rPr>
+            <m:sty m:val="p"/>
+          </m:rPr>
+          <m:t>=</m:t>
+        </m:r>
+        <m:r>
+          <m:t>30</m:t>
+        </m:r>
+      </m:oMath>
+      <w:r>
+        <w:t xml:space="preserve"> </w:t>
+      </w:r>
+      <w:r>
+        <w:t xml:space="preserve">salas es</w:t>
+      </w:r>
+      <w:r>
+        <w:t xml:space="preserve"> </w:t>
+      </w:r>
+      <m:oMath>
+        <m:r>
+          <m:rPr>
+            <m:sty m:val="p"/>
+          </m:rPr>
+          <m:t>(</m:t>
+        </m:r>
+        <m:r>
+          <m:t>1</m:t>
+        </m:r>
+        <m:r>
+          <m:rPr>
+            <m:sty m:val="p"/>
+          </m:rPr>
+          <m:t>−</m:t>
+        </m:r>
+        <m:sSub>
+          <m:e>
+            <m:r>
+              <m:t>p</m:t>
+            </m:r>
+          </m:e>
+          <m:sub>
+            <m:r>
+              <m:t>0</m:t>
+            </m:r>
+          </m:sub>
+        </m:sSub>
+        <m:sSup>
+          <m:e>
+            <m:r>
+              <m:rPr>
+                <m:sty m:val="p"/>
+              </m:rPr>
+              <m:t>)</m:t>
+            </m:r>
+          </m:e>
+          <m:sup>
+            <m:r>
+              <m:t>n</m:t>
+            </m:r>
+          </m:sup>
+        </m:sSup>
+        <m:r>
+          <m:rPr>
+            <m:sty m:val="p"/>
+          </m:rPr>
+          <m:t>≈</m:t>
+        </m:r>
+        <m:r>
+          <m:rPr>
+            <m:sty m:val="p"/>
+          </m:rPr>
+          <m:t>(</m:t>
+        </m:r>
+        <m:r>
+          <m:t>0</m:t>
+        </m:r>
+        <m:r>
+          <m:rPr>
+            <m:sty m:val="p"/>
+          </m:rPr>
+          <m:t>,</m:t>
+        </m:r>
+        <m:r>
+          <m:t>94</m:t>
+        </m:r>
+        <m:sSup>
+          <m:e>
+            <m:r>
+              <m:rPr>
+                <m:sty m:val="p"/>
+              </m:rPr>
+              <m:t>)</m:t>
+            </m:r>
+          </m:e>
+          <m:sup>
+            <m:r>
+              <m:t>30</m:t>
+            </m:r>
+          </m:sup>
+        </m:sSup>
+        <m:r>
+          <m:rPr>
+            <m:sty m:val="p"/>
+          </m:rPr>
+          <m:t>≈</m:t>
+        </m:r>
+        <m:r>
+          <m:t>15</m:t>
+        </m:r>
+        <m:r>
+          <m:rPr>
+            <m:sty m:val="p"/>
+          </m:rPr>
+          <m:t>,</m:t>
+        </m:r>
+        <m:r>
+          <m:t>6</m:t>
+        </m:r>
+        <m:r>
+          <m:t> </m:t>
+        </m:r>
+        <m:r>
+          <m:rPr>
+            <m:sty m:val="p"/>
+          </m:rPr>
+          <m:t>%</m:t>
+        </m:r>
+      </m:oMath>
+      <w:r>
+        <w:t xml:space="preserve">. La racha máxima sin evento puede acercarse a</w:t>
+      </w:r>
+      <w:r>
+        <w:t xml:space="preserve"> </w:t>
+      </w:r>
+      <m:oMath>
+        <m:r>
+          <m:t>n</m:t>
+        </m:r>
+      </m:oMath>
+      <w:r>
+        <w:t xml:space="preserve"> </w:t>
+      </w:r>
+      <w:r>
+        <w:t xml:space="preserve">(percentil 95 ≈ 29 salas en simulación).</w:t>
+      </w:r>
+    </w:p>
+    <w:p>
+      <w:pPr>
+        <w:pStyle w:val="BodyText"/>
+      </w:pPr>
+      <w:r>
+        <w:t xml:space="preserve">Con pity suave + hard pity (descanso, sala 5), la racha sin descanso queda acotada:</w:t>
+      </w:r>
+      <w:r>
+        <w:t xml:space="preserve"> </w:t>
+      </w:r>
+      <m:oMath>
+        <m:sSub>
+          <m:e>
+            <m:r>
+              <m:rPr>
+                <m:sty m:val="p"/>
+              </m:rPr>
+              <m:t>p</m:t>
+            </m:r>
+          </m:e>
+          <m:sub>
+            <m:r>
+              <m:t>95</m:t>
+            </m:r>
+          </m:sub>
+        </m:sSub>
+        <m:r>
+          <m:rPr>
+            <m:sty m:val="p"/>
+          </m:rPr>
+          <m:t>≤</m:t>
+        </m:r>
+        <m:r>
+          <m:t>4</m:t>
+        </m:r>
+      </m:oMath>
+      <w:r>
+        <w:t xml:space="preserve"> </w:t>
+      </w:r>
+      <w:r>
+        <w:t xml:space="preserve">salas y</w:t>
+      </w:r>
+      <w:r>
+        <w:t xml:space="preserve"> </w:t>
+      </w:r>
+      <w:r>
+        <w:rPr>
+          <w:b/>
+          <w:bCs/>
+        </w:rPr>
+        <w:t xml:space="preserve">ninguna</w:t>
+      </w:r>
+      <w:r>
+        <w:t xml:space="preserve"> </w:t>
+      </w:r>
+      <w:r>
+        <w:t xml:space="preserve">de las 10 000 réplicas simuladas termina sin descanso en 30 salas. La sala media del primer descanso es</w:t>
+      </w:r>
+      <w:r>
+        <w:t xml:space="preserve"> </w:t>
+      </w:r>
+      <w:r>
+        <w:rPr>
+          <w:b/>
+          <w:bCs/>
+        </w:rPr>
+        <w:t xml:space="preserve">4,13</w:t>
+      </w:r>
+      <w:r>
+        <w:t xml:space="preserve">, con un pico en la sala 5 por el hard pity (figuras 5–7).</w:t>
+      </w:r>
+    </w:p>
+    <w:p>
+      <w:pPr>
+        <w:pStyle w:val="BodyText"/>
+      </w:pPr>
+      <w:r>
+        <w:drawing>
+          <wp:inline>
+            <wp:extent cx="5334000" cy="3072233"/>
+            <wp:effectExtent b="0" l="0" r="0" t="0"/>
+            <wp:docPr descr="" title="" id="89" name="Picture"/>
+            <a:graphic>
+              <a:graphicData uri="http://schemas.openxmlformats.org/drawingml/2006/picture">
+                <pic:pic>
+                  <pic:nvPicPr>
+                    <pic:cNvPr descr="../Figuras/pity_curva_probabilidad.png" id="90" name="Picture"/>
+                    <pic:cNvPicPr>
+                      <a:picLocks noChangeArrowheads="1" noChangeAspect="1"/>
+                    </pic:cNvPicPr>
+                  </pic:nvPicPr>
+                  <pic:blipFill>
+                    <a:blip r:embed="rId88"/>
+                    <a:stretch>
+                      <a:fillRect/>
+                    </a:stretch>
+                  </pic:blipFill>
+                  <pic:spPr bwMode="auto">
+                    <a:xfrm>
+                      <a:off x="0" y="0"/>
+                      <a:ext cx="5334000" cy="3072233"/>
+                    </a:xfrm>
+                    <a:prstGeom prst="rect">
+                      <a:avLst/>
+                    </a:prstGeom>
+                    <a:noFill/>
+                    <a:ln w="9525">
+                      <a:noFill/>
+                      <a:headEnd/>
+                      <a:tailEnd/>
+                    </a:ln>
+                  </pic:spPr>
+                </pic:pic>
+              </a:graphicData>
+            </a:graphic>
+          </wp:inline>
+        </w:drawing>
+      </w:r>
+    </w:p>
+    <w:p>
+      <w:pPr>
+        <w:pStyle w:val="BodyText"/>
+      </w:pPr>
+      <w:r>
+        <w:rPr>
+          <w:i/>
+          <w:iCs/>
+        </w:rPr>
+        <w:t xml:space="preserve">Figura 5. Curva</w:t>
+      </w:r>
+      <w:r>
+        <w:rPr>
+          <w:i/>
+          <w:iCs/>
+        </w:rPr>
+        <w:t xml:space="preserve"> </w:t>
+      </w:r>
+      <m:oMath>
+        <m:sSub>
+          <m:e>
+            <m:r>
+              <m:t>p</m:t>
+            </m:r>
+          </m:e>
+          <m:sub>
+            <m:r>
+              <m:t>s</m:t>
+            </m:r>
+          </m:sub>
+        </m:sSub>
+      </m:oMath>
+      <w:r>
+        <w:rPr>
+          <w:i/>
+          <w:iCs/>
+        </w:rPr>
+        <w:t xml:space="preserve"> </w:t>
+      </w:r>
+      <w:r>
+        <w:rPr>
+          <w:i/>
+          <w:iCs/>
+        </w:rPr>
+        <w:t xml:space="preserve">para descanso y tienda en escape room.</w:t>
+      </w:r>
+    </w:p>
+    <w:p>
+      <w:pPr>
+        <w:pStyle w:val="BodyText"/>
+      </w:pPr>
+      <w:r>
+        <w:drawing>
+          <wp:inline>
+            <wp:extent cx="5334000" cy="3316984"/>
+            <wp:effectExtent b="0" l="0" r="0" t="0"/>
+            <wp:docPr descr="" title="" id="92" name="Picture"/>
+            <a:graphic>
+              <a:graphicData uri="http://schemas.openxmlformats.org/drawingml/2006/picture">
+                <pic:pic>
+                  <pic:nvPicPr>
+                    <pic:cNvPr descr="../Figuras/pity_comparacion_descanso.png" id="93" name="Picture"/>
+                    <pic:cNvPicPr>
+                      <a:picLocks noChangeArrowheads="1" noChangeAspect="1"/>
+                    </pic:cNvPicPr>
+                  </pic:nvPicPr>
+                  <pic:blipFill>
+                    <a:blip r:embed="rId91"/>
+                    <a:stretch>
+                      <a:fillRect/>
+                    </a:stretch>
+                  </pic:blipFill>
+                  <pic:spPr bwMode="auto">
+                    <a:xfrm>
+                      <a:off x="0" y="0"/>
+                      <a:ext cx="5334000" cy="3316984"/>
+                    </a:xfrm>
+                    <a:prstGeom prst="rect">
+                      <a:avLst/>
+                    </a:prstGeom>
+                    <a:noFill/>
+                    <a:ln w="9525">
+                      <a:noFill/>
+                      <a:headEnd/>
+                      <a:tailEnd/>
+                    </a:ln>
+                  </pic:spPr>
+                </pic:pic>
+              </a:graphicData>
+            </a:graphic>
+          </wp:inline>
+        </w:drawing>
+      </w:r>
+    </w:p>
+    <w:p>
+      <w:pPr>
+        <w:pStyle w:val="BodyText"/>
+      </w:pPr>
+      <w:r>
+        <w:rPr>
+          <w:i/>
+          <w:iCs/>
+        </w:rPr>
+        <w:t xml:space="preserve">Figura 6. Modelo simplificado (10 000 réplicas): probabilidad de no ver descanso y racha p95, con y sin pity.</w:t>
+      </w:r>
+    </w:p>
+    <w:p>
+      <w:pPr>
+        <w:pStyle w:val="BodyText"/>
+      </w:pPr>
+      <w:r>
+        <w:drawing>
+          <wp:inline>
+            <wp:extent cx="5334000" cy="3068941"/>
+            <wp:effectExtent b="0" l="0" r="0" t="0"/>
+            <wp:docPr descr="" title="" id="95" name="Picture"/>
+            <a:graphic>
+              <a:graphicData uri="http://schemas.openxmlformats.org/drawingml/2006/picture">
+                <pic:pic>
+                  <pic:nvPicPr>
+                    <pic:cNvPr descr="../Figuras/pity_distribucion_primer_descanso.png" id="96" name="Picture"/>
+                    <pic:cNvPicPr>
+                      <a:picLocks noChangeArrowheads="1" noChangeAspect="1"/>
+                    </pic:cNvPicPr>
+                  </pic:nvPicPr>
+                  <pic:blipFill>
+                    <a:blip r:embed="rId94"/>
+                    <a:stretch>
+                      <a:fillRect/>
+                    </a:stretch>
+                  </pic:blipFill>
+                  <pic:spPr bwMode="auto">
+                    <a:xfrm>
+                      <a:off x="0" y="0"/>
+                      <a:ext cx="5334000" cy="3068941"/>
+                    </a:xfrm>
+                    <a:prstGeom prst="rect">
+                      <a:avLst/>
+                    </a:prstGeom>
+                    <a:noFill/>
+                    <a:ln w="9525">
+                      <a:noFill/>
+                      <a:headEnd/>
+                      <a:tailEnd/>
+                    </a:ln>
+                  </pic:spPr>
+                </pic:pic>
+              </a:graphicData>
+            </a:graphic>
+          </wp:inline>
+        </w:drawing>
+      </w:r>
+    </w:p>
+    <w:p>
+      <w:pPr>
+        <w:pStyle w:val="BodyText"/>
+      </w:pPr>
+      <w:r>
+        <w:rPr>
+          <w:i/>
+          <w:iCs/>
+        </w:rPr>
+        <w:t xml:space="preserve">Figura 7. Distribución de la sala del primer descanso (modelo simplificado con pity).</w:t>
+      </w:r>
+    </w:p>
+    <w:tbl>
+      <w:tblPr>
+        <w:tblStyle w:val="Table"/>
+        <w:tblW w:type="pct" w:w="5000"/>
+        <w:tblLayout w:type="fixed"/>
+        <w:tblLook w:firstRow="1" w:lastRow="0" w:firstColumn="0" w:lastColumn="0" w:noHBand="0" w:noVBand="0" w:val="0020"/>
+      </w:tblPr>
+      <w:tblGrid>
+        <w:gridCol w:w="4154"/>
+        <w:gridCol w:w="1168"/>
+        <w:gridCol w:w="1298"/>
+        <w:gridCol w:w="1298"/>
+      </w:tblGrid>
+      <w:tr>
+        <w:trPr>
+          <w:tblHeader w:val="on"/>
+        </w:trPr>
+        <w:tc>
+          <w:tcPr/>
+          <w:p>
+            <w:pPr>
+              <w:pStyle w:val="Compact"/>
+            </w:pPr>
+            <w:r>
+              <w:t xml:space="preserve">Escenario (descanso, 30 salas)</w:t>
+            </w:r>
+          </w:p>
+        </w:tc>
+        <w:tc>
+          <w:tcPr/>
+          <w:p>
+            <w:pPr>
+              <w:pStyle w:val="Compact"/>
+            </w:pPr>
+            <w:r>
+              <w:t xml:space="preserve">Métrica</w:t>
+            </w:r>
+          </w:p>
+        </w:tc>
+        <w:tc>
+          <w:tcPr/>
+          <w:p>
+            <w:pPr>
+              <w:pStyle w:val="Compact"/>
+            </w:pPr>
+            <w:r>
+              <w:t xml:space="preserve">Sin pity</w:t>
+            </w:r>
+          </w:p>
+        </w:tc>
+        <w:tc>
+          <w:tcPr/>
+          <w:p>
+            <w:pPr>
+              <w:pStyle w:val="Compact"/>
+            </w:pPr>
+            <w:r>
+              <w:t xml:space="preserve">Con pity</w:t>
+            </w:r>
+          </w:p>
+        </w:tc>
+      </w:tr>
+      <w:tr>
+        <w:tc>
+          <w:tcPr/>
+          <w:p>
+            <w:pPr>
+              <w:pStyle w:val="Compact"/>
+            </w:pPr>
+            <w:r>
+              <w:t xml:space="preserve">Prob. base</w:t>
+            </w:r>
+            <w:r>
+              <w:t xml:space="preserve"> </w:t>
+            </w:r>
+            <m:oMath>
+              <m:sSub>
+                <m:e>
+                  <m:r>
+                    <m:t>p</m:t>
+                  </m:r>
+                </m:e>
+                <m:sub>
+                  <m:r>
+                    <m:t>0</m:t>
+                  </m:r>
+                </m:sub>
+              </m:sSub>
+              <m:r>
+                <m:rPr>
+                  <m:sty m:val="p"/>
+                </m:rPr>
+                <m:t>=</m:t>
+              </m:r>
+              <m:r>
+                <m:t>6</m:t>
+              </m:r>
+              <m:r>
+                <m:t> </m:t>
+              </m:r>
+              <m:r>
+                <m:rPr>
+                  <m:sty m:val="p"/>
+                </m:rPr>
+                <m:t>%</m:t>
+              </m:r>
+            </m:oMath>
+          </w:p>
+        </w:tc>
+        <w:tc>
+          <w:tcPr/>
+          <w:p>
+            <w:pPr>
+              <w:pStyle w:val="Compact"/>
+            </w:pPr>
+            <w:r>
+              <w:t xml:space="preserve">Partidas sin ningún descanso</w:t>
+            </w:r>
+          </w:p>
+        </w:tc>
+        <w:tc>
+          <w:tcPr/>
+          <w:p>
+            <w:pPr>
+              <w:pStyle w:val="Compact"/>
+            </w:pPr>
+            <w:r>
+              <w:rPr>
+                <w:b/>
+                <w:bCs/>
+              </w:rPr>
+              <w:t xml:space="preserve">15,6 %</w:t>
+            </w:r>
+          </w:p>
+        </w:tc>
+        <w:tc>
+          <w:tcPr/>
+          <w:p>
+            <w:pPr>
+              <w:pStyle w:val="Compact"/>
+            </w:pPr>
+            <w:r>
+              <w:rPr>
+                <w:b/>
+                <w:bCs/>
+              </w:rPr>
+              <w:t xml:space="preserve">0 %</w:t>
+            </w:r>
+          </w:p>
+        </w:tc>
+      </w:tr>
+      <w:tr>
+        <w:tc>
+          <w:tcPr/>
+          <w:p>
+            <w:pPr>
+              <w:pStyle w:val="Compact"/>
+            </w:pPr>
+          </w:p>
+        </w:tc>
+        <w:tc>
+          <w:tcPr/>
+          <w:p>
+            <w:pPr>
+              <w:pStyle w:val="Compact"/>
+            </w:pPr>
+            <w:r>
+              <w:t xml:space="preserve">Racha p95 sin descanso</w:t>
+            </w:r>
+          </w:p>
+        </w:tc>
+        <w:tc>
+          <w:tcPr/>
+          <w:p>
+            <w:pPr>
+              <w:pStyle w:val="Compact"/>
+            </w:pPr>
+            <w:r>
+              <w:t xml:space="preserve">29 salas</w:t>
+            </w:r>
+          </w:p>
+        </w:tc>
+        <w:tc>
+          <w:tcPr/>
+          <w:p>
+            <w:pPr>
+              <w:pStyle w:val="Compact"/>
+            </w:pPr>
+            <w:r>
+              <w:t xml:space="preserve">4 salas</w:t>
+            </w:r>
+          </w:p>
+        </w:tc>
+      </w:tr>
+      <w:tr>
+        <w:tc>
+          <w:tcPr/>
+          <w:p>
+            <w:pPr>
+              <w:pStyle w:val="Compact"/>
+            </w:pPr>
+          </w:p>
+        </w:tc>
+        <w:tc>
+          <w:tcPr/>
+          <w:p>
+            <w:pPr>
+              <w:pStyle w:val="Compact"/>
+            </w:pPr>
+            <w:r>
+              <w:t xml:space="preserve">Sala media del 1.er descanso</w:t>
+            </w:r>
+          </w:p>
+        </w:tc>
+        <w:tc>
+          <w:tcPr/>
+          <w:p>
+            <w:pPr>
+              <w:pStyle w:val="Compact"/>
+            </w:pPr>
+            <w:r>
+              <w:t xml:space="preserve">—</w:t>
+            </w:r>
+          </w:p>
+        </w:tc>
+        <w:tc>
+          <w:tcPr/>
+          <w:p>
+            <w:pPr>
+              <w:pStyle w:val="Compact"/>
+            </w:pPr>
+            <w:r>
+              <w:rPr>
+                <w:b/>
+                <w:bCs/>
+              </w:rPr>
+              <w:t xml:space="preserve">4,13</w:t>
+            </w:r>
+          </w:p>
+        </w:tc>
+      </w:tr>
+    </w:tbl>
+    <w:bookmarkEnd w:id="97"/>
+    <w:bookmarkStart w:id="98" w:name="pity-en-resistencia"/>
+    <w:p>
+      <w:pPr>
+        <w:pStyle w:val="Heading3"/>
+      </w:pPr>
+      <w:r>
+        <w:rPr>
+          <w:rStyle w:val="SectionNumber"/>
+        </w:rPr>
+        <w:t xml:space="preserve">5.8.4</w:t>
+      </w:r>
+      <w:r>
+        <w:tab/>
+      </w:r>
+      <w:r>
+        <w:t xml:space="preserve">Pity en resistencia</w:t>
+      </w:r>
+    </w:p>
+    <w:p>
+      <w:pPr>
+        <w:pStyle w:val="FirstParagraph"/>
+      </w:pPr>
+      <w:r>
+        <w:t xml:space="preserve">En el modo resistencia el mismo esquema se aplica a eventos aleatorios de pregunta (niebla, relámpago, doble puntos) y a ofertas sí/no: el contador</w:t>
+      </w:r>
+      <w:r>
+        <w:t xml:space="preserve"> </w:t>
+      </w:r>
+      <m:oMath>
+        <m:r>
+          <m:t>s</m:t>
+        </m:r>
+      </m:oMath>
+      <w:r>
+        <w:t xml:space="preserve"> </w:t>
+      </w:r>
+      <w:r>
+        <w:t xml:space="preserve">sube cuando no hay evento y aumenta</w:t>
+      </w:r>
+      <w:r>
+        <w:t xml:space="preserve"> </w:t>
+      </w:r>
+      <m:oMath>
+        <m:sSub>
+          <m:e>
+            <m:r>
+              <m:t>p</m:t>
+            </m:r>
+          </m:e>
+          <m:sub>
+            <m:r>
+              <m:t>s</m:t>
+            </m:r>
+          </m:sub>
+        </m:sSub>
+      </m:oMath>
+      <w:r>
+        <w:t xml:space="preserve"> </w:t>
+      </w:r>
+      <w:r>
+        <w:t xml:space="preserve">con límites distintos (</w:t>
+      </w:r>
+      <w:r>
+        <w:rPr>
+          <w:rStyle w:val="VerbatimChar"/>
+        </w:rPr>
+        <w:t xml:space="preserve">PITY_INC_EVENTO_SI_NO = 0{,}03</w:t>
+      </w:r>
+      <w:r>
+        <w:t xml:space="preserve">, techo de refuerzo 0,28). La lógica es análoga a la del escape room, pero sobre el índice de pregunta en lugar del número de sala.</w:t>
+      </w:r>
+    </w:p>
+    <w:bookmarkEnd w:id="98"/>
+    <w:bookmarkStart w:id="99" w:name="reproducibilidad"/>
+    <w:p>
+      <w:pPr>
+        <w:pStyle w:val="Heading3"/>
+      </w:pPr>
+      <w:r>
+        <w:rPr>
+          <w:rStyle w:val="SectionNumber"/>
+        </w:rPr>
+        <w:t xml:space="preserve">5.8.5</w:t>
+      </w:r>
+      <w:r>
+        <w:tab/>
+      </w:r>
+      <w:r>
+        <w:t xml:space="preserve">Reproducibilidad</w:t>
+      </w:r>
+    </w:p>
+    <w:p>
+      <w:pPr>
+        <w:pStyle w:val="FirstParagraph"/>
+      </w:pPr>
+      <w:r>
+        <w:t xml:space="preserve">El script</w:t>
+      </w:r>
+      <w:r>
+        <w:t xml:space="preserve"> </w:t>
+      </w:r>
+      <w:r>
+        <w:rPr>
+          <w:rStyle w:val="VerbatimChar"/>
+        </w:rPr>
+        <w:t xml:space="preserve">Files/simulacion_pity.py</w:t>
+      </w:r>
+      <w:r>
+        <w:t xml:space="preserve"> </w:t>
+      </w:r>
+      <w:r>
+        <w:t xml:space="preserve">implementa el modelo simplificado (Bernoulli por sala) y, opcionalmente, partidas completas con</w:t>
+      </w:r>
+      <w:r>
+        <w:t xml:space="preserve"> </w:t>
+      </w:r>
+      <w:r>
+        <w:rPr>
+          <w:rStyle w:val="VerbatimChar"/>
+        </w:rPr>
+        <w:t xml:space="preserve">generar_puertas_sala</w:t>
+      </w:r>
+      <w:r>
+        <w:t xml:space="preserve">. Las figuras 5–7 se generan con</w:t>
+      </w:r>
+      <w:r>
+        <w:t xml:space="preserve"> </w:t>
+      </w:r>
+      <w:r>
+        <w:rPr>
+          <w:rStyle w:val="VerbatimChar"/>
+        </w:rPr>
+        <w:t xml:space="preserve">python Docs/generar_figuras_memoria.py</w:t>
+      </w:r>
+      <w:r>
+        <w:t xml:space="preserve"> </w:t>
+      </w:r>
+      <w:r>
+        <w:t xml:space="preserve">(semilla 42, 10 000 réplicas del modelo).</w:t>
+      </w:r>
+    </w:p>
+    <w:bookmarkEnd w:id="99"/>
+    <w:bookmarkEnd w:id="100"/>
+    <w:bookmarkEnd w:id="101"/>
+    <w:bookmarkStart w:id="108" w:name="discusión"/>
     <w:p>
       <w:pPr>
         <w:pStyle w:val="Heading1"/>
@@ -7861,7 +9673,7 @@
         <w:t xml:space="preserve">Discusión</w:t>
       </w:r>
     </w:p>
-    <w:bookmarkStart w:id="87" w:name="cumplimiento-de-los-objetivos"/>
+    <w:bookmarkStart w:id="102" w:name="cumplimiento-de-los-objetivos"/>
     <w:p>
       <w:pPr>
         <w:pStyle w:val="Heading2"/>
@@ -8231,7 +10043,7 @@
               <w:pStyle w:val="Compact"/>
             </w:pPr>
             <w:r>
-              <w:t xml:space="preserve">Banco validado, 395 tests + CI; sin estudio con usuarios</w:t>
+              <w:t xml:space="preserve">Banco validado, 424 tests + CI; sin estudio con usuarios</w:t>
             </w:r>
           </w:p>
         </w:tc>
@@ -8261,8 +10073,8 @@
         <w:t xml:space="preserve">OE2, OE3, OE4 y OE5 están cubiertos en la versión pygame. OE1 (narrativa gráfica completa) queda parcialmente cubierto por las mecánicas del escape room y como trabajo futuro en arte y guion. El enfoque incremental —primero validar el núcleo evaluable, después la capa visual— permitió concentrar el esfuerzo en un único lanzador mantenible.</w:t>
       </w:r>
     </w:p>
-    <w:bookmarkEnd w:id="87"/>
-    <w:bookmarkStart w:id="88" w:name="validez-del-banco-de-preguntas"/>
+    <w:bookmarkEnd w:id="102"/>
+    <w:bookmarkStart w:id="103" w:name="validez-del-banco-de-preguntas"/>
     <w:p>
       <w:pPr>
         <w:pStyle w:val="Heading2"/>
@@ -8535,8 +10347,8 @@
         <w:t xml:space="preserve">propuestos para futuras versiones del esquema (§6.6).</w:t>
       </w:r>
     </w:p>
-    <w:bookmarkEnd w:id="88"/>
-    <w:bookmarkStart w:id="89" w:name="utilidad-formativa"/>
+    <w:bookmarkEnd w:id="103"/>
+    <w:bookmarkStart w:id="104" w:name="utilidad-formativa"/>
     <w:p>
       <w:pPr>
         <w:pStyle w:val="Heading2"/>
@@ -8651,8 +10463,8 @@
         <w:t xml:space="preserve">).</w:t>
       </w:r>
     </w:p>
-    <w:bookmarkEnd w:id="89"/>
-    <w:bookmarkStart w:id="90" w:name="relación-con-las-hipótesis"/>
+    <w:bookmarkEnd w:id="104"/>
+    <w:bookmarkStart w:id="105" w:name="relación-con-las-hipótesis"/>
     <w:p>
       <w:pPr>
         <w:pStyle w:val="Heading2"/>
@@ -8723,11 +10535,11 @@
         <w:t xml:space="preserve"> </w:t>
       </w:r>
       <w:r>
-        <w:t xml:space="preserve">encuentra respaldo en el modo historia y en el análisis del histórico institucional (8818 registros), desarrollado en la sección 5.6. La simulación Monte Carlo de la sección 5.7 complementa estas hipótesis al verificar cuantitativamente que el motor de evaluación no concede aprobación al azar.</w:t>
-      </w:r>
-    </w:p>
-    <w:bookmarkEnd w:id="90"/>
-    <w:bookmarkStart w:id="91" w:name="limitaciones-del-estudio"/>
+        <w:t xml:space="preserve">encuentra respaldo en el modo historia y en el análisis del histórico institucional (8818 registros), desarrollado en la sección 5.6. La simulación Monte Carlo de la sección 5.7 complementa estas hipótesis al verificar cuantitativamente que el motor de evaluación no concede aprobación al azar. El análisis del pity (§5.8) documenta el diseño probabilístico de la gamificación en modos prolongados.</w:t>
+      </w:r>
+    </w:p>
+    <w:bookmarkEnd w:id="105"/>
+    <w:bookmarkStart w:id="106" w:name="limitaciones-del-estudio"/>
     <w:p>
       <w:pPr>
         <w:pStyle w:val="Heading2"/>
@@ -8846,8 +10658,8 @@
         <w:t xml:space="preserve">amplía el pool con plantillas no revisadas y debe distinguirse del banco de producción en cualquier evaluación formal.</w:t>
       </w:r>
     </w:p>
-    <w:bookmarkEnd w:id="91"/>
-    <w:bookmarkStart w:id="92" w:name="trabajo-futuro"/>
+    <w:bookmarkEnd w:id="106"/>
+    <w:bookmarkStart w:id="107" w:name="trabajo-futuro"/>
     <w:p>
       <w:pPr>
         <w:pStyle w:val="Heading2"/>
@@ -8900,12 +10712,12 @@
         <w:t xml:space="preserve"> </w:t>
       </w:r>
       <w:r>
-        <w:t xml:space="preserve">en el CSV y en los filtros del juego, el desarrollo de la capa gráfica escape room o novela gráfica, y un piloto con usuarios (n ≈ 15–20, cuestionario SUS, tiempo de práctica) para contrastar si las mecánicas de juego aumentan la práctica respecto a un listado estático —línea no formulada como hipótesis contrastada en este TFG por ausencia de datos. La integración con plataformas institucionales (Moodle, AulaWeb) completaría el despliegue en el grado.</w:t>
-      </w:r>
-    </w:p>
-    <w:bookmarkEnd w:id="92"/>
-    <w:bookmarkEnd w:id="93"/>
-    <w:bookmarkStart w:id="94" w:name="conclusiones"/>
+        <w:t xml:space="preserve">en el CSV y en los filtros del juego, el desarrollo de la narrativa gráfica completa del escape room, y un piloto con usuarios (n ≈ 15–20, cuestionario SUS, tiempo de práctica) para contrastar si las mecánicas de juego aumentan la práctica respecto a un listado estático —línea no formulada como hipótesis contrastada en este TFG por ausencia de datos. La integración con plataformas institucionales (Moodle, AulaWeb) completaría el despliegue en el grado.</w:t>
+      </w:r>
+    </w:p>
+    <w:bookmarkEnd w:id="107"/>
+    <w:bookmarkEnd w:id="108"/>
+    <w:bookmarkStart w:id="109" w:name="conclusiones"/>
     <w:p>
       <w:pPr>
         <w:pStyle w:val="Heading1"/>
@@ -9000,7 +10812,7 @@
         <w:t xml:space="preserve"> </w:t>
       </w:r>
       <w:r>
-        <w:t xml:space="preserve">en pygame con modos libre, historia, resistencia y feedback que gamifica la autoevaluación;</w:t>
+        <w:t xml:space="preserve">en pygame con modos libre, historia, resistencia, escape room y feedback que gamifica la autoevaluación;</w:t>
       </w:r>
     </w:p>
     <w:p>
@@ -9101,11 +10913,11 @@
         <w:pStyle w:val="BodyText"/>
       </w:pPr>
       <w:r>
-        <w:t xml:space="preserve">La simulación Monte Carlo (§5.7) aporta una primera validación cuantitativa del motor de evaluación: el azar no permite aprobar ni completar partidas largas con vidas limitadas.</w:t>
-      </w:r>
-    </w:p>
-    <w:bookmarkEnd w:id="94"/>
-    <w:bookmarkStart w:id="95" w:name="bibliografía"/>
+        <w:t xml:space="preserve">La simulación Monte Carlo (§5.7) aporta una primera validación cuantitativa del motor de evaluación: el azar no permite aprobar ni completar partidas largas con vidas limitadas. El análisis del pity (§5.8) cuantifica, en cambio, cómo se acotan las rachas sin recompensas en escape room y resistencia.</w:t>
+      </w:r>
+    </w:p>
+    <w:bookmarkEnd w:id="109"/>
+    <w:bookmarkStart w:id="110" w:name="bibliografía"/>
     <w:p>
       <w:pPr>
         <w:pStyle w:val="Heading1"/>
@@ -9473,8 +11285,8 @@
         <w:t xml:space="preserve">, 100364. https://doi.org/10.1016/j.edurev.2020.100364</w:t>
       </w:r>
     </w:p>
-    <w:bookmarkEnd w:id="95"/>
-    <w:bookmarkStart w:id="104" w:name="apéndices"/>
+    <w:bookmarkEnd w:id="110"/>
+    <w:bookmarkStart w:id="119" w:name="apéndices"/>
     <w:p>
       <w:pPr>
         <w:pStyle w:val="Heading1"/>
@@ -9611,7 +11423,7 @@
             <w:pPr>
               <w:pStyle w:val="Compact"/>
             </w:pPr>
-            <w:hyperlink r:id="rId96">
+            <w:hyperlink r:id="rId111">
               <w:r>
                 <w:rPr>
                   <w:rStyle w:val="VerbatimChar"/>
@@ -9628,7 +11440,7 @@
             <w:r>
               <w:t xml:space="preserve"> </w:t>
             </w:r>
-            <w:hyperlink r:id="rId97">
+            <w:hyperlink r:id="rId112">
               <w:r>
                 <w:rPr>
                   <w:rStyle w:val="VerbatimChar"/>
@@ -9645,7 +11457,7 @@
             <w:r>
               <w:t xml:space="preserve"> </w:t>
             </w:r>
-            <w:hyperlink r:id="rId98">
+            <w:hyperlink r:id="rId113">
               <w:r>
                 <w:rPr>
                   <w:rStyle w:val="VerbatimChar"/>
@@ -9725,7 +11537,7 @@
             <w:pPr>
               <w:pStyle w:val="Compact"/>
             </w:pPr>
-            <w:hyperlink r:id="rId99">
+            <w:hyperlink r:id="rId114">
               <w:r>
                 <w:rPr>
                   <w:rStyle w:val="VerbatimChar"/>
@@ -9805,7 +11617,7 @@
             <w:pPr>
               <w:pStyle w:val="Compact"/>
             </w:pPr>
-            <w:hyperlink r:id="rId100">
+            <w:hyperlink r:id="rId115">
               <w:r>
                 <w:rPr>
                   <w:rStyle w:val="VerbatimChar"/>
@@ -9845,7 +11657,7 @@
             <w:pPr>
               <w:pStyle w:val="Compact"/>
             </w:pPr>
-            <w:hyperlink r:id="rId101">
+            <w:hyperlink r:id="rId116">
               <w:r>
                 <w:rPr>
                   <w:rStyle w:val="VerbatimChar"/>
@@ -9859,7 +11671,7 @@
             <w:r>
               <w:t xml:space="preserve"> </w:t>
             </w:r>
-            <w:hyperlink r:id="rId102">
+            <w:hyperlink r:id="rId117">
               <w:r>
                 <w:rPr>
                   <w:rStyle w:val="VerbatimChar"/>
@@ -9873,7 +11685,7 @@
             <w:r>
               <w:t xml:space="preserve"> </w:t>
             </w:r>
-            <w:hyperlink r:id="rId103">
+            <w:hyperlink r:id="rId118">
               <w:r>
                 <w:rPr>
                   <w:rStyle w:val="VerbatimChar"/>
@@ -9903,7 +11715,7 @@
         <w:t xml:space="preserve">https://github.com/Dafafi63f/Escape-Room.git</w:t>
       </w:r>
     </w:p>
-    <w:bookmarkEnd w:id="104"/>
+    <w:bookmarkEnd w:id="119"/>
     <w:sectPr>
       <w:footnotePr>
         <w:numRestart w:val="eachSect"/>

--- a/Docs/Entrega/Memoria_TFG_markdown.docx
+++ b/Docs/Entrega/Memoria_TFG_markdown.docx
@@ -145,7 +145,24 @@
         <w:t xml:space="preserve"> </w:t>
       </w:r>
       <w:r>
-        <w:t xml:space="preserve">el documento de proyecto inicial planteaba un escape room con interfaz gráfica. El</w:t>
+        <w:t xml:space="preserve">el documento de proyecto inicial planteaba un escape room con interfaz gráfica inspirado en las aventuras point-and-click de</w:t>
+      </w:r>
+      <w:r>
+        <w:t xml:space="preserve"> </w:t>
+      </w:r>
+      <w:hyperlink r:id="rId40">
+        <w:r>
+          <w:rPr>
+            <w:rStyle w:val="Hyperlink"/>
+          </w:rPr>
+          <w:t xml:space="preserve">Inka Games</w:t>
+        </w:r>
+      </w:hyperlink>
+      <w:r>
+        <w:t xml:space="preserve"> </w:t>
+      </w:r>
+      <w:r>
+        <w:t xml:space="preserve">(véase §1.3). El</w:t>
       </w:r>
       <w:r>
         <w:t xml:space="preserve"> </w:t>
@@ -190,7 +207,7 @@
       <w:r>
         <w:t xml:space="preserve"> </w:t>
       </w:r>
-      <w:hyperlink r:id="rId40">
+      <w:hyperlink r:id="rId41">
         <w:r>
           <w:rPr>
             <w:rStyle w:val="VerbatimChar"/>
@@ -256,12 +273,28 @@
         <w:t xml:space="preserve">Memoria_TFG_latex.docx</w:t>
       </w:r>
       <w:r>
-        <w:t xml:space="preserve">). Figuras en</w:t>
-      </w:r>
-      <w:r>
-        <w:t xml:space="preserve"> </w:t>
-      </w:r>
-      <w:hyperlink r:id="rId41">
+        <w:t xml:space="preserve">).</w:t>
+      </w:r>
+      <w:r>
+        <w:t xml:space="preserve"> </w:t>
+      </w:r>
+      <w:r>
+        <w:rPr>
+          <w:b/>
+          <w:bCs/>
+        </w:rPr>
+        <w:t xml:space="preserve">9 figuras</w:t>
+      </w:r>
+      <w:r>
+        <w:t xml:space="preserve"> </w:t>
+      </w:r>
+      <w:r>
+        <w:t xml:space="preserve">PNG en</w:t>
+      </w:r>
+      <w:r>
+        <w:t xml:space="preserve"> </w:t>
+      </w:r>
+      <w:hyperlink r:id="rId42">
         <w:r>
           <w:rPr>
             <w:rStyle w:val="VerbatimChar"/>
@@ -270,7 +303,7 @@
         </w:r>
       </w:hyperlink>
       <w:r>
-        <w:t xml:space="preserve">. Regenerar figuras:</w:t>
+        <w:t xml:space="preserve">. Regenerar todo (incremental):</w:t>
       </w:r>
       <w:r>
         <w:t xml:space="preserve"> </w:t>
@@ -279,19 +312,19 @@
         <w:rPr>
           <w:rStyle w:val="VerbatimChar"/>
         </w:rPr>
+        <w:t xml:space="preserve">python Docs/utilidades_tfg.py --solo-memoria</w:t>
+      </w:r>
+      <w:r>
+        <w:t xml:space="preserve">. Solo figuras:</w:t>
+      </w:r>
+      <w:r>
+        <w:t xml:space="preserve"> </w:t>
+      </w:r>
+      <w:r>
+        <w:rPr>
+          <w:rStyle w:val="VerbatimChar"/>
+        </w:rPr>
         <w:t xml:space="preserve">python Docs/generar_figuras_memoria.py</w:t>
-      </w:r>
-      <w:r>
-        <w:t xml:space="preserve">. Regenerar Word:</w:t>
-      </w:r>
-      <w:r>
-        <w:t xml:space="preserve"> </w:t>
-      </w:r>
-      <w:r>
-        <w:rPr>
-          <w:rStyle w:val="VerbatimChar"/>
-        </w:rPr>
-        <w:t xml:space="preserve">python Docs/utilidades_tfg.py --solo-memoria</w:t>
       </w:r>
       <w:r>
         <w:t xml:space="preserve">. El PDF lo exportas desde Word tras editar.</w:t>
@@ -333,7 +366,7 @@
         <w:br w:type="page"/>
       </w:r>
     </w:p>
-    <w:bookmarkStart w:id="53" w:name="introducción"/>
+    <w:bookmarkStart w:id="62" w:name="introducción"/>
     <w:p>
       <w:pPr>
         <w:pStyle w:val="Heading1"/>
@@ -351,7 +384,7 @@
         <w:t xml:space="preserve">Introducción</w:t>
       </w:r>
     </w:p>
-    <w:bookmarkStart w:id="42" w:name="contexto"/>
+    <w:bookmarkStart w:id="43" w:name="contexto"/>
     <w:p>
       <w:pPr>
         <w:pStyle w:val="Heading2"/>
@@ -449,8 +482,8 @@
         <w:t xml:space="preserve">—secuencia de escenas o salas que contextualizan los retos— envuelve desafíos cognitivos; sin embargo, su desarrollo completo exige un esfuerzo considerable en diseño gráfico, guion y validación pedagógica.</w:t>
       </w:r>
     </w:p>
-    <w:bookmarkEnd w:id="42"/>
-    <w:bookmarkStart w:id="43" w:name="motivación"/>
+    <w:bookmarkEnd w:id="43"/>
+    <w:bookmarkStart w:id="44" w:name="motivación"/>
     <w:p>
       <w:pPr>
         <w:pStyle w:val="Heading2"/>
@@ -616,8 +649,8 @@
         <w:t xml:space="preserve">La motivación principal es combinar programación, matemáticas y diseño interactivo en una aplicación práctica que consolide conocimientos del grado y que pueda ser extendida por el propio autor o por el profesorado.</w:t>
       </w:r>
     </w:p>
-    <w:bookmarkEnd w:id="43"/>
-    <w:bookmarkStart w:id="44" w:name="alcance-del-entregable"/>
+    <w:bookmarkEnd w:id="44"/>
+    <w:bookmarkStart w:id="52" w:name="inspiración-inka-games-inkagames.com"/>
     <w:p>
       <w:pPr>
         <w:pStyle w:val="Heading2"/>
@@ -632,7 +665,7 @@
         <w:tab/>
       </w:r>
       <w:r>
-        <w:t xml:space="preserve">Alcance del entregable</w:t>
+        <w:t xml:space="preserve">Inspiración: Inka Games (inkagames.com)</w:t>
       </w:r>
     </w:p>
     <w:p>
@@ -640,225 +673,82 @@
         <w:pStyle w:val="FirstParagraph"/>
       </w:pPr>
       <w:r>
-        <w:t xml:space="preserve">El documento de proyecto inicial planteaba un juego interactivo tipo escape room con interfaz gráfica. Durante el desarrollo se priorizó la</w:t>
-      </w:r>
-      <w:r>
-        <w:t xml:space="preserve"> </w:t>
-      </w:r>
-      <w:r>
-        <w:rPr>
-          <w:b/>
-          <w:bCs/>
-        </w:rPr>
-        <w:t xml:space="preserve">calidad y estructura del banco de preguntas</w:t>
-      </w:r>
-      <w:r>
-        <w:t xml:space="preserve"> </w:t>
-      </w:r>
-      <w:r>
-        <w:t xml:space="preserve">y un</w:t>
-      </w:r>
-      <w:r>
-        <w:t xml:space="preserve"> </w:t>
-      </w:r>
-      <w:r>
-        <w:rPr>
-          <w:b/>
-          <w:bCs/>
-        </w:rPr>
-        <w:t xml:space="preserve">prototipo jugable</w:t>
-      </w:r>
-      <w:r>
-        <w:t xml:space="preserve"> </w:t>
-      </w:r>
-      <w:r>
-        <w:t xml:space="preserve">(primero en terminal, después en pygame), decisión metodológica coherente con un enfoque incremental: validar el contenido y la lógica de evaluación antes de la capa narrativa visual. En junio de 2026 el código se unificó en una</w:t>
-      </w:r>
-      <w:r>
-        <w:t xml:space="preserve"> </w:t>
-      </w:r>
-      <w:r>
-        <w:rPr>
-          <w:b/>
-          <w:bCs/>
-        </w:rPr>
-        <w:t xml:space="preserve">única interfaz gráfica</w:t>
-      </w:r>
-      <w:r>
-        <w:t xml:space="preserve"> </w:t>
-      </w:r>
-      <w:r>
-        <w:t xml:space="preserve">(</w:t>
-      </w:r>
-      <w:r>
-        <w:rPr>
-          <w:rStyle w:val="VerbatimChar"/>
-        </w:rPr>
-        <w:t xml:space="preserve">juego_grafico.py</w:t>
-      </w:r>
-      <w:r>
-        <w:t xml:space="preserve">).</w:t>
-      </w:r>
-    </w:p>
-    <w:bookmarkEnd w:id="44"/>
-    <w:bookmarkStart w:id="45" w:name="objetivos-derivados-del-desarrollo"/>
-    <w:p>
-      <w:pPr>
-        <w:pStyle w:val="Heading2"/>
-      </w:pPr>
-      <w:r>
-        <w:rPr>
-          <w:rStyle w:val="SectionNumber"/>
-        </w:rPr>
-        <w:t xml:space="preserve">1.4</w:t>
-      </w:r>
-      <w:r>
-        <w:tab/>
-      </w:r>
-      <w:r>
-        <w:t xml:space="preserve">Objetivos derivados del desarrollo</w:t>
-      </w:r>
-    </w:p>
-    <w:p>
-      <w:pPr>
-        <w:pStyle w:val="FirstParagraph"/>
-      </w:pPr>
-      <w:r>
-        <w:t xml:space="preserve">Durante el proyecto surgieron objetivos técnicos no recogidos en el documento inicial pero necesarios para la calidad del entregable: definir un</w:t>
-      </w:r>
-      <w:r>
-        <w:t xml:space="preserve"> </w:t>
-      </w:r>
-      <w:r>
-        <w:rPr>
-          <w:b/>
-          <w:bCs/>
-        </w:rPr>
-        <w:t xml:space="preserve">esquema canónico</w:t>
-      </w:r>
-      <w:r>
-        <w:t xml:space="preserve"> </w:t>
-      </w:r>
-      <w:r>
-        <w:t xml:space="preserve">del banco (480 preguntas, balance por dificultad, tipo y respuesta correcta), enriquecer cada pregunta con</w:t>
-      </w:r>
-      <w:r>
-        <w:t xml:space="preserve"> </w:t>
-      </w:r>
-      <w:r>
-        <w:rPr>
-          <w:b/>
-          <w:bCs/>
-        </w:rPr>
-        <w:t xml:space="preserve">metadatos curriculares</w:t>
-      </w:r>
-      <w:r>
-        <w:t xml:space="preserve"> </w:t>
-      </w:r>
-      <w:r>
-        <w:t xml:space="preserve">(curso, semestre, grupo temático, nivel), construir un</w:t>
-      </w:r>
-      <w:r>
-        <w:t xml:space="preserve"> </w:t>
-      </w:r>
-      <w:r>
-        <w:rPr>
-          <w:b/>
-          <w:bCs/>
-        </w:rPr>
-        <w:t xml:space="preserve">pipeline de mantenimiento</w:t>
-      </w:r>
-      <w:r>
-        <w:t xml:space="preserve"> </w:t>
-      </w:r>
-      <w:r>
-        <w:t xml:space="preserve">(validación, auditoría de distractores, deduplicación) e implementar un</w:t>
-      </w:r>
-      <w:r>
-        <w:t xml:space="preserve"> </w:t>
-      </w:r>
-      <w:r>
-        <w:rPr>
-          <w:b/>
-          <w:bCs/>
-        </w:rPr>
-        <w:t xml:space="preserve">modo historia</w:t>
-      </w:r>
-      <w:r>
-        <w:t xml:space="preserve"> </w:t>
-      </w:r>
-      <w:r>
-        <w:t xml:space="preserve">que genere exámenes balanceados según el histórico de calificaciones del grado (</w:t>
-      </w:r>
-      <w:r>
-        <w:rPr>
-          <w:rStyle w:val="VerbatimChar"/>
-        </w:rPr>
-        <w:t xml:space="preserve">Historic_qualificacions_MatCAD_completo.csv</w:t>
-      </w:r>
-      <w:r>
-        <w:t xml:space="preserve">).</w:t>
-      </w:r>
-    </w:p>
-    <w:bookmarkEnd w:id="45"/>
-    <w:bookmarkStart w:id="52" w:name="marco-teórico-y-estado-del-arte"/>
-    <w:p>
-      <w:pPr>
-        <w:pStyle w:val="Heading2"/>
-      </w:pPr>
-      <w:r>
-        <w:rPr>
-          <w:rStyle w:val="SectionNumber"/>
-        </w:rPr>
-        <w:t xml:space="preserve">1.5</w:t>
-      </w:r>
-      <w:r>
-        <w:tab/>
-      </w:r>
-      <w:r>
-        <w:t xml:space="preserve">Marco teórico y estado del arte</w:t>
-      </w:r>
-    </w:p>
-    <w:bookmarkStart w:id="46" w:name="X6eb52f069087824c7d3eb7ecc2b46d123991812"/>
-    <w:p>
-      <w:pPr>
-        <w:pStyle w:val="Heading3"/>
-      </w:pPr>
-      <w:r>
-        <w:rPr>
-          <w:rStyle w:val="SectionNumber"/>
-        </w:rPr>
-        <w:t xml:space="preserve">1.5.1</w:t>
-      </w:r>
-      <w:r>
-        <w:tab/>
-      </w:r>
-      <w:r>
-        <w:t xml:space="preserve">Aprendizaje activo y evaluación formativa</w:t>
-      </w:r>
-    </w:p>
-    <w:p>
-      <w:pPr>
-        <w:pStyle w:val="FirstParagraph"/>
-      </w:pPr>
-      <w:r>
-        <w:t xml:space="preserve">El aprendizaje universitario de calidad se asocia a estrategias que sitúan al estudiante en el centro del proceso: resolver problemas, recibir retroalimentación y reflexionar sobre los errores (Biggs, Tang y Kennedy, 2022). La</w:t>
-      </w:r>
-      <w:r>
-        <w:t xml:space="preserve"> </w:t>
-      </w:r>
-      <w:r>
-        <w:rPr>
-          <w:b/>
-          <w:bCs/>
-        </w:rPr>
-        <w:t xml:space="preserve">evaluación formativa</w:t>
-      </w:r>
-      <w:r>
-        <w:t xml:space="preserve"> </w:t>
-      </w:r>
-      <w:r>
-        <w:t xml:space="preserve">no tiene como única finalidad calificar, sino orientar el aprendizaje mediante información sobre el desempeño y sobre cómo mejorarlo (Nicol y Macfarlane-Dick, 2006).</w:t>
+        <w:t xml:space="preserve">La idea original del TFG partió de los</w:t>
+      </w:r>
+      <w:r>
+        <w:t xml:space="preserve"> </w:t>
+      </w:r>
+      <w:r>
+        <w:rPr>
+          <w:b/>
+          <w:bCs/>
+        </w:rPr>
+        <w:t xml:space="preserve">juegos de aventura point-and-click</w:t>
+      </w:r>
+      <w:r>
+        <w:t xml:space="preserve"> </w:t>
+      </w:r>
+      <w:r>
+        <w:t xml:space="preserve">publicados en</w:t>
+      </w:r>
+      <w:r>
+        <w:t xml:space="preserve"> </w:t>
+      </w:r>
+      <w:hyperlink r:id="rId40">
+        <w:r>
+          <w:rPr>
+            <w:rStyle w:val="Hyperlink"/>
+          </w:rPr>
+          <w:t xml:space="preserve">inkagames.com</w:t>
+        </w:r>
+      </w:hyperlink>
+      <w:r>
+        <w:t xml:space="preserve">, portal independiente peruano activo desde</w:t>
+      </w:r>
+      <w:r>
+        <w:t xml:space="preserve"> </w:t>
+      </w:r>
+      <w:r>
+        <w:rPr>
+          <w:b/>
+          <w:bCs/>
+        </w:rPr>
+        <w:t xml:space="preserve">2006</w:t>
+      </w:r>
+      <w:r>
+        <w:t xml:space="preserve"> </w:t>
+      </w:r>
+      <w:r>
+        <w:t xml:space="preserve">(fundado por Aldo Mujica y colaboradores). El sitio concentra cientos de títulos gratuitos en navegador —históricamente en Flash, hoy en HTML5— en los que el jugador</w:t>
+      </w:r>
+      <w:r>
+        <w:t xml:space="preserve"> </w:t>
+      </w:r>
+      <w:r>
+        <w:rPr>
+          <w:b/>
+          <w:bCs/>
+        </w:rPr>
+        <w:t xml:space="preserve">explora escenas</w:t>
+      </w:r>
+      <w:r>
+        <w:t xml:space="preserve">, recoge objetos, los combina y resuelve acertijos para</w:t>
+      </w:r>
+      <w:r>
+        <w:t xml:space="preserve"> </w:t>
+      </w:r>
+      <w:r>
+        <w:rPr>
+          <w:b/>
+          <w:bCs/>
+        </w:rPr>
+        <w:t xml:space="preserve">escapar</w:t>
+      </w:r>
+      <w:r>
+        <w:t xml:space="preserve"> </w:t>
+      </w:r>
+      <w:r>
+        <w:t xml:space="preserve">de situaciones peligrosas o completar una misión.</w:t>
       </w:r>
     </w:p>
     <w:p>
@@ -866,44 +756,33 @@
         <w:pStyle w:val="BodyText"/>
       </w:pPr>
       <w:r>
-        <w:t xml:space="preserve">Los cuestionarios de opción múltiple, cuando están bien diseñados, permiten cubrir un espectro amplio de contenidos con corrección automática. Su efectividad depende de la calidad del ítem: enunciados claros, distractores plausibles y alineación con los resultados de aprendizaje (Haladyna et al., 2002).</w:t>
-      </w:r>
-    </w:p>
-    <w:bookmarkEnd w:id="46"/>
-    <w:bookmarkStart w:id="47" w:name="Xe84cf04b537bf3bd5e2051d64d0ffba57fcf36b"/>
-    <w:p>
-      <w:pPr>
-        <w:pStyle w:val="Heading3"/>
-      </w:pPr>
-      <w:r>
-        <w:rPr>
-          <w:rStyle w:val="SectionNumber"/>
-        </w:rPr>
-        <w:t xml:space="preserve">1.5.2</w:t>
-      </w:r>
-      <w:r>
-        <w:tab/>
-      </w:r>
-      <w:r>
-        <w:t xml:space="preserve">Gamificación y aprendizaje basado en juegos</w:t>
-      </w:r>
-    </w:p>
-    <w:p>
-      <w:pPr>
-        <w:pStyle w:val="FirstParagraph"/>
-      </w:pPr>
-      <w:r>
-        <w:t xml:space="preserve">El</w:t>
-      </w:r>
-      <w:r>
-        <w:t xml:space="preserve"> </w:t>
-      </w:r>
-      <w:r>
-        <w:rPr>
-          <w:b/>
-          <w:bCs/>
-        </w:rPr>
-        <w:t xml:space="preserve">aprendizaje basado en juegos digitales</w:t>
+        <w:t xml:space="preserve">Entre sus líneas más reconocibles están la saga</w:t>
+      </w:r>
+      <w:r>
+        <w:t xml:space="preserve"> </w:t>
+      </w:r>
+      <w:r>
+        <w:rPr>
+          <w:b/>
+          <w:bCs/>
+        </w:rPr>
+        <w:t xml:space="preserve">Saw Game</w:t>
+      </w:r>
+      <w:r>
+        <w:t xml:space="preserve"> </w:t>
+      </w:r>
+      <w:r>
+        <w:t xml:space="preserve">(secuestrado por el antagonista Pigsaw, el jugador supera pruebas encadenadas), las aventuras de</w:t>
+      </w:r>
+      <w:r>
+        <w:t xml:space="preserve"> </w:t>
+      </w:r>
+      <w:r>
+        <w:rPr>
+          <w:b/>
+          <w:bCs/>
+        </w:rPr>
+        <w:t xml:space="preserve">escape</w:t>
       </w:r>
       <w:r>
         <w:t xml:space="preserve"> </w:t>
@@ -916,26 +795,10 @@
           <w:i/>
           <w:iCs/>
         </w:rPr>
-        <w:t xml:space="preserve">game-based learning</w:t>
-      </w:r>
-      <w:r>
-        <w:t xml:space="preserve">) apuesta por experiencias interactivas con reglas claras y retroalimentación inmediata (Prensky, 2003; Gee, 2003). En educación superior</w:t>
-      </w:r>
-      <w:r>
-        <w:t xml:space="preserve"> </w:t>
-      </w:r>
-      <w:r>
-        <w:rPr>
-          <w:b/>
-          <w:bCs/>
-        </w:rPr>
-        <w:t xml:space="preserve">STEM</w:t>
-      </w:r>
-      <w:r>
-        <w:t xml:space="preserve"> </w:t>
-      </w:r>
-      <w:r>
-        <w:t xml:space="preserve">(ciencia, tecnología, ingeniería y matemáticas), los</w:t>
+        <w:t xml:space="preserve">Prison Escape</w:t>
+      </w:r>
+      <w:r>
+        <w:t xml:space="preserve">,</w:t>
       </w:r>
       <w:r>
         <w:t xml:space="preserve"> </w:t>
@@ -945,40 +808,10 @@
           <w:i/>
           <w:iCs/>
         </w:rPr>
-        <w:t xml:space="preserve">serious games</w:t>
-      </w:r>
-      <w:r>
-        <w:t xml:space="preserve"> </w:t>
-      </w:r>
-      <w:r>
-        <w:t xml:space="preserve">(Michael y Chen, 2005) han mostrado potencial para reforzar conceptos abstractos, con evidencia dependiente del dominio (Kiili, 2005).</w:t>
-      </w:r>
-    </w:p>
-    <w:bookmarkEnd w:id="47"/>
-    <w:bookmarkStart w:id="48" w:name="serious-games-escape-rooms-y-narrativa"/>
-    <w:p>
-      <w:pPr>
-        <w:pStyle w:val="Heading3"/>
-      </w:pPr>
-      <w:r>
-        <w:rPr>
-          <w:rStyle w:val="SectionNumber"/>
-        </w:rPr>
-        <w:t xml:space="preserve">1.5.3</w:t>
-      </w:r>
-      <w:r>
-        <w:tab/>
-      </w:r>
-      <w:r>
-        <w:t xml:space="preserve">Serious games, escape rooms y narrativa</w:t>
-      </w:r>
-    </w:p>
-    <w:p>
-      <w:pPr>
-        <w:pStyle w:val="FirstParagraph"/>
-      </w:pPr>
-      <w:r>
-        <w:t xml:space="preserve">Los</w:t>
+        <w:t xml:space="preserve">Zombie Prison Escape</w:t>
+      </w:r>
+      <w:r>
+        <w:t xml:space="preserve">,</w:t>
       </w:r>
       <w:r>
         <w:t xml:space="preserve"> </w:t>
@@ -988,12 +821,905 @@
           <w:i/>
           <w:iCs/>
         </w:rPr>
+        <w:t xml:space="preserve">Scooby Doo Haunted House</w:t>
+      </w:r>
+      <w:r>
+        <w:t xml:space="preserve">, etc.) y las series temáticas (</w:t>
+      </w:r>
+      <w:r>
+        <w:rPr>
+          <w:i/>
+          <w:iCs/>
+        </w:rPr>
+        <w:t xml:space="preserve">Obama in the Dark</w:t>
+      </w:r>
+      <w:r>
+        <w:t xml:space="preserve">, aventuras con personajes de ficción o creadores de contenido). El estilo visual es caricaturesco, la narrativa paródica y el ritmo de partida corto; el reto principal es la</w:t>
+      </w:r>
+      <w:r>
+        <w:t xml:space="preserve"> </w:t>
+      </w:r>
+      <w:r>
+        <w:rPr>
+          <w:b/>
+          <w:bCs/>
+        </w:rPr>
+        <w:t xml:space="preserve">lógica espacial y combinatoria</w:t>
+      </w:r>
+      <w:r>
+        <w:t xml:space="preserve"> </w:t>
+      </w:r>
+      <w:r>
+        <w:t xml:space="preserve">de los puzles, no un cuestionario académico.</w:t>
+      </w:r>
+    </w:p>
+    <w:p>
+      <w:pPr>
+        <w:pStyle w:val="BodyText"/>
+      </w:pPr>
+      <w:r>
+        <w:drawing>
+          <wp:inline>
+            <wp:extent cx="5334000" cy="3000375"/>
+            <wp:effectExtent b="0" l="0" r="0" t="0"/>
+            <wp:docPr descr="" title="" id="46" name="Picture"/>
+            <a:graphic>
+              <a:graphicData uri="http://schemas.openxmlformats.org/drawingml/2006/picture">
+                <pic:pic>
+                  <pic:nvPicPr>
+                    <pic:cNvPr descr="../Figuras/inkagames_gameplay_referencia.png" id="47" name="Picture"/>
+                    <pic:cNvPicPr>
+                      <a:picLocks noChangeArrowheads="1" noChangeAspect="1"/>
+                    </pic:cNvPicPr>
+                  </pic:nvPicPr>
+                  <pic:blipFill>
+                    <a:blip r:embed="rId45"/>
+                    <a:stretch>
+                      <a:fillRect/>
+                    </a:stretch>
+                  </pic:blipFill>
+                  <pic:spPr bwMode="auto">
+                    <a:xfrm>
+                      <a:off x="0" y="0"/>
+                      <a:ext cx="5334000" cy="3000375"/>
+                    </a:xfrm>
+                    <a:prstGeom prst="rect">
+                      <a:avLst/>
+                    </a:prstGeom>
+                    <a:noFill/>
+                    <a:ln w="9525">
+                      <a:noFill/>
+                      <a:headEnd/>
+                      <a:tailEnd/>
+                    </a:ln>
+                  </pic:spPr>
+                </pic:pic>
+              </a:graphicData>
+            </a:graphic>
+          </wp:inline>
+        </w:drawing>
+      </w:r>
+    </w:p>
+    <w:p>
+      <w:pPr>
+        <w:pStyle w:val="BodyText"/>
+      </w:pPr>
+      <w:r>
+        <w:rPr>
+          <w:i/>
+          <w:iCs/>
+        </w:rPr>
+        <w:t xml:space="preserve">Figura 1. Escena de juego</w:t>
+      </w:r>
+      <w:r>
+        <w:rPr>
+          <w:i/>
+          <w:iCs/>
+        </w:rPr>
+        <w:t xml:space="preserve"> </w:t>
+      </w:r>
+      <w:r>
+        <w:t xml:space="preserve">Kim Dotcom Prison Break* (Inka Games): enfermería de la prisión con puerta, objetos en escena e inventario con iconos recogidos. Fotograma (~13:30) del</w:t>
+      </w:r>
+      <w:r>
+        <w:t xml:space="preserve"> </w:t>
+      </w:r>
+      <w:hyperlink r:id="rId48">
+        <w:r>
+          <w:rPr>
+            <w:rStyle w:val="Hyperlink"/>
+          </w:rPr>
+          <w:t xml:space="preserve">walkthrough en YouTube</w:t>
+        </w:r>
+      </w:hyperlink>
+      <w:r>
+        <w:t xml:space="preserve">. © Inka Games — uso académico ilustrativo.*</w:t>
+      </w:r>
+    </w:p>
+    <w:p>
+      <w:pPr>
+        <w:pStyle w:val="BodyText"/>
+      </w:pPr>
+      <w:r>
+        <w:t xml:space="preserve">Este TFG</w:t>
+      </w:r>
+      <w:r>
+        <w:t xml:space="preserve"> </w:t>
+      </w:r>
+      <w:r>
+        <w:rPr>
+          <w:b/>
+          <w:bCs/>
+        </w:rPr>
+        <w:t xml:space="preserve">no reproduce</w:t>
+      </w:r>
+      <w:r>
+        <w:t xml:space="preserve"> </w:t>
+      </w:r>
+      <w:r>
+        <w:t xml:space="preserve">la estética ni las licencias de personajes de Inka Games. Toma de referencia la</w:t>
+      </w:r>
+      <w:r>
+        <w:t xml:space="preserve"> </w:t>
+      </w:r>
+      <w:r>
+        <w:rPr>
+          <w:b/>
+          <w:bCs/>
+        </w:rPr>
+        <w:t xml:space="preserve">estructura ludonarrativa</w:t>
+      </w:r>
+      <w:r>
+        <w:t xml:space="preserve">: progresión por escenas o salas, elección de caminos, objetos que modifican el estado de la partida y sensación de escape. En el entregable, esa estructura se</w:t>
+      </w:r>
+      <w:r>
+        <w:t xml:space="preserve"> </w:t>
+      </w:r>
+      <w:r>
+        <w:rPr>
+          <w:b/>
+          <w:bCs/>
+        </w:rPr>
+        <w:t xml:space="preserve">adapta al MatCAD</w:t>
+      </w:r>
+      <w:r>
+        <w:t xml:space="preserve">: cada puerta del modo escape room plantea una pregunta del banco; acertar permite avanzar, fallar cuesta vidas, y aparecen mecánicas propias (tienda, botín, inventario, pity) descritas en §5.8. La capa gráfica tipo novela interactiva —escenas ilustradas con hotspots clicables— queda como evolución futura; el núcleo evaluable (banco + motor) se desarrolló primero.</w:t>
+      </w:r>
+    </w:p>
+    <w:tbl>
+      <w:tblPr>
+        <w:tblStyle w:val="Table"/>
+        <w:tblW w:type="pct" w:w="5000"/>
+        <w:tblLayout w:type="fixed"/>
+        <w:tblLook w:firstRow="1" w:lastRow="0" w:firstColumn="0" w:lastColumn="0" w:noHBand="0" w:noVBand="0" w:val="0020"/>
+      </w:tblPr>
+      <w:tblGrid>
+        <w:gridCol w:w="1131"/>
+        <w:gridCol w:w="3142"/>
+        <w:gridCol w:w="3645"/>
+      </w:tblGrid>
+      <w:tr>
+        <w:trPr>
+          <w:tblHeader w:val="on"/>
+        </w:trPr>
+        <w:tc>
+          <w:tcPr/>
+          <w:p>
+            <w:pPr>
+              <w:pStyle w:val="Compact"/>
+            </w:pPr>
+            <w:r>
+              <w:t xml:space="preserve">Aspecto</w:t>
+            </w:r>
+          </w:p>
+        </w:tc>
+        <w:tc>
+          <w:tcPr/>
+          <w:p>
+            <w:pPr>
+              <w:pStyle w:val="Compact"/>
+            </w:pPr>
+            <w:r>
+              <w:t xml:space="preserve">Inka Games (referencia)</w:t>
+            </w:r>
+          </w:p>
+        </w:tc>
+        <w:tc>
+          <w:tcPr/>
+          <w:p>
+            <w:pPr>
+              <w:pStyle w:val="Compact"/>
+            </w:pPr>
+            <w:r>
+              <w:t xml:space="preserve">TFG MATCAD (implementación)</w:t>
+            </w:r>
+          </w:p>
+        </w:tc>
+      </w:tr>
+      <w:tr>
+        <w:tc>
+          <w:tcPr/>
+          <w:p>
+            <w:pPr>
+              <w:pStyle w:val="Compact"/>
+            </w:pPr>
+            <w:r>
+              <w:rPr>
+                <w:b/>
+                <w:bCs/>
+              </w:rPr>
+              <w:t xml:space="preserve">Formato</w:t>
+            </w:r>
+          </w:p>
+        </w:tc>
+        <w:tc>
+          <w:tcPr/>
+          <w:p>
+            <w:pPr>
+              <w:pStyle w:val="Compact"/>
+            </w:pPr>
+            <w:r>
+              <w:t xml:space="preserve">Aventura point-and-click en web</w:t>
+            </w:r>
+          </w:p>
+        </w:tc>
+        <w:tc>
+          <w:tcPr/>
+          <w:p>
+            <w:pPr>
+              <w:pStyle w:val="Compact"/>
+            </w:pPr>
+            <w:r>
+              <w:t xml:space="preserve">Modo escape room en pygame</w:t>
+            </w:r>
+          </w:p>
+        </w:tc>
+      </w:tr>
+      <w:tr>
+        <w:tc>
+          <w:tcPr/>
+          <w:p>
+            <w:pPr>
+              <w:pStyle w:val="Compact"/>
+            </w:pPr>
+            <w:r>
+              <w:rPr>
+                <w:b/>
+                <w:bCs/>
+              </w:rPr>
+              <w:t xml:space="preserve">Reto principal</w:t>
+            </w:r>
+          </w:p>
+        </w:tc>
+        <w:tc>
+          <w:tcPr/>
+          <w:p>
+            <w:pPr>
+              <w:pStyle w:val="Compact"/>
+            </w:pPr>
+            <w:r>
+              <w:t xml:space="preserve">Puzles lógicos y combinación de objetos</w:t>
+            </w:r>
+          </w:p>
+        </w:tc>
+        <w:tc>
+          <w:tcPr/>
+          <w:p>
+            <w:pPr>
+              <w:pStyle w:val="Compact"/>
+            </w:pPr>
+            <w:r>
+              <w:t xml:space="preserve">Preguntas A–D del banco curricular</w:t>
+            </w:r>
+          </w:p>
+        </w:tc>
+      </w:tr>
+      <w:tr>
+        <w:tc>
+          <w:tcPr/>
+          <w:p>
+            <w:pPr>
+              <w:pStyle w:val="Compact"/>
+            </w:pPr>
+            <w:r>
+              <w:rPr>
+                <w:b/>
+                <w:bCs/>
+              </w:rPr>
+              <w:t xml:space="preserve">Progresión</w:t>
+            </w:r>
+          </w:p>
+        </w:tc>
+        <w:tc>
+          <w:tcPr/>
+          <w:p>
+            <w:pPr>
+              <w:pStyle w:val="Compact"/>
+            </w:pPr>
+            <w:r>
+              <w:t xml:space="preserve">Escenas enlazadas, inventario</w:t>
+            </w:r>
+          </w:p>
+        </w:tc>
+        <w:tc>
+          <w:tcPr/>
+          <w:p>
+            <w:pPr>
+              <w:pStyle w:val="Compact"/>
+            </w:pPr>
+            <w:r>
+              <w:t xml:space="preserve">Salas con 3 puertas, dificultad creciente</w:t>
+            </w:r>
+          </w:p>
+        </w:tc>
+      </w:tr>
+      <w:tr>
+        <w:tc>
+          <w:tcPr/>
+          <w:p>
+            <w:pPr>
+              <w:pStyle w:val="Compact"/>
+            </w:pPr>
+            <w:r>
+              <w:rPr>
+                <w:b/>
+                <w:bCs/>
+              </w:rPr>
+              <w:t xml:space="preserve">Objetivo formativo</w:t>
+            </w:r>
+          </w:p>
+        </w:tc>
+        <w:tc>
+          <w:tcPr/>
+          <w:p>
+            <w:pPr>
+              <w:pStyle w:val="Compact"/>
+            </w:pPr>
+            <w:r>
+              <w:t xml:space="preserve">Entretenimiento general</w:t>
+            </w:r>
+          </w:p>
+        </w:tc>
+        <w:tc>
+          <w:tcPr/>
+          <w:p>
+            <w:pPr>
+              <w:pStyle w:val="Compact"/>
+            </w:pPr>
+            <w:r>
+              <w:t xml:space="preserve">Autoevaluación alineada al grado</w:t>
+            </w:r>
+          </w:p>
+        </w:tc>
+      </w:tr>
+      <w:tr>
+        <w:tc>
+          <w:tcPr/>
+          <w:p>
+            <w:pPr>
+              <w:pStyle w:val="Compact"/>
+            </w:pPr>
+            <w:r>
+              <w:rPr>
+                <w:b/>
+                <w:bCs/>
+              </w:rPr>
+              <w:t xml:space="preserve">Contenido</w:t>
+            </w:r>
+          </w:p>
+        </w:tc>
+        <w:tc>
+          <w:tcPr/>
+          <w:p>
+            <w:pPr>
+              <w:pStyle w:val="Compact"/>
+            </w:pPr>
+            <w:r>
+              <w:t xml:space="preserve">Parodias y personajes mediáticos</w:t>
+            </w:r>
+          </w:p>
+        </w:tc>
+        <w:tc>
+          <w:tcPr/>
+          <w:p>
+            <w:pPr>
+              <w:pStyle w:val="Compact"/>
+            </w:pPr>
+            <w:r>
+              <w:t xml:space="preserve">40 materias, metadatos, informes</w:t>
+            </w:r>
+          </w:p>
+        </w:tc>
+      </w:tr>
+      <w:tr>
+        <w:tc>
+          <w:tcPr/>
+          <w:p>
+            <w:pPr>
+              <w:pStyle w:val="Compact"/>
+            </w:pPr>
+            <w:r>
+              <w:rPr>
+                <w:b/>
+                <w:bCs/>
+              </w:rPr>
+              <w:t xml:space="preserve">Estado actual</w:t>
+            </w:r>
+          </w:p>
+        </w:tc>
+        <w:tc>
+          <w:tcPr/>
+          <w:p>
+            <w:pPr>
+              <w:pStyle w:val="Compact"/>
+            </w:pPr>
+            <w:r>
+              <w:t xml:space="preserve">Catálogo maduro en inkagames.com</w:t>
+            </w:r>
+          </w:p>
+        </w:tc>
+        <w:tc>
+          <w:tcPr/>
+          <w:p>
+            <w:pPr>
+              <w:pStyle w:val="Compact"/>
+            </w:pPr>
+            <w:r>
+              <w:t xml:space="preserve">Mecánicas jugables; narrativa gráfica pendiente</w:t>
+            </w:r>
+          </w:p>
+        </w:tc>
+      </w:tr>
+    </w:tbl>
+    <w:p>
+      <w:pPr>
+        <w:pStyle w:val="BodyText"/>
+      </w:pPr>
+      <w:r>
+        <w:rPr>
+          <w:i/>
+          <w:iCs/>
+        </w:rPr>
+        <w:t xml:space="preserve">Tabla 1. Comparación entre el modelo de referencia (Inka Games) y el escape room educativo del entregable.</w:t>
+      </w:r>
+    </w:p>
+    <w:p>
+      <w:pPr>
+        <w:pStyle w:val="BodyText"/>
+      </w:pPr>
+      <w:r>
+        <w:drawing>
+          <wp:inline>
+            <wp:extent cx="5334000" cy="8357419"/>
+            <wp:effectExtent b="0" l="0" r="0" t="0"/>
+            <wp:docPr descr="" title="" id="50" name="Picture"/>
+            <a:graphic>
+              <a:graphicData uri="http://schemas.openxmlformats.org/drawingml/2006/picture">
+                <pic:pic>
+                  <pic:nvPicPr>
+                    <pic:cNvPr descr="../Figuras/tfg_escape_referencia.png" id="51" name="Picture"/>
+                    <pic:cNvPicPr>
+                      <a:picLocks noChangeArrowheads="1" noChangeAspect="1"/>
+                    </pic:cNvPicPr>
+                  </pic:nvPicPr>
+                  <pic:blipFill>
+                    <a:blip r:embed="rId49"/>
+                    <a:stretch>
+                      <a:fillRect/>
+                    </a:stretch>
+                  </pic:blipFill>
+                  <pic:spPr bwMode="auto">
+                    <a:xfrm>
+                      <a:off x="0" y="0"/>
+                      <a:ext cx="5334000" cy="8357419"/>
+                    </a:xfrm>
+                    <a:prstGeom prst="rect">
+                      <a:avLst/>
+                    </a:prstGeom>
+                    <a:noFill/>
+                    <a:ln w="9525">
+                      <a:noFill/>
+                      <a:headEnd/>
+                      <a:tailEnd/>
+                    </a:ln>
+                  </pic:spPr>
+                </pic:pic>
+              </a:graphicData>
+            </a:graphic>
+          </wp:inline>
+        </w:drawing>
+      </w:r>
+    </w:p>
+    <w:p>
+      <w:pPr>
+        <w:pStyle w:val="BodyText"/>
+      </w:pPr>
+      <w:r>
+        <w:rPr>
+          <w:i/>
+          <w:iCs/>
+        </w:rPr>
+        <w:t xml:space="preserve">Figura 2. Modo escape room del entregable (capturas pygame con semilla fija): arriba, sala 1 con tres puertas; abajo, pregunta del banco con inventario de powerups. Paralelo funcional al inventario de Inka Games (figura 1), adaptado a la evaluación A–D.</w:t>
+      </w:r>
+    </w:p>
+    <w:bookmarkEnd w:id="52"/>
+    <w:bookmarkStart w:id="53" w:name="alcance-del-entregable"/>
+    <w:p>
+      <w:pPr>
+        <w:pStyle w:val="Heading2"/>
+      </w:pPr>
+      <w:r>
+        <w:rPr>
+          <w:rStyle w:val="SectionNumber"/>
+        </w:rPr>
+        <w:t xml:space="preserve">1.4</w:t>
+      </w:r>
+      <w:r>
+        <w:tab/>
+      </w:r>
+      <w:r>
+        <w:t xml:space="preserve">Alcance del entregable</w:t>
+      </w:r>
+    </w:p>
+    <w:p>
+      <w:pPr>
+        <w:pStyle w:val="FirstParagraph"/>
+      </w:pPr>
+      <w:r>
+        <w:t xml:space="preserve">El documento de proyecto inicial planteaba un juego interactivo tipo escape room con interfaz gráfica. Durante el desarrollo se priorizó la</w:t>
+      </w:r>
+      <w:r>
+        <w:t xml:space="preserve"> </w:t>
+      </w:r>
+      <w:r>
+        <w:rPr>
+          <w:b/>
+          <w:bCs/>
+        </w:rPr>
+        <w:t xml:space="preserve">calidad y estructura del banco de preguntas</w:t>
+      </w:r>
+      <w:r>
+        <w:t xml:space="preserve"> </w:t>
+      </w:r>
+      <w:r>
+        <w:t xml:space="preserve">y un</w:t>
+      </w:r>
+      <w:r>
+        <w:t xml:space="preserve"> </w:t>
+      </w:r>
+      <w:r>
+        <w:rPr>
+          <w:b/>
+          <w:bCs/>
+        </w:rPr>
+        <w:t xml:space="preserve">prototipo jugable</w:t>
+      </w:r>
+      <w:r>
+        <w:t xml:space="preserve"> </w:t>
+      </w:r>
+      <w:r>
+        <w:t xml:space="preserve">(primero en terminal, después en pygame), decisión metodológica coherente con un enfoque incremental: validar el contenido y la lógica de evaluación antes de la capa narrativa visual. En junio de 2026 el código se unificó en una</w:t>
+      </w:r>
+      <w:r>
+        <w:t xml:space="preserve"> </w:t>
+      </w:r>
+      <w:r>
+        <w:rPr>
+          <w:b/>
+          <w:bCs/>
+        </w:rPr>
+        <w:t xml:space="preserve">única interfaz gráfica</w:t>
+      </w:r>
+      <w:r>
+        <w:t xml:space="preserve"> </w:t>
+      </w:r>
+      <w:r>
+        <w:t xml:space="preserve">(</w:t>
+      </w:r>
+      <w:r>
+        <w:rPr>
+          <w:rStyle w:val="VerbatimChar"/>
+        </w:rPr>
+        <w:t xml:space="preserve">juego_grafico.py</w:t>
+      </w:r>
+      <w:r>
+        <w:t xml:space="preserve">).</w:t>
+      </w:r>
+    </w:p>
+    <w:bookmarkEnd w:id="53"/>
+    <w:bookmarkStart w:id="54" w:name="objetivos-derivados-del-desarrollo"/>
+    <w:p>
+      <w:pPr>
+        <w:pStyle w:val="Heading2"/>
+      </w:pPr>
+      <w:r>
+        <w:rPr>
+          <w:rStyle w:val="SectionNumber"/>
+        </w:rPr>
+        <w:t xml:space="preserve">1.5</w:t>
+      </w:r>
+      <w:r>
+        <w:tab/>
+      </w:r>
+      <w:r>
+        <w:t xml:space="preserve">Objetivos derivados del desarrollo</w:t>
+      </w:r>
+    </w:p>
+    <w:p>
+      <w:pPr>
+        <w:pStyle w:val="FirstParagraph"/>
+      </w:pPr>
+      <w:r>
+        <w:t xml:space="preserve">Durante el proyecto surgieron objetivos técnicos no recogidos en el documento inicial pero necesarios para la calidad del entregable: definir un</w:t>
+      </w:r>
+      <w:r>
+        <w:t xml:space="preserve"> </w:t>
+      </w:r>
+      <w:r>
+        <w:rPr>
+          <w:b/>
+          <w:bCs/>
+        </w:rPr>
+        <w:t xml:space="preserve">esquema canónico</w:t>
+      </w:r>
+      <w:r>
+        <w:t xml:space="preserve"> </w:t>
+      </w:r>
+      <w:r>
+        <w:t xml:space="preserve">del banco (480 preguntas, balance por dificultad, tipo y respuesta correcta), enriquecer cada pregunta con</w:t>
+      </w:r>
+      <w:r>
+        <w:t xml:space="preserve"> </w:t>
+      </w:r>
+      <w:r>
+        <w:rPr>
+          <w:b/>
+          <w:bCs/>
+        </w:rPr>
+        <w:t xml:space="preserve">metadatos curriculares</w:t>
+      </w:r>
+      <w:r>
+        <w:t xml:space="preserve"> </w:t>
+      </w:r>
+      <w:r>
+        <w:t xml:space="preserve">(curso, semestre, grupo temático, nivel), construir un</w:t>
+      </w:r>
+      <w:r>
+        <w:t xml:space="preserve"> </w:t>
+      </w:r>
+      <w:r>
+        <w:rPr>
+          <w:b/>
+          <w:bCs/>
+        </w:rPr>
+        <w:t xml:space="preserve">pipeline de mantenimiento</w:t>
+      </w:r>
+      <w:r>
+        <w:t xml:space="preserve"> </w:t>
+      </w:r>
+      <w:r>
+        <w:t xml:space="preserve">(validación, auditoría de distractores, deduplicación) e implementar un</w:t>
+      </w:r>
+      <w:r>
+        <w:t xml:space="preserve"> </w:t>
+      </w:r>
+      <w:r>
+        <w:rPr>
+          <w:b/>
+          <w:bCs/>
+        </w:rPr>
+        <w:t xml:space="preserve">modo historia</w:t>
+      </w:r>
+      <w:r>
+        <w:t xml:space="preserve"> </w:t>
+      </w:r>
+      <w:r>
+        <w:t xml:space="preserve">que genere exámenes balanceados según el histórico de calificaciones del grado (</w:t>
+      </w:r>
+      <w:r>
+        <w:rPr>
+          <w:rStyle w:val="VerbatimChar"/>
+        </w:rPr>
+        <w:t xml:space="preserve">Historic_qualificacions_MatCAD_completo.csv</w:t>
+      </w:r>
+      <w:r>
+        <w:t xml:space="preserve">).</w:t>
+      </w:r>
+    </w:p>
+    <w:bookmarkEnd w:id="54"/>
+    <w:bookmarkStart w:id="61" w:name="marco-teórico-y-estado-del-arte"/>
+    <w:p>
+      <w:pPr>
+        <w:pStyle w:val="Heading2"/>
+      </w:pPr>
+      <w:r>
+        <w:rPr>
+          <w:rStyle w:val="SectionNumber"/>
+        </w:rPr>
+        <w:t xml:space="preserve">1.6</w:t>
+      </w:r>
+      <w:r>
+        <w:tab/>
+      </w:r>
+      <w:r>
+        <w:t xml:space="preserve">Marco teórico y estado del arte</w:t>
+      </w:r>
+    </w:p>
+    <w:bookmarkStart w:id="55" w:name="X6eb52f069087824c7d3eb7ecc2b46d123991812"/>
+    <w:p>
+      <w:pPr>
+        <w:pStyle w:val="Heading3"/>
+      </w:pPr>
+      <w:r>
+        <w:rPr>
+          <w:rStyle w:val="SectionNumber"/>
+        </w:rPr>
+        <w:t xml:space="preserve">1.6.1</w:t>
+      </w:r>
+      <w:r>
+        <w:tab/>
+      </w:r>
+      <w:r>
+        <w:t xml:space="preserve">Aprendizaje activo y evaluación formativa</w:t>
+      </w:r>
+    </w:p>
+    <w:p>
+      <w:pPr>
+        <w:pStyle w:val="FirstParagraph"/>
+      </w:pPr>
+      <w:r>
+        <w:t xml:space="preserve">El aprendizaje universitario de calidad se asocia a estrategias que sitúan al estudiante en el centro del proceso: resolver problemas, recibir retroalimentación y reflexionar sobre los errores (Biggs, Tang y Kennedy, 2022). La</w:t>
+      </w:r>
+      <w:r>
+        <w:t xml:space="preserve"> </w:t>
+      </w:r>
+      <w:r>
+        <w:rPr>
+          <w:b/>
+          <w:bCs/>
+        </w:rPr>
+        <w:t xml:space="preserve">evaluación formativa</w:t>
+      </w:r>
+      <w:r>
+        <w:t xml:space="preserve"> </w:t>
+      </w:r>
+      <w:r>
+        <w:t xml:space="preserve">no tiene como única finalidad calificar, sino orientar el aprendizaje mediante información sobre el desempeño y sobre cómo mejorarlo (Nicol y Macfarlane-Dick, 2006).</w:t>
+      </w:r>
+    </w:p>
+    <w:p>
+      <w:pPr>
+        <w:pStyle w:val="BodyText"/>
+      </w:pPr>
+      <w:r>
+        <w:t xml:space="preserve">Los cuestionarios de opción múltiple, cuando están bien diseñados, permiten cubrir un espectro amplio de contenidos con corrección automática. Su efectividad depende de la calidad del ítem: enunciados claros, distractores plausibles y alineación con los resultados de aprendizaje (Haladyna et al., 2002).</w:t>
+      </w:r>
+    </w:p>
+    <w:bookmarkEnd w:id="55"/>
+    <w:bookmarkStart w:id="56" w:name="Xe84cf04b537bf3bd5e2051d64d0ffba57fcf36b"/>
+    <w:p>
+      <w:pPr>
+        <w:pStyle w:val="Heading3"/>
+      </w:pPr>
+      <w:r>
+        <w:rPr>
+          <w:rStyle w:val="SectionNumber"/>
+        </w:rPr>
+        <w:t xml:space="preserve">1.6.2</w:t>
+      </w:r>
+      <w:r>
+        <w:tab/>
+      </w:r>
+      <w:r>
+        <w:t xml:space="preserve">Gamificación y aprendizaje basado en juegos</w:t>
+      </w:r>
+    </w:p>
+    <w:p>
+      <w:pPr>
+        <w:pStyle w:val="FirstParagraph"/>
+      </w:pPr>
+      <w:r>
+        <w:t xml:space="preserve">El</w:t>
+      </w:r>
+      <w:r>
+        <w:t xml:space="preserve"> </w:t>
+      </w:r>
+      <w:r>
+        <w:rPr>
+          <w:b/>
+          <w:bCs/>
+        </w:rPr>
+        <w:t xml:space="preserve">aprendizaje basado en juegos digitales</w:t>
+      </w:r>
+      <w:r>
+        <w:t xml:space="preserve"> </w:t>
+      </w:r>
+      <w:r>
+        <w:t xml:space="preserve">(</w:t>
+      </w:r>
+      <w:r>
+        <w:rPr>
+          <w:i/>
+          <w:iCs/>
+        </w:rPr>
+        <w:t xml:space="preserve">game-based learning</w:t>
+      </w:r>
+      <w:r>
+        <w:t xml:space="preserve">) apuesta por experiencias interactivas con reglas claras y retroalimentación inmediata (Prensky, 2003; Gee, 2003). En educación superior</w:t>
+      </w:r>
+      <w:r>
+        <w:t xml:space="preserve"> </w:t>
+      </w:r>
+      <w:r>
+        <w:rPr>
+          <w:b/>
+          <w:bCs/>
+        </w:rPr>
+        <w:t xml:space="preserve">STEM</w:t>
+      </w:r>
+      <w:r>
+        <w:t xml:space="preserve"> </w:t>
+      </w:r>
+      <w:r>
+        <w:t xml:space="preserve">(ciencia, tecnología, ingeniería y matemáticas), los</w:t>
+      </w:r>
+      <w:r>
+        <w:t xml:space="preserve"> </w:t>
+      </w:r>
+      <w:r>
+        <w:rPr>
+          <w:i/>
+          <w:iCs/>
+        </w:rPr>
         <w:t xml:space="preserve">serious games</w:t>
       </w:r>
       <w:r>
         <w:t xml:space="preserve"> </w:t>
       </w:r>
       <w:r>
+        <w:t xml:space="preserve">(Michael y Chen, 2005) han mostrado potencial para reforzar conceptos abstractos, con evidencia dependiente del dominio (Kiili, 2005).</w:t>
+      </w:r>
+    </w:p>
+    <w:bookmarkEnd w:id="56"/>
+    <w:bookmarkStart w:id="57" w:name="serious-games-escape-rooms-y-narrativa"/>
+    <w:p>
+      <w:pPr>
+        <w:pStyle w:val="Heading3"/>
+      </w:pPr>
+      <w:r>
+        <w:rPr>
+          <w:rStyle w:val="SectionNumber"/>
+        </w:rPr>
+        <w:t xml:space="preserve">1.6.3</w:t>
+      </w:r>
+      <w:r>
+        <w:tab/>
+      </w:r>
+      <w:r>
+        <w:t xml:space="preserve">Serious games, escape rooms y narrativa</w:t>
+      </w:r>
+    </w:p>
+    <w:p>
+      <w:pPr>
+        <w:pStyle w:val="FirstParagraph"/>
+      </w:pPr>
+      <w:r>
+        <w:t xml:space="preserve">Los</w:t>
+      </w:r>
+      <w:r>
+        <w:t xml:space="preserve"> </w:t>
+      </w:r>
+      <w:r>
+        <w:rPr>
+          <w:i/>
+          <w:iCs/>
+        </w:rPr>
+        <w:t xml:space="preserve">serious games</w:t>
+      </w:r>
+      <w:r>
+        <w:t xml:space="preserve"> </w:t>
+      </w:r>
+      <w:r>
         <w:t xml:space="preserve">persiguen un propósito formativo principal (Michael y Chen, 2005). Los escape rooms educativos y las novelas gráficas aportan</w:t>
       </w:r>
       <w:r>
@@ -1013,8 +1739,8 @@
         <w:t xml:space="preserve">envolvente (Veldkamp et al., 2020); si no está alineada con los objetivos de aprendizaje, puede distraer (Habgood y Ainsworth, 2011). Este TFG separa la capa evaluable (banco + motor) de la narrativa gráfica pendiente.</w:t>
       </w:r>
     </w:p>
-    <w:bookmarkEnd w:id="48"/>
-    <w:bookmarkStart w:id="49" w:name="Xbd8bf8877c345ed30bc9633b1a8df7645d431f5"/>
+    <w:bookmarkEnd w:id="57"/>
+    <w:bookmarkStart w:id="58" w:name="Xbd8bf8877c345ed30bc9633b1a8df7645d431f5"/>
     <w:p>
       <w:pPr>
         <w:pStyle w:val="Heading3"/>
@@ -1023,7 +1749,7 @@
         <w:rPr>
           <w:rStyle w:val="SectionNumber"/>
         </w:rPr>
-        <w:t xml:space="preserve">1.5.4</w:t>
+        <w:t xml:space="preserve">1.6.4</w:t>
       </w:r>
       <w:r>
         <w:tab/>
@@ -1040,8 +1766,8 @@
         <w:t xml:space="preserve">Plataformas como Moodle integran cuestionarios con categorías; los sistemas adaptativos seleccionan ítems según prerrequisitos (Brusilovsky y Peylo, 2003). Este proyecto anticipa esa línea con metadatos curriculares y el modo historia ponderado por calificaciones históricas.</w:t>
       </w:r>
     </w:p>
-    <w:bookmarkEnd w:id="49"/>
-    <w:bookmarkStart w:id="50" w:name="posicionamiento"/>
+    <w:bookmarkEnd w:id="58"/>
+    <w:bookmarkStart w:id="59" w:name="posicionamiento"/>
     <w:p>
       <w:pPr>
         <w:pStyle w:val="Heading3"/>
@@ -1050,7 +1776,7 @@
         <w:rPr>
           <w:rStyle w:val="SectionNumber"/>
         </w:rPr>
-        <w:t xml:space="preserve">1.5.5</w:t>
+        <w:t xml:space="preserve">1.6.5</w:t>
       </w:r>
       <w:r>
         <w:tab/>
@@ -1080,11 +1806,27 @@
         <w:t xml:space="preserve"> </w:t>
       </w:r>
       <w:r>
-        <w:t xml:space="preserve">con metadatos curriculares explícitos y código mantenible. La contribución distintiva es triple: alineación curricular (40 materias, 4×2×5), trazabilidad de calidad del banco y arquitectura extensible.</w:t>
-      </w:r>
-    </w:p>
-    <w:bookmarkEnd w:id="50"/>
-    <w:bookmarkStart w:id="51" w:name="ítems-distractores-fuertes-y-débiles"/>
+        <w:t xml:space="preserve">con metadatos curriculares explícitos y código mantenible. La contribución distintiva es triple: alineación curricular (40 materias, 4×2×5), trazabilidad de calidad del banco y arquitectura extensible. Frente a referentes ludicos generalistas como Inka Games (§1.3), este proyecto</w:t>
+      </w:r>
+      <w:r>
+        <w:t xml:space="preserve"> </w:t>
+      </w:r>
+      <w:r>
+        <w:rPr>
+          <w:b/>
+          <w:bCs/>
+        </w:rPr>
+        <w:t xml:space="preserve">especializa</w:t>
+      </w:r>
+      <w:r>
+        <w:t xml:space="preserve"> </w:t>
+      </w:r>
+      <w:r>
+        <w:t xml:space="preserve">la progresión tipo escape room en evaluación formativa con datos del grado MatCAD.</w:t>
+      </w:r>
+    </w:p>
+    <w:bookmarkEnd w:id="59"/>
+    <w:bookmarkStart w:id="60" w:name="ítems-distractores-fuertes-y-débiles"/>
     <w:p>
       <w:pPr>
         <w:pStyle w:val="Heading3"/>
@@ -1093,7 +1835,7 @@
         <w:rPr>
           <w:rStyle w:val="SectionNumber"/>
         </w:rPr>
-        <w:t xml:space="preserve">1.5.6</w:t>
+        <w:t xml:space="preserve">1.6.6</w:t>
       </w:r>
       <w:r>
         <w:tab/>
@@ -1155,10 +1897,10 @@
         <w:t xml:space="preserve">delata el ítem (opciones genéricas, longitudes desiguales, etc.). La auditoría automatizada detecta patrones débiles; la revisión manual valora la plausibilidad pedagógica.</w:t>
       </w:r>
     </w:p>
-    <w:bookmarkEnd w:id="51"/>
-    <w:bookmarkEnd w:id="52"/>
-    <w:bookmarkEnd w:id="53"/>
-    <w:bookmarkStart w:id="56" w:name="objetivos"/>
+    <w:bookmarkEnd w:id="60"/>
+    <w:bookmarkEnd w:id="61"/>
+    <w:bookmarkEnd w:id="62"/>
+    <w:bookmarkStart w:id="65" w:name="objetivos"/>
     <w:p>
       <w:pPr>
         <w:pStyle w:val="Heading1"/>
@@ -1176,7 +1918,7 @@
         <w:t xml:space="preserve">Objetivos</w:t>
       </w:r>
     </w:p>
-    <w:bookmarkStart w:id="54" w:name="objetivo-general"/>
+    <w:bookmarkStart w:id="63" w:name="objetivo-general"/>
     <w:p>
       <w:pPr>
         <w:pStyle w:val="Heading2"/>
@@ -1202,8 +1944,8 @@
         <w:t xml:space="preserve">Diseñar e implementar un juego interactivo educativo en el que la progresión del jugador dependa de la resolución de retos basados en contenidos del grado en Matemática Computacional y Análisis de Datos.</w:t>
       </w:r>
     </w:p>
-    <w:bookmarkEnd w:id="54"/>
-    <w:bookmarkStart w:id="55" w:name="objetivos-específicos"/>
+    <w:bookmarkEnd w:id="63"/>
+    <w:bookmarkStart w:id="64" w:name="objetivos-específicos"/>
     <w:p>
       <w:pPr>
         <w:pStyle w:val="Heading2"/>
@@ -1455,9 +2197,9 @@
         <w:t xml:space="preserve">El grado de cumplimiento de cada objetivo se discute en la sección 6.</w:t>
       </w:r>
     </w:p>
-    <w:bookmarkEnd w:id="55"/>
-    <w:bookmarkEnd w:id="56"/>
-    <w:bookmarkStart w:id="57" w:name="hipótesis-de-trabajo"/>
+    <w:bookmarkEnd w:id="64"/>
+    <w:bookmarkEnd w:id="65"/>
+    <w:bookmarkStart w:id="66" w:name="hipótesis-de-trabajo"/>
     <w:p>
       <w:pPr>
         <w:pStyle w:val="Heading1"/>
@@ -1677,8 +2419,8 @@
         <w:t xml:space="preserve">(gamificación vs. listado estático) no se incluye por falta de indicadores de usuario en este TFG; se traslada a trabajo futuro (§6.6 y §7).</w:t>
       </w:r>
     </w:p>
-    <w:bookmarkEnd w:id="57"/>
-    <w:bookmarkStart w:id="67" w:name="metodología"/>
+    <w:bookmarkEnd w:id="66"/>
+    <w:bookmarkStart w:id="76" w:name="metodología"/>
     <w:p>
       <w:pPr>
         <w:pStyle w:val="Heading1"/>
@@ -1696,7 +2438,7 @@
         <w:t xml:space="preserve">Metodología</w:t>
       </w:r>
     </w:p>
-    <w:bookmarkStart w:id="58" w:name="enfoque-general"/>
+    <w:bookmarkStart w:id="67" w:name="enfoque-general"/>
     <w:p>
       <w:pPr>
         <w:pStyle w:val="Heading2"/>
@@ -1834,8 +2576,8 @@
         <w:t xml:space="preserve">El control de versiones con Git permitió iterar sobre el banco y el código de forma trazable. El repositorio público facilita la reproducibilidad del trabajo.</w:t>
       </w:r>
     </w:p>
-    <w:bookmarkEnd w:id="58"/>
-    <w:bookmarkStart w:id="60" w:name="diseño-del-banco-de-preguntas"/>
+    <w:bookmarkEnd w:id="67"/>
+    <w:bookmarkStart w:id="69" w:name="diseño-del-banco-de-preguntas"/>
     <w:p>
       <w:pPr>
         <w:pStyle w:val="Heading2"/>
@@ -2282,7 +3024,7 @@
       <w:r>
         <w:t xml:space="preserve"> </w:t>
       </w:r>
-      <w:hyperlink r:id="rId59">
+      <w:hyperlink r:id="rId68">
         <w:r>
           <w:rPr>
             <w:rStyle w:val="VerbatimChar"/>
@@ -2294,8 +3036,8 @@
         <w:t xml:space="preserve">.</w:t>
       </w:r>
     </w:p>
-    <w:bookmarkEnd w:id="60"/>
-    <w:bookmarkStart w:id="64" w:name="diseño-e-implementación-del-software"/>
+    <w:bookmarkEnd w:id="69"/>
+    <w:bookmarkStart w:id="73" w:name="diseño-e-implementación-del-software"/>
     <w:p>
       <w:pPr>
         <w:pStyle w:val="Heading2"/>
@@ -2442,7 +3184,405 @@
         <w:pStyle w:val="FirstParagraph"/>
       </w:pPr>
       <w:r>
-        <w:t xml:space="preserve">La arquitectura del software se organiza en capas desacopladas (figura 1): el lanzador orquesta los modos de juego; cada modo delega en el motor de partida la corrección, la puntuación y los informes; la capa de datos abstrae el acceso al banco cerrado y a los metadatos curriculares. Los scripts de mantenimiento operan sobre los mismos ficheros sin formar parte del ejecutable del juego.</w:t>
+        <w:t xml:space="preserve">La arquitectura del software se organiza en capas desacopladas (tabla 2): el lanzador orquesta los modos de juego; cada modo delega en el motor de partida la corrección, la puntuación y los informes; la capa de datos abstrae el acceso al banco cerrado y a los metadatos curriculares. Los scripts de mantenimiento operan sobre los mismos ficheros sin formar parte del ejecutable del juego.</w:t>
+      </w:r>
+    </w:p>
+    <w:tbl>
+      <w:tblPr>
+        <w:tblStyle w:val="Table"/>
+        <w:tblW w:type="pct" w:w="5000"/>
+        <w:tblLayout w:type="fixed"/>
+        <w:tblLook w:firstRow="1" w:lastRow="0" w:firstColumn="0" w:lastColumn="0" w:noHBand="0" w:noVBand="0" w:val="0020"/>
+      </w:tblPr>
+      <w:tblGrid>
+        <w:gridCol w:w="1289"/>
+        <w:gridCol w:w="1105"/>
+        <w:gridCol w:w="3867"/>
+        <w:gridCol w:w="1657"/>
+      </w:tblGrid>
+      <w:tr>
+        <w:trPr>
+          <w:tblHeader w:val="on"/>
+        </w:trPr>
+        <w:tc>
+          <w:tcPr/>
+          <w:p>
+            <w:pPr>
+              <w:pStyle w:val="Compact"/>
+            </w:pPr>
+            <w:r>
+              <w:t xml:space="preserve">Orden</w:t>
+            </w:r>
+          </w:p>
+        </w:tc>
+        <w:tc>
+          <w:tcPr/>
+          <w:p>
+            <w:pPr>
+              <w:pStyle w:val="Compact"/>
+            </w:pPr>
+            <w:r>
+              <w:t xml:space="preserve">Capa</w:t>
+            </w:r>
+          </w:p>
+        </w:tc>
+        <w:tc>
+          <w:tcPr/>
+          <w:p>
+            <w:pPr>
+              <w:pStyle w:val="Compact"/>
+            </w:pPr>
+            <w:r>
+              <w:t xml:space="preserve">Módulos principales</w:t>
+            </w:r>
+          </w:p>
+        </w:tc>
+        <w:tc>
+          <w:tcPr/>
+          <w:p>
+            <w:pPr>
+              <w:pStyle w:val="Compact"/>
+            </w:pPr>
+            <w:r>
+              <w:t xml:space="preserve">Función</w:t>
+            </w:r>
+          </w:p>
+        </w:tc>
+      </w:tr>
+      <w:tr>
+        <w:tc>
+          <w:tcPr/>
+          <w:p>
+            <w:pPr>
+              <w:pStyle w:val="Compact"/>
+            </w:pPr>
+            <w:r>
+              <w:t xml:space="preserve">1</w:t>
+            </w:r>
+          </w:p>
+        </w:tc>
+        <w:tc>
+          <w:tcPr/>
+          <w:p>
+            <w:pPr>
+              <w:pStyle w:val="Compact"/>
+            </w:pPr>
+            <w:r>
+              <w:t xml:space="preserve">Lanzador</w:t>
+            </w:r>
+          </w:p>
+        </w:tc>
+        <w:tc>
+          <w:tcPr/>
+          <w:p>
+            <w:pPr>
+              <w:pStyle w:val="Compact"/>
+            </w:pPr>
+            <w:r>
+              <w:rPr>
+                <w:rStyle w:val="VerbatimChar"/>
+              </w:rPr>
+              <w:t xml:space="preserve">juego_grafico.py</w:t>
+            </w:r>
+          </w:p>
+        </w:tc>
+        <w:tc>
+          <w:tcPr/>
+          <w:p>
+            <w:pPr>
+              <w:pStyle w:val="Compact"/>
+            </w:pPr>
+            <w:r>
+              <w:t xml:space="preserve">Arranque pygame (libre, historia, resistencia, escape room, feedback)</w:t>
+            </w:r>
+          </w:p>
+        </w:tc>
+      </w:tr>
+      <w:tr>
+        <w:tc>
+          <w:tcPr/>
+          <w:p>
+            <w:pPr>
+              <w:pStyle w:val="Compact"/>
+            </w:pPr>
+            <w:r>
+              <w:t xml:space="preserve">2</w:t>
+            </w:r>
+          </w:p>
+        </w:tc>
+        <w:tc>
+          <w:tcPr/>
+          <w:p>
+            <w:pPr>
+              <w:pStyle w:val="Compact"/>
+            </w:pPr>
+            <w:r>
+              <w:t xml:space="preserve">Modos de juego</w:t>
+            </w:r>
+          </w:p>
+        </w:tc>
+        <w:tc>
+          <w:tcPr/>
+          <w:p>
+            <w:pPr>
+              <w:pStyle w:val="Compact"/>
+            </w:pPr>
+            <w:r>
+              <w:t xml:space="preserve">Presets en</w:t>
+            </w:r>
+            <w:r>
+              <w:t xml:space="preserve"> </w:t>
+            </w:r>
+            <w:r>
+              <w:rPr>
+                <w:rStyle w:val="VerbatimChar"/>
+              </w:rPr>
+              <w:t xml:space="preserve">Data/Juego/presets.json</w:t>
+            </w:r>
+            <w:r>
+              <w:t xml:space="preserve">, pantallas en</w:t>
+            </w:r>
+            <w:r>
+              <w:t xml:space="preserve"> </w:t>
+            </w:r>
+            <w:r>
+              <w:rPr>
+                <w:rStyle w:val="VerbatimChar"/>
+              </w:rPr>
+              <w:t xml:space="preserve">Grafico/</w:t>
+            </w:r>
+          </w:p>
+        </w:tc>
+        <w:tc>
+          <w:tcPr/>
+          <w:p>
+            <w:pPr>
+              <w:pStyle w:val="Compact"/>
+            </w:pPr>
+            <w:r>
+              <w:t xml:space="preserve">Libre, historia, resistencia, escape room, feedback</w:t>
+            </w:r>
+          </w:p>
+        </w:tc>
+      </w:tr>
+      <w:tr>
+        <w:tc>
+          <w:tcPr/>
+          <w:p>
+            <w:pPr>
+              <w:pStyle w:val="Compact"/>
+            </w:pPr>
+            <w:r>
+              <w:t xml:space="preserve">3</w:t>
+            </w:r>
+          </w:p>
+        </w:tc>
+        <w:tc>
+          <w:tcPr/>
+          <w:p>
+            <w:pPr>
+              <w:pStyle w:val="Compact"/>
+            </w:pPr>
+            <w:r>
+              <w:t xml:space="preserve">Motor de partida</w:t>
+            </w:r>
+          </w:p>
+        </w:tc>
+        <w:tc>
+          <w:tcPr/>
+          <w:p>
+            <w:pPr>
+              <w:pStyle w:val="Compact"/>
+            </w:pPr>
+            <w:r>
+              <w:rPr>
+                <w:rStyle w:val="VerbatimChar"/>
+              </w:rPr>
+              <w:t xml:space="preserve">Juego/Comun/</w:t>
+            </w:r>
+            <w:r>
+              <w:t xml:space="preserve"> </w:t>
+            </w:r>
+            <w:r>
+              <w:t xml:space="preserve">(</w:t>
+            </w:r>
+            <w:r>
+              <w:rPr>
+                <w:rStyle w:val="VerbatimChar"/>
+              </w:rPr>
+              <w:t xml:space="preserve">motor_nucleo.py</w:t>
+            </w:r>
+            <w:r>
+              <w:t xml:space="preserve">,</w:t>
+            </w:r>
+            <w:r>
+              <w:t xml:space="preserve"> </w:t>
+            </w:r>
+            <w:r>
+              <w:rPr>
+                <w:rStyle w:val="VerbatimChar"/>
+              </w:rPr>
+              <w:t xml:space="preserve">reglas_partida.py</w:t>
+            </w:r>
+            <w:r>
+              <w:t xml:space="preserve">, …)</w:t>
+            </w:r>
+          </w:p>
+        </w:tc>
+        <w:tc>
+          <w:tcPr/>
+          <w:p>
+            <w:pPr>
+              <w:pStyle w:val="Compact"/>
+            </w:pPr>
+            <w:r>
+              <w:t xml:space="preserve">Reglas, vidas, puntuación, informes</w:t>
+            </w:r>
+          </w:p>
+        </w:tc>
+      </w:tr>
+      <w:tr>
+        <w:tc>
+          <w:tcPr/>
+          <w:p>
+            <w:pPr>
+              <w:pStyle w:val="Compact"/>
+            </w:pPr>
+            <w:r>
+              <w:t xml:space="preserve">4</w:t>
+            </w:r>
+          </w:p>
+        </w:tc>
+        <w:tc>
+          <w:tcPr/>
+          <w:p>
+            <w:pPr>
+              <w:pStyle w:val="Compact"/>
+            </w:pPr>
+            <w:r>
+              <w:t xml:space="preserve">Capa de datos</w:t>
+            </w:r>
+          </w:p>
+        </w:tc>
+        <w:tc>
+          <w:tcPr/>
+          <w:p>
+            <w:pPr>
+              <w:pStyle w:val="Compact"/>
+            </w:pPr>
+            <w:r>
+              <w:rPr>
+                <w:rStyle w:val="VerbatimChar"/>
+              </w:rPr>
+              <w:t xml:space="preserve">Preguntas.csv</w:t>
+            </w:r>
+            <w:r>
+              <w:t xml:space="preserve">,</w:t>
+            </w:r>
+            <w:r>
+              <w:t xml:space="preserve"> </w:t>
+            </w:r>
+            <w:r>
+              <w:rPr>
+                <w:rStyle w:val="VerbatimChar"/>
+              </w:rPr>
+              <w:t xml:space="preserve">listado_materias.csv</w:t>
+            </w:r>
+            <w:r>
+              <w:t xml:space="preserve">,</w:t>
+            </w:r>
+            <w:r>
+              <w:t xml:space="preserve"> </w:t>
+            </w:r>
+            <w:r>
+              <w:rPr>
+                <w:rStyle w:val="VerbatimChar"/>
+              </w:rPr>
+              <w:t xml:space="preserve">plantillas.json</w:t>
+            </w:r>
+            <w:r>
+              <w:t xml:space="preserve">, histórico</w:t>
+            </w:r>
+          </w:p>
+        </w:tc>
+        <w:tc>
+          <w:tcPr/>
+          <w:p>
+            <w:pPr>
+              <w:pStyle w:val="Compact"/>
+            </w:pPr>
+            <w:r>
+              <w:t xml:space="preserve">Banco cerrado y metadatos curriculares</w:t>
+            </w:r>
+          </w:p>
+        </w:tc>
+      </w:tr>
+      <w:tr>
+        <w:tc>
+          <w:tcPr/>
+          <w:p>
+            <w:pPr>
+              <w:pStyle w:val="Compact"/>
+            </w:pPr>
+            <w:r>
+              <w:t xml:space="preserve">5</w:t>
+            </w:r>
+          </w:p>
+        </w:tc>
+        <w:tc>
+          <w:tcPr/>
+          <w:p>
+            <w:pPr>
+              <w:pStyle w:val="Compact"/>
+            </w:pPr>
+            <w:r>
+              <w:t xml:space="preserve">Mantenimiento</w:t>
+            </w:r>
+          </w:p>
+        </w:tc>
+        <w:tc>
+          <w:tcPr/>
+          <w:p>
+            <w:pPr>
+              <w:pStyle w:val="Compact"/>
+            </w:pPr>
+            <w:r>
+              <w:rPr>
+                <w:rStyle w:val="VerbatimChar"/>
+              </w:rPr>
+              <w:t xml:space="preserve">Files/mantenimiento.py</w:t>
+            </w:r>
+            <w:r>
+              <w:t xml:space="preserve"> </w:t>
+            </w:r>
+            <w:r>
+              <w:t xml:space="preserve">y scripts asociados</w:t>
+            </w:r>
+          </w:p>
+        </w:tc>
+        <w:tc>
+          <w:tcPr/>
+          <w:p>
+            <w:pPr>
+              <w:pStyle w:val="Compact"/>
+            </w:pPr>
+            <w:r>
+              <w:t xml:space="preserve">Validación, auditoría, simulaciones (fuera del ejecutable)</w:t>
+            </w:r>
+          </w:p>
+        </w:tc>
+      </w:tr>
+    </w:tbl>
+    <w:p>
+      <w:pPr>
+        <w:pStyle w:val="BodyText"/>
+      </w:pPr>
+      <w:r>
+        <w:rPr>
+          <w:i/>
+          <w:iCs/>
+        </w:rPr>
+        <w:t xml:space="preserve">Tabla 2. Arquitectura en capas del sistema (de arriba abajo: lanzador → datos).</w:t>
       </w:r>
     </w:p>
     <w:p>
@@ -2452,20 +3592,20 @@
       <w:r>
         <w:drawing>
           <wp:inline>
-            <wp:extent cx="5334000" cy="3352932"/>
+            <wp:extent cx="5334000" cy="4000500"/>
             <wp:effectExtent b="0" l="0" r="0" t="0"/>
-            <wp:docPr descr="" title="" id="62" name="Picture"/>
+            <wp:docPr descr="" title="" id="71" name="Picture"/>
             <a:graphic>
               <a:graphicData uri="http://schemas.openxmlformats.org/drawingml/2006/picture">
                 <pic:pic>
                   <pic:nvPicPr>
-                    <pic:cNvPr descr="../Figuras/arquitectura_sistema.png" id="63" name="Picture"/>
+                    <pic:cNvPr descr="../Figuras/tfg_menu_principal.png" id="72" name="Picture"/>
                     <pic:cNvPicPr>
                       <a:picLocks noChangeArrowheads="1" noChangeAspect="1"/>
                     </pic:cNvPicPr>
                   </pic:nvPicPr>
                   <pic:blipFill>
-                    <a:blip r:embed="rId61"/>
+                    <a:blip r:embed="rId70"/>
                     <a:stretch>
                       <a:fillRect/>
                     </a:stretch>
@@ -2473,7 +3613,7 @@
                   <pic:spPr bwMode="auto">
                     <a:xfrm>
                       <a:off x="0" y="0"/>
-                      <a:ext cx="5334000" cy="3352932"/>
+                      <a:ext cx="5334000" cy="4000500"/>
                     </a:xfrm>
                     <a:prstGeom prst="rect">
                       <a:avLst/>
@@ -2501,477 +3641,181 @@
           <w:i/>
           <w:iCs/>
         </w:rPr>
-        <w:t xml:space="preserve">Figura 1. Arquitectura en capas del sistema (módulos principales y flujo de dependencias).</w:t>
-      </w:r>
-    </w:p>
-    <w:tbl>
-      <w:tblPr>
-        <w:tblStyle w:val="Table"/>
-        <w:tblW w:type="pct" w:w="5000"/>
-        <w:tblLayout w:type="fixed"/>
-        <w:tblLook w:firstRow="1" w:lastRow="0" w:firstColumn="0" w:lastColumn="0" w:noHBand="0" w:noVBand="0" w:val="0020"/>
-      </w:tblPr>
-      <w:tblGrid>
-        <w:gridCol w:w="1320"/>
-        <w:gridCol w:w="4620"/>
-        <w:gridCol w:w="1980"/>
-      </w:tblGrid>
-      <w:tr>
-        <w:trPr>
-          <w:tblHeader w:val="on"/>
-        </w:trPr>
-        <w:tc>
-          <w:tcPr/>
-          <w:p>
-            <w:pPr>
-              <w:pStyle w:val="Compact"/>
-            </w:pPr>
-            <w:r>
-              <w:t xml:space="preserve">Capa</w:t>
-            </w:r>
-          </w:p>
-        </w:tc>
-        <w:tc>
-          <w:tcPr/>
-          <w:p>
-            <w:pPr>
-              <w:pStyle w:val="Compact"/>
-            </w:pPr>
-            <w:r>
-              <w:t xml:space="preserve">Módulos principales</w:t>
-            </w:r>
-          </w:p>
-        </w:tc>
-        <w:tc>
-          <w:tcPr/>
-          <w:p>
-            <w:pPr>
-              <w:pStyle w:val="Compact"/>
-            </w:pPr>
-            <w:r>
-              <w:t xml:space="preserve">Función</w:t>
-            </w:r>
-          </w:p>
-        </w:tc>
-      </w:tr>
-      <w:tr>
-        <w:tc>
-          <w:tcPr/>
-          <w:p>
-            <w:pPr>
-              <w:pStyle w:val="Compact"/>
-            </w:pPr>
-            <w:r>
-              <w:t xml:space="preserve">Lanzador</w:t>
-            </w:r>
-          </w:p>
-        </w:tc>
-        <w:tc>
-          <w:tcPr/>
-          <w:p>
-            <w:pPr>
-              <w:pStyle w:val="Compact"/>
-            </w:pPr>
-            <w:r>
-              <w:rPr>
-                <w:rStyle w:val="VerbatimChar"/>
-              </w:rPr>
-              <w:t xml:space="preserve">juego_grafico.py</w:t>
-            </w:r>
-          </w:p>
-        </w:tc>
-        <w:tc>
-          <w:tcPr/>
-          <w:p>
-            <w:pPr>
-              <w:pStyle w:val="Compact"/>
-            </w:pPr>
-            <w:r>
-              <w:t xml:space="preserve">Arranque pygame (libre, historia, resistencia, feedback)</w:t>
-            </w:r>
-          </w:p>
-        </w:tc>
-      </w:tr>
-      <w:tr>
-        <w:tc>
-          <w:tcPr/>
-          <w:p>
-            <w:pPr>
-              <w:pStyle w:val="Compact"/>
-            </w:pPr>
-            <w:r>
-              <w:t xml:space="preserve">Dominio</w:t>
-            </w:r>
-          </w:p>
-        </w:tc>
-        <w:tc>
-          <w:tcPr/>
-          <w:p>
-            <w:pPr>
-              <w:pStyle w:val="Compact"/>
-            </w:pPr>
-            <w:r>
-              <w:rPr>
-                <w:rStyle w:val="VerbatimChar"/>
-              </w:rPr>
-              <w:t xml:space="preserve">Juego/Comun/</w:t>
-            </w:r>
-            <w:r>
-              <w:t xml:space="preserve"> </w:t>
-            </w:r>
-            <w:r>
-              <w:t xml:space="preserve">(</w:t>
-            </w:r>
-            <w:r>
-              <w:rPr>
-                <w:rStyle w:val="VerbatimChar"/>
-              </w:rPr>
-              <w:t xml:space="preserve">motor_nucleo.py</w:t>
-            </w:r>
-            <w:r>
-              <w:t xml:space="preserve">,</w:t>
-            </w:r>
-            <w:r>
-              <w:t xml:space="preserve"> </w:t>
-            </w:r>
-            <w:r>
-              <w:rPr>
-                <w:rStyle w:val="VerbatimChar"/>
-              </w:rPr>
-              <w:t xml:space="preserve">reglas_partida.py</w:t>
-            </w:r>
-            <w:r>
-              <w:t xml:space="preserve">,</w:t>
-            </w:r>
-            <w:r>
-              <w:t xml:space="preserve"> </w:t>
-            </w:r>
-            <w:r>
-              <w:rPr>
-                <w:rStyle w:val="VerbatimChar"/>
-              </w:rPr>
-              <w:t xml:space="preserve">datos.py</w:t>
-            </w:r>
-            <w:r>
-              <w:t xml:space="preserve">,</w:t>
-            </w:r>
-            <w:r>
-              <w:t xml:space="preserve"> </w:t>
-            </w:r>
-            <w:r>
-              <w:rPr>
-                <w:rStyle w:val="VerbatimChar"/>
-              </w:rPr>
-              <w:t xml:space="preserve">informe_examen.py</w:t>
-            </w:r>
-            <w:r>
-              <w:t xml:space="preserve">,</w:t>
-            </w:r>
-            <w:r>
-              <w:t xml:space="preserve"> </w:t>
-            </w:r>
-            <w:r>
-              <w:rPr>
-                <w:rStyle w:val="VerbatimChar"/>
-              </w:rPr>
-              <w:t xml:space="preserve">envio_feedback.py</w:t>
-            </w:r>
-            <w:r>
-              <w:t xml:space="preserve">, resistencia, …)</w:t>
-            </w:r>
-          </w:p>
-        </w:tc>
-        <w:tc>
-          <w:tcPr/>
-          <w:p>
-            <w:pPr>
-              <w:pStyle w:val="Compact"/>
-            </w:pPr>
-            <w:r>
-              <w:t xml:space="preserve">Reglas, puntuación, pool, informes, rutas</w:t>
-            </w:r>
-          </w:p>
-        </w:tc>
-      </w:tr>
-      <w:tr>
-        <w:tc>
-          <w:tcPr/>
-          <w:p>
-            <w:pPr>
-              <w:pStyle w:val="Compact"/>
-            </w:pPr>
-            <w:r>
-              <w:t xml:space="preserve">Interfaz gráfica</w:t>
-            </w:r>
-          </w:p>
-        </w:tc>
-        <w:tc>
-          <w:tcPr/>
-          <w:p>
-            <w:pPr>
-              <w:pStyle w:val="Compact"/>
-            </w:pPr>
-            <w:r>
-              <w:rPr>
-                <w:rStyle w:val="VerbatimChar"/>
-              </w:rPr>
-              <w:t xml:space="preserve">Juego/Grafico/</w:t>
-            </w:r>
-            <w:r>
-              <w:t xml:space="preserve"> </w:t>
-            </w:r>
-            <w:r>
-              <w:t xml:space="preserve">(</w:t>
-            </w:r>
-            <w:r>
-              <w:rPr>
-                <w:rStyle w:val="VerbatimChar"/>
-              </w:rPr>
-              <w:t xml:space="preserve">pantallas*.py</w:t>
-            </w:r>
-            <w:r>
-              <w:t xml:space="preserve">,</w:t>
-            </w:r>
-            <w:r>
-              <w:t xml:space="preserve"> </w:t>
-            </w:r>
-            <w:r>
-              <w:rPr>
-                <w:rStyle w:val="VerbatimChar"/>
-              </w:rPr>
-              <w:t xml:space="preserve">ui.py</w:t>
-            </w:r>
-            <w:r>
-              <w:t xml:space="preserve">,</w:t>
-            </w:r>
-            <w:r>
-              <w:t xml:space="preserve"> </w:t>
-            </w:r>
-            <w:r>
-              <w:rPr>
-                <w:rStyle w:val="VerbatimChar"/>
-              </w:rPr>
-              <w:t xml:space="preserve">tooltips_ui.py</w:t>
-            </w:r>
-            <w:r>
-              <w:t xml:space="preserve">, …)</w:t>
-            </w:r>
-          </w:p>
-        </w:tc>
-        <w:tc>
-          <w:tcPr/>
-          <w:p>
-            <w:pPr>
-              <w:pStyle w:val="Compact"/>
-            </w:pPr>
-            <w:r>
-              <w:t xml:space="preserve">Menús y partida con ratón (pygame)</w:t>
-            </w:r>
-          </w:p>
-        </w:tc>
-      </w:tr>
-      <w:tr>
-        <w:tc>
-          <w:tcPr/>
-          <w:p>
-            <w:pPr>
-              <w:pStyle w:val="Compact"/>
-            </w:pPr>
-            <w:r>
-              <w:t xml:space="preserve">Historia</w:t>
-            </w:r>
-          </w:p>
-        </w:tc>
-        <w:tc>
-          <w:tcPr/>
-          <w:p>
-            <w:pPr>
-              <w:pStyle w:val="Compact"/>
-            </w:pPr>
-            <w:r>
-              <w:rPr>
-                <w:rStyle w:val="VerbatimChar"/>
-              </w:rPr>
-              <w:t xml:space="preserve">Comun/generador_examen_historia.py</w:t>
-            </w:r>
-          </w:p>
-        </w:tc>
-        <w:tc>
-          <w:tcPr/>
-          <w:p>
-            <w:pPr>
-              <w:pStyle w:val="Compact"/>
-            </w:pPr>
-            <w:r>
-              <w:t xml:space="preserve">Ponderación según histórico de calificaciones</w:t>
-            </w:r>
-          </w:p>
-        </w:tc>
-      </w:tr>
-    </w:tbl>
-    <w:p>
-      <w:pPr>
-        <w:pStyle w:val="BodyText"/>
-      </w:pPr>
-      <w:r>
-        <w:rPr>
-          <w:b/>
-          <w:bCs/>
-        </w:rPr>
-        <w:t xml:space="preserve">Modos implementados:</w:t>
-      </w:r>
-    </w:p>
-    <w:tbl>
-      <w:tblPr>
-        <w:tblStyle w:val="Table"/>
-        <w:tblW w:type="pct" w:w="5000"/>
-        <w:tblLayout w:type="fixed"/>
-        <w:tblLook w:firstRow="1" w:lastRow="0" w:firstColumn="0" w:lastColumn="0" w:noHBand="0" w:noVBand="0" w:val="0020"/>
-      </w:tblPr>
-      <w:tblGrid>
-        <w:gridCol w:w="1900"/>
-        <w:gridCol w:w="6019"/>
-      </w:tblGrid>
-      <w:tr>
-        <w:trPr>
-          <w:tblHeader w:val="on"/>
-        </w:trPr>
-        <w:tc>
-          <w:tcPr/>
-          <w:p>
-            <w:pPr>
-              <w:pStyle w:val="Compact"/>
-            </w:pPr>
-            <w:r>
-              <w:t xml:space="preserve">Modo</w:t>
-            </w:r>
-          </w:p>
-        </w:tc>
-        <w:tc>
-          <w:tcPr/>
-          <w:p>
-            <w:pPr>
-              <w:pStyle w:val="Compact"/>
-            </w:pPr>
-            <w:r>
-              <w:t xml:space="preserve">Función pedagógica</w:t>
-            </w:r>
-          </w:p>
-        </w:tc>
-      </w:tr>
-      <w:tr>
-        <w:tc>
-          <w:tcPr/>
-          <w:p>
-            <w:pPr>
-              <w:pStyle w:val="Compact"/>
-            </w:pPr>
-            <w:r>
-              <w:rPr>
-                <w:b/>
-                <w:bCs/>
-              </w:rPr>
-              <w:t xml:space="preserve">Libre</w:t>
-            </w:r>
-          </w:p>
-        </w:tc>
-        <w:tc>
-          <w:tcPr/>
-          <w:p>
-            <w:pPr>
-              <w:pStyle w:val="Compact"/>
-            </w:pPr>
-            <w:r>
-              <w:t xml:space="preserve">Autoevaluación abierta con filtros por curso, semestre, temática, grupo, nivel, materia y dificultad</w:t>
-            </w:r>
-          </w:p>
-        </w:tc>
-      </w:tr>
-      <w:tr>
-        <w:tc>
-          <w:tcPr/>
-          <w:p>
-            <w:pPr>
-              <w:pStyle w:val="Compact"/>
-            </w:pPr>
-            <w:r>
-              <w:rPr>
-                <w:b/>
-                <w:bCs/>
-              </w:rPr>
-              <w:t xml:space="preserve">Historia</w:t>
-            </w:r>
-          </w:p>
-        </w:tc>
-        <w:tc>
-          <w:tcPr/>
-          <w:p>
-            <w:pPr>
-              <w:pStyle w:val="Compact"/>
-            </w:pPr>
-            <w:r>
-              <w:t xml:space="preserve">Simulación de examen balanceado según histórico de qualificacions del grado</w:t>
-            </w:r>
-          </w:p>
-        </w:tc>
-      </w:tr>
-      <w:tr>
-        <w:tc>
-          <w:tcPr/>
-          <w:p>
-            <w:pPr>
-              <w:pStyle w:val="Compact"/>
-            </w:pPr>
-            <w:r>
-              <w:rPr>
-                <w:b/>
-                <w:bCs/>
-              </w:rPr>
-              <w:t xml:space="preserve">Resistencia</w:t>
-            </w:r>
-          </w:p>
-        </w:tc>
-        <w:tc>
-          <w:tcPr/>
-          <w:p>
-            <w:pPr>
-              <w:pStyle w:val="Compact"/>
-            </w:pPr>
-            <w:r>
-              <w:t xml:space="preserve">Partida continua con eventos, objetos y ranking local de preguntas alcanzadas</w:t>
-            </w:r>
-          </w:p>
-        </w:tc>
-      </w:tr>
-      <w:tr>
-        <w:tc>
-          <w:tcPr/>
-          <w:p>
-            <w:pPr>
-              <w:pStyle w:val="Compact"/>
-            </w:pPr>
-            <w:r>
-              <w:rPr>
-                <w:b/>
-                <w:bCs/>
-              </w:rPr>
-              <w:t xml:space="preserve">Feedback</w:t>
-            </w:r>
-          </w:p>
-        </w:tc>
-        <w:tc>
-          <w:tcPr/>
-          <w:p>
-            <w:pPr>
-              <w:pStyle w:val="Compact"/>
-            </w:pPr>
-            <w:r>
-              <w:t xml:space="preserve">Canal de mejora continua (bugs, sugerencias) hacia el creador</w:t>
-            </w:r>
-          </w:p>
-        </w:tc>
-      </w:tr>
-    </w:tbl>
+        <w:t xml:space="preserve">Figura 3. Menú principal de</w:t>
+      </w:r>
+      <w:r>
+        <w:rPr>
+          <w:i/>
+          <w:iCs/>
+        </w:rPr>
+        <w:t xml:space="preserve"> </w:t>
+      </w:r>
+      <w:r>
+        <w:rPr>
+          <w:rStyle w:val="VerbatimChar"/>
+          <w:i/>
+          <w:iCs/>
+        </w:rPr>
+        <w:t xml:space="preserve">juego_grafico.py</w:t>
+      </w:r>
+      <w:r>
+        <w:rPr>
+          <w:i/>
+          <w:iCs/>
+        </w:rPr>
+        <w:t xml:space="preserve"> </w:t>
+      </w:r>
+      <w:r>
+        <w:rPr>
+          <w:i/>
+          <w:iCs/>
+        </w:rPr>
+        <w:t xml:space="preserve">(captura pygame): acceso a los cinco modos operativos —</w:t>
+      </w:r>
+      <w:r>
+        <w:rPr>
+          <w:i/>
+          <w:iCs/>
+        </w:rPr>
+        <w:t xml:space="preserve"> </w:t>
+      </w:r>
+      <w:r>
+        <w:rPr>
+          <w:b/>
+          <w:bCs/>
+          <w:i/>
+          <w:iCs/>
+        </w:rPr>
+        <w:t xml:space="preserve">Modo libre</w:t>
+      </w:r>
+      <w:r>
+        <w:rPr>
+          <w:i/>
+          <w:iCs/>
+        </w:rPr>
+        <w:t xml:space="preserve"> </w:t>
+      </w:r>
+      <w:r>
+        <w:rPr>
+          <w:i/>
+          <w:iCs/>
+        </w:rPr>
+        <w:t xml:space="preserve">(autoevaluación con filtros curriculares),</w:t>
+      </w:r>
+      <w:r>
+        <w:rPr>
+          <w:i/>
+          <w:iCs/>
+        </w:rPr>
+        <w:t xml:space="preserve"> </w:t>
+      </w:r>
+      <w:r>
+        <w:rPr>
+          <w:b/>
+          <w:bCs/>
+          <w:i/>
+          <w:iCs/>
+        </w:rPr>
+        <w:t xml:space="preserve">Modo historia</w:t>
+      </w:r>
+      <w:r>
+        <w:rPr>
+          <w:i/>
+          <w:iCs/>
+        </w:rPr>
+        <w:t xml:space="preserve"> </w:t>
+      </w:r>
+      <w:r>
+        <w:rPr>
+          <w:i/>
+          <w:iCs/>
+        </w:rPr>
+        <w:t xml:space="preserve">(examen balanceado según histórico del grado),</w:t>
+      </w:r>
+      <w:r>
+        <w:rPr>
+          <w:i/>
+          <w:iCs/>
+        </w:rPr>
+        <w:t xml:space="preserve"> </w:t>
+      </w:r>
+      <w:r>
+        <w:rPr>
+          <w:b/>
+          <w:bCs/>
+          <w:i/>
+          <w:iCs/>
+        </w:rPr>
+        <w:t xml:space="preserve">Modos especiales</w:t>
+      </w:r>
+      <w:r>
+        <w:rPr>
+          <w:i/>
+          <w:iCs/>
+        </w:rPr>
+        <w:t xml:space="preserve"> </w:t>
+      </w:r>
+      <w:r>
+        <w:rPr>
+          <w:i/>
+          <w:iCs/>
+        </w:rPr>
+        <w:t xml:space="preserve">(escape room y resistencia),</w:t>
+      </w:r>
+      <w:r>
+        <w:rPr>
+          <w:i/>
+          <w:iCs/>
+        </w:rPr>
+        <w:t xml:space="preserve"> </w:t>
+      </w:r>
+      <w:r>
+        <w:rPr>
+          <w:b/>
+          <w:bCs/>
+          <w:i/>
+          <w:iCs/>
+        </w:rPr>
+        <w:t xml:space="preserve">Modo feedback</w:t>
+      </w:r>
+      <w:r>
+        <w:rPr>
+          <w:i/>
+          <w:iCs/>
+        </w:rPr>
+        <w:t xml:space="preserve"> </w:t>
+      </w:r>
+      <w:r>
+        <w:rPr>
+          <w:i/>
+          <w:iCs/>
+        </w:rPr>
+        <w:t xml:space="preserve">(canal de mejora) y</w:t>
+      </w:r>
+      <w:r>
+        <w:rPr>
+          <w:i/>
+          <w:iCs/>
+        </w:rPr>
+        <w:t xml:space="preserve"> </w:t>
+      </w:r>
+      <w:r>
+        <w:rPr>
+          <w:b/>
+          <w:bCs/>
+          <w:i/>
+          <w:iCs/>
+        </w:rPr>
+        <w:t xml:space="preserve">Salir</w:t>
+      </w:r>
+      <w:r>
+        <w:rPr>
+          <w:i/>
+          <w:iCs/>
+        </w:rPr>
+        <w:t xml:space="preserve">. Barra fija superior con pausa, modos diarios, información/ranking, feedback y opciones.</w:t>
+      </w:r>
+    </w:p>
     <w:p>
       <w:pPr>
         <w:pStyle w:val="BodyText"/>
@@ -3258,8 +4102,8 @@
         </w:tc>
       </w:tr>
     </w:tbl>
-    <w:bookmarkEnd w:id="64"/>
-    <w:bookmarkStart w:id="65" w:name="validación-y-aseguramiento-de-la-calidad"/>
+    <w:bookmarkEnd w:id="73"/>
+    <w:bookmarkStart w:id="74" w:name="validación-y-aseguramiento-de-la-calidad"/>
     <w:p>
       <w:pPr>
         <w:pStyle w:val="Heading2"/>
@@ -3677,8 +4521,8 @@
         <w:t xml:space="preserve">para evitar modificaciones accidentales.</w:t>
       </w:r>
     </w:p>
-    <w:bookmarkEnd w:id="65"/>
-    <w:bookmarkStart w:id="66" w:name="criterios-de-éxito"/>
+    <w:bookmarkEnd w:id="74"/>
+    <w:bookmarkStart w:id="75" w:name="criterios-de-éxito"/>
     <w:p>
       <w:pPr>
         <w:pStyle w:val="Heading2"/>
@@ -3761,9 +4605,9 @@
         <w:t xml:space="preserve">El contenido había pasado revisión manual completa.</w:t>
       </w:r>
     </w:p>
-    <w:bookmarkEnd w:id="66"/>
-    <w:bookmarkEnd w:id="67"/>
-    <w:bookmarkStart w:id="101" w:name="resultados"/>
+    <w:bookmarkEnd w:id="75"/>
+    <w:bookmarkEnd w:id="76"/>
+    <w:bookmarkStart w:id="112" w:name="resultados"/>
     <w:p>
       <w:pPr>
         <w:pStyle w:val="Heading1"/>
@@ -3781,7 +4625,7 @@
         <w:t xml:space="preserve">Resultados</w:t>
       </w:r>
     </w:p>
-    <w:bookmarkStart w:id="68" w:name="banco-de-preguntas"/>
+    <w:bookmarkStart w:id="77" w:name="banco-de-preguntas"/>
     <w:p>
       <w:pPr>
         <w:pStyle w:val="Heading2"/>
@@ -4004,8 +4848,8 @@
         <w:t xml:space="preserve">(pool ampliado con plantillas no revisadas, hasta 1440 ítems jugables), dejando clara la trazabilidad para evaluación formal del TFG.</w:t>
       </w:r>
     </w:p>
-    <w:bookmarkEnd w:id="68"/>
-    <w:bookmarkStart w:id="69" w:name="aplicación-de-juego"/>
+    <w:bookmarkEnd w:id="77"/>
+    <w:bookmarkStart w:id="80" w:name="aplicación-de-juego"/>
     <w:p>
       <w:pPr>
         <w:pStyle w:val="Heading2"/>
@@ -4136,7 +4980,23 @@
         <w:t xml:space="preserve">Juego/Grafico/</w:t>
       </w:r>
       <w:r>
-        <w:t xml:space="preserve">.</w:t>
+        <w:t xml:space="preserve">. Todas las pantallas comparten una</w:t>
+      </w:r>
+      <w:r>
+        <w:t xml:space="preserve"> </w:t>
+      </w:r>
+      <w:r>
+        <w:rPr>
+          <w:b/>
+          <w:bCs/>
+        </w:rPr>
+        <w:t xml:space="preserve">barra fija superior</w:t>
+      </w:r>
+      <w:r>
+        <w:t xml:space="preserve"> </w:t>
+      </w:r>
+      <w:r>
+        <w:t xml:space="preserve">(pausa, diarios, ranking, feedback, opciones); en partida se añade además la barra de estado con vidas, progreso y puntuación (véase figuras 2–3).</w:t>
       </w:r>
     </w:p>
     <w:tbl>
@@ -4232,7 +5092,7 @@
               <w:t xml:space="preserve"> </w:t>
             </w:r>
             <w:r>
-              <w:t xml:space="preserve">(motor, reglas, datos, informes, feedback, historia, resistencia)</w:t>
+              <w:t xml:space="preserve">(motor, reglas, datos, informes, feedback, historia, resistencia, escape room)</w:t>
             </w:r>
           </w:p>
         </w:tc>
@@ -4300,6 +5160,9 @@
               </w:rPr>
               <w:t xml:space="preserve">.txt</w:t>
             </w:r>
+            <w:r>
+              <w:t xml:space="preserve">; semilla de partida por sesión</w:t>
+            </w:r>
           </w:p>
         </w:tc>
       </w:tr>
@@ -4333,6 +5196,9 @@
               </w:rPr>
               <w:t xml:space="preserve">Historic_qualificacions_MatCAD_completo.csv</w:t>
             </w:r>
+            <w:r>
+              <w:t xml:space="preserve">; semilla de partida por sesión</w:t>
+            </w:r>
           </w:p>
         </w:tc>
       </w:tr>
@@ -4355,7 +5221,31 @@
               <w:pStyle w:val="Compact"/>
             </w:pPr>
             <w:r>
-              <w:t xml:space="preserve">Reto del día, apuestas, maldiciones, power-ups</w:t>
+              <w:t xml:space="preserve">Reto del día, apuestas, maldiciones, power-ups; semilla de partida por sesión</w:t>
+            </w:r>
+          </w:p>
+        </w:tc>
+      </w:tr>
+      <w:tr>
+        <w:tc>
+          <w:tcPr/>
+          <w:p>
+            <w:pPr>
+              <w:pStyle w:val="Compact"/>
+            </w:pPr>
+            <w:r>
+              <w:t xml:space="preserve">Modo escape room</w:t>
+            </w:r>
+          </w:p>
+        </w:tc>
+        <w:tc>
+          <w:tcPr/>
+          <w:p>
+            <w:pPr>
+              <w:pStyle w:val="Compact"/>
+            </w:pPr>
+            <w:r>
+              <w:t xml:space="preserve">Salas y puertas, tienda, botín, inventario, pity; semilla de partida por sesión</w:t>
             </w:r>
           </w:p>
         </w:tc>
@@ -4439,8 +5329,238 @@
         </w:tc>
       </w:tr>
     </w:tbl>
-    <w:bookmarkEnd w:id="69"/>
-    <w:bookmarkStart w:id="71" w:name="organización-curricular-modelada"/>
+    <w:bookmarkStart w:id="79" w:name="aleatoriedad-y-semillas"/>
+    <w:p>
+      <w:pPr>
+        <w:pStyle w:val="Heading3"/>
+      </w:pPr>
+      <w:r>
+        <w:rPr>
+          <w:rStyle w:val="SectionNumber"/>
+        </w:rPr>
+        <w:t xml:space="preserve">5.2.1</w:t>
+      </w:r>
+      <w:r>
+        <w:tab/>
+      </w:r>
+      <w:r>
+        <w:t xml:space="preserve">Aleatoriedad y semillas</w:t>
+      </w:r>
+    </w:p>
+    <w:p>
+      <w:pPr>
+        <w:pStyle w:val="FirstParagraph"/>
+      </w:pPr>
+      <w:r>
+        <w:t xml:space="preserve">La</w:t>
+      </w:r>
+      <w:r>
+        <w:t xml:space="preserve"> </w:t>
+      </w:r>
+      <w:r>
+        <w:rPr>
+          <w:b/>
+          <w:bCs/>
+        </w:rPr>
+        <w:t xml:space="preserve">semilla diaria</w:t>
+      </w:r>
+      <w:r>
+        <w:t xml:space="preserve"> </w:t>
+      </w:r>
+      <w:r>
+        <w:t xml:space="preserve">(</w:t>
+      </w:r>
+      <w:r>
+        <w:rPr>
+          <w:rStyle w:val="VerbatimChar"/>
+        </w:rPr>
+        <w:t xml:space="preserve">DDMMYYYY</w:t>
+      </w:r>
+      <w:r>
+        <w:t xml:space="preserve">, UTC) fija el</w:t>
+      </w:r>
+      <w:r>
+        <w:t xml:space="preserve"> </w:t>
+      </w:r>
+      <w:r>
+        <w:rPr>
+          <w:b/>
+          <w:bCs/>
+        </w:rPr>
+        <w:t xml:space="preserve">contenido</w:t>
+      </w:r>
+      <w:r>
+        <w:t xml:space="preserve"> </w:t>
+      </w:r>
+      <w:r>
+        <w:t xml:space="preserve">del</w:t>
+      </w:r>
+      <w:r>
+        <w:t xml:space="preserve"> </w:t>
+      </w:r>
+      <w:r>
+        <w:rPr>
+          <w:b/>
+          <w:bCs/>
+        </w:rPr>
+        <w:t xml:space="preserve">Examen del día</w:t>
+      </w:r>
+      <w:r>
+        <w:t xml:space="preserve"> </w:t>
+      </w:r>
+      <w:r>
+        <w:t xml:space="preserve">(</w:t>
+      </w:r>
+      <w:r>
+        <w:rPr>
+          <w:rStyle w:val="VerbatimChar"/>
+        </w:rPr>
+        <w:t xml:space="preserve">examen_fijo</w:t>
+      </w:r>
+      <w:r>
+        <w:t xml:space="preserve"> </w:t>
+      </w:r>
+      <w:r>
+        <w:t xml:space="preserve">con origen diario): mismo banco de preguntas para todos los jugadores ese día. Al</w:t>
+      </w:r>
+      <w:r>
+        <w:t xml:space="preserve"> </w:t>
+      </w:r>
+      <w:r>
+        <w:rPr>
+          <w:b/>
+          <w:bCs/>
+        </w:rPr>
+        <w:t xml:space="preserve">iniciar cada partida</w:t>
+      </w:r>
+      <w:r>
+        <w:t xml:space="preserve"> </w:t>
+      </w:r>
+      <w:r>
+        <w:t xml:space="preserve">se asigna una</w:t>
+      </w:r>
+      <w:r>
+        <w:t xml:space="preserve"> </w:t>
+      </w:r>
+      <w:r>
+        <w:rPr>
+          <w:b/>
+          <w:bCs/>
+        </w:rPr>
+        <w:t xml:space="preserve">semilla de partida</w:t>
+      </w:r>
+      <w:r>
+        <w:t xml:space="preserve"> </w:t>
+      </w:r>
+      <w:r>
+        <w:t xml:space="preserve">—típicamente</w:t>
+      </w:r>
+      <w:r>
+        <w:t xml:space="preserve"> </w:t>
+      </w:r>
+      <w:r>
+        <w:rPr>
+          <w:rStyle w:val="VerbatimChar"/>
+        </w:rPr>
+        <w:t xml:space="preserve">semilla_partida_aleatoria()</w:t>
+      </w:r>
+      <w:r>
+        <w:t xml:space="preserve">— y se crea un único</w:t>
+      </w:r>
+      <w:r>
+        <w:t xml:space="preserve"> </w:t>
+      </w:r>
+      <w:r>
+        <w:rPr>
+          <w:rStyle w:val="VerbatimChar"/>
+          <w:b/>
+          <w:bCs/>
+        </w:rPr>
+        <w:t xml:space="preserve">RngPartida</w:t>
+      </w:r>
+      <w:r>
+        <w:t xml:space="preserve"> </w:t>
+      </w:r>
+      <w:r>
+        <w:t xml:space="preserve">(</w:t>
+      </w:r>
+      <w:r>
+        <w:rPr>
+          <w:rStyle w:val="VerbatimChar"/>
+        </w:rPr>
+        <w:t xml:space="preserve">Random</w:t>
+      </w:r>
+      <w:r>
+        <w:t xml:space="preserve"> </w:t>
+      </w:r>
+      <w:r>
+        <w:t xml:space="preserve">instanciado una sola vez en</w:t>
+      </w:r>
+      <w:r>
+        <w:t xml:space="preserve"> </w:t>
+      </w:r>
+      <w:hyperlink r:id="rId78">
+        <w:r>
+          <w:rPr>
+            <w:rStyle w:val="VerbatimChar"/>
+          </w:rPr>
+          <w:t xml:space="preserve">semillas.py</w:t>
+        </w:r>
+      </w:hyperlink>
+      <w:r>
+        <w:t xml:space="preserve">). Cada operación aleatoria —barajar orden, opciones A–D, salas, eventos, etc.—</w:t>
+      </w:r>
+      <w:r>
+        <w:t xml:space="preserve"> </w:t>
+      </w:r>
+      <w:r>
+        <w:rPr>
+          <w:b/>
+          <w:bCs/>
+        </w:rPr>
+        <w:t xml:space="preserve">consume</w:t>
+      </w:r>
+      <w:r>
+        <w:t xml:space="preserve"> </w:t>
+      </w:r>
+      <w:r>
+        <w:t xml:space="preserve">ese generador y devuelve un valor distinto aunque la semilla no cambie; recrear</w:t>
+      </w:r>
+      <w:r>
+        <w:t xml:space="preserve"> </w:t>
+      </w:r>
+      <w:r>
+        <w:rPr>
+          <w:rStyle w:val="VerbatimChar"/>
+        </w:rPr>
+        <w:t xml:space="preserve">Random(semilla)</w:t>
+      </w:r>
+      <w:r>
+        <w:t xml:space="preserve"> </w:t>
+      </w:r>
+      <w:r>
+        <w:t xml:space="preserve">a mitad de partida reiniciaría la secuencia, por eso no se derivan sub-semillas. En el examen del día con orden variable, la semilla diaria sigue fijando el contenido y la semilla de partida baraja el orden.</w:t>
+      </w:r>
+      <w:r>
+        <w:t xml:space="preserve"> </w:t>
+      </w:r>
+      <w:r>
+        <w:rPr>
+          <w:b/>
+          <w:bCs/>
+        </w:rPr>
+        <w:t xml:space="preserve">En el resto de modos</w:t>
+      </w:r>
+      <w:r>
+        <w:t xml:space="preserve"> </w:t>
+      </w:r>
+      <w:r>
+        <w:t xml:space="preserve">la semilla de partida gobierna selección, orden y mecánicas aleatorias. El examen fijo con semilla numérica manual también usa una sola semilla de partida. Las simulaciones de §5.7 y §5.8 usan semilla 42 para reproducir las figuras.</w:t>
+      </w:r>
+    </w:p>
+    <w:bookmarkEnd w:id="79"/>
+    <w:bookmarkEnd w:id="80"/>
+    <w:bookmarkStart w:id="82" w:name="organización-curricular-modelada"/>
     <w:p>
       <w:pPr>
         <w:pStyle w:val="Heading2"/>
@@ -4479,7 +5599,7 @@
         <w:t xml:space="preserve"> </w:t>
       </w:r>
       <w:r>
-        <w:t xml:space="preserve">(tabla 1). Los metadatos provienen de</w:t>
+        <w:t xml:space="preserve">(tabla 3). Los metadatos provienen de</w:t>
       </w:r>
       <w:r>
         <w:t xml:space="preserve"> </w:t>
@@ -4492,24 +5612,6 @@
       </w:r>
       <w:r>
         <w:t xml:space="preserve">.</w:t>
-      </w:r>
-    </w:p>
-    <w:p>
-      <w:pPr>
-        <w:pStyle w:val="BodyText"/>
-      </w:pPr>
-      <w:r>
-        <w:rPr>
-          <w:b/>
-          <w:bCs/>
-        </w:rPr>
-        <w:t xml:space="preserve">Tabla 1.</w:t>
-      </w:r>
-      <w:r>
-        <w:t xml:space="preserve"> </w:t>
-      </w:r>
-      <w:r>
-        <w:t xml:space="preserve">Materias por curso y semestre (5 por celda → 40 en total).</w:t>
       </w:r>
     </w:p>
     <w:tbl>
@@ -4707,6 +5809,18 @@
         <w:pStyle w:val="BodyText"/>
       </w:pPr>
       <w:r>
+        <w:rPr>
+          <w:i/>
+          <w:iCs/>
+        </w:rPr>
+        <w:t xml:space="preserve">Tabla 3. Materias por curso y semestre (5 por celda → 40 en total).</w:t>
+      </w:r>
+    </w:p>
+    <w:p>
+      <w:pPr>
+        <w:pStyle w:val="BodyText"/>
+      </w:pPr>
+      <w:r>
         <w:t xml:space="preserve">Transversalmente, las materias se agrupan en</w:t>
       </w:r>
       <w:r>
@@ -4723,25 +5837,7 @@
         <w:t xml:space="preserve"> </w:t>
       </w:r>
       <w:r>
-        <w:t xml:space="preserve">(tabla 2). El grupo no coincide con el curso: varias materias del mismo bloque temático se imparten en etapas distintas del grado.</w:t>
-      </w:r>
-    </w:p>
-    <w:p>
-      <w:pPr>
-        <w:pStyle w:val="BodyText"/>
-      </w:pPr>
-      <w:r>
-        <w:rPr>
-          <w:b/>
-          <w:bCs/>
-        </w:rPr>
-        <w:t xml:space="preserve">Tabla 2.</w:t>
-      </w:r>
-      <w:r>
-        <w:t xml:space="preserve"> </w:t>
-      </w:r>
-      <w:r>
-        <w:t xml:space="preserve">Grupos temáticos y número de materias.</w:t>
+        <w:t xml:space="preserve">(tabla 4). El grupo no coincide con el curso: varias materias del mismo bloque temático se imparten en etapas distintas del grado.</w:t>
       </w:r>
     </w:p>
     <w:tbl>
@@ -5149,6 +6245,18 @@
         <w:pStyle w:val="BodyText"/>
       </w:pPr>
       <w:r>
+        <w:rPr>
+          <w:i/>
+          <w:iCs/>
+        </w:rPr>
+        <w:t xml:space="preserve">Tabla 4. Grupos temáticos y número de materias.</w:t>
+      </w:r>
+    </w:p>
+    <w:p>
+      <w:pPr>
+        <w:pStyle w:val="BodyText"/>
+      </w:pPr>
+      <w:r>
         <w:t xml:space="preserve">Cada pregunta se enriquece al cargar con</w:t>
       </w:r>
       <w:r>
@@ -5225,7 +6333,7 @@
       <w:r>
         <w:t xml:space="preserve"> </w:t>
       </w:r>
-      <w:hyperlink r:id="rId70">
+      <w:hyperlink r:id="rId81">
         <w:r>
           <w:rPr>
             <w:rStyle w:val="VerbatimChar"/>
@@ -5237,8 +6345,8 @@
         <w:t xml:space="preserve">.</w:t>
       </w:r>
     </w:p>
-    <w:bookmarkEnd w:id="71"/>
-    <w:bookmarkStart w:id="73" w:name="herramientas-de-mantenimiento"/>
+    <w:bookmarkEnd w:id="82"/>
+    <w:bookmarkStart w:id="84" w:name="herramientas-de-mantenimiento"/>
     <w:p>
       <w:pPr>
         <w:pStyle w:val="Heading2"/>
@@ -5378,7 +6486,7 @@
       <w:r>
         <w:t xml:space="preserve"> </w:t>
       </w:r>
-      <w:hyperlink r:id="rId72">
+      <w:hyperlink r:id="rId83">
         <w:r>
           <w:rPr>
             <w:rStyle w:val="VerbatimChar"/>
@@ -5390,8 +6498,8 @@
         <w:t xml:space="preserve">.</w:t>
       </w:r>
     </w:p>
-    <w:bookmarkEnd w:id="73"/>
-    <w:bookmarkStart w:id="74" w:name="síntesis-cuantitativa"/>
+    <w:bookmarkEnd w:id="84"/>
+    <w:bookmarkStart w:id="85" w:name="síntesis-cuantitativa"/>
     <w:p>
       <w:pPr>
         <w:pStyle w:val="Heading2"/>
@@ -5615,8 +6723,8 @@
         </w:tc>
       </w:tr>
     </w:tbl>
-    <w:bookmarkEnd w:id="74"/>
-    <w:bookmarkStart w:id="78" w:name="validación-del-modo-historia-h3"/>
+    <w:bookmarkEnd w:id="85"/>
+    <w:bookmarkStart w:id="86" w:name="validación-del-modo-historia-h3"/>
     <w:p>
       <w:pPr>
         <w:pStyle w:val="Heading2"/>
@@ -5703,7 +6811,7 @@
         <w:t xml:space="preserve">generador_examen_historia.py</w:t>
       </w:r>
       <w:r>
-        <w:t xml:space="preserve">, sigue el flujo de la figura 2. En primer lugar, por cada materia se calculan la media numérica, la tasa de suspensos (nota &lt; 5) y un</w:t>
+        <w:t xml:space="preserve">, sigue el pipeline de la tabla 5. En primer lugar, por cada materia se calculan la media numérica, la tasa de suspensos (nota &lt; 5) y un</w:t>
       </w:r>
       <w:r>
         <w:t xml:space="preserve"> </w:t>
@@ -5805,53 +6913,282 @@
         <w:t xml:space="preserve">canónicos Teoría/Cálculo × Fácil/Media/Difícil con preguntas del banco cerrado.</w:t>
       </w:r>
     </w:p>
-    <w:p>
-      <w:pPr>
-        <w:pStyle w:val="BodyText"/>
-      </w:pPr>
-      <w:r>
-        <w:drawing>
-          <wp:inline>
-            <wp:extent cx="5334000" cy="2302174"/>
-            <wp:effectExtent b="0" l="0" r="0" t="0"/>
-            <wp:docPr descr="" title="" id="76" name="Picture"/>
-            <a:graphic>
-              <a:graphicData uri="http://schemas.openxmlformats.org/drawingml/2006/picture">
-                <pic:pic>
-                  <pic:nvPicPr>
-                    <pic:cNvPr descr="../Figuras/flujo_modo_historia.png" id="77" name="Picture"/>
-                    <pic:cNvPicPr>
-                      <a:picLocks noChangeArrowheads="1" noChangeAspect="1"/>
-                    </pic:cNvPicPr>
-                  </pic:nvPicPr>
-                  <pic:blipFill>
-                    <a:blip r:embed="rId75"/>
-                    <a:stretch>
-                      <a:fillRect/>
-                    </a:stretch>
-                  </pic:blipFill>
-                  <pic:spPr bwMode="auto">
-                    <a:xfrm>
-                      <a:off x="0" y="0"/>
-                      <a:ext cx="5334000" cy="2302174"/>
-                    </a:xfrm>
-                    <a:prstGeom prst="rect">
-                      <a:avLst/>
-                    </a:prstGeom>
-                    <a:noFill/>
-                    <a:ln w="9525">
-                      <a:noFill/>
-                      <a:headEnd/>
-                      <a:tailEnd/>
-                    </a:ln>
-                  </pic:spPr>
-                </pic:pic>
-              </a:graphicData>
-            </a:graphic>
-          </wp:inline>
-        </w:drawing>
-      </w:r>
-    </w:p>
+    <w:tbl>
+      <w:tblPr>
+        <w:tblStyle w:val="Table"/>
+        <w:tblW w:type="pct" w:w="5000"/>
+        <w:tblLayout w:type="fixed"/>
+        <w:tblLook w:firstRow="1" w:lastRow="0" w:firstColumn="0" w:lastColumn="0" w:noHBand="0" w:noVBand="0" w:val="0020"/>
+      </w:tblPr>
+      <w:tblGrid>
+        <w:gridCol w:w="1827"/>
+        <w:gridCol w:w="2132"/>
+        <w:gridCol w:w="3960"/>
+      </w:tblGrid>
+      <w:tr>
+        <w:trPr>
+          <w:tblHeader w:val="on"/>
+        </w:trPr>
+        <w:tc>
+          <w:tcPr/>
+          <w:p>
+            <w:pPr>
+              <w:pStyle w:val="Compact"/>
+            </w:pPr>
+            <w:r>
+              <w:t xml:space="preserve">Paso</w:t>
+            </w:r>
+          </w:p>
+        </w:tc>
+        <w:tc>
+          <w:tcPr/>
+          <w:p>
+            <w:pPr>
+              <w:pStyle w:val="Compact"/>
+            </w:pPr>
+            <w:r>
+              <w:t xml:space="preserve">Etapa</w:t>
+            </w:r>
+          </w:p>
+        </w:tc>
+        <w:tc>
+          <w:tcPr/>
+          <w:p>
+            <w:pPr>
+              <w:pStyle w:val="Compact"/>
+            </w:pPr>
+            <w:r>
+              <w:t xml:space="preserve">Descripción</w:t>
+            </w:r>
+          </w:p>
+        </w:tc>
+      </w:tr>
+      <w:tr>
+        <w:tc>
+          <w:tcPr/>
+          <w:p>
+            <w:pPr>
+              <w:pStyle w:val="Compact"/>
+            </w:pPr>
+            <w:r>
+              <w:t xml:space="preserve">1</w:t>
+            </w:r>
+          </w:p>
+        </w:tc>
+        <w:tc>
+          <w:tcPr/>
+          <w:p>
+            <w:pPr>
+              <w:pStyle w:val="Compact"/>
+            </w:pPr>
+            <w:r>
+              <w:t xml:space="preserve">Histórico de qualificacions</w:t>
+            </w:r>
+          </w:p>
+        </w:tc>
+        <w:tc>
+          <w:tcPr/>
+          <w:p>
+            <w:pPr>
+              <w:pStyle w:val="Compact"/>
+            </w:pPr>
+            <w:r>
+              <w:t xml:space="preserve">Lectura de</w:t>
+            </w:r>
+            <w:r>
+              <w:t xml:space="preserve"> </w:t>
+            </w:r>
+            <w:r>
+              <w:rPr>
+                <w:rStyle w:val="VerbatimChar"/>
+              </w:rPr>
+              <w:t xml:space="preserve">Historic_qualificacions_MatCAD_completo.csv</w:t>
+            </w:r>
+            <w:r>
+              <w:t xml:space="preserve"> </w:t>
+            </w:r>
+            <w:r>
+              <w:t xml:space="preserve">(8818 registros)</w:t>
+            </w:r>
+          </w:p>
+        </w:tc>
+      </w:tr>
+      <w:tr>
+        <w:tc>
+          <w:tcPr/>
+          <w:p>
+            <w:pPr>
+              <w:pStyle w:val="Compact"/>
+            </w:pPr>
+            <w:r>
+              <w:t xml:space="preserve">2</w:t>
+            </w:r>
+          </w:p>
+        </w:tc>
+        <w:tc>
+          <w:tcPr/>
+          <w:p>
+            <w:pPr>
+              <w:pStyle w:val="Compact"/>
+            </w:pPr>
+            <w:r>
+              <w:t xml:space="preserve">Agregación por materia</w:t>
+            </w:r>
+          </w:p>
+        </w:tc>
+        <w:tc>
+          <w:tcPr/>
+          <w:p>
+            <w:pPr>
+              <w:pStyle w:val="Compact"/>
+            </w:pPr>
+            <w:r>
+              <w:t xml:space="preserve">Media numérica y tasa de suspensos por asignatura</w:t>
+            </w:r>
+          </w:p>
+        </w:tc>
+      </w:tr>
+      <w:tr>
+        <w:tc>
+          <w:tcPr/>
+          <w:p>
+            <w:pPr>
+              <w:pStyle w:val="Compact"/>
+            </w:pPr>
+            <w:r>
+              <w:t xml:space="preserve">3</w:t>
+            </w:r>
+          </w:p>
+        </w:tc>
+        <w:tc>
+          <w:tcPr/>
+          <w:p>
+            <w:pPr>
+              <w:pStyle w:val="Compact"/>
+            </w:pPr>
+            <w:r>
+              <w:t xml:space="preserve">Índice y pesos</w:t>
+            </w:r>
+          </w:p>
+        </w:tc>
+        <w:tc>
+          <w:tcPr/>
+          <w:p>
+            <w:pPr>
+              <w:pStyle w:val="Compact"/>
+            </w:pPr>
+            <w:r>
+              <w:t xml:space="preserve">Índice de dificultad</w:t>
+            </w:r>
+            <w:r>
+              <w:t xml:space="preserve"> </w:t>
+            </w:r>
+            <m:oMath>
+              <m:r>
+                <m:rPr>
+                  <m:sty m:val="p"/>
+                </m:rPr>
+                <m:t>[</m:t>
+              </m:r>
+              <m:r>
+                <m:t>0</m:t>
+              </m:r>
+              <m:r>
+                <m:rPr>
+                  <m:sty m:val="p"/>
+                </m:rPr>
+                <m:t>,</m:t>
+              </m:r>
+              <m:r>
+                <m:t>1</m:t>
+              </m:r>
+              <m:r>
+                <m:rPr>
+                  <m:sty m:val="p"/>
+                </m:rPr>
+                <m:t>]</m:t>
+              </m:r>
+            </m:oMath>
+            <w:r>
+              <w:t xml:space="preserve"> </w:t>
+            </w:r>
+            <w:r>
+              <w:t xml:space="preserve">y ponderación según perfil pedagógico</w:t>
+            </w:r>
+          </w:p>
+        </w:tc>
+      </w:tr>
+      <w:tr>
+        <w:tc>
+          <w:tcPr/>
+          <w:p>
+            <w:pPr>
+              <w:pStyle w:val="Compact"/>
+            </w:pPr>
+            <w:r>
+              <w:t xml:space="preserve">4</w:t>
+            </w:r>
+          </w:p>
+        </w:tc>
+        <w:tc>
+          <w:tcPr/>
+          <w:p>
+            <w:pPr>
+              <w:pStyle w:val="Compact"/>
+            </w:pPr>
+            <w:r>
+              <w:t xml:space="preserve">Slots canónicos</w:t>
+            </w:r>
+          </w:p>
+        </w:tc>
+        <w:tc>
+          <w:tcPr/>
+          <w:p>
+            <w:pPr>
+              <w:pStyle w:val="Compact"/>
+            </w:pPr>
+            <w:r>
+              <w:t xml:space="preserve">Teoría/Cálculo × Fácil/Media/Difícil por materia seleccionada</w:t>
+            </w:r>
+          </w:p>
+        </w:tc>
+      </w:tr>
+      <w:tr>
+        <w:tc>
+          <w:tcPr/>
+          <w:p>
+            <w:pPr>
+              <w:pStyle w:val="Compact"/>
+            </w:pPr>
+            <w:r>
+              <w:t xml:space="preserve">5</w:t>
+            </w:r>
+          </w:p>
+        </w:tc>
+        <w:tc>
+          <w:tcPr/>
+          <w:p>
+            <w:pPr>
+              <w:pStyle w:val="Compact"/>
+            </w:pPr>
+            <w:r>
+              <w:t xml:space="preserve">Examen balanceado</w:t>
+            </w:r>
+          </w:p>
+        </w:tc>
+        <w:tc>
+          <w:tcPr/>
+          <w:p>
+            <w:pPr>
+              <w:pStyle w:val="Compact"/>
+            </w:pPr>
+            <w:r>
+              <w:t xml:space="preserve">Lista de preguntas del banco cerrado lista para jugar</w:t>
+            </w:r>
+          </w:p>
+        </w:tc>
+      </w:tr>
+    </w:tbl>
     <w:p>
       <w:pPr>
         <w:pStyle w:val="BodyText"/>
@@ -5861,7 +7198,7 @@
           <w:i/>
           <w:iCs/>
         </w:rPr>
-        <w:t xml:space="preserve">Figura 2. Pipeline del generador de examen balanceado (modo historia).</w:t>
+        <w:t xml:space="preserve">Tabla 5. Pipeline del generador de examen balanceado (modo historia).</w:t>
       </w:r>
     </w:p>
     <w:p>
@@ -5869,7 +7206,7 @@
         <w:pStyle w:val="BodyText"/>
       </w:pPr>
       <w:r>
-        <w:t xml:space="preserve">La tabla siguiente recoge una muestra ilustrativa de materias con mayor índice de dificultad en el histórico agregado:</w:t>
+        <w:t xml:space="preserve">En el histórico agregado destacan, entre otras, las materias con mayor índice de dificultad:</w:t>
       </w:r>
     </w:p>
     <w:tbl>
@@ -6122,11 +7459,23 @@
         <w:pStyle w:val="BodyText"/>
       </w:pPr>
       <w:r>
+        <w:rPr>
+          <w:i/>
+          <w:iCs/>
+        </w:rPr>
+        <w:t xml:space="preserve">Tabla 6. Materias con mayor índice de dificultad en el histórico agregado (muestra ilustrativa).</w:t>
+      </w:r>
+    </w:p>
+    <w:p>
+      <w:pPr>
+        <w:pStyle w:val="BodyText"/>
+      </w:pPr>
+      <w:r>
         <w:t xml:space="preserve">Estos valores orientan la ponderación del modo historia; un piloto con estudiantes permitiría contrastar si los exámenes generados se perciben alineados con la exigencia real del grado.</w:t>
       </w:r>
     </w:p>
-    <w:bookmarkEnd w:id="78"/>
-    <w:bookmarkStart w:id="85" w:name="simulación-monte-carlo"/>
+    <w:bookmarkEnd w:id="86"/>
+    <w:bookmarkStart w:id="93" w:name="simulación-monte-carlo"/>
     <w:p>
       <w:pPr>
         <w:pStyle w:val="Heading2"/>
@@ -7005,7 +8354,7 @@
         <w:t xml:space="preserve">24,98 %</w:t>
       </w:r>
       <w:r>
-        <w:t xml:space="preserve">, próxima al 25 % teórico. La figura 3 contrasta el histograma empírico de notas con la masa de probabilidad binomial; la figura 4 muestra la convergencia de</w:t>
+        <w:t xml:space="preserve">, próxima al 25 % teórico. La figura 4 contrasta el histograma empírico de notas con la masa de probabilidad binomial; la figura 5 muestra la convergencia de</w:t>
       </w:r>
       <w:r>
         <w:t xml:space="preserve"> </w:t>
@@ -7076,18 +8425,18 @@
           <wp:inline>
             <wp:extent cx="5334000" cy="2122681"/>
             <wp:effectExtent b="0" l="0" r="0" t="0"/>
-            <wp:docPr descr="" title="" id="80" name="Picture"/>
+            <wp:docPr descr="" title="" id="88" name="Picture"/>
             <a:graphic>
               <a:graphicData uri="http://schemas.openxmlformats.org/drawingml/2006/picture">
                 <pic:pic>
                   <pic:nvPicPr>
-                    <pic:cNvPr descr="../Figuras/monte_carlo_histograma_notas.png" id="81" name="Picture"/>
+                    <pic:cNvPr descr="../Figuras/monte_carlo_histograma_notas.png" id="89" name="Picture"/>
                     <pic:cNvPicPr>
                       <a:picLocks noChangeArrowheads="1" noChangeAspect="1"/>
                     </pic:cNvPicPr>
                   </pic:nvPicPr>
                   <pic:blipFill>
-                    <a:blip r:embed="rId79"/>
+                    <a:blip r:embed="rId87"/>
                     <a:stretch>
                       <a:fillRect/>
                     </a:stretch>
@@ -7123,7 +8472,7 @@
           <w:i/>
           <w:iCs/>
         </w:rPr>
-        <w:t xml:space="preserve">Figura 3. Histograma de la simulación (50 000 réplicas) frente a la distribución binomial teórica.</w:t>
+        <w:t xml:space="preserve">Figura 4. Histograma de la simulación (50 000 réplicas) frente a la distribución binomial teórica.</w:t>
       </w:r>
     </w:p>
     <w:p>
@@ -7135,18 +8484,18 @@
           <wp:inline>
             <wp:extent cx="5334000" cy="2861284"/>
             <wp:effectExtent b="0" l="0" r="0" t="0"/>
-            <wp:docPr descr="" title="" id="83" name="Picture"/>
+            <wp:docPr descr="" title="" id="91" name="Picture"/>
             <a:graphic>
               <a:graphicData uri="http://schemas.openxmlformats.org/drawingml/2006/picture">
                 <pic:pic>
                   <pic:nvPicPr>
-                    <pic:cNvPr descr="../Figuras/monte_carlo_convergencia.png" id="84" name="Picture"/>
+                    <pic:cNvPr descr="../Figuras/monte_carlo_convergencia.png" id="92" name="Picture"/>
                     <pic:cNvPicPr>
                       <a:picLocks noChangeArrowheads="1" noChangeAspect="1"/>
                     </pic:cNvPicPr>
                   </pic:nvPicPr>
                   <pic:blipFill>
-                    <a:blip r:embed="rId82"/>
+                    <a:blip r:embed="rId90"/>
                     <a:stretch>
                       <a:fillRect/>
                     </a:stretch>
@@ -7182,7 +8531,7 @@
           <w:i/>
           <w:iCs/>
         </w:rPr>
-        <w:t xml:space="preserve">Figura 4. Convergencia de</w:t>
+        <w:t xml:space="preserve">Figura 5. Convergencia de</w:t>
       </w:r>
       <w:r>
         <w:rPr>
@@ -7853,74 +9202,70 @@
         <w:pStyle w:val="BodyText"/>
       </w:pPr>
       <w:r>
-        <w:t xml:space="preserve">En conjunto, el experimento muestra que el azar produce suspensión sistemática y que, con vidas limitadas, impide completar bloques largos sin conocimiento real. Las figuras se regeneran con</w:t>
-      </w:r>
-      <w:r>
-        <w:t xml:space="preserve"> </w:t>
-      </w:r>
-      <w:r>
-        <w:rPr>
-          <w:rStyle w:val="VerbatimChar"/>
-        </w:rPr>
-        <w:t xml:space="preserve">python Docs/generar_figuras_memoria.py</w:t>
-      </w:r>
-      <w:r>
-        <w:t xml:space="preserve">; la simulación numérica, con</w:t>
-      </w:r>
-      <w:r>
-        <w:t xml:space="preserve"> </w:t>
-      </w:r>
-      <w:r>
-        <w:rPr>
-          <w:rStyle w:val="VerbatimChar"/>
-        </w:rPr>
-        <w:t xml:space="preserve">python Files/simulacion_evaluacion_azar.py</w:t>
-      </w:r>
-      <w:r>
-        <w:t xml:space="preserve">.</w:t>
-      </w:r>
-    </w:p>
-    <w:bookmarkEnd w:id="85"/>
-    <w:bookmarkStart w:id="100" w:name="análisis-del-sistema-de-pity"/>
-    <w:p>
-      <w:pPr>
-        <w:pStyle w:val="Heading2"/>
-      </w:pPr>
-      <w:r>
-        <w:rPr>
-          <w:rStyle w:val="SectionNumber"/>
-        </w:rPr>
-        <w:t xml:space="preserve">5.8</w:t>
-      </w:r>
-      <w:r>
-        <w:tab/>
-      </w:r>
-      <w:r>
-        <w:t xml:space="preserve">Análisis del sistema de pity</w:t>
-      </w:r>
-    </w:p>
-    <w:p>
-      <w:pPr>
-        <w:pStyle w:val="FirstParagraph"/>
-      </w:pPr>
-      <w:r>
-        <w:t xml:space="preserve">En los modos</w:t>
-      </w:r>
-      <w:r>
-        <w:t xml:space="preserve"> </w:t>
-      </w:r>
-      <w:r>
         <w:rPr>
           <w:i/>
           <w:iCs/>
         </w:rPr>
-        <w:t xml:space="preserve">escape room</w:t>
-      </w:r>
-      <w:r>
-        <w:t xml:space="preserve"> </w:t>
-      </w:r>
-      <w:r>
-        <w:t xml:space="preserve">y</w:t>
+        <w:t xml:space="preserve">Tabla 7. Resultados agregados de la simulación Monte Carlo (semilla 42).</w:t>
+      </w:r>
+    </w:p>
+    <w:p>
+      <w:pPr>
+        <w:pStyle w:val="BodyText"/>
+      </w:pPr>
+      <w:r>
+        <w:t xml:space="preserve">En conjunto, el experimento muestra que el azar produce suspensión sistemática y que, con vidas limitadas, impide completar bloques largos sin conocimiento real. Las figuras se regeneran con</w:t>
+      </w:r>
+      <w:r>
+        <w:t xml:space="preserve"> </w:t>
+      </w:r>
+      <w:r>
+        <w:rPr>
+          <w:rStyle w:val="VerbatimChar"/>
+        </w:rPr>
+        <w:t xml:space="preserve">python Docs/generar_figuras_memoria.py</w:t>
+      </w:r>
+      <w:r>
+        <w:t xml:space="preserve">; la simulación numérica, con</w:t>
+      </w:r>
+      <w:r>
+        <w:t xml:space="preserve"> </w:t>
+      </w:r>
+      <w:r>
+        <w:rPr>
+          <w:rStyle w:val="VerbatimChar"/>
+        </w:rPr>
+        <w:t xml:space="preserve">python Files/simulacion_evaluacion_azar.py</w:t>
+      </w:r>
+      <w:r>
+        <w:t xml:space="preserve">.</w:t>
+      </w:r>
+    </w:p>
+    <w:bookmarkEnd w:id="93"/>
+    <w:bookmarkStart w:id="111" w:name="análisis-del-sistema-de-pity"/>
+    <w:p>
+      <w:pPr>
+        <w:pStyle w:val="Heading2"/>
+      </w:pPr>
+      <w:r>
+        <w:rPr>
+          <w:rStyle w:val="SectionNumber"/>
+        </w:rPr>
+        <w:t xml:space="preserve">5.8</w:t>
+      </w:r>
+      <w:r>
+        <w:tab/>
+      </w:r>
+      <w:r>
+        <w:t xml:space="preserve">Análisis del sistema de pity</w:t>
+      </w:r>
+    </w:p>
+    <w:p>
+      <w:pPr>
+        <w:pStyle w:val="FirstParagraph"/>
+      </w:pPr>
+      <w:r>
+        <w:t xml:space="preserve">En los modos</w:t>
       </w:r>
       <w:r>
         <w:t xml:space="preserve"> </w:t>
@@ -7930,10 +9275,13 @@
           <w:i/>
           <w:iCs/>
         </w:rPr>
-        <w:t xml:space="preserve">resistencia</w:t>
-      </w:r>
-      <w:r>
-        <w:t xml:space="preserve">, ciertos eventos beneficiosos (puertas de descanso, tienda, botín u ofertas sí/no) se generan de forma aleatoria. Para evitar rachas largas sin recompensas —análogo al</w:t>
+        <w:t xml:space="preserve">escape room</w:t>
+      </w:r>
+      <w:r>
+        <w:t xml:space="preserve"> </w:t>
+      </w:r>
+      <w:r>
+        <w:t xml:space="preserve">y</w:t>
       </w:r>
       <w:r>
         <w:t xml:space="preserve"> </w:t>
@@ -7943,13 +9291,10 @@
           <w:i/>
           <w:iCs/>
         </w:rPr>
-        <w:t xml:space="preserve">pity</w:t>
-      </w:r>
-      <w:r>
-        <w:t xml:space="preserve"> </w:t>
-      </w:r>
-      <w:r>
-        <w:t xml:space="preserve">de los</w:t>
+        <w:t xml:space="preserve">resistencia</w:t>
+      </w:r>
+      <w:r>
+        <w:t xml:space="preserve">, ciertos eventos beneficiosos (puertas de descanso, tienda, botín u ofertas sí/no) se generan de forma aleatoria. Para evitar rachas largas sin recompensas —análogo al</w:t>
       </w:r>
       <w:r>
         <w:t xml:space="preserve"> </w:t>
@@ -7959,6 +9304,22 @@
           <w:i/>
           <w:iCs/>
         </w:rPr>
+        <w:t xml:space="preserve">pity</w:t>
+      </w:r>
+      <w:r>
+        <w:t xml:space="preserve"> </w:t>
+      </w:r>
+      <w:r>
+        <w:t xml:space="preserve">de los</w:t>
+      </w:r>
+      <w:r>
+        <w:t xml:space="preserve"> </w:t>
+      </w:r>
+      <w:r>
+        <w:rPr>
+          <w:i/>
+          <w:iCs/>
+        </w:rPr>
         <w:t xml:space="preserve">gacha games</w:t>
       </w:r>
       <w:r>
@@ -7997,7 +9358,7 @@
         <w:t xml:space="preserve">(garantía en un umbral).</w:t>
       </w:r>
     </w:p>
-    <w:bookmarkStart w:id="86" w:name="modelo-de-pity-suave"/>
+    <w:bookmarkStart w:id="94" w:name="modelo-de-pity-suave"/>
     <w:p>
       <w:pPr>
         <w:pStyle w:val="Heading3"/>
@@ -8533,6 +9894,18 @@
         <w:pStyle w:val="BodyText"/>
       </w:pPr>
       <w:r>
+        <w:rPr>
+          <w:i/>
+          <w:iCs/>
+        </w:rPr>
+        <w:t xml:space="preserve">Tabla 8. Parámetros de pity por tipo de evento en escape room.</w:t>
+      </w:r>
+    </w:p>
+    <w:p>
+      <w:pPr>
+        <w:pStyle w:val="BodyText"/>
+      </w:pPr>
+      <w:r>
         <w:t xml:space="preserve">El</w:t>
       </w:r>
       <w:r>
@@ -8583,7 +9956,34 @@
         <w:t xml:space="preserve"> </w:t>
       </w:r>
       <w:r>
-        <w:t xml:space="preserve">oportunidades (p. ej. descanso garantizado en la sala 5 si llevas cuatro salas sin verlo). La</w:t>
+        <w:t xml:space="preserve">oportunidades (p. ej. descanso garantizado en la sala 5 si llevas cuatro salas sin verlo).</w:t>
+      </w:r>
+    </w:p>
+    <w:bookmarkEnd w:id="94"/>
+    <w:bookmarkStart w:id="101" w:name="eventos-especiales-en-escape-room"/>
+    <w:p>
+      <w:pPr>
+        <w:pStyle w:val="Heading3"/>
+      </w:pPr>
+      <w:r>
+        <w:rPr>
+          <w:rStyle w:val="SectionNumber"/>
+        </w:rPr>
+        <w:t xml:space="preserve">5.8.2</w:t>
+      </w:r>
+      <w:r>
+        <w:tab/>
+      </w:r>
+      <w:r>
+        <w:t xml:space="preserve">Eventos especiales en escape room</w:t>
+      </w:r>
+    </w:p>
+    <w:p>
+      <w:pPr>
+        <w:pStyle w:val="FirstParagraph"/>
+      </w:pPr>
+      <w:r>
+        <w:t xml:space="preserve">Descanso, tienda y botín se materializan como puertas o recompensas dentro de la partida. La</w:t>
       </w:r>
       <w:r>
         <w:t xml:space="preserve"> </w:t>
@@ -8615,11 +10015,235 @@
         <w:t xml:space="preserve"> </w:t>
       </w:r>
       <w:r>
-        <w:t xml:space="preserve">(el contador no se resetea) hasta una sala futura con economía viable.</w:t>
-      </w:r>
-    </w:p>
-    <w:bookmarkEnd w:id="86"/>
-    <w:bookmarkStart w:id="87" w:name="semillas-de-partida"/>
+        <w:t xml:space="preserve">(el contador no se resetea) hasta una sala futura con economía viable. La figura 6 muestra la pantalla de compra cuando el evento sí se activa.</w:t>
+      </w:r>
+    </w:p>
+    <w:p>
+      <w:pPr>
+        <w:pStyle w:val="BodyText"/>
+      </w:pPr>
+      <w:r>
+        <w:drawing>
+          <wp:inline>
+            <wp:extent cx="5334000" cy="4000500"/>
+            <wp:effectExtent b="0" l="0" r="0" t="0"/>
+            <wp:docPr descr="" title="" id="96" name="Picture"/>
+            <a:graphic>
+              <a:graphicData uri="http://schemas.openxmlformats.org/drawingml/2006/picture">
+                <pic:pic>
+                  <pic:nvPicPr>
+                    <pic:cNvPr descr="../Figuras/tfg_escape_tienda.png" id="97" name="Picture"/>
+                    <pic:cNvPicPr>
+                      <a:picLocks noChangeArrowheads="1" noChangeAspect="1"/>
+                    </pic:cNvPicPr>
+                  </pic:nvPicPr>
+                  <pic:blipFill>
+                    <a:blip r:embed="rId95"/>
+                    <a:stretch>
+                      <a:fillRect/>
+                    </a:stretch>
+                  </pic:blipFill>
+                  <pic:spPr bwMode="auto">
+                    <a:xfrm>
+                      <a:off x="0" y="0"/>
+                      <a:ext cx="5334000" cy="4000500"/>
+                    </a:xfrm>
+                    <a:prstGeom prst="rect">
+                      <a:avLst/>
+                    </a:prstGeom>
+                    <a:noFill/>
+                    <a:ln w="9525">
+                      <a:noFill/>
+                      <a:headEnd/>
+                      <a:tailEnd/>
+                    </a:ln>
+                  </pic:spPr>
+                </pic:pic>
+              </a:graphicData>
+            </a:graphic>
+          </wp:inline>
+        </w:drawing>
+      </w:r>
+    </w:p>
+    <w:p>
+      <w:pPr>
+        <w:pStyle w:val="BodyText"/>
+      </w:pPr>
+      <w:r>
+        <w:rPr>
+          <w:i/>
+          <w:iCs/>
+        </w:rPr>
+        <w:t xml:space="preserve">Figura 6. Pantalla de tienda del modo escape room: compra de powerups con puntos arcade. Captura pygame con semilla fija.</w:t>
+      </w:r>
+    </w:p>
+    <w:p>
+      <w:pPr>
+        <w:pStyle w:val="BodyText"/>
+      </w:pPr>
+      <w:r>
+        <w:t xml:space="preserve">La figura 7 resume, para descanso y tienda, cómo crece</w:t>
+      </w:r>
+      <w:r>
+        <w:t xml:space="preserve"> </w:t>
+      </w:r>
+      <m:oMath>
+        <m:sSub>
+          <m:e>
+            <m:r>
+              <m:t>p</m:t>
+            </m:r>
+          </m:e>
+          <m:sub>
+            <m:r>
+              <m:t>s</m:t>
+            </m:r>
+          </m:sub>
+        </m:sSub>
+      </m:oMath>
+      <w:r>
+        <w:t xml:space="preserve"> </w:t>
+      </w:r>
+      <w:r>
+        <w:t xml:space="preserve">con la racha</w:t>
+      </w:r>
+      <w:r>
+        <w:t xml:space="preserve"> </w:t>
+      </w:r>
+      <m:oMath>
+        <m:r>
+          <m:t>s</m:t>
+        </m:r>
+      </m:oMath>
+      <w:r>
+        <w:t xml:space="preserve"> </w:t>
+      </w:r>
+      <w:r>
+        <w:t xml:space="preserve">hasta el techo</w:t>
+      </w:r>
+      <w:r>
+        <w:t xml:space="preserve"> </w:t>
+      </w:r>
+      <m:oMath>
+        <m:sSub>
+          <m:e>
+            <m:r>
+              <m:t>p</m:t>
+            </m:r>
+          </m:e>
+          <m:sub>
+            <m:r>
+              <m:rPr>
+                <m:sty m:val="p"/>
+              </m:rPr>
+              <m:t>max</m:t>
+            </m:r>
+          </m:sub>
+        </m:sSub>
+      </m:oMath>
+      <w:r>
+        <w:t xml:space="preserve"> </w:t>
+      </w:r>
+      <w:r>
+        <w:t xml:space="preserve">y el umbral de hard pity de cada evento.</w:t>
+      </w:r>
+    </w:p>
+    <w:p>
+      <w:pPr>
+        <w:pStyle w:val="BodyText"/>
+      </w:pPr>
+      <w:r>
+        <w:drawing>
+          <wp:inline>
+            <wp:extent cx="5334000" cy="3072233"/>
+            <wp:effectExtent b="0" l="0" r="0" t="0"/>
+            <wp:docPr descr="" title="" id="99" name="Picture"/>
+            <a:graphic>
+              <a:graphicData uri="http://schemas.openxmlformats.org/drawingml/2006/picture">
+                <pic:pic>
+                  <pic:nvPicPr>
+                    <pic:cNvPr descr="../Figuras/pity_curva_probabilidad.png" id="100" name="Picture"/>
+                    <pic:cNvPicPr>
+                      <a:picLocks noChangeArrowheads="1" noChangeAspect="1"/>
+                    </pic:cNvPicPr>
+                  </pic:nvPicPr>
+                  <pic:blipFill>
+                    <a:blip r:embed="rId98"/>
+                    <a:stretch>
+                      <a:fillRect/>
+                    </a:stretch>
+                  </pic:blipFill>
+                  <pic:spPr bwMode="auto">
+                    <a:xfrm>
+                      <a:off x="0" y="0"/>
+                      <a:ext cx="5334000" cy="3072233"/>
+                    </a:xfrm>
+                    <a:prstGeom prst="rect">
+                      <a:avLst/>
+                    </a:prstGeom>
+                    <a:noFill/>
+                    <a:ln w="9525">
+                      <a:noFill/>
+                      <a:headEnd/>
+                      <a:tailEnd/>
+                    </a:ln>
+                  </pic:spPr>
+                </pic:pic>
+              </a:graphicData>
+            </a:graphic>
+          </wp:inline>
+        </w:drawing>
+      </w:r>
+    </w:p>
+    <w:p>
+      <w:pPr>
+        <w:pStyle w:val="BodyText"/>
+      </w:pPr>
+      <w:r>
+        <w:rPr>
+          <w:i/>
+          <w:iCs/>
+        </w:rPr>
+        <w:t xml:space="preserve">Figura 7. Curva</w:t>
+      </w:r>
+      <w:r>
+        <w:rPr>
+          <w:i/>
+          <w:iCs/>
+        </w:rPr>
+        <w:t xml:space="preserve"> </w:t>
+      </w:r>
+      <m:oMath>
+        <m:sSub>
+          <m:e>
+            <m:r>
+              <m:t>p</m:t>
+            </m:r>
+          </m:e>
+          <m:sub>
+            <m:r>
+              <m:t>s</m:t>
+            </m:r>
+          </m:sub>
+        </m:sSub>
+      </m:oMath>
+      <w:r>
+        <w:rPr>
+          <w:i/>
+          <w:iCs/>
+        </w:rPr>
+        <w:t xml:space="preserve"> </w:t>
+      </w:r>
+      <w:r>
+        <w:rPr>
+          <w:i/>
+          <w:iCs/>
+        </w:rPr>
+        <w:t xml:space="preserve">para descanso y tienda en escape room.</w:t>
+      </w:r>
+    </w:p>
+    <w:bookmarkEnd w:id="101"/>
+    <w:bookmarkStart w:id="108" w:name="validación-por-simulación"/>
     <w:p>
       <w:pPr>
         <w:pStyle w:val="Heading3"/>
@@ -8628,13 +10252,13 @@
         <w:rPr>
           <w:rStyle w:val="SectionNumber"/>
         </w:rPr>
-        <w:t xml:space="preserve">5.8.2</w:t>
+        <w:t xml:space="preserve">5.8.3</w:t>
       </w:r>
       <w:r>
         <w:tab/>
       </w:r>
       <w:r>
-        <w:t xml:space="preserve">Semillas de partida</w:t>
+        <w:t xml:space="preserve">Validación por simulación</w:t>
       </w:r>
     </w:p>
     <w:p>
@@ -8642,147 +10266,50 @@
         <w:pStyle w:val="FirstParagraph"/>
       </w:pPr>
       <w:r>
-        <w:t xml:space="preserve">La</w:t>
-      </w:r>
-      <w:r>
-        <w:t xml:space="preserve"> </w:t>
-      </w:r>
-      <w:r>
-        <w:rPr>
-          <w:b/>
-          <w:bCs/>
-        </w:rPr>
-        <w:t xml:space="preserve">semilla diaria</w:t>
+        <w:t xml:space="preserve">Para cuantificar el efecto del pity se contrasta un modelo simplificado (Bernoulli independiente por sala) con la implementación descanso + pity suave + hard pity en sala 5. Cada réplica recorre 30 salas; se ejecutan</w:t>
+      </w:r>
+      <w:r>
+        <w:t xml:space="preserve"> </w:t>
+      </w:r>
+      <w:r>
+        <w:rPr>
+          <w:b/>
+          <w:bCs/>
+        </w:rPr>
+        <w:t xml:space="preserve">10 000</w:t>
+      </w:r>
+      <w:r>
+        <w:t xml:space="preserve"> </w:t>
+      </w:r>
+      <w:r>
+        <w:t xml:space="preserve">réplicas con semilla 42 (</w:t>
+      </w:r>
+      <w:r>
+        <w:rPr>
+          <w:rStyle w:val="VerbatimChar"/>
+        </w:rPr>
+        <w:t xml:space="preserve">Files/simulacion_pity.py</w:t>
+      </w:r>
+      <w:r>
+        <w:t xml:space="preserve">).</w:t>
+      </w:r>
+    </w:p>
+    <w:p>
+      <w:pPr>
+        <w:pStyle w:val="BodyText"/>
+      </w:pPr>
+      <w:r>
+        <w:rPr>
+          <w:b/>
+          <w:bCs/>
+        </w:rPr>
+        <w:t xml:space="preserve">Sin pity</w:t>
       </w:r>
       <w:r>
         <w:t xml:space="preserve"> </w:t>
       </w:r>
       <w:r>
         <w:t xml:space="preserve">(</w:t>
-      </w:r>
-      <w:r>
-        <w:rPr>
-          <w:rStyle w:val="VerbatimChar"/>
-        </w:rPr>
-        <w:t xml:space="preserve">DDMMYYYY</w:t>
-      </w:r>
-      <w:r>
-        <w:t xml:space="preserve">, UTC) se usa solo en el</w:t>
-      </w:r>
-      <w:r>
-        <w:t xml:space="preserve"> </w:t>
-      </w:r>
-      <w:r>
-        <w:rPr>
-          <w:b/>
-          <w:bCs/>
-        </w:rPr>
-        <w:t xml:space="preserve">Examen del día</w:t>
-      </w:r>
-      <w:r>
-        <w:t xml:space="preserve"> </w:t>
-      </w:r>
-      <w:r>
-        <w:t xml:space="preserve">(</w:t>
-      </w:r>
-      <w:r>
-        <w:rPr>
-          <w:rStyle w:val="VerbatimChar"/>
-        </w:rPr>
-        <w:t xml:space="preserve">examen_fijo</w:t>
-      </w:r>
-      <w:r>
-        <w:t xml:space="preserve"> </w:t>
-      </w:r>
-      <w:r>
-        <w:t xml:space="preserve">con origen diario): mismo contenido para todos los jugadores ese día.</w:t>
-      </w:r>
-      <w:r>
-        <w:t xml:space="preserve"> </w:t>
-      </w:r>
-      <w:r>
-        <w:rPr>
-          <w:b/>
-          <w:bCs/>
-        </w:rPr>
-        <w:t xml:space="preserve">Escape room</w:t>
-      </w:r>
-      <w:r>
-        <w:t xml:space="preserve">,</w:t>
-      </w:r>
-      <w:r>
-        <w:t xml:space="preserve"> </w:t>
-      </w:r>
-      <w:r>
-        <w:rPr>
-          <w:b/>
-          <w:bCs/>
-        </w:rPr>
-        <w:t xml:space="preserve">resistencia</w:t>
-      </w:r>
-      <w:r>
-        <w:t xml:space="preserve"> </w:t>
-      </w:r>
-      <w:r>
-        <w:t xml:space="preserve">y</w:t>
-      </w:r>
-      <w:r>
-        <w:t xml:space="preserve"> </w:t>
-      </w:r>
-      <w:r>
-        <w:rPr>
-          <w:b/>
-          <w:bCs/>
-        </w:rPr>
-        <w:t xml:space="preserve">examen aleatorio</w:t>
-      </w:r>
-      <w:r>
-        <w:t xml:space="preserve"> </w:t>
-      </w:r>
-      <w:r>
-        <w:t xml:space="preserve">arrancan con</w:t>
-      </w:r>
-      <w:r>
-        <w:t xml:space="preserve"> </w:t>
-      </w:r>
-      <w:r>
-        <w:rPr>
-          <w:rStyle w:val="VerbatimChar"/>
-        </w:rPr>
-        <w:t xml:space="preserve">semilla_partida_aleatoria()</w:t>
-      </w:r>
-      <w:r>
-        <w:t xml:space="preserve"> </w:t>
-      </w:r>
-      <w:r>
-        <w:t xml:space="preserve">en cada partida, de modo que salas, puertas y preguntas varían entre sesiones. No hay planes de modos diarios con semilla fija para escape room ni resistencia. El modo libre usa una semilla estable por nombre de jugador solo para permutar opciones en pantalla.</w:t>
-      </w:r>
-    </w:p>
-    <w:bookmarkEnd w:id="87"/>
-    <w:bookmarkStart w:id="97" w:name="contraste-con-probabilidad-fija"/>
-    <w:p>
-      <w:pPr>
-        <w:pStyle w:val="Heading3"/>
-      </w:pPr>
-      <w:r>
-        <w:rPr>
-          <w:rStyle w:val="SectionNumber"/>
-        </w:rPr>
-        <w:t xml:space="preserve">5.8.3</w:t>
-      </w:r>
-      <w:r>
-        <w:tab/>
-      </w:r>
-      <w:r>
-        <w:t xml:space="preserve">Contraste con probabilidad fija</w:t>
-      </w:r>
-    </w:p>
-    <w:p>
-      <w:pPr>
-        <w:pStyle w:val="FirstParagraph"/>
-      </w:pPr>
-      <w:r>
-        <w:t xml:space="preserve">Sin pity (</w:t>
       </w:r>
       <m:oMath>
         <m:r>
@@ -8981,7 +10508,7 @@
         <w:t xml:space="preserve"> </w:t>
       </w:r>
       <w:r>
-        <w:t xml:space="preserve">(percentil 95 ≈ 29 salas en simulación).</w:t>
+        <w:t xml:space="preserve">(percentil 95 ≈ 29 salas).</w:t>
       </w:r>
     </w:p>
     <w:p>
@@ -8989,7 +10516,14 @@
         <w:pStyle w:val="BodyText"/>
       </w:pPr>
       <w:r>
-        <w:t xml:space="preserve">Con pity suave + hard pity (descanso, sala 5), la racha sin descanso queda acotada:</w:t>
+        <w:rPr>
+          <w:b/>
+          <w:bCs/>
+        </w:rPr>
+        <w:t xml:space="preserve">Con pity</w:t>
+      </w:r>
+      <w:r>
+        <w:t xml:space="preserve">, la racha sin descanso queda acotada:</w:t>
       </w:r>
       <w:r>
         <w:t xml:space="preserve"> </w:t>
@@ -9040,7 +10574,7 @@
         <w:t xml:space="preserve"> </w:t>
       </w:r>
       <w:r>
-        <w:t xml:space="preserve">de las 10 000 réplicas simuladas termina sin descanso en 30 salas. La sala media del primer descanso es</w:t>
+        <w:t xml:space="preserve">réplica termina sin descanso en 30 salas. La sala media del primer descanso es</w:t>
       </w:r>
       <w:r>
         <w:t xml:space="preserve"> </w:t>
@@ -9053,7 +10587,7 @@
         <w:t xml:space="preserve">4,13</w:t>
       </w:r>
       <w:r>
-        <w:t xml:space="preserve">, con un pico en la sala 5 por el hard pity (figuras 5–7).</w:t>
+        <w:t xml:space="preserve">, con un pico en la sala 5 por el hard pity. La figura 8 resume el contraste; la figura 9 detalla dónde aparece el primer descanso.</w:t>
       </w:r>
     </w:p>
     <w:p>
@@ -9063,114 +10597,20 @@
       <w:r>
         <w:drawing>
           <wp:inline>
-            <wp:extent cx="5334000" cy="3072233"/>
+            <wp:extent cx="5334000" cy="3316984"/>
             <wp:effectExtent b="0" l="0" r="0" t="0"/>
-            <wp:docPr descr="" title="" id="89" name="Picture"/>
+            <wp:docPr descr="" title="" id="103" name="Picture"/>
             <a:graphic>
               <a:graphicData uri="http://schemas.openxmlformats.org/drawingml/2006/picture">
                 <pic:pic>
                   <pic:nvPicPr>
-                    <pic:cNvPr descr="../Figuras/pity_curva_probabilidad.png" id="90" name="Picture"/>
+                    <pic:cNvPr descr="../Figuras/pity_comparacion_descanso.png" id="104" name="Picture"/>
                     <pic:cNvPicPr>
                       <a:picLocks noChangeArrowheads="1" noChangeAspect="1"/>
                     </pic:cNvPicPr>
                   </pic:nvPicPr>
                   <pic:blipFill>
-                    <a:blip r:embed="rId88"/>
-                    <a:stretch>
-                      <a:fillRect/>
-                    </a:stretch>
-                  </pic:blipFill>
-                  <pic:spPr bwMode="auto">
-                    <a:xfrm>
-                      <a:off x="0" y="0"/>
-                      <a:ext cx="5334000" cy="3072233"/>
-                    </a:xfrm>
-                    <a:prstGeom prst="rect">
-                      <a:avLst/>
-                    </a:prstGeom>
-                    <a:noFill/>
-                    <a:ln w="9525">
-                      <a:noFill/>
-                      <a:headEnd/>
-                      <a:tailEnd/>
-                    </a:ln>
-                  </pic:spPr>
-                </pic:pic>
-              </a:graphicData>
-            </a:graphic>
-          </wp:inline>
-        </w:drawing>
-      </w:r>
-    </w:p>
-    <w:p>
-      <w:pPr>
-        <w:pStyle w:val="BodyText"/>
-      </w:pPr>
-      <w:r>
-        <w:rPr>
-          <w:i/>
-          <w:iCs/>
-        </w:rPr>
-        <w:t xml:space="preserve">Figura 5. Curva</w:t>
-      </w:r>
-      <w:r>
-        <w:rPr>
-          <w:i/>
-          <w:iCs/>
-        </w:rPr>
-        <w:t xml:space="preserve"> </w:t>
-      </w:r>
-      <m:oMath>
-        <m:sSub>
-          <m:e>
-            <m:r>
-              <m:t>p</m:t>
-            </m:r>
-          </m:e>
-          <m:sub>
-            <m:r>
-              <m:t>s</m:t>
-            </m:r>
-          </m:sub>
-        </m:sSub>
-      </m:oMath>
-      <w:r>
-        <w:rPr>
-          <w:i/>
-          <w:iCs/>
-        </w:rPr>
-        <w:t xml:space="preserve"> </w:t>
-      </w:r>
-      <w:r>
-        <w:rPr>
-          <w:i/>
-          <w:iCs/>
-        </w:rPr>
-        <w:t xml:space="preserve">para descanso y tienda en escape room.</w:t>
-      </w:r>
-    </w:p>
-    <w:p>
-      <w:pPr>
-        <w:pStyle w:val="BodyText"/>
-      </w:pPr>
-      <w:r>
-        <w:drawing>
-          <wp:inline>
-            <wp:extent cx="5334000" cy="3316984"/>
-            <wp:effectExtent b="0" l="0" r="0" t="0"/>
-            <wp:docPr descr="" title="" id="92" name="Picture"/>
-            <a:graphic>
-              <a:graphicData uri="http://schemas.openxmlformats.org/drawingml/2006/picture">
-                <pic:pic>
-                  <pic:nvPicPr>
-                    <pic:cNvPr descr="../Figuras/pity_comparacion_descanso.png" id="93" name="Picture"/>
-                    <pic:cNvPicPr>
-                      <a:picLocks noChangeArrowheads="1" noChangeAspect="1"/>
-                    </pic:cNvPicPr>
-                  </pic:nvPicPr>
-                  <pic:blipFill>
-                    <a:blip r:embed="rId91"/>
+                    <a:blip r:embed="rId102"/>
                     <a:stretch>
                       <a:fillRect/>
                     </a:stretch>
@@ -9206,7 +10646,7 @@
           <w:i/>
           <w:iCs/>
         </w:rPr>
-        <w:t xml:space="preserve">Figura 6. Modelo simplificado (10 000 réplicas): probabilidad de no ver descanso y racha p95, con y sin pity.</w:t>
+        <w:t xml:space="preserve">Figura 8. Modelo simplificado (10 000 réplicas): probabilidad de no ver descanso y racha p95, con y sin pity.</w:t>
       </w:r>
     </w:p>
     <w:p>
@@ -9218,18 +10658,18 @@
           <wp:inline>
             <wp:extent cx="5334000" cy="3068941"/>
             <wp:effectExtent b="0" l="0" r="0" t="0"/>
-            <wp:docPr descr="" title="" id="95" name="Picture"/>
+            <wp:docPr descr="" title="" id="106" name="Picture"/>
             <a:graphic>
               <a:graphicData uri="http://schemas.openxmlformats.org/drawingml/2006/picture">
                 <pic:pic>
                   <pic:nvPicPr>
-                    <pic:cNvPr descr="../Figuras/pity_distribucion_primer_descanso.png" id="96" name="Picture"/>
+                    <pic:cNvPr descr="../Figuras/pity_distribucion_primer_descanso.png" id="107" name="Picture"/>
                     <pic:cNvPicPr>
                       <a:picLocks noChangeArrowheads="1" noChangeAspect="1"/>
                     </pic:cNvPicPr>
                   </pic:nvPicPr>
                   <pic:blipFill>
-                    <a:blip r:embed="rId94"/>
+                    <a:blip r:embed="rId105"/>
                     <a:stretch>
                       <a:fillRect/>
                     </a:stretch>
@@ -9265,7 +10705,7 @@
           <w:i/>
           <w:iCs/>
         </w:rPr>
-        <w:t xml:space="preserve">Figura 7. Distribución de la sala del primer descanso (modelo simplificado con pity).</w:t>
+        <w:t xml:space="preserve">Figura 9. Distribución de la sala del primer descanso (modelo simplificado con pity).</w:t>
       </w:r>
     </w:p>
     <w:tbl>
@@ -9510,8 +10950,20 @@
         </w:tc>
       </w:tr>
     </w:tbl>
-    <w:bookmarkEnd w:id="97"/>
-    <w:bookmarkStart w:id="98" w:name="pity-en-resistencia"/>
+    <w:p>
+      <w:pPr>
+        <w:pStyle w:val="BodyText"/>
+      </w:pPr>
+      <w:r>
+        <w:rPr>
+          <w:i/>
+          <w:iCs/>
+        </w:rPr>
+        <w:t xml:space="preserve">Tabla 9. Contraste sin/con pity para la puerta de descanso (30 salas, 10 000 réplicas).</w:t>
+      </w:r>
+    </w:p>
+    <w:bookmarkEnd w:id="108"/>
+    <w:bookmarkStart w:id="109" w:name="pity-en-resistencia"/>
     <w:p>
       <w:pPr>
         <w:pStyle w:val="Heading3"/>
@@ -9571,20 +11023,23 @@
         <w:t xml:space="preserve"> </w:t>
       </w:r>
       <w:r>
-        <w:t xml:space="preserve">con límites distintos (</w:t>
+        <w:t xml:space="preserve">con límites distintos (incremento 0,03 por pregunta sin evento, constante</w:t>
+      </w:r>
+      <w:r>
+        <w:t xml:space="preserve"> </w:t>
       </w:r>
       <w:r>
         <w:rPr>
           <w:rStyle w:val="VerbatimChar"/>
         </w:rPr>
-        <w:t xml:space="preserve">PITY_INC_EVENTO_SI_NO = 0{,}03</w:t>
-      </w:r>
-      <w:r>
-        <w:t xml:space="preserve">, techo de refuerzo 0,28). La lógica es análoga a la del escape room, pero sobre el índice de pregunta en lugar del número de sala.</w:t>
-      </w:r>
-    </w:p>
-    <w:bookmarkEnd w:id="98"/>
-    <w:bookmarkStart w:id="99" w:name="reproducibilidad"/>
+        <w:t xml:space="preserve">PITY_INC_EVENTO_SI_NO</w:t>
+      </w:r>
+      <w:r>
+        <w:t xml:space="preserve">; techo de refuerzo 0,28). La lógica es análoga a la del escape room, pero sobre el índice de pregunta en lugar del número de sala.</w:t>
+      </w:r>
+    </w:p>
+    <w:bookmarkEnd w:id="109"/>
+    <w:bookmarkStart w:id="110" w:name="reproducibilidad"/>
     <w:p>
       <w:pPr>
         <w:pStyle w:val="Heading3"/>
@@ -9634,7 +11089,7 @@
         <w:t xml:space="preserve">generar_puertas_sala</w:t>
       </w:r>
       <w:r>
-        <w:t xml:space="preserve">. Las figuras 5–7 se generan con</w:t>
+        <w:t xml:space="preserve">. Las figuras 6–9 se regeneran con</w:t>
       </w:r>
       <w:r>
         <w:t xml:space="preserve"> </w:t>
@@ -9649,13 +11104,28 @@
         <w:t xml:space="preserve"> </w:t>
       </w:r>
       <w:r>
-        <w:t xml:space="preserve">(semilla 42, 10 000 réplicas del modelo).</w:t>
-      </w:r>
-    </w:p>
-    <w:bookmarkEnd w:id="99"/>
-    <w:bookmarkEnd w:id="100"/>
-    <w:bookmarkEnd w:id="101"/>
-    <w:bookmarkStart w:id="108" w:name="discusión"/>
+        <w:t xml:space="preserve">y</w:t>
+      </w:r>
+      <w:r>
+        <w:t xml:space="preserve"> </w:t>
+      </w:r>
+      <w:r>
+        <w:rPr>
+          <w:rStyle w:val="VerbatimChar"/>
+        </w:rPr>
+        <w:t xml:space="preserve">python Docs/capturar_pantallas_juego.py</w:t>
+      </w:r>
+      <w:r>
+        <w:t xml:space="preserve"> </w:t>
+      </w:r>
+      <w:r>
+        <w:t xml:space="preserve">(captura pygame de la tienda); la simulación numérica usa semilla 42 y 10 000 réplicas del modelo de descanso.</w:t>
+      </w:r>
+    </w:p>
+    <w:bookmarkEnd w:id="110"/>
+    <w:bookmarkEnd w:id="111"/>
+    <w:bookmarkEnd w:id="112"/>
+    <w:bookmarkStart w:id="119" w:name="discusión"/>
     <w:p>
       <w:pPr>
         <w:pStyle w:val="Heading1"/>
@@ -9673,7 +11143,7 @@
         <w:t xml:space="preserve">Discusión</w:t>
       </w:r>
     </w:p>
-    <w:bookmarkStart w:id="102" w:name="cumplimiento-de-los-objetivos"/>
+    <w:bookmarkStart w:id="113" w:name="cumplimiento-de-los-objetivos"/>
     <w:p>
       <w:pPr>
         <w:pStyle w:val="Heading2"/>
@@ -9823,6 +11293,10 @@
               <w:pStyle w:val="Compact"/>
             </w:pPr>
             <w:r>
+              <w:rPr>
+                <w:b/>
+                <w:bCs/>
+              </w:rPr>
               <w:t xml:space="preserve">Parcial</w:t>
             </w:r>
           </w:p>
@@ -10032,7 +11506,7 @@
                 <w:b/>
                 <w:bCs/>
               </w:rPr>
-              <w:t xml:space="preserve">Parcialmente cumplido</w:t>
+              <w:t xml:space="preserve">Parcial</w:t>
             </w:r>
           </w:p>
         </w:tc>
@@ -10070,11 +11544,11 @@
         <w:t xml:space="preserve"> </w:t>
       </w:r>
       <w:r>
-        <w:t xml:space="preserve">OE2, OE3, OE4 y OE5 están cubiertos en la versión pygame. OE1 (narrativa gráfica completa) queda parcialmente cubierto por las mecánicas del escape room y como trabajo futuro en arte y guion. El enfoque incremental —primero validar el núcleo evaluable, después la capa visual— permitió concentrar el esfuerzo en un único lanzador mantenible.</w:t>
-      </w:r>
-    </w:p>
-    <w:bookmarkEnd w:id="102"/>
-    <w:bookmarkStart w:id="103" w:name="validez-del-banco-de-preguntas"/>
+        <w:t xml:space="preserve">OE2, OE3 y OE4 están cumplidos en la versión pygame. OE1 y OE5 quedan parciales: OE1 por la narrativa gráfica completa (mecánicas del escape room como avance, guion visual pendiente) y OE5 por la ausencia de estudio con usuarios. El enfoque incremental —primero validar el núcleo evaluable, después la capa visual— permitió concentrar el esfuerzo en un único lanzador mantenible.</w:t>
+      </w:r>
+    </w:p>
+    <w:bookmarkEnd w:id="113"/>
+    <w:bookmarkStart w:id="114" w:name="validez-del-banco-de-preguntas"/>
     <w:p>
       <w:pPr>
         <w:pStyle w:val="Heading2"/>
@@ -10347,8 +11821,8 @@
         <w:t xml:space="preserve">propuestos para futuras versiones del esquema (§6.6).</w:t>
       </w:r>
     </w:p>
-    <w:bookmarkEnd w:id="103"/>
-    <w:bookmarkStart w:id="104" w:name="utilidad-formativa"/>
+    <w:bookmarkEnd w:id="114"/>
+    <w:bookmarkStart w:id="115" w:name="utilidad-formativa"/>
     <w:p>
       <w:pPr>
         <w:pStyle w:val="Heading2"/>
@@ -10463,8 +11937,8 @@
         <w:t xml:space="preserve">).</w:t>
       </w:r>
     </w:p>
-    <w:bookmarkEnd w:id="104"/>
-    <w:bookmarkStart w:id="105" w:name="relación-con-las-hipótesis"/>
+    <w:bookmarkEnd w:id="115"/>
+    <w:bookmarkStart w:id="116" w:name="relación-con-las-hipótesis"/>
     <w:p>
       <w:pPr>
         <w:pStyle w:val="Heading2"/>
@@ -10538,8 +12012,8 @@
         <w:t xml:space="preserve">encuentra respaldo en el modo historia y en el análisis del histórico institucional (8818 registros), desarrollado en la sección 5.6. La simulación Monte Carlo de la sección 5.7 complementa estas hipótesis al verificar cuantitativamente que el motor de evaluación no concede aprobación al azar. El análisis del pity (§5.8) documenta el diseño probabilístico de la gamificación en modos prolongados.</w:t>
       </w:r>
     </w:p>
-    <w:bookmarkEnd w:id="105"/>
-    <w:bookmarkStart w:id="106" w:name="limitaciones-del-estudio"/>
+    <w:bookmarkEnd w:id="116"/>
+    <w:bookmarkStart w:id="117" w:name="limitaciones-del-estudio"/>
     <w:p>
       <w:pPr>
         <w:pStyle w:val="Heading2"/>
@@ -10658,8 +12132,8 @@
         <w:t xml:space="preserve">amplía el pool con plantillas no revisadas y debe distinguirse del banco de producción en cualquier evaluación formal.</w:t>
       </w:r>
     </w:p>
-    <w:bookmarkEnd w:id="106"/>
-    <w:bookmarkStart w:id="107" w:name="trabajo-futuro"/>
+    <w:bookmarkEnd w:id="117"/>
+    <w:bookmarkStart w:id="118" w:name="trabajo-futuro"/>
     <w:p>
       <w:pPr>
         <w:pStyle w:val="Heading2"/>
@@ -10715,9 +12189,9 @@
         <w:t xml:space="preserve">en el CSV y en los filtros del juego, el desarrollo de la narrativa gráfica completa del escape room, y un piloto con usuarios (n ≈ 15–20, cuestionario SUS, tiempo de práctica) para contrastar si las mecánicas de juego aumentan la práctica respecto a un listado estático —línea no formulada como hipótesis contrastada en este TFG por ausencia de datos. La integración con plataformas institucionales (Moodle, AulaWeb) completaría el despliegue en el grado.</w:t>
       </w:r>
     </w:p>
-    <w:bookmarkEnd w:id="107"/>
-    <w:bookmarkEnd w:id="108"/>
-    <w:bookmarkStart w:id="109" w:name="conclusiones"/>
+    <w:bookmarkEnd w:id="118"/>
+    <w:bookmarkEnd w:id="119"/>
+    <w:bookmarkStart w:id="120" w:name="conclusiones"/>
     <w:p>
       <w:pPr>
         <w:pStyle w:val="Heading1"/>
@@ -10916,8 +12390,8 @@
         <w:t xml:space="preserve">La simulación Monte Carlo (§5.7) aporta una primera validación cuantitativa del motor de evaluación: el azar no permite aprobar ni completar partidas largas con vidas limitadas. El análisis del pity (§5.8) cuantifica, en cambio, cómo se acotan las rachas sin recompensas en escape room y resistencia.</w:t>
       </w:r>
     </w:p>
-    <w:bookmarkEnd w:id="109"/>
-    <w:bookmarkStart w:id="110" w:name="bibliografía"/>
+    <w:bookmarkEnd w:id="120"/>
+    <w:bookmarkStart w:id="121" w:name="bibliografía"/>
     <w:p>
       <w:pPr>
         <w:pStyle w:val="Heading1"/>
@@ -11285,8 +12759,29 @@
         <w:t xml:space="preserve">, 100364. https://doi.org/10.1016/j.edurev.2020.100364</w:t>
       </w:r>
     </w:p>
-    <w:bookmarkEnd w:id="110"/>
-    <w:bookmarkStart w:id="119" w:name="apéndices"/>
+    <w:p>
+      <w:pPr>
+        <w:pStyle w:val="BodyText"/>
+      </w:pPr>
+      <w:r>
+        <w:t xml:space="preserve">Inka Games. (s. f.).</w:t>
+      </w:r>
+      <w:r>
+        <w:t xml:space="preserve"> </w:t>
+      </w:r>
+      <w:r>
+        <w:rPr>
+          <w:i/>
+          <w:iCs/>
+        </w:rPr>
+        <w:t xml:space="preserve">Inkagames.com — juegos de aventura point-and-click</w:t>
+      </w:r>
+      <w:r>
+        <w:t xml:space="preserve">. https://www.inkagames.com/ [Consulta: 27 junio 2026].</w:t>
+      </w:r>
+    </w:p>
+    <w:bookmarkEnd w:id="121"/>
+    <w:bookmarkStart w:id="130" w:name="apéndices"/>
     <w:p>
       <w:pPr>
         <w:pStyle w:val="Heading1"/>
@@ -11383,7 +12878,7 @@
             <w:pPr>
               <w:pStyle w:val="Compact"/>
             </w:pPr>
-            <w:hyperlink r:id="rId59">
+            <w:hyperlink r:id="rId68">
               <w:r>
                 <w:rPr>
                   <w:rStyle w:val="VerbatimChar"/>
@@ -11423,7 +12918,7 @@
             <w:pPr>
               <w:pStyle w:val="Compact"/>
             </w:pPr>
-            <w:hyperlink r:id="rId111">
+            <w:hyperlink r:id="rId122">
               <w:r>
                 <w:rPr>
                   <w:rStyle w:val="VerbatimChar"/>
@@ -11440,7 +12935,7 @@
             <w:r>
               <w:t xml:space="preserve"> </w:t>
             </w:r>
-            <w:hyperlink r:id="rId112">
+            <w:hyperlink r:id="rId123">
               <w:r>
                 <w:rPr>
                   <w:rStyle w:val="VerbatimChar"/>
@@ -11457,7 +12952,7 @@
             <w:r>
               <w:t xml:space="preserve"> </w:t>
             </w:r>
-            <w:hyperlink r:id="rId113">
+            <w:hyperlink r:id="rId124">
               <w:r>
                 <w:rPr>
                   <w:rStyle w:val="VerbatimChar"/>
@@ -11497,7 +12992,7 @@
             <w:pPr>
               <w:pStyle w:val="Compact"/>
             </w:pPr>
-            <w:hyperlink r:id="rId72">
+            <w:hyperlink r:id="rId83">
               <w:r>
                 <w:rPr>
                   <w:rStyle w:val="VerbatimChar"/>
@@ -11537,7 +13032,7 @@
             <w:pPr>
               <w:pStyle w:val="Compact"/>
             </w:pPr>
-            <w:hyperlink r:id="rId114">
+            <w:hyperlink r:id="rId125">
               <w:r>
                 <w:rPr>
                   <w:rStyle w:val="VerbatimChar"/>
@@ -11577,7 +13072,7 @@
             <w:pPr>
               <w:pStyle w:val="Compact"/>
             </w:pPr>
-            <w:hyperlink r:id="rId40">
+            <w:hyperlink r:id="rId41">
               <w:r>
                 <w:rPr>
                   <w:rStyle w:val="VerbatimChar"/>
@@ -11617,7 +13112,7 @@
             <w:pPr>
               <w:pStyle w:val="Compact"/>
             </w:pPr>
-            <w:hyperlink r:id="rId115">
+            <w:hyperlink r:id="rId126">
               <w:r>
                 <w:rPr>
                   <w:rStyle w:val="VerbatimChar"/>
@@ -11657,7 +13152,7 @@
             <w:pPr>
               <w:pStyle w:val="Compact"/>
             </w:pPr>
-            <w:hyperlink r:id="rId116">
+            <w:hyperlink r:id="rId127">
               <w:r>
                 <w:rPr>
                   <w:rStyle w:val="VerbatimChar"/>
@@ -11671,7 +13166,7 @@
             <w:r>
               <w:t xml:space="preserve"> </w:t>
             </w:r>
-            <w:hyperlink r:id="rId117">
+            <w:hyperlink r:id="rId128">
               <w:r>
                 <w:rPr>
                   <w:rStyle w:val="VerbatimChar"/>
@@ -11685,7 +13180,7 @@
             <w:r>
               <w:t xml:space="preserve"> </w:t>
             </w:r>
-            <w:hyperlink r:id="rId118">
+            <w:hyperlink r:id="rId129">
               <w:r>
                 <w:rPr>
                   <w:rStyle w:val="VerbatimChar"/>
@@ -11715,7 +13210,7 @@
         <w:t xml:space="preserve">https://github.com/Dafafi63f/Escape-Room.git</w:t>
       </w:r>
     </w:p>
-    <w:bookmarkEnd w:id="119"/>
+    <w:bookmarkEnd w:id="130"/>
     <w:sectPr>
       <w:footnotePr>
         <w:numRestart w:val="eachSect"/>

--- a/Docs/Entrega/Memoria_TFG_markdown.docx
+++ b/Docs/Entrega/Memoria_TFG_markdown.docx
@@ -103,13 +103,29 @@
           <w:b/>
           <w:bCs/>
         </w:rPr>
-        <w:t xml:space="preserve">pygame</w:t>
-      </w:r>
-      <w:r>
-        <w:t xml:space="preserve"> </w:t>
-      </w:r>
-      <w:r>
-        <w:t xml:space="preserve">con cinco modos (libre, historia, resistencia, escape room y feedback), y herramientas de validación del dataset. El desarrollo siguió un enfoque incremental: primero un prototipo en terminal para validar el motor de evaluación y, después, una interfaz gráfica que concentra toda la experiencia de juego. Los resultados muestran un sistema funcional, documentado y extensible; la validación con usuarios y la narrativa gráfica quedan como trabajo futuro.</w:t>
+        <w:t xml:space="preserve">pygame-ce</w:t>
+      </w:r>
+      <w:r>
+        <w:t xml:space="preserve"> </w:t>
+      </w:r>
+      <w:r>
+        <w:t xml:space="preserve">con cinco modos (libre, historia, resistencia, escape room y feedback), herramientas de validación del dataset y</w:t>
+      </w:r>
+      <w:r>
+        <w:t xml:space="preserve"> </w:t>
+      </w:r>
+      <w:r>
+        <w:rPr>
+          <w:b/>
+          <w:bCs/>
+        </w:rPr>
+        <w:t xml:space="preserve">dos paquetes de distribución</w:t>
+      </w:r>
+      <w:r>
+        <w:t xml:space="preserve"> </w:t>
+      </w:r>
+      <w:r>
+        <w:t xml:space="preserve">(completo y mínimo con CSV reducido). El desarrollo siguió un enfoque incremental descrito en §4. Los resultados muestran un sistema funcional, documentado y extensible; la validación con usuarios y la narrativa gráfica quedan como trabajo futuro.</w:t>
       </w:r>
     </w:p>
     <w:p>
@@ -188,7 +204,7 @@
           <w:b/>
           <w:bCs/>
         </w:rPr>
-        <w:t xml:space="preserve">pygame</w:t>
+        <w:t xml:space="preserve">pygame-ce</w:t>
       </w:r>
       <w:r>
         <w:t xml:space="preserve"> </w:t>
@@ -689,7 +705,7 @@
         <w:t xml:space="preserve"> </w:t>
       </w:r>
       <w:r>
-        <w:t xml:space="preserve">publicados en</w:t>
+        <w:t xml:space="preserve">de</w:t>
       </w:r>
       <w:r>
         <w:t xml:space="preserve"> </w:t>
@@ -703,154 +719,7 @@
         </w:r>
       </w:hyperlink>
       <w:r>
-        <w:t xml:space="preserve">, portal independiente peruano activo desde</w:t>
-      </w:r>
-      <w:r>
-        <w:t xml:space="preserve"> </w:t>
-      </w:r>
-      <w:r>
-        <w:rPr>
-          <w:b/>
-          <w:bCs/>
-        </w:rPr>
-        <w:t xml:space="preserve">2006</w:t>
-      </w:r>
-      <w:r>
-        <w:t xml:space="preserve"> </w:t>
-      </w:r>
-      <w:r>
-        <w:t xml:space="preserve">(fundado por Aldo Mujica y colaboradores). El sitio concentra cientos de títulos gratuitos en navegador —históricamente en Flash, hoy en HTML5— en los que el jugador</w:t>
-      </w:r>
-      <w:r>
-        <w:t xml:space="preserve"> </w:t>
-      </w:r>
-      <w:r>
-        <w:rPr>
-          <w:b/>
-          <w:bCs/>
-        </w:rPr>
-        <w:t xml:space="preserve">explora escenas</w:t>
-      </w:r>
-      <w:r>
-        <w:t xml:space="preserve">, recoge objetos, los combina y resuelve acertijos para</w:t>
-      </w:r>
-      <w:r>
-        <w:t xml:space="preserve"> </w:t>
-      </w:r>
-      <w:r>
-        <w:rPr>
-          <w:b/>
-          <w:bCs/>
-        </w:rPr>
-        <w:t xml:space="preserve">escapar</w:t>
-      </w:r>
-      <w:r>
-        <w:t xml:space="preserve"> </w:t>
-      </w:r>
-      <w:r>
-        <w:t xml:space="preserve">de situaciones peligrosas o completar una misión.</w:t>
-      </w:r>
-    </w:p>
-    <w:p>
-      <w:pPr>
-        <w:pStyle w:val="BodyText"/>
-      </w:pPr>
-      <w:r>
-        <w:t xml:space="preserve">Entre sus líneas más reconocibles están la saga</w:t>
-      </w:r>
-      <w:r>
-        <w:t xml:space="preserve"> </w:t>
-      </w:r>
-      <w:r>
-        <w:rPr>
-          <w:b/>
-          <w:bCs/>
-        </w:rPr>
-        <w:t xml:space="preserve">Saw Game</w:t>
-      </w:r>
-      <w:r>
-        <w:t xml:space="preserve"> </w:t>
-      </w:r>
-      <w:r>
-        <w:t xml:space="preserve">(secuestrado por el antagonista Pigsaw, el jugador supera pruebas encadenadas), las aventuras de</w:t>
-      </w:r>
-      <w:r>
-        <w:t xml:space="preserve"> </w:t>
-      </w:r>
-      <w:r>
-        <w:rPr>
-          <w:b/>
-          <w:bCs/>
-        </w:rPr>
-        <w:t xml:space="preserve">escape</w:t>
-      </w:r>
-      <w:r>
-        <w:t xml:space="preserve"> </w:t>
-      </w:r>
-      <w:r>
-        <w:t xml:space="preserve">(</w:t>
-      </w:r>
-      <w:r>
-        <w:rPr>
-          <w:i/>
-          <w:iCs/>
-        </w:rPr>
-        <w:t xml:space="preserve">Prison Escape</w:t>
-      </w:r>
-      <w:r>
-        <w:t xml:space="preserve">,</w:t>
-      </w:r>
-      <w:r>
-        <w:t xml:space="preserve"> </w:t>
-      </w:r>
-      <w:r>
-        <w:rPr>
-          <w:i/>
-          <w:iCs/>
-        </w:rPr>
-        <w:t xml:space="preserve">Zombie Prison Escape</w:t>
-      </w:r>
-      <w:r>
-        <w:t xml:space="preserve">,</w:t>
-      </w:r>
-      <w:r>
-        <w:t xml:space="preserve"> </w:t>
-      </w:r>
-      <w:r>
-        <w:rPr>
-          <w:i/>
-          <w:iCs/>
-        </w:rPr>
-        <w:t xml:space="preserve">Scooby Doo Haunted House</w:t>
-      </w:r>
-      <w:r>
-        <w:t xml:space="preserve">, etc.) y las series temáticas (</w:t>
-      </w:r>
-      <w:r>
-        <w:rPr>
-          <w:i/>
-          <w:iCs/>
-        </w:rPr>
-        <w:t xml:space="preserve">Obama in the Dark</w:t>
-      </w:r>
-      <w:r>
-        <w:t xml:space="preserve">, aventuras con personajes de ficción o creadores de contenido). El estilo visual es caricaturesco, la narrativa paródica y el ritmo de partida corto; el reto principal es la</w:t>
-      </w:r>
-      <w:r>
-        <w:t xml:space="preserve"> </w:t>
-      </w:r>
-      <w:r>
-        <w:rPr>
-          <w:b/>
-          <w:bCs/>
-        </w:rPr>
-        <w:t xml:space="preserve">lógica espacial y combinatoria</w:t>
-      </w:r>
-      <w:r>
-        <w:t xml:space="preserve"> </w:t>
-      </w:r>
-      <w:r>
-        <w:t xml:space="preserve">de los puzles, no un cuestionario académico.</w:t>
+        <w:t xml:space="preserve">: el jugador explora escenas, recoge objetos y resuelve acertijos para escapar. El reto principal allí es la lógica combinatoria de los puzles, no un cuestionario académico.</w:t>
       </w:r>
     </w:p>
     <w:p>
@@ -957,7 +826,7 @@
         <w:t xml:space="preserve"> </w:t>
       </w:r>
       <w:r>
-        <w:t xml:space="preserve">la estética ni las licencias de personajes de Inka Games. Toma de referencia la</w:t>
+        <w:t xml:space="preserve">la estética ni las licencias de Inka Games. Toma de referencia la</w:t>
       </w:r>
       <w:r>
         <w:t xml:space="preserve"> </w:t>
@@ -970,7 +839,10 @@
         <w:t xml:space="preserve">estructura ludonarrativa</w:t>
       </w:r>
       <w:r>
-        <w:t xml:space="preserve">: progresión por escenas o salas, elección de caminos, objetos que modifican el estado de la partida y sensación de escape. En el entregable, esa estructura se</w:t>
+        <w:t xml:space="preserve"> </w:t>
+      </w:r>
+      <w:r>
+        <w:t xml:space="preserve">(progresión por salas, elección de caminos, inventario) y la</w:t>
       </w:r>
       <w:r>
         <w:t xml:space="preserve"> </w:t>
@@ -983,7 +855,7 @@
         <w:t xml:space="preserve">adapta al MatCAD</w:t>
       </w:r>
       <w:r>
-        <w:t xml:space="preserve">: cada puerta del modo escape room plantea una pregunta del banco; acertar permite avanzar, fallar cuesta vidas, y aparecen mecánicas propias (tienda, botín, inventario, pity) descritas en §5.8. La capa gráfica tipo novela interactiva —escenas ilustradas con hotspots clicables— queda como evolución futura; el núcleo evaluable (banco + motor) se desarrolló primero.</w:t>
+        <w:t xml:space="preserve">: cada puerta del modo escape room plantea una pregunta del banco. La capa gráfica tipo novela interactiva queda como evolución futura; el núcleo evaluable (banco + motor) se desarrolló primero. El contraste detallado con el entregable figura en la tabla 1 y en §5.8 (gamificación acotada).</w:t>
       </w:r>
     </w:p>
     <w:tbl>
@@ -1382,48 +1254,24 @@
         <w:t xml:space="preserve"> </w:t>
       </w:r>
       <w:r>
-        <w:t xml:space="preserve">y un</w:t>
-      </w:r>
-      <w:r>
-        <w:t xml:space="preserve"> </w:t>
-      </w:r>
-      <w:r>
-        <w:rPr>
-          <w:b/>
-          <w:bCs/>
-        </w:rPr>
-        <w:t xml:space="preserve">prototipo jugable</w:t>
-      </w:r>
-      <w:r>
-        <w:t xml:space="preserve"> </w:t>
-      </w:r>
-      <w:r>
-        <w:t xml:space="preserve">(primero en terminal, después en pygame), decisión metodológica coherente con un enfoque incremental: validar el contenido y la lógica de evaluación antes de la capa narrativa visual. En junio de 2026 el código se unificó en una</w:t>
-      </w:r>
-      <w:r>
-        <w:t xml:space="preserve"> </w:t>
-      </w:r>
-      <w:r>
-        <w:rPr>
-          <w:b/>
-          <w:bCs/>
-        </w:rPr>
-        <w:t xml:space="preserve">única interfaz gráfica</w:t>
-      </w:r>
-      <w:r>
-        <w:t xml:space="preserve"> </w:t>
-      </w:r>
-      <w:r>
-        <w:t xml:space="preserve">(</w:t>
+        <w:t xml:space="preserve">y un prototipo jugable con enfoque incremental (§4); en junio de 2026 toda la experiencia quedó unificada en</w:t>
+      </w:r>
+      <w:r>
+        <w:t xml:space="preserve"> </w:t>
       </w:r>
       <w:r>
         <w:rPr>
           <w:rStyle w:val="VerbatimChar"/>
+          <w:b/>
+          <w:bCs/>
         </w:rPr>
         <w:t xml:space="preserve">juego_grafico.py</w:t>
       </w:r>
       <w:r>
-        <w:t xml:space="preserve">).</w:t>
+        <w:t xml:space="preserve"> </w:t>
+      </w:r>
+      <w:r>
+        <w:t xml:space="preserve">(pygame-ce).</w:t>
       </w:r>
     </w:p>
     <w:bookmarkEnd w:id="53"/>
@@ -2043,7 +1891,7 @@
               <w:pStyle w:val="Compact"/>
             </w:pPr>
             <w:r>
-              <w:t xml:space="preserve">Guion de escenas/salas vinculadas a materias del grado</w:t>
+              <w:t xml:space="preserve">Mecánicas de escape room (salas/puertas) jugables; guion gráfico completo pendiente</w:t>
             </w:r>
           </w:p>
         </w:tc>
@@ -2148,7 +1996,32 @@
               <w:pStyle w:val="Compact"/>
             </w:pPr>
             <w:r>
-              <w:t xml:space="preserve">Interfaz gráfica de usuario (Pygame u otro motor)</w:t>
+              <w:t xml:space="preserve">Interfaz en</w:t>
+            </w:r>
+            <w:r>
+              <w:t xml:space="preserve"> </w:t>
+            </w:r>
+            <w:r>
+              <w:rPr>
+                <w:b/>
+                <w:bCs/>
+              </w:rPr>
+              <w:t xml:space="preserve">pygame-ce</w:t>
+            </w:r>
+            <w:r>
+              <w:t xml:space="preserve"> </w:t>
+            </w:r>
+            <w:r>
+              <w:t xml:space="preserve">(</w:t>
+            </w:r>
+            <w:r>
+              <w:rPr>
+                <w:rStyle w:val="VerbatimChar"/>
+              </w:rPr>
+              <w:t xml:space="preserve">juego_grafico.py</w:t>
+            </w:r>
+            <w:r>
+              <w:t xml:space="preserve">), barra superior común</w:t>
             </w:r>
           </w:p>
         </w:tc>
@@ -2183,7 +2056,7 @@
               <w:pStyle w:val="Compact"/>
             </w:pPr>
             <w:r>
-              <w:t xml:space="preserve">Banco validado, pruebas unitarias, revisión manual, modo feedback</w:t>
+              <w:t xml:space="preserve">Banco validado, pruebas automatizadas + CI, revisión manual, modo feedback</w:t>
             </w:r>
           </w:p>
         </w:tc>
@@ -2420,7 +2293,7 @@
       </w:r>
     </w:p>
     <w:bookmarkEnd w:id="66"/>
-    <w:bookmarkStart w:id="76" w:name="metodología"/>
+    <w:bookmarkStart w:id="79" w:name="metodología"/>
     <w:p>
       <w:pPr>
         <w:pStyle w:val="Heading1"/>
@@ -2521,7 +2394,7 @@
         <w:t xml:space="preserve"> </w:t>
       </w:r>
       <w:r>
-        <w:t xml:space="preserve">dataset, scripts de mantenimiento, motor de partida y juego en pygame.</w:t>
+        <w:t xml:space="preserve">dataset, scripts de mantenimiento, motor de partida y juego en pygame-ce.</w:t>
       </w:r>
     </w:p>
     <w:p>
@@ -3037,7 +2910,7 @@
       </w:r>
     </w:p>
     <w:bookmarkEnd w:id="69"/>
-    <w:bookmarkStart w:id="73" w:name="diseño-e-implementación-del-software"/>
+    <w:bookmarkStart w:id="74" w:name="diseño-e-implementación-del-software"/>
     <w:p>
       <w:pPr>
         <w:pStyle w:val="Heading2"/>
@@ -3152,19 +3025,19 @@
         </w:numPr>
       </w:pPr>
       <w:r>
-        <w:t xml:space="preserve">Empaquetado opcional: PyInstaller (</w:t>
+        <w:t xml:space="preserve">Distribución: zips portable y mínimo (</w:t>
       </w:r>
       <w:r>
         <w:rPr>
           <w:rStyle w:val="VerbatimChar"/>
         </w:rPr>
-        <w:t xml:space="preserve">Juego/Scripts/build_exe_onefile.ps1</w:t>
-      </w:r>
-      <w:r>
-        <w:t xml:space="preserve"> </w:t>
-      </w:r>
-      <w:r>
-        <w:t xml:space="preserve">→</w:t>
+        <w:t xml:space="preserve">MATCAD_juego_*.zip</w:t>
+      </w:r>
+      <w:r>
+        <w:t xml:space="preserve"> </w:t>
+      </w:r>
+      <w:r>
+        <w:t xml:space="preserve">en</w:t>
       </w:r>
       <w:r>
         <w:t xml:space="preserve"> </w:t>
@@ -3173,10 +3046,40 @@
         <w:rPr>
           <w:rStyle w:val="VerbatimChar"/>
         </w:rPr>
-        <w:t xml:space="preserve">Juego/Distribucion/juego_grafico.exe</w:t>
-      </w:r>
-      <w:r>
-        <w:t xml:space="preserve">).</w:t>
+        <w:t xml:space="preserve">Juego/Distribucion/</w:t>
+      </w:r>
+      <w:r>
+        <w:t xml:space="preserve">),</w:t>
+      </w:r>
+      <w:r>
+        <w:t xml:space="preserve"> </w:t>
+      </w:r>
+      <w:r>
+        <w:rPr>
+          <w:rStyle w:val="VerbatimChar"/>
+        </w:rPr>
+        <w:t xml:space="preserve">Jugar.bat</w:t>
+      </w:r>
+      <w:r>
+        <w:t xml:space="preserve"> </w:t>
+      </w:r>
+      <w:r>
+        <w:t xml:space="preserve">y</w:t>
+      </w:r>
+      <w:r>
+        <w:t xml:space="preserve"> </w:t>
+      </w:r>
+      <w:r>
+        <w:rPr>
+          <w:rStyle w:val="VerbatimChar"/>
+        </w:rPr>
+        <w:t xml:space="preserve">python Juego/juego_grafico.py</w:t>
+      </w:r>
+      <w:r>
+        <w:t xml:space="preserve"> </w:t>
+      </w:r>
+      <w:r>
+        <w:t xml:space="preserve">(sin ejecutable PyInstaller).</w:t>
       </w:r>
     </w:p>
     <w:p>
@@ -3293,42 +3196,7 @@
               <w:pStyle w:val="Compact"/>
             </w:pPr>
             <w:r>
-              <w:t xml:space="preserve">Arranque pygame (libre, historia, resistencia, escape room, feedback)</w:t>
-            </w:r>
-          </w:p>
-        </w:tc>
-      </w:tr>
-      <w:tr>
-        <w:tc>
-          <w:tcPr/>
-          <w:p>
-            <w:pPr>
-              <w:pStyle w:val="Compact"/>
-            </w:pPr>
-            <w:r>
-              <w:t xml:space="preserve">2</w:t>
-            </w:r>
-          </w:p>
-        </w:tc>
-        <w:tc>
-          <w:tcPr/>
-          <w:p>
-            <w:pPr>
-              <w:pStyle w:val="Compact"/>
-            </w:pPr>
-            <w:r>
-              <w:t xml:space="preserve">Modos de juego</w:t>
-            </w:r>
-          </w:p>
-        </w:tc>
-        <w:tc>
-          <w:tcPr/>
-          <w:p>
-            <w:pPr>
-              <w:pStyle w:val="Compact"/>
-            </w:pPr>
-            <w:r>
-              <w:t xml:space="preserve">Presets en</w:t>
+              <w:t xml:space="preserve">Arranque pygame-ce; carga de contenido y</w:t>
             </w:r>
             <w:r>
               <w:t xml:space="preserve"> </w:t>
@@ -3337,7 +3205,57 @@
               <w:rPr>
                 <w:rStyle w:val="VerbatimChar"/>
               </w:rPr>
-              <w:t xml:space="preserve">Data/Juego/presets.json</w:t>
+              <w:t xml:space="preserve">--csv</w:t>
+            </w:r>
+            <w:r>
+              <w:t xml:space="preserve"> </w:t>
+            </w:r>
+            <w:r>
+              <w:t xml:space="preserve">opcional</w:t>
+            </w:r>
+          </w:p>
+        </w:tc>
+      </w:tr>
+      <w:tr>
+        <w:tc>
+          <w:tcPr/>
+          <w:p>
+            <w:pPr>
+              <w:pStyle w:val="Compact"/>
+            </w:pPr>
+            <w:r>
+              <w:t xml:space="preserve">2</w:t>
+            </w:r>
+          </w:p>
+        </w:tc>
+        <w:tc>
+          <w:tcPr/>
+          <w:p>
+            <w:pPr>
+              <w:pStyle w:val="Compact"/>
+            </w:pPr>
+            <w:r>
+              <w:t xml:space="preserve">Modos de juego</w:t>
+            </w:r>
+          </w:p>
+        </w:tc>
+        <w:tc>
+          <w:tcPr/>
+          <w:p>
+            <w:pPr>
+              <w:pStyle w:val="Compact"/>
+            </w:pPr>
+            <w:r>
+              <w:t xml:space="preserve">Presets en</w:t>
+            </w:r>
+            <w:r>
+              <w:t xml:space="preserve"> </w:t>
+            </w:r>
+            <w:r>
+              <w:rPr>
+                <w:rStyle w:val="VerbatimChar"/>
+              </w:rPr>
+              <w:t xml:space="preserve">presets.json</w:t>
             </w:r>
             <w:r>
               <w:t xml:space="preserve">, pantallas en</w:t>
@@ -3422,7 +3340,19 @@
               <w:rPr>
                 <w:rStyle w:val="VerbatimChar"/>
               </w:rPr>
-              <w:t xml:space="preserve">reglas_partida.py</w:t>
+              <w:t xml:space="preserve">reglas.py</w:t>
+            </w:r>
+            <w:r>
+              <w:t xml:space="preserve">,</w:t>
+            </w:r>
+            <w:r>
+              <w:t xml:space="preserve"> </w:t>
+            </w:r>
+            <w:r>
+              <w:rPr>
+                <w:rStyle w:val="VerbatimChar"/>
+              </w:rPr>
+              <w:t xml:space="preserve">contenido.py</w:t>
             </w:r>
             <w:r>
               <w:t xml:space="preserve">, …)</w:t>
@@ -3693,30 +3623,30 @@
           <w:i/>
           <w:iCs/>
         </w:rPr>
-        <w:t xml:space="preserve"> </w:t>
+        <w:t xml:space="preserve">,</w:t>
       </w:r>
       <w:r>
         <w:rPr>
           <w:i/>
           <w:iCs/>
         </w:rPr>
-        <w:t xml:space="preserve">(autoevaluación con filtros curriculares),</w:t>
-      </w:r>
-      <w:r>
-        <w:rPr>
+        <w:t xml:space="preserve"> </w:t>
+      </w:r>
+      <w:r>
+        <w:rPr>
+          <w:b/>
+          <w:bCs/>
           <w:i/>
           <w:iCs/>
         </w:rPr>
-        <w:t xml:space="preserve"> </w:t>
-      </w:r>
-      <w:r>
-        <w:rPr>
-          <w:b/>
-          <w:bCs/>
+        <w:t xml:space="preserve">Modo historia</w:t>
+      </w:r>
+      <w:r>
+        <w:rPr>
           <w:i/>
           <w:iCs/>
         </w:rPr>
-        <w:t xml:space="preserve">Modo historia</w:t>
+        <w:t xml:space="preserve">,</w:t>
       </w:r>
       <w:r>
         <w:rPr>
@@ -3727,10 +3657,12 @@
       </w:r>
       <w:r>
         <w:rPr>
+          <w:b/>
+          <w:bCs/>
           <w:i/>
           <w:iCs/>
         </w:rPr>
-        <w:t xml:space="preserve">(examen balanceado según histórico del grado),</w:t>
+        <w:t xml:space="preserve">Modos especiales</w:t>
       </w:r>
       <w:r>
         <w:rPr>
@@ -3741,12 +3673,10 @@
       </w:r>
       <w:r>
         <w:rPr>
-          <w:b/>
-          <w:bCs/>
           <w:i/>
           <w:iCs/>
         </w:rPr>
-        <w:t xml:space="preserve">Modos especiales</w:t>
+        <w:t xml:space="preserve">(escape room y resistencia),</w:t>
       </w:r>
       <w:r>
         <w:rPr>
@@ -3757,10 +3687,12 @@
       </w:r>
       <w:r>
         <w:rPr>
+          <w:b/>
+          <w:bCs/>
           <w:i/>
           <w:iCs/>
         </w:rPr>
-        <w:t xml:space="preserve">(escape room y resistencia),</w:t>
+        <w:t xml:space="preserve">Modo feedback</w:t>
       </w:r>
       <w:r>
         <w:rPr>
@@ -3771,12 +3703,10 @@
       </w:r>
       <w:r>
         <w:rPr>
-          <w:b/>
-          <w:bCs/>
           <w:i/>
           <w:iCs/>
         </w:rPr>
-        <w:t xml:space="preserve">Modo feedback</w:t>
+        <w:t xml:space="preserve">y</w:t>
       </w:r>
       <w:r>
         <w:rPr>
@@ -3787,33 +3717,19 @@
       </w:r>
       <w:r>
         <w:rPr>
+          <w:b/>
+          <w:bCs/>
           <w:i/>
           <w:iCs/>
         </w:rPr>
-        <w:t xml:space="preserve">(canal de mejora) y</w:t>
+        <w:t xml:space="preserve">Salir</w:t>
       </w:r>
       <w:r>
         <w:rPr>
           <w:i/>
           <w:iCs/>
         </w:rPr>
-        <w:t xml:space="preserve"> </w:t>
-      </w:r>
-      <w:r>
-        <w:rPr>
-          <w:b/>
-          <w:bCs/>
-          <w:i/>
-          <w:iCs/>
-        </w:rPr>
-        <w:t xml:space="preserve">Salir</w:t>
-      </w:r>
-      <w:r>
-        <w:rPr>
-          <w:i/>
-          <w:iCs/>
-        </w:rPr>
-        <w:t xml:space="preserve">. Barra fija superior con pausa, modos diarios, información/ranking, feedback y opciones.</w:t>
+        <w:t xml:space="preserve">. Barra fija superior con pausa, modos diarios (examen del día), información/estadísticas, feedback y opciones.</w:t>
       </w:r>
     </w:p>
     <w:p>
@@ -3855,7 +3771,86 @@
         <w:t xml:space="preserve">motor_nucleo.py</w:t>
       </w:r>
       <w:r>
-        <w:t xml:space="preserve">). Según el preset de reglas:</w:t>
+        <w:t xml:space="preserve">). Según el preset activo, aplica</w:t>
+      </w:r>
+      <w:r>
+        <w:t xml:space="preserve"> </w:t>
+      </w:r>
+      <w:r>
+        <w:rPr>
+          <w:b/>
+          <w:bCs/>
+        </w:rPr>
+        <w:t xml:space="preserve">corrección inmediata</w:t>
+      </w:r>
+      <w:r>
+        <w:t xml:space="preserve"> </w:t>
+      </w:r>
+      <w:r>
+        <w:t xml:space="preserve">(modos arcade/repaso, con vidas y puntuación opcional) o</w:t>
+      </w:r>
+      <w:r>
+        <w:t xml:space="preserve"> </w:t>
+      </w:r>
+      <w:r>
+        <w:rPr>
+          <w:b/>
+          <w:bCs/>
+        </w:rPr>
+        <w:t xml:space="preserve">corrección al final</w:t>
+      </w:r>
+      <w:r>
+        <w:t xml:space="preserve"> </w:t>
+      </w:r>
+      <w:r>
+        <w:t xml:space="preserve">(modos examen/historia, con informe y nota 0–10). Las vidas, el temporizador y la dificultad progresiva del modo libre son configurables por preset. El detalle de puntuación arcade (+10/+20/+30), penalizaciones y variantes NOTA/PORCENTAJE se documenta en el Apéndice B (</w:t>
+      </w:r>
+      <w:hyperlink r:id="rId73">
+        <w:r>
+          <w:rPr>
+            <w:rStyle w:val="VerbatimChar"/>
+          </w:rPr>
+          <w:t xml:space="preserve">Juego/Comun/README.md</w:t>
+        </w:r>
+      </w:hyperlink>
+      <w:r>
+        <w:t xml:space="preserve">).</w:t>
+      </w:r>
+    </w:p>
+    <w:bookmarkEnd w:id="74"/>
+    <w:bookmarkStart w:id="76" w:name="despliegue-y-accesibilidad"/>
+    <w:p>
+      <w:pPr>
+        <w:pStyle w:val="Heading2"/>
+      </w:pPr>
+      <w:r>
+        <w:rPr>
+          <w:rStyle w:val="SectionNumber"/>
+        </w:rPr>
+        <w:t xml:space="preserve">4.4</w:t>
+      </w:r>
+      <w:r>
+        <w:tab/>
+      </w:r>
+      <w:r>
+        <w:t xml:space="preserve">Despliegue y accesibilidad</w:t>
+      </w:r>
+    </w:p>
+    <w:p>
+      <w:pPr>
+        <w:pStyle w:val="FirstParagraph"/>
+      </w:pPr>
+      <w:r>
+        <w:t xml:space="preserve">El juego se distribuye en dos zip generados desde el repositorio (</w:t>
+      </w:r>
+      <w:r>
+        <w:rPr>
+          <w:rStyle w:val="VerbatimChar"/>
+        </w:rPr>
+        <w:t xml:space="preserve">Docs/utilidades_tfg.py</w:t>
+      </w:r>
+      <w:r>
+        <w:t xml:space="preserve">):</w:t>
       </w:r>
     </w:p>
     <w:tbl>
@@ -3866,8 +3861,9 @@
         <w:tblLook w:firstRow="1" w:lastRow="0" w:firstColumn="0" w:lastColumn="0" w:noHBand="0" w:noVBand="0" w:val="0020"/>
       </w:tblPr>
       <w:tblGrid>
-        <w:gridCol w:w="3226"/>
-        <w:gridCol w:w="4693"/>
+        <w:gridCol w:w="2851"/>
+        <w:gridCol w:w="3484"/>
+        <w:gridCol w:w="1584"/>
       </w:tblGrid>
       <w:tr>
         <w:trPr>
@@ -3880,18 +3876,29 @@
               <w:pStyle w:val="Compact"/>
             </w:pPr>
             <w:r>
-              <w:t xml:space="preserve">Mecanismo</w:t>
-            </w:r>
-          </w:p>
-        </w:tc>
-        <w:tc>
-          <w:tcPr/>
-          <w:p>
-            <w:pPr>
-              <w:pStyle w:val="Compact"/>
-            </w:pPr>
-            <w:r>
-              <w:t xml:space="preserve">Comportamiento</w:t>
+              <w:t xml:space="preserve">Paquete</w:t>
+            </w:r>
+          </w:p>
+        </w:tc>
+        <w:tc>
+          <w:tcPr/>
+          <w:p>
+            <w:pPr>
+              <w:pStyle w:val="Compact"/>
+            </w:pPr>
+            <w:r>
+              <w:t xml:space="preserve">Contenido</w:t>
+            </w:r>
+          </w:p>
+        </w:tc>
+        <w:tc>
+          <w:tcPr/>
+          <w:p>
+            <w:pPr>
+              <w:pStyle w:val="Compact"/>
+            </w:pPr>
+            <w:r>
+              <w:t xml:space="preserve">Uso</w:t>
             </w:r>
           </w:p>
         </w:tc>
@@ -3908,18 +3915,68 @@
                 <w:b/>
                 <w:bCs/>
               </w:rPr>
-              <w:t xml:space="preserve">Corrección inmediata</w:t>
-            </w:r>
-          </w:p>
-        </w:tc>
-        <w:tc>
-          <w:tcPr/>
-          <w:p>
-            <w:pPr>
-              <w:pStyle w:val="Compact"/>
-            </w:pPr>
-            <w:r>
-              <w:t xml:space="preserve">En modo arcade/repaso: acierto → mensaje y, si aplica, suma de puntos; fallo → resta de vida y/o penalización de puntos, opcionalmente muestra la solución.</w:t>
+              <w:t xml:space="preserve">Completo</w:t>
+            </w:r>
+            <w:r>
+              <w:t xml:space="preserve"> </w:t>
+            </w:r>
+            <w:r>
+              <w:t xml:space="preserve">(</w:t>
+            </w:r>
+            <w:r>
+              <w:rPr>
+                <w:rStyle w:val="VerbatimChar"/>
+              </w:rPr>
+              <w:t xml:space="preserve">MATCAD_juego_portable.zip</w:t>
+            </w:r>
+            <w:r>
+              <w:t xml:space="preserve">)</w:t>
+            </w:r>
+          </w:p>
+        </w:tc>
+        <w:tc>
+          <w:tcPr/>
+          <w:p>
+            <w:pPr>
+              <w:pStyle w:val="Compact"/>
+            </w:pPr>
+            <w:r>
+              <w:rPr>
+                <w:rStyle w:val="VerbatimChar"/>
+              </w:rPr>
+              <w:t xml:space="preserve">Data/</w:t>
+            </w:r>
+            <w:r>
+              <w:t xml:space="preserve"> </w:t>
+            </w:r>
+            <w:r>
+              <w:t xml:space="preserve">+</w:t>
+            </w:r>
+            <w:r>
+              <w:t xml:space="preserve"> </w:t>
+            </w:r>
+            <w:r>
+              <w:rPr>
+                <w:rStyle w:val="VerbatimChar"/>
+              </w:rPr>
+              <w:t xml:space="preserve">Juego/</w:t>
+            </w:r>
+            <w:r>
+              <w:t xml:space="preserve"> </w:t>
+            </w:r>
+            <w:r>
+              <w:t xml:space="preserve">(banco 480 ítems, histórico, presets)</w:t>
+            </w:r>
+          </w:p>
+        </w:tc>
+        <w:tc>
+          <w:tcPr/>
+          <w:p>
+            <w:pPr>
+              <w:pStyle w:val="Compact"/>
+            </w:pPr>
+            <w:r>
+              <w:t xml:space="preserve">Autor y despliegue con dataset cerrado</w:t>
             </w:r>
           </w:p>
         </w:tc>
@@ -3936,174 +3993,230 @@
                 <w:b/>
                 <w:bCs/>
               </w:rPr>
-              <w:t xml:space="preserve">Corrección al final</w:t>
-            </w:r>
-          </w:p>
-        </w:tc>
-        <w:tc>
-          <w:tcPr/>
-          <w:p>
-            <w:pPr>
-              <w:pStyle w:val="Compact"/>
-            </w:pPr>
-            <w:r>
-              <w:t xml:space="preserve">En modo examen (historia): no hay feedback durante el bloque; al cerrar se genera informe con nota y detalle pregunta a pregunta.</w:t>
-            </w:r>
-          </w:p>
-        </w:tc>
-      </w:tr>
-      <w:tr>
-        <w:tc>
-          <w:tcPr/>
-          <w:p>
-            <w:pPr>
-              <w:pStyle w:val="Compact"/>
-            </w:pPr>
+              <w:t xml:space="preserve">Mínimo</w:t>
+            </w:r>
+            <w:r>
+              <w:t xml:space="preserve"> </w:t>
+            </w:r>
+            <w:r>
+              <w:t xml:space="preserve">(</w:t>
+            </w:r>
+            <w:r>
+              <w:rPr>
+                <w:rStyle w:val="VerbatimChar"/>
+              </w:rPr>
+              <w:t xml:space="preserve">MATCAD_juego_minimal.zip</w:t>
+            </w:r>
+            <w:r>
+              <w:t xml:space="preserve">)</w:t>
+            </w:r>
+          </w:p>
+        </w:tc>
+        <w:tc>
+          <w:tcPr/>
+          <w:p>
+            <w:pPr>
+              <w:pStyle w:val="Compact"/>
+            </w:pPr>
+            <w:r>
+              <w:t xml:space="preserve">Motor + CSV de</w:t>
+            </w:r>
+            <w:r>
+              <w:t xml:space="preserve"> </w:t>
+            </w:r>
             <w:r>
               <w:rPr>
                 <w:b/>
                 <w:bCs/>
               </w:rPr>
-              <w:t xml:space="preserve">Puntuación arcade</w:t>
-            </w:r>
-          </w:p>
-        </w:tc>
-        <w:tc>
-          <w:tcPr/>
-          <w:p>
-            <w:pPr>
-              <w:pStyle w:val="Compact"/>
-            </w:pPr>
-            <w:r>
-              <w:t xml:space="preserve">+10 / +20 / +30 por acierto (Fácil / Media / Difícil); penalización en fallo: al menos 5 puntos o la mitad del valor base.</w:t>
-            </w:r>
-          </w:p>
-        </w:tc>
-      </w:tr>
-      <w:tr>
-        <w:tc>
-          <w:tcPr/>
-          <w:p>
-            <w:pPr>
-              <w:pStyle w:val="Compact"/>
-            </w:pPr>
-            <w:r>
-              <w:rPr>
-                <w:b/>
-                <w:bCs/>
-              </w:rPr>
-              <w:t xml:space="preserve">Nota / porcentaje</w:t>
-            </w:r>
-          </w:p>
-        </w:tc>
-        <w:tc>
-          <w:tcPr/>
-          <w:p>
-            <w:pPr>
-              <w:pStyle w:val="Compact"/>
-            </w:pPr>
+              <w:t xml:space="preserve">7 columnas</w:t>
+            </w:r>
+            <w:r>
+              <w:t xml:space="preserve"> </w:t>
+            </w:r>
+            <w:r>
+              <w:t xml:space="preserve">(sin metadatos curriculares en el CSV)</w:t>
+            </w:r>
+          </w:p>
+        </w:tc>
+        <w:tc>
+          <w:tcPr/>
+          <w:p>
+            <w:pPr>
+              <w:pStyle w:val="Compact"/>
+            </w:pPr>
+            <w:r>
+              <w:t xml:space="preserve">Prueba rápida sin clonar todo</w:t>
+            </w:r>
+            <w:r>
+              <w:t xml:space="preserve"> </w:t>
+            </w:r>
             <w:r>
               <w:rPr>
                 <w:rStyle w:val="VerbatimChar"/>
               </w:rPr>
-              <w:t xml:space="preserve">nota = 10 × aciertos / total</w:t>
-            </w:r>
-            <w:r>
-              <w:t xml:space="preserve"> </w:t>
-            </w:r>
-            <w:r>
-              <w:t xml:space="preserve">o porcentaje equivalente cuando el preset usa sistema NOTA o PORCENTAJE.</w:t>
-            </w:r>
-          </w:p>
-        </w:tc>
-      </w:tr>
-      <w:tr>
-        <w:tc>
-          <w:tcPr/>
-          <w:p>
-            <w:pPr>
-              <w:pStyle w:val="Compact"/>
-            </w:pPr>
-            <w:r>
-              <w:rPr>
-                <w:b/>
-                <w:bCs/>
-              </w:rPr>
-              <w:t xml:space="preserve">Vidas</w:t>
-            </w:r>
-          </w:p>
-        </w:tc>
-        <w:tc>
-          <w:tcPr/>
-          <w:p>
-            <w:pPr>
-              <w:pStyle w:val="Compact"/>
-            </w:pPr>
-            <w:r>
-              <w:t xml:space="preserve">Por defecto 3; cada error resta una vida; la partida termina al llegar a 0 (antes de completar el objetivo de preguntas).</w:t>
-            </w:r>
-          </w:p>
-        </w:tc>
-      </w:tr>
-      <w:tr>
-        <w:tc>
-          <w:tcPr/>
-          <w:p>
-            <w:pPr>
-              <w:pStyle w:val="Compact"/>
-            </w:pPr>
-            <w:r>
-              <w:rPr>
-                <w:b/>
-                <w:bCs/>
-              </w:rPr>
-              <w:t xml:space="preserve">Dificultad progresiva</w:t>
-            </w:r>
-          </w:p>
-        </w:tc>
-        <w:tc>
-          <w:tcPr/>
-          <w:p>
-            <w:pPr>
-              <w:pStyle w:val="Compact"/>
-            </w:pPr>
-            <w:r>
-              <w:t xml:space="preserve">En modo libre arcade: la dificultad global del pool sube cada tres preguntas respondidas.</w:t>
-            </w:r>
-          </w:p>
-        </w:tc>
-      </w:tr>
-      <w:tr>
-        <w:tc>
-          <w:tcPr/>
-          <w:p>
-            <w:pPr>
-              <w:pStyle w:val="Compact"/>
-            </w:pPr>
-            <w:r>
-              <w:rPr>
-                <w:b/>
-                <w:bCs/>
-              </w:rPr>
-              <w:t xml:space="preserve">Tiempo</w:t>
-            </w:r>
-          </w:p>
-        </w:tc>
-        <w:tc>
-          <w:tcPr/>
-          <w:p>
-            <w:pPr>
-              <w:pStyle w:val="Compact"/>
-            </w:pPr>
-            <w:r>
-              <w:t xml:space="preserve">Opcional por pregunta o total; si se agota, la respuesta cuenta como fallo.</w:t>
+              <w:t xml:space="preserve">Data/</w:t>
             </w:r>
           </w:p>
         </w:tc>
       </w:tr>
     </w:tbl>
-    <w:bookmarkEnd w:id="73"/>
-    <w:bookmarkStart w:id="74" w:name="validación-y-aseguramiento-de-la-calidad"/>
+    <w:p>
+      <w:pPr>
+        <w:pStyle w:val="BodyText"/>
+      </w:pPr>
+      <w:r>
+        <w:t xml:space="preserve">El lanzador acepta</w:t>
+      </w:r>
+      <w:r>
+        <w:t xml:space="preserve"> </w:t>
+      </w:r>
+      <w:r>
+        <w:rPr>
+          <w:rStyle w:val="VerbatimChar"/>
+        </w:rPr>
+        <w:t xml:space="preserve">python Juego/juego_grafico.py --csv ruta/Preguntas.csv</w:t>
+      </w:r>
+      <w:r>
+        <w:t xml:space="preserve">. Al detectar CSV mínimo, el módulo</w:t>
+      </w:r>
+      <w:r>
+        <w:t xml:space="preserve"> </w:t>
+      </w:r>
+      <w:r>
+        <w:rPr>
+          <w:rStyle w:val="VerbatimChar"/>
+        </w:rPr>
+        <w:t xml:space="preserve">contenido.py</w:t>
+      </w:r>
+      <w:r>
+        <w:t xml:space="preserve"> </w:t>
+      </w:r>
+      <w:r>
+        <w:t xml:space="preserve">activa un</w:t>
+      </w:r>
+      <w:r>
+        <w:t xml:space="preserve"> </w:t>
+      </w:r>
+      <w:r>
+        <w:rPr>
+          <w:b/>
+          <w:bCs/>
+        </w:rPr>
+        <w:t xml:space="preserve">perfil de contenido restringido</w:t>
+      </w:r>
+      <w:r>
+        <w:t xml:space="preserve"> </w:t>
+      </w:r>
+      <w:r>
+        <w:t xml:space="preserve">(</w:t>
+      </w:r>
+      <w:r>
+        <w:rPr>
+          <w:rStyle w:val="VerbatimChar"/>
+        </w:rPr>
+        <w:t xml:space="preserve">PerfilContenido</w:t>
+      </w:r>
+      <w:r>
+        <w:t xml:space="preserve">): sin carrusel de historia,</w:t>
+      </w:r>
+      <w:r>
+        <w:t xml:space="preserve"> </w:t>
+      </w:r>
+      <w:r>
+        <w:rPr>
+          <w:b/>
+          <w:bCs/>
+        </w:rPr>
+        <w:t xml:space="preserve">examen fijo</w:t>
+      </w:r>
+      <w:r>
+        <w:t xml:space="preserve"> </w:t>
+      </w:r>
+      <w:r>
+        <w:t xml:space="preserve">de</w:t>
+      </w:r>
+      <w:r>
+        <w:t xml:space="preserve"> </w:t>
+      </w:r>
+      <w:r>
+        <w:rPr>
+          <w:b/>
+          <w:bCs/>
+        </w:rPr>
+        <w:t xml:space="preserve">24 preguntas</w:t>
+      </w:r>
+      <w:r>
+        <w:t xml:space="preserve"> </w:t>
+      </w:r>
+      <w:r>
+        <w:t xml:space="preserve">desde la barra superior (día / aleatorio / semilla), modo</w:t>
+      </w:r>
+      <w:r>
+        <w:t xml:space="preserve"> </w:t>
+      </w:r>
+      <w:r>
+        <w:rPr>
+          <w:b/>
+          <w:bCs/>
+        </w:rPr>
+        <w:t xml:space="preserve">resistencia</w:t>
+      </w:r>
+      <w:r>
+        <w:t xml:space="preserve"> </w:t>
+      </w:r>
+      <w:r>
+        <w:t xml:space="preserve">activo y</w:t>
+      </w:r>
+      <w:r>
+        <w:t xml:space="preserve"> </w:t>
+      </w:r>
+      <w:r>
+        <w:rPr>
+          <w:b/>
+          <w:bCs/>
+        </w:rPr>
+        <w:t xml:space="preserve">escape room</w:t>
+      </w:r>
+      <w:r>
+        <w:t xml:space="preserve"> </w:t>
+      </w:r>
+      <w:r>
+        <w:t xml:space="preserve">visible pero inactivo. Así se demuestra</w:t>
+      </w:r>
+      <w:r>
+        <w:t xml:space="preserve"> </w:t>
+      </w:r>
+      <w:r>
+        <w:rPr>
+          <w:b/>
+          <w:bCs/>
+        </w:rPr>
+        <w:t xml:space="preserve">H1</w:t>
+      </w:r>
+      <w:r>
+        <w:t xml:space="preserve"> </w:t>
+      </w:r>
+      <w:r>
+        <w:t xml:space="preserve">(autoevaluación con datos reducidos) sin el banco completo. Guía de usuario:</w:t>
+      </w:r>
+      <w:r>
+        <w:t xml:space="preserve"> </w:t>
+      </w:r>
+      <w:hyperlink r:id="rId75">
+        <w:r>
+          <w:rPr>
+            <w:rStyle w:val="VerbatimChar"/>
+          </w:rPr>
+          <w:t xml:space="preserve">Juego/COMO_JUGAR.md</w:t>
+        </w:r>
+      </w:hyperlink>
+      <w:r>
+        <w:t xml:space="preserve">.</w:t>
+      </w:r>
+    </w:p>
+    <w:bookmarkEnd w:id="76"/>
+    <w:bookmarkStart w:id="77" w:name="validación-y-aseguramiento-de-la-calidad"/>
     <w:p>
       <w:pPr>
         <w:pStyle w:val="Heading2"/>
@@ -4112,7 +4225,7 @@
         <w:rPr>
           <w:rStyle w:val="SectionNumber"/>
         </w:rPr>
-        <w:t xml:space="preserve">4.4</w:t>
+        <w:t xml:space="preserve">4.5</w:t>
       </w:r>
       <w:r>
         <w:tab/>
@@ -4326,58 +4439,61 @@
                 <w:b/>
                 <w:bCs/>
               </w:rPr>
-              <w:t xml:space="preserve">424</w:t>
+              <w:t xml:space="preserve">468</w:t>
             </w:r>
             <w:r>
               <w:t xml:space="preserve"> </w:t>
             </w:r>
             <w:r>
-              <w:t xml:space="preserve">tests: 416 + 8 en</w:t>
-            </w:r>
-            <w:r>
-              <w:t xml:space="preserve"> </w:t>
+              <w:t xml:space="preserve">tests)</w:t>
+            </w:r>
+          </w:p>
+        </w:tc>
+      </w:tr>
+      <w:tr>
+        <w:tc>
+          <w:tcPr/>
+          <w:p>
+            <w:pPr>
+              <w:pStyle w:val="Compact"/>
+            </w:pPr>
+            <w:r>
+              <w:t xml:space="preserve">Integración continua</w:t>
+            </w:r>
+          </w:p>
+        </w:tc>
+        <w:tc>
+          <w:tcPr/>
+          <w:p>
+            <w:pPr>
+              <w:pStyle w:val="Compact"/>
+            </w:pPr>
+            <w:r>
+              <w:t xml:space="preserve">GitHub Actions: tests, mypy (</w:t>
             </w:r>
             <w:r>
               <w:rPr>
                 <w:rStyle w:val="VerbatimChar"/>
               </w:rPr>
-              <w:t xml:space="preserve">Files/</w:t>
-            </w:r>
-            <w:r>
-              <w:t xml:space="preserve">)</w:t>
-            </w:r>
-          </w:p>
-        </w:tc>
-      </w:tr>
-      <w:tr>
-        <w:tc>
-          <w:tcPr/>
-          <w:p>
-            <w:pPr>
-              <w:pStyle w:val="Compact"/>
-            </w:pPr>
-            <w:r>
-              <w:t xml:space="preserve">Integración continua</w:t>
-            </w:r>
-          </w:p>
-        </w:tc>
-        <w:tc>
-          <w:tcPr/>
-          <w:p>
-            <w:pPr>
-              <w:pStyle w:val="Compact"/>
-            </w:pPr>
-            <w:r>
-              <w:t xml:space="preserve">GitHub Actions (</w:t>
+              <w:t xml:space="preserve">Comun/</w:t>
+            </w:r>
+            <w:r>
+              <w:t xml:space="preserve"> </w:t>
+            </w:r>
+            <w:r>
+              <w:t xml:space="preserve">+</w:t>
+            </w:r>
+            <w:r>
+              <w:t xml:space="preserve"> </w:t>
             </w:r>
             <w:r>
               <w:rPr>
                 <w:rStyle w:val="VerbatimChar"/>
               </w:rPr>
-              <w:t xml:space="preserve">.github/workflows/tests.yml</w:t>
-            </w:r>
-            <w:r>
-              <w:t xml:space="preserve">)</w:t>
+              <w:t xml:space="preserve">Grafico/</w:t>
+            </w:r>
+            <w:r>
+              <w:t xml:space="preserve">), empaquetado zip Windows</w:t>
             </w:r>
           </w:p>
         </w:tc>
@@ -4521,8 +4637,8 @@
         <w:t xml:space="preserve">para evitar modificaciones accidentales.</w:t>
       </w:r>
     </w:p>
-    <w:bookmarkEnd w:id="74"/>
-    <w:bookmarkStart w:id="75" w:name="criterios-de-éxito"/>
+    <w:bookmarkEnd w:id="77"/>
+    <w:bookmarkStart w:id="78" w:name="criterios-de-éxito"/>
     <w:p>
       <w:pPr>
         <w:pStyle w:val="Heading2"/>
@@ -4531,7 +4647,7 @@
         <w:rPr>
           <w:rStyle w:val="SectionNumber"/>
         </w:rPr>
-        <w:t xml:space="preserve">4.5</w:t>
+        <w:t xml:space="preserve">4.6</w:t>
       </w:r>
       <w:r>
         <w:tab/>
@@ -4605,9 +4721,9 @@
         <w:t xml:space="preserve">El contenido había pasado revisión manual completa.</w:t>
       </w:r>
     </w:p>
-    <w:bookmarkEnd w:id="75"/>
-    <w:bookmarkEnd w:id="76"/>
-    <w:bookmarkStart w:id="112" w:name="resultados"/>
+    <w:bookmarkEnd w:id="78"/>
+    <w:bookmarkEnd w:id="79"/>
+    <w:bookmarkStart w:id="100" w:name="resultados"/>
     <w:p>
       <w:pPr>
         <w:pStyle w:val="Heading1"/>
@@ -4625,7 +4741,7 @@
         <w:t xml:space="preserve">Resultados</w:t>
       </w:r>
     </w:p>
-    <w:bookmarkStart w:id="77" w:name="banco-de-preguntas"/>
+    <w:bookmarkStart w:id="80" w:name="banco-de-preguntas"/>
     <w:p>
       <w:pPr>
         <w:pStyle w:val="Heading2"/>
@@ -4848,8 +4964,8 @@
         <w:t xml:space="preserve">(pool ampliado con plantillas no revisadas, hasta 1440 ítems jugables), dejando clara la trazabilidad para evaluación formal del TFG.</w:t>
       </w:r>
     </w:p>
-    <w:bookmarkEnd w:id="77"/>
-    <w:bookmarkStart w:id="80" w:name="aplicación-de-juego"/>
+    <w:bookmarkEnd w:id="80"/>
+    <w:bookmarkStart w:id="82" w:name="aplicación-de-juego"/>
     <w:p>
       <w:pPr>
         <w:pStyle w:val="Heading2"/>
@@ -4892,13 +5008,13 @@
           <w:b/>
           <w:bCs/>
         </w:rPr>
-        <w:t xml:space="preserve">pygame</w:t>
-      </w:r>
-      <w:r>
-        <w:t xml:space="preserve"> </w:t>
-      </w:r>
-      <w:r>
-        <w:t xml:space="preserve">con cinco modos operativos (libre, historia, resistencia, escape room, feedback), banco de</w:t>
+        <w:t xml:space="preserve">pygame-ce</w:t>
+      </w:r>
+      <w:r>
+        <w:t xml:space="preserve"> </w:t>
+      </w:r>
+      <w:r>
+        <w:t xml:space="preserve">con cinco modos operativos, banco de</w:t>
       </w:r>
       <w:r>
         <w:t xml:space="preserve"> </w:t>
@@ -4914,7 +5030,7 @@
         <w:t xml:space="preserve"> </w:t>
       </w:r>
       <w:r>
-        <w:t xml:space="preserve">revisadas manualmente y herramientas de mantenimiento del dataset. El</w:t>
+        <w:t xml:space="preserve">revisadas manualmente, paquetes portable y mínimo, y herramientas de mantenimiento del dataset. El</w:t>
       </w:r>
       <w:r>
         <w:t xml:space="preserve"> </w:t>
@@ -4930,7 +5046,7 @@
         <w:t xml:space="preserve"> </w:t>
       </w:r>
       <w:r>
-        <w:t xml:space="preserve">implementa mecánicas de salas y puertas (tienda, botín, inventario); la narrativa gráfica completa tipo novela queda como evolución futura.</w:t>
+        <w:t xml:space="preserve">implementa salas y puertas (tienda, botín, inventario); la narrativa gráfica completa queda como evolución futura.</w:t>
       </w:r>
     </w:p>
     <w:p>
@@ -4938,7 +5054,7 @@
         <w:pStyle w:val="BodyText"/>
       </w:pPr>
       <w:r>
-        <w:t xml:space="preserve">El desarrollo siguió un enfoque incremental: un prototipo en terminal validó el motor de evaluación; la interfaz gráfica concentró después toda la experiencia de juego. En junio de 2026 se eliminó la capa de consola y se unificó el código en</w:t>
+        <w:t xml:space="preserve">El código se organiza en</w:t>
       </w:r>
       <w:r>
         <w:t xml:space="preserve"> </w:t>
@@ -4947,39 +5063,39 @@
         <w:rPr>
           <w:rStyle w:val="VerbatimChar"/>
         </w:rPr>
+        <w:t xml:space="preserve">Juego/Comun/</w:t>
+      </w:r>
+      <w:r>
+        <w:t xml:space="preserve"> </w:t>
+      </w:r>
+      <w:r>
+        <w:t xml:space="preserve">(dominio) e</w:t>
+      </w:r>
+      <w:r>
+        <w:t xml:space="preserve"> </w:t>
+      </w:r>
+      <w:r>
+        <w:rPr>
+          <w:rStyle w:val="VerbatimChar"/>
+        </w:rPr>
+        <w:t xml:space="preserve">Juego/Grafico/</w:t>
+      </w:r>
+      <w:r>
+        <w:t xml:space="preserve"> </w:t>
+      </w:r>
+      <w:r>
+        <w:t xml:space="preserve">(interfaz), con lanzador único</w:t>
+      </w:r>
+      <w:r>
+        <w:t xml:space="preserve"> </w:t>
+      </w:r>
+      <w:r>
+        <w:rPr>
+          <w:rStyle w:val="VerbatimChar"/>
+        </w:rPr>
         <w:t xml:space="preserve">juego_grafico.py</w:t>
       </w:r>
       <w:r>
-        <w:t xml:space="preserve"> </w:t>
-      </w:r>
-      <w:r>
-        <w:t xml:space="preserve">con dominio en</w:t>
-      </w:r>
-      <w:r>
-        <w:t xml:space="preserve"> </w:t>
-      </w:r>
-      <w:r>
-        <w:rPr>
-          <w:rStyle w:val="VerbatimChar"/>
-        </w:rPr>
-        <w:t xml:space="preserve">Juego/Comun/</w:t>
-      </w:r>
-      <w:r>
-        <w:t xml:space="preserve"> </w:t>
-      </w:r>
-      <w:r>
-        <w:t xml:space="preserve">e interfaz en</w:t>
-      </w:r>
-      <w:r>
-        <w:t xml:space="preserve"> </w:t>
-      </w:r>
-      <w:r>
-        <w:rPr>
-          <w:rStyle w:val="VerbatimChar"/>
-        </w:rPr>
-        <w:t xml:space="preserve">Juego/Grafico/</w:t>
-      </w:r>
-      <w:r>
         <w:t xml:space="preserve">. Todas las pantallas comparten una</w:t>
       </w:r>
       <w:r>
@@ -4996,7 +5112,7 @@
         <w:t xml:space="preserve"> </w:t>
       </w:r>
       <w:r>
-        <w:t xml:space="preserve">(pausa, diarios, ranking, feedback, opciones); en partida se añade además la barra de estado con vidas, progreso y puntuación (véase figuras 2–3).</w:t>
+        <w:t xml:space="preserve">(pausa, diarios, estadísticas, feedback, opciones); en partida se añade la barra de estado con vidas, progreso y puntuación (figuras 2–3).</w:t>
       </w:r>
     </w:p>
     <w:tbl>
@@ -5282,18 +5398,18 @@
               <w:pStyle w:val="Compact"/>
             </w:pPr>
             <w:r>
-              <w:t xml:space="preserve">Pruebas</w:t>
-            </w:r>
-          </w:p>
-        </w:tc>
-        <w:tc>
-          <w:tcPr/>
-          <w:p>
-            <w:pPr>
-              <w:pStyle w:val="Compact"/>
-            </w:pPr>
-            <w:r>
-              <w:t xml:space="preserve">Suite en</w:t>
+              <w:t xml:space="preserve">Modos diarios</w:t>
+            </w:r>
+          </w:p>
+        </w:tc>
+        <w:tc>
+          <w:tcPr/>
+          <w:p>
+            <w:pPr>
+              <w:pStyle w:val="Compact"/>
+            </w:pPr>
+            <w:r>
+              <w:t xml:space="preserve">Examen del día (semilla UTC</w:t>
             </w:r>
             <w:r>
               <w:t xml:space="preserve"> </w:t>
@@ -5302,13 +5418,10 @@
               <w:rPr>
                 <w:rStyle w:val="VerbatimChar"/>
               </w:rPr>
-              <w:t xml:space="preserve">Tests/</w:t>
-            </w:r>
-            <w:r>
-              <w:t xml:space="preserve"> </w:t>
-            </w:r>
-            <w:r>
-              <w:t xml:space="preserve">(juego) y</w:t>
+              <w:t xml:space="preserve">DDMMYYYY</w:t>
+            </w:r>
+            <w:r>
+              <w:t xml:space="preserve">), aleatorio y semilla manual vía preset</w:t>
             </w:r>
             <w:r>
               <w:t xml:space="preserve"> </w:t>
@@ -5317,19 +5430,80 @@
               <w:rPr>
                 <w:rStyle w:val="VerbatimChar"/>
               </w:rPr>
-              <w:t xml:space="preserve">Files/test_*.py</w:t>
+              <w:t xml:space="preserve">examen_fijo</w:t>
+            </w:r>
+          </w:p>
+        </w:tc>
+      </w:tr>
+      <w:tr>
+        <w:tc>
+          <w:tcPr/>
+          <w:p>
+            <w:pPr>
+              <w:pStyle w:val="Compact"/>
+            </w:pPr>
+            <w:r>
+              <w:t xml:space="preserve">Estadísticas locales</w:t>
+            </w:r>
+          </w:p>
+        </w:tc>
+        <w:tc>
+          <w:tcPr/>
+          <w:p>
+            <w:pPr>
+              <w:pStyle w:val="Compact"/>
+            </w:pPr>
+            <w:r>
+              <w:rPr>
+                <w:rStyle w:val="VerbatimChar"/>
+              </w:rPr>
+              <w:t xml:space="preserve">estadisticas_jugador.json</w:t>
             </w:r>
             <w:r>
               <w:t xml:space="preserve"> </w:t>
             </w:r>
             <w:r>
-              <w:t xml:space="preserve">(mantenimiento); CI en GitHub Actions</w:t>
+              <w:t xml:space="preserve">+ pantalla «Mis estadísticas» (totales, récords, días activos)</w:t>
+            </w:r>
+          </w:p>
+        </w:tc>
+      </w:tr>
+      <w:tr>
+        <w:tc>
+          <w:tcPr/>
+          <w:p>
+            <w:pPr>
+              <w:pStyle w:val="Compact"/>
+            </w:pPr>
+            <w:r>
+              <w:t xml:space="preserve">Pruebas</w:t>
+            </w:r>
+          </w:p>
+        </w:tc>
+        <w:tc>
+          <w:tcPr/>
+          <w:p>
+            <w:pPr>
+              <w:pStyle w:val="Compact"/>
+            </w:pPr>
+            <w:r>
+              <w:rPr>
+                <w:b/>
+                <w:bCs/>
+              </w:rPr>
+              <w:t xml:space="preserve">468</w:t>
+            </w:r>
+            <w:r>
+              <w:t xml:space="preserve"> </w:t>
+            </w:r>
+            <w:r>
+              <w:t xml:space="preserve">tests + CI (mypy, zip Windows)</w:t>
             </w:r>
           </w:p>
         </w:tc>
       </w:tr>
     </w:tbl>
-    <w:bookmarkStart w:id="79" w:name="aleatoriedad-y-semillas"/>
+    <w:bookmarkStart w:id="81" w:name="modos-diarios-y-semillas"/>
     <w:p>
       <w:pPr>
         <w:pStyle w:val="Heading3"/>
@@ -5344,7 +5518,7 @@
         <w:tab/>
       </w:r>
       <w:r>
-        <w:t xml:space="preserve">Aleatoriedad y semillas</w:t>
+        <w:t xml:space="preserve">Modos diarios y semillas</w:t>
       </w:r>
     </w:p>
     <w:p>
@@ -5362,205 +5536,148 @@
           <w:b/>
           <w:bCs/>
         </w:rPr>
-        <w:t xml:space="preserve">semilla diaria</w:t>
-      </w:r>
-      <w:r>
-        <w:t xml:space="preserve"> </w:t>
-      </w:r>
-      <w:r>
-        <w:t xml:space="preserve">(</w:t>
+        <w:t xml:space="preserve">barra superior</w:t>
+      </w:r>
+      <w:r>
+        <w:t xml:space="preserve"> </w:t>
+      </w:r>
+      <w:r>
+        <w:t xml:space="preserve">expone atajos al preset</w:t>
+      </w:r>
+      <w:r>
+        <w:t xml:space="preserve"> </w:t>
+      </w:r>
+      <w:r>
+        <w:rPr>
+          <w:b/>
+          <w:bCs/>
+        </w:rPr>
+        <w:t xml:space="preserve">examen fijo</w:t>
+      </w:r>
+      <w:r>
+        <w:t xml:space="preserve">:</w:t>
+      </w:r>
+      <w:r>
+        <w:t xml:space="preserve"> </w:t>
+      </w:r>
+      <w:r>
+        <w:rPr>
+          <w:b/>
+          <w:bCs/>
+        </w:rPr>
+        <w:t xml:space="preserve">Examen del día</w:t>
+      </w:r>
+      <w:r>
+        <w:t xml:space="preserve"> </w:t>
+      </w:r>
+      <w:r>
+        <w:t xml:space="preserve">(misma selección de</w:t>
+      </w:r>
+      <w:r>
+        <w:t xml:space="preserve"> </w:t>
+      </w:r>
+      <w:r>
+        <w:rPr>
+          <w:b/>
+          <w:bCs/>
+        </w:rPr>
+        <w:t xml:space="preserve">24 preguntas</w:t>
+      </w:r>
+      <w:r>
+        <w:t xml:space="preserve"> </w:t>
+      </w:r>
+      <w:r>
+        <w:t xml:space="preserve">para todos los jugadores ese día),</w:t>
+      </w:r>
+      <w:r>
+        <w:t xml:space="preserve"> </w:t>
+      </w:r>
+      <w:r>
+        <w:rPr>
+          <w:b/>
+          <w:bCs/>
+        </w:rPr>
+        <w:t xml:space="preserve">Examen aleatorio</w:t>
+      </w:r>
+      <w:r>
+        <w:t xml:space="preserve"> </w:t>
+      </w:r>
+      <w:r>
+        <w:t xml:space="preserve">y</w:t>
+      </w:r>
+      <w:r>
+        <w:t xml:space="preserve"> </w:t>
+      </w:r>
+      <w:r>
+        <w:rPr>
+          <w:b/>
+          <w:bCs/>
+        </w:rPr>
+        <w:t xml:space="preserve">Semilla numérica</w:t>
+      </w:r>
+      <w:r>
+        <w:t xml:space="preserve">. La semilla diaria fija el</w:t>
+      </w:r>
+      <w:r>
+        <w:t xml:space="preserve"> </w:t>
+      </w:r>
+      <w:r>
+        <w:rPr>
+          <w:b/>
+          <w:bCs/>
+        </w:rPr>
+        <w:t xml:space="preserve">contenido</w:t>
+      </w:r>
+      <w:r>
+        <w:t xml:space="preserve">; al iniciar cada partida se asigna además una</w:t>
+      </w:r>
+      <w:r>
+        <w:t xml:space="preserve"> </w:t>
+      </w:r>
+      <w:r>
+        <w:rPr>
+          <w:b/>
+          <w:bCs/>
+        </w:rPr>
+        <w:t xml:space="preserve">semilla de sesión</w:t>
+      </w:r>
+      <w:r>
+        <w:t xml:space="preserve"> </w:t>
+      </w:r>
+      <w:r>
+        <w:t xml:space="preserve">que gobierna orden de ítems, barajado de opciones A–D y aleatoriedad intra-partida (único</w:t>
+      </w:r>
+      <w:r>
+        <w:t xml:space="preserve"> </w:t>
       </w:r>
       <w:r>
         <w:rPr>
           <w:rStyle w:val="VerbatimChar"/>
         </w:rPr>
-        <w:t xml:space="preserve">DDMMYYYY</w:t>
-      </w:r>
-      <w:r>
-        <w:t xml:space="preserve">, UTC) fija el</w:t>
-      </w:r>
-      <w:r>
-        <w:t xml:space="preserve"> </w:t>
-      </w:r>
-      <w:r>
-        <w:rPr>
-          <w:b/>
-          <w:bCs/>
-        </w:rPr>
-        <w:t xml:space="preserve">contenido</w:t>
-      </w:r>
-      <w:r>
-        <w:t xml:space="preserve"> </w:t>
-      </w:r>
-      <w:r>
-        <w:t xml:space="preserve">del</w:t>
-      </w:r>
-      <w:r>
-        <w:t xml:space="preserve"> </w:t>
-      </w:r>
-      <w:r>
-        <w:rPr>
-          <w:b/>
-          <w:bCs/>
-        </w:rPr>
-        <w:t xml:space="preserve">Examen del día</w:t>
-      </w:r>
-      <w:r>
-        <w:t xml:space="preserve"> </w:t>
-      </w:r>
-      <w:r>
-        <w:t xml:space="preserve">(</w:t>
+        <w:t xml:space="preserve">RngPartida</w:t>
+      </w:r>
+      <w:r>
+        <w:t xml:space="preserve"> </w:t>
+      </w:r>
+      <w:r>
+        <w:t xml:space="preserve">por partida en</w:t>
+      </w:r>
+      <w:r>
+        <w:t xml:space="preserve"> </w:t>
       </w:r>
       <w:r>
         <w:rPr>
           <w:rStyle w:val="VerbatimChar"/>
         </w:rPr>
-        <w:t xml:space="preserve">examen_fijo</w:t>
-      </w:r>
-      <w:r>
-        <w:t xml:space="preserve"> </w:t>
-      </w:r>
-      <w:r>
-        <w:t xml:space="preserve">con origen diario): mismo banco de preguntas para todos los jugadores ese día. Al</w:t>
-      </w:r>
-      <w:r>
-        <w:t xml:space="preserve"> </w:t>
-      </w:r>
-      <w:r>
-        <w:rPr>
-          <w:b/>
-          <w:bCs/>
-        </w:rPr>
-        <w:t xml:space="preserve">iniciar cada partida</w:t>
-      </w:r>
-      <w:r>
-        <w:t xml:space="preserve"> </w:t>
-      </w:r>
-      <w:r>
-        <w:t xml:space="preserve">se asigna una</w:t>
-      </w:r>
-      <w:r>
-        <w:t xml:space="preserve"> </w:t>
-      </w:r>
-      <w:r>
-        <w:rPr>
-          <w:b/>
-          <w:bCs/>
-        </w:rPr>
-        <w:t xml:space="preserve">semilla de partida</w:t>
-      </w:r>
-      <w:r>
-        <w:t xml:space="preserve"> </w:t>
-      </w:r>
-      <w:r>
-        <w:t xml:space="preserve">—típicamente</w:t>
-      </w:r>
-      <w:r>
-        <w:t xml:space="preserve"> </w:t>
-      </w:r>
-      <w:r>
-        <w:rPr>
-          <w:rStyle w:val="VerbatimChar"/>
-        </w:rPr>
-        <w:t xml:space="preserve">semilla_partida_aleatoria()</w:t>
-      </w:r>
-      <w:r>
-        <w:t xml:space="preserve">— y se crea un único</w:t>
-      </w:r>
-      <w:r>
-        <w:t xml:space="preserve"> </w:t>
-      </w:r>
-      <w:r>
-        <w:rPr>
-          <w:rStyle w:val="VerbatimChar"/>
-          <w:b/>
-          <w:bCs/>
-        </w:rPr>
-        <w:t xml:space="preserve">RngPartida</w:t>
-      </w:r>
-      <w:r>
-        <w:t xml:space="preserve"> </w:t>
-      </w:r>
-      <w:r>
-        <w:t xml:space="preserve">(</w:t>
-      </w:r>
-      <w:r>
-        <w:rPr>
-          <w:rStyle w:val="VerbatimChar"/>
-        </w:rPr>
-        <w:t xml:space="preserve">Random</w:t>
-      </w:r>
-      <w:r>
-        <w:t xml:space="preserve"> </w:t>
-      </w:r>
-      <w:r>
-        <w:t xml:space="preserve">instanciado una sola vez en</w:t>
-      </w:r>
-      <w:r>
-        <w:t xml:space="preserve"> </w:t>
-      </w:r>
-      <w:hyperlink r:id="rId78">
-        <w:r>
-          <w:rPr>
-            <w:rStyle w:val="VerbatimChar"/>
-          </w:rPr>
-          <w:t xml:space="preserve">semillas.py</w:t>
-        </w:r>
-      </w:hyperlink>
-      <w:r>
-        <w:t xml:space="preserve">). Cada operación aleatoria —barajar orden, opciones A–D, salas, eventos, etc.—</w:t>
-      </w:r>
-      <w:r>
-        <w:t xml:space="preserve"> </w:t>
-      </w:r>
-      <w:r>
-        <w:rPr>
-          <w:b/>
-          <w:bCs/>
-        </w:rPr>
-        <w:t xml:space="preserve">consume</w:t>
-      </w:r>
-      <w:r>
-        <w:t xml:space="preserve"> </w:t>
-      </w:r>
-      <w:r>
-        <w:t xml:space="preserve">ese generador y devuelve un valor distinto aunque la semilla no cambie; recrear</w:t>
-      </w:r>
-      <w:r>
-        <w:t xml:space="preserve"> </w:t>
-      </w:r>
-      <w:r>
-        <w:rPr>
-          <w:rStyle w:val="VerbatimChar"/>
-        </w:rPr>
-        <w:t xml:space="preserve">Random(semilla)</w:t>
-      </w:r>
-      <w:r>
-        <w:t xml:space="preserve"> </w:t>
-      </w:r>
-      <w:r>
-        <w:t xml:space="preserve">a mitad de partida reiniciaría la secuencia, por eso no se derivan sub-semillas. En el examen del día con orden variable, la semilla diaria sigue fijando el contenido y la semilla de partida baraja el orden.</w:t>
-      </w:r>
-      <w:r>
-        <w:t xml:space="preserve"> </w:t>
-      </w:r>
-      <w:r>
-        <w:rPr>
-          <w:b/>
-          <w:bCs/>
-        </w:rPr>
-        <w:t xml:space="preserve">En el resto de modos</w:t>
-      </w:r>
-      <w:r>
-        <w:t xml:space="preserve"> </w:t>
-      </w:r>
-      <w:r>
-        <w:t xml:space="preserve">la semilla de partida gobierna selección, orden y mecánicas aleatorias. El examen fijo con semilla numérica manual también usa una sola semilla de partida. Las simulaciones de §5.7 y §5.8 usan semilla 42 para reproducir las figuras.</w:t>
-      </w:r>
-    </w:p>
-    <w:bookmarkEnd w:id="79"/>
-    <w:bookmarkEnd w:id="80"/>
-    <w:bookmarkStart w:id="82" w:name="organización-curricular-modelada"/>
+        <w:t xml:space="preserve">semillas.py</w:t>
+      </w:r>
+      <w:r>
+        <w:t xml:space="preserve">). En CSV mínimo, la selección es plana (24 preguntas al azar del banco cargado) sin balance por materia. Detalle de implementación: Apéndice B.</w:t>
+      </w:r>
+    </w:p>
+    <w:bookmarkEnd w:id="81"/>
+    <w:bookmarkEnd w:id="82"/>
+    <w:bookmarkStart w:id="84" w:name="organización-curricular-modelada"/>
     <w:p>
       <w:pPr>
         <w:pStyle w:val="Heading2"/>
@@ -6333,7 +6450,7 @@
       <w:r>
         <w:t xml:space="preserve"> </w:t>
       </w:r>
-      <w:hyperlink r:id="rId81">
+      <w:hyperlink r:id="rId83">
         <w:r>
           <w:rPr>
             <w:rStyle w:val="VerbatimChar"/>
@@ -6345,8 +6462,8 @@
         <w:t xml:space="preserve">.</w:t>
       </w:r>
     </w:p>
-    <w:bookmarkEnd w:id="82"/>
-    <w:bookmarkStart w:id="84" w:name="herramientas-de-mantenimiento"/>
+    <w:bookmarkEnd w:id="84"/>
+    <w:bookmarkStart w:id="86" w:name="herramientas-de-mantenimiento"/>
     <w:p>
       <w:pPr>
         <w:pStyle w:val="Heading2"/>
@@ -6453,40 +6570,28 @@
         <w:t xml:space="preserve"> </w:t>
       </w:r>
       <w:r>
-        <w:t xml:space="preserve">(estado local del jugador). Tras el cierre del banco (2026-06), los scripts de regeneración masiva del CSV se eliminaron del repositorio. Suite de pruebas en</w:t>
-      </w:r>
-      <w:r>
-        <w:t xml:space="preserve"> </w:t>
-      </w:r>
-      <w:r>
-        <w:rPr>
-          <w:rStyle w:val="VerbatimChar"/>
-        </w:rPr>
-        <w:t xml:space="preserve">Tests/</w:t>
-      </w:r>
-      <w:r>
-        <w:t xml:space="preserve"> </w:t>
-      </w:r>
-      <w:r>
-        <w:t xml:space="preserve">(</w:t>
-      </w:r>
-      <w:r>
-        <w:rPr>
-          <w:b/>
-          <w:bCs/>
-        </w:rPr>
-        <w:t xml:space="preserve">424</w:t>
-      </w:r>
-      <w:r>
-        <w:t xml:space="preserve"> </w:t>
-      </w:r>
-      <w:r>
-        <w:t xml:space="preserve">tests) con CI en GitHub Actions. Catálogo de comandos:</w:t>
-      </w:r>
-      <w:r>
-        <w:t xml:space="preserve"> </w:t>
-      </w:r>
-      <w:hyperlink r:id="rId83">
+        <w:t xml:space="preserve">(estado local del jugador). Tras el cierre del banco (2026-06), los scripts de regeneración masiva del CSV se eliminaron del repositorio. Suite de</w:t>
+      </w:r>
+      <w:r>
+        <w:t xml:space="preserve"> </w:t>
+      </w:r>
+      <w:r>
+        <w:rPr>
+          <w:b/>
+          <w:bCs/>
+        </w:rPr>
+        <w:t xml:space="preserve">468</w:t>
+      </w:r>
+      <w:r>
+        <w:t xml:space="preserve"> </w:t>
+      </w:r>
+      <w:r>
+        <w:t xml:space="preserve">tests con CI en GitHub Actions. Catálogo de comandos:</w:t>
+      </w:r>
+      <w:r>
+        <w:t xml:space="preserve"> </w:t>
+      </w:r>
+      <w:hyperlink r:id="rId85">
         <w:r>
           <w:rPr>
             <w:rStyle w:val="VerbatimChar"/>
@@ -6498,8 +6603,8 @@
         <w:t xml:space="preserve">.</w:t>
       </w:r>
     </w:p>
-    <w:bookmarkEnd w:id="84"/>
-    <w:bookmarkStart w:id="85" w:name="síntesis-cuantitativa"/>
+    <w:bookmarkEnd w:id="86"/>
+    <w:bookmarkStart w:id="87" w:name="síntesis-cuantitativa"/>
     <w:p>
       <w:pPr>
         <w:pStyle w:val="Heading2"/>
@@ -6693,7 +6798,7 @@
               <w:pStyle w:val="Compact"/>
             </w:pPr>
             <w:r>
-              <w:t xml:space="preserve">424</w:t>
+              <w:t xml:space="preserve">468</w:t>
             </w:r>
           </w:p>
         </w:tc>
@@ -6723,8 +6828,8 @@
         </w:tc>
       </w:tr>
     </w:tbl>
-    <w:bookmarkEnd w:id="85"/>
-    <w:bookmarkStart w:id="86" w:name="validación-del-modo-historia-h3"/>
+    <w:bookmarkEnd w:id="87"/>
+    <w:bookmarkStart w:id="88" w:name="validación-del-modo-historia-h3"/>
     <w:p>
       <w:pPr>
         <w:pStyle w:val="Heading2"/>
@@ -7474,8 +7579,8 @@
         <w:t xml:space="preserve">Estos valores orientan la ponderación del modo historia; un piloto con estudiantes permitiría contrastar si los exámenes generados se perciben alineados con la exigencia real del grado.</w:t>
       </w:r>
     </w:p>
-    <w:bookmarkEnd w:id="86"/>
-    <w:bookmarkStart w:id="93" w:name="simulación-monte-carlo"/>
+    <w:bookmarkEnd w:id="88"/>
+    <w:bookmarkStart w:id="95" w:name="simulación-monte-carlo"/>
     <w:p>
       <w:pPr>
         <w:pStyle w:val="Heading2"/>
@@ -8425,18 +8530,18 @@
           <wp:inline>
             <wp:extent cx="5334000" cy="2122681"/>
             <wp:effectExtent b="0" l="0" r="0" t="0"/>
-            <wp:docPr descr="" title="" id="88" name="Picture"/>
+            <wp:docPr descr="" title="" id="90" name="Picture"/>
             <a:graphic>
               <a:graphicData uri="http://schemas.openxmlformats.org/drawingml/2006/picture">
                 <pic:pic>
                   <pic:nvPicPr>
-                    <pic:cNvPr descr="../Figuras/monte_carlo_histograma_notas.png" id="89" name="Picture"/>
+                    <pic:cNvPr descr="../Figuras/monte_carlo_histograma_notas.png" id="91" name="Picture"/>
                     <pic:cNvPicPr>
                       <a:picLocks noChangeArrowheads="1" noChangeAspect="1"/>
                     </pic:cNvPicPr>
                   </pic:nvPicPr>
                   <pic:blipFill>
-                    <a:blip r:embed="rId87"/>
+                    <a:blip r:embed="rId89"/>
                     <a:stretch>
                       <a:fillRect/>
                     </a:stretch>
@@ -8484,18 +8589,18 @@
           <wp:inline>
             <wp:extent cx="5334000" cy="2861284"/>
             <wp:effectExtent b="0" l="0" r="0" t="0"/>
-            <wp:docPr descr="" title="" id="91" name="Picture"/>
+            <wp:docPr descr="" title="" id="93" name="Picture"/>
             <a:graphic>
               <a:graphicData uri="http://schemas.openxmlformats.org/drawingml/2006/picture">
                 <pic:pic>
                   <pic:nvPicPr>
-                    <pic:cNvPr descr="../Figuras/monte_carlo_convergencia.png" id="92" name="Picture"/>
+                    <pic:cNvPr descr="../Figuras/monte_carlo_convergencia.png" id="94" name="Picture"/>
                     <pic:cNvPicPr>
                       <a:picLocks noChangeArrowheads="1" noChangeAspect="1"/>
                     </pic:cNvPicPr>
                   </pic:nvPicPr>
                   <pic:blipFill>
-                    <a:blip r:embed="rId90"/>
+                    <a:blip r:embed="rId92"/>
                     <a:stretch>
                       <a:fillRect/>
                     </a:stretch>
@@ -9241,8 +9346,8 @@
         <w:t xml:space="preserve">.</w:t>
       </w:r>
     </w:p>
-    <w:bookmarkEnd w:id="93"/>
-    <w:bookmarkStart w:id="111" w:name="análisis-del-sistema-de-pity"/>
+    <w:bookmarkEnd w:id="95"/>
+    <w:bookmarkStart w:id="99" w:name="análisis-del-sistema-de-pity"/>
     <w:p>
       <w:pPr>
         <w:pStyle w:val="Heading2"/>
@@ -9294,7 +9399,23 @@
         <w:t xml:space="preserve">resistencia</w:t>
       </w:r>
       <w:r>
-        <w:t xml:space="preserve">, ciertos eventos beneficiosos (puertas de descanso, tienda, botín u ofertas sí/no) se generan de forma aleatoria. Para evitar rachas largas sin recompensas —análogo al</w:t>
+        <w:t xml:space="preserve">, eventos beneficiosos (descanso, tienda, botín, power-ups) se sortean por sala o por pregunta. Para evitar</w:t>
+      </w:r>
+      <w:r>
+        <w:t xml:space="preserve"> </w:t>
+      </w:r>
+      <w:r>
+        <w:rPr>
+          <w:b/>
+          <w:bCs/>
+        </w:rPr>
+        <w:t xml:space="preserve">rachas largas sin recompensa</w:t>
+      </w:r>
+      <w:r>
+        <w:t xml:space="preserve"> </w:t>
+      </w:r>
+      <w:r>
+        <w:t xml:space="preserve">—análogo al</w:t>
       </w:r>
       <w:r>
         <w:t xml:space="preserve"> </w:t>
@@ -9310,364 +9431,43 @@
         <w:t xml:space="preserve"> </w:t>
       </w:r>
       <w:r>
-        <w:t xml:space="preserve">de los</w:t>
-      </w:r>
-      <w:r>
-        <w:t xml:space="preserve"> </w:t>
+        <w:t xml:space="preserve">de juegos con sorteos aleatorios— el motor combina probabilidad creciente tras cada fallo (</w:t>
       </w:r>
       <w:r>
         <w:rPr>
           <w:i/>
           <w:iCs/>
         </w:rPr>
-        <w:t xml:space="preserve">gacha games</w:t>
-      </w:r>
-      <w:r>
-        <w:t xml:space="preserve">— el motor combina</w:t>
-      </w:r>
-      <w:r>
-        <w:t xml:space="preserve"> </w:t>
-      </w:r>
-      <w:r>
-        <w:rPr>
-          <w:b/>
-          <w:bCs/>
-        </w:rPr>
         <w:t xml:space="preserve">pity suave</w:t>
       </w:r>
       <w:r>
-        <w:t xml:space="preserve"> </w:t>
-      </w:r>
-      <w:r>
-        <w:t xml:space="preserve">(sube la probabilidad tras cada fallo) y</w:t>
-      </w:r>
-      <w:r>
-        <w:t xml:space="preserve"> </w:t>
-      </w:r>
-      <w:r>
-        <w:rPr>
-          <w:b/>
-          <w:bCs/>
+        <w:t xml:space="preserve">) y</w:t>
+      </w:r>
+      <w:r>
+        <w:t xml:space="preserve"> </w:t>
+      </w:r>
+      <w:r>
+        <w:rPr>
+          <w:b/>
+          <w:bCs/>
+        </w:rPr>
+        <w:t xml:space="preserve">garantía en un umbral</w:t>
+      </w:r>
+      <w:r>
+        <w:t xml:space="preserve"> </w:t>
+      </w:r>
+      <w:r>
+        <w:t xml:space="preserve">(</w:t>
+      </w:r>
+      <w:r>
+        <w:rPr>
+          <w:i/>
+          <w:iCs/>
         </w:rPr>
         <w:t xml:space="preserve">hard pity</w:t>
       </w:r>
       <w:r>
-        <w:t xml:space="preserve"> </w:t>
-      </w:r>
-      <w:r>
-        <w:t xml:space="preserve">(garantía en un umbral).</w:t>
-      </w:r>
-    </w:p>
-    <w:bookmarkStart w:id="94" w:name="modelo-de-pity-suave"/>
-    <w:p>
-      <w:pPr>
-        <w:pStyle w:val="Heading3"/>
-      </w:pPr>
-      <w:r>
-        <w:rPr>
-          <w:rStyle w:val="SectionNumber"/>
-        </w:rPr>
-        <w:t xml:space="preserve">5.8.1</w:t>
-      </w:r>
-      <w:r>
-        <w:tab/>
-      </w:r>
-      <w:r>
-        <w:t xml:space="preserve">Modelo de pity suave</w:t>
-      </w:r>
-    </w:p>
-    <w:p>
-      <w:pPr>
-        <w:pStyle w:val="FirstParagraph"/>
-      </w:pPr>
-      <w:r>
-        <w:t xml:space="preserve">Sea</w:t>
-      </w:r>
-      <w:r>
-        <w:t xml:space="preserve"> </w:t>
-      </w:r>
-      <m:oMath>
-        <m:r>
-          <m:t>s</m:t>
-        </m:r>
-      </m:oMath>
-      <w:r>
-        <w:t xml:space="preserve"> </w:t>
-      </w:r>
-      <w:r>
-        <w:t xml:space="preserve">el número de salas (o preguntas) consecutivas sin haber visto el evento. La probabilidad de que aparezca en el siguiente intento es</w:t>
-      </w:r>
-    </w:p>
-    <w:p>
-      <w:pPr>
-        <w:pStyle w:val="BodyText"/>
-      </w:pPr>
-      <m:oMathPara>
-        <m:oMathParaPr>
-          <m:jc m:val="center"/>
-        </m:oMathParaPr>
-        <m:oMath>
-          <m:sSub>
-            <m:e>
-              <m:r>
-                <m:t>p</m:t>
-              </m:r>
-            </m:e>
-            <m:sub>
-              <m:r>
-                <m:t>s</m:t>
-              </m:r>
-            </m:sub>
-          </m:sSub>
-          <m:r>
-            <m:rPr>
-              <m:sty m:val="p"/>
-            </m:rPr>
-            <m:t>=</m:t>
-          </m:r>
-          <m:r>
-            <m:rPr>
-              <m:sty m:val="p"/>
-            </m:rPr>
-            <m:t>min</m:t>
-          </m:r>
-          <m:d>
-            <m:dPr>
-              <m:begChr m:val="("/>
-              <m:sepChr m:val=""/>
-              <m:endChr m:val=")"/>
-              <m:grow/>
-            </m:dPr>
-            <m:e>
-              <m:sSub>
-                <m:e>
-                  <m:r>
-                    <m:t>p</m:t>
-                  </m:r>
-                </m:e>
-                <m:sub>
-                  <m:r>
-                    <m:rPr>
-                      <m:sty m:val="p"/>
-                    </m:rPr>
-                    <m:t>max</m:t>
-                  </m:r>
-                </m:sub>
-              </m:sSub>
-              <m:r>
-                <m:rPr>
-                  <m:sty m:val="p"/>
-                </m:rPr>
-                <m:t>,</m:t>
-              </m:r>
-              <m:r>
-                <m:t> </m:t>
-              </m:r>
-              <m:sSub>
-                <m:e>
-                  <m:r>
-                    <m:t>p</m:t>
-                  </m:r>
-                </m:e>
-                <m:sub>
-                  <m:r>
-                    <m:t>0</m:t>
-                  </m:r>
-                </m:sub>
-              </m:sSub>
-              <m:r>
-                <m:rPr>
-                  <m:sty m:val="p"/>
-                </m:rPr>
-                <m:t>+</m:t>
-              </m:r>
-              <m:r>
-                <m:t>s</m:t>
-              </m:r>
-              <m:r>
-                <m:t> </m:t>
-              </m:r>
-              <m:r>
-                <m:t>δ</m:t>
-              </m:r>
-            </m:e>
-          </m:d>
-          <m:r>
-            <m:rPr>
-              <m:sty m:val="p"/>
-            </m:rPr>
-            <m:t>,</m:t>
-          </m:r>
-        </m:oMath>
-      </m:oMathPara>
-    </w:p>
-    <w:p>
-      <w:pPr>
-        <w:pStyle w:val="FirstParagraph"/>
-      </w:pPr>
-      <w:r>
-        <w:t xml:space="preserve">con</w:t>
-      </w:r>
-      <w:r>
-        <w:t xml:space="preserve"> </w:t>
-      </w:r>
-      <m:oMath>
-        <m:sSub>
-          <m:e>
-            <m:r>
-              <m:t>p</m:t>
-            </m:r>
-          </m:e>
-          <m:sub>
-            <m:r>
-              <m:t>0</m:t>
-            </m:r>
-          </m:sub>
-        </m:sSub>
-      </m:oMath>
-      <w:r>
-        <w:t xml:space="preserve"> </w:t>
-      </w:r>
-      <w:r>
-        <w:t xml:space="preserve">probabilidad base,</w:t>
-      </w:r>
-      <w:r>
-        <w:t xml:space="preserve"> </w:t>
-      </w:r>
-      <m:oMath>
-        <m:r>
-          <m:t>δ</m:t>
-        </m:r>
-      </m:oMath>
-      <w:r>
-        <w:t xml:space="preserve"> </w:t>
-      </w:r>
-      <w:r>
-        <w:t xml:space="preserve">incremento por unidad de racha y</w:t>
-      </w:r>
-      <w:r>
-        <w:t xml:space="preserve"> </w:t>
-      </w:r>
-      <m:oMath>
-        <m:sSub>
-          <m:e>
-            <m:r>
-              <m:t>p</m:t>
-            </m:r>
-          </m:e>
-          <m:sub>
-            <m:r>
-              <m:rPr>
-                <m:sty m:val="p"/>
-              </m:rPr>
-              <m:t>max</m:t>
-            </m:r>
-          </m:sub>
-        </m:sSub>
-      </m:oMath>
-      <w:r>
-        <w:t xml:space="preserve"> </w:t>
-      </w:r>
-      <w:r>
-        <w:t xml:space="preserve">techo (en escape room,</w:t>
-      </w:r>
-      <w:r>
-        <w:t xml:space="preserve"> </w:t>
-      </w:r>
-      <m:oMath>
-        <m:sSub>
-          <m:e>
-            <m:r>
-              <m:t>p</m:t>
-            </m:r>
-          </m:e>
-          <m:sub>
-            <m:r>
-              <m:rPr>
-                <m:sty m:val="p"/>
-              </m:rPr>
-              <m:t>max</m:t>
-            </m:r>
-          </m:sub>
-        </m:sSub>
-        <m:r>
-          <m:rPr>
-            <m:sty m:val="p"/>
-          </m:rPr>
-          <m:t>=</m:t>
-        </m:r>
-        <m:r>
-          <m:t>0</m:t>
-        </m:r>
-        <m:r>
-          <m:rPr>
-            <m:sty m:val="p"/>
-          </m:rPr>
-          <m:t>,</m:t>
-        </m:r>
-        <m:r>
-          <m:t>48</m:t>
-        </m:r>
-      </m:oMath>
-      <w:r>
-        <w:t xml:space="preserve">). Tras un acierto,</w:t>
-      </w:r>
-      <w:r>
-        <w:t xml:space="preserve"> </w:t>
-      </w:r>
-      <m:oMath>
-        <m:r>
-          <m:t>s</m:t>
-        </m:r>
-        <m:r>
-          <m:rPr>
-            <m:sty m:val="p"/>
-          </m:rPr>
-          <m:t>←</m:t>
-        </m:r>
-        <m:r>
-          <m:t>0</m:t>
-        </m:r>
-      </m:oMath>
-      <w:r>
-        <w:t xml:space="preserve">; si no sale,</w:t>
-      </w:r>
-      <w:r>
-        <w:t xml:space="preserve"> </w:t>
-      </w:r>
-      <m:oMath>
-        <m:r>
-          <m:t>s</m:t>
-        </m:r>
-        <m:r>
-          <m:rPr>
-            <m:sty m:val="p"/>
-          </m:rPr>
-          <m:t>←</m:t>
-        </m:r>
-        <m:r>
-          <m:t>s</m:t>
-        </m:r>
-        <m:r>
-          <m:rPr>
-            <m:sty m:val="p"/>
-          </m:rPr>
-          <m:t>+</m:t>
-        </m:r>
-        <m:r>
-          <m:t>1</m:t>
-        </m:r>
-      </m:oMath>
-      <w:r>
-        <w:t xml:space="preserve">.</w:t>
-      </w:r>
-    </w:p>
-    <w:p>
-      <w:pPr>
-        <w:pStyle w:val="BodyText"/>
-      </w:pPr>
-      <w:r>
-        <w:t xml:space="preserve">En el escape room, los parámetros de puertas especiales son independientes por tipo:</w:t>
+        <w:t xml:space="preserve">). El objetivo formativo es reducir la frustración en sesiones largas sin eliminar la incertidumbre ludificada.</w:t>
       </w:r>
     </w:p>
     <w:tbl>
@@ -9677,10 +9477,9 @@
         <w:tblLook w:firstRow="1" w:lastRow="0" w:firstColumn="0" w:lastColumn="0" w:noHBand="0" w:noVBand="0" w:val="0020"/>
       </w:tblPr>
       <w:tblGrid>
-        <w:gridCol w:w="1980"/>
-        <w:gridCol w:w="1980"/>
-        <w:gridCol w:w="1980"/>
-        <w:gridCol w:w="1980"/>
+        <w:gridCol w:w="2640"/>
+        <w:gridCol w:w="2640"/>
+        <w:gridCol w:w="2640"/>
       </w:tblGrid>
       <w:tr>
         <w:trPr>
@@ -9693,48 +9492,18 @@
               <w:pStyle w:val="Compact"/>
             </w:pPr>
             <w:r>
-              <w:t xml:space="preserve">Evento</w:t>
-            </w:r>
-          </w:p>
-        </w:tc>
-        <w:tc>
-          <w:tcPr/>
-          <w:p>
-            <w:pPr>
-              <w:pStyle w:val="Compact"/>
-            </w:pPr>
-            <m:oMath>
-              <m:sSub>
-                <m:e>
-                  <m:r>
-                    <m:t>p</m:t>
-                  </m:r>
-                </m:e>
-                <m:sub>
-                  <m:r>
-                    <m:t>0</m:t>
-                  </m:r>
-                </m:sub>
-              </m:sSub>
-            </m:oMath>
-            <w:r>
-              <w:t xml:space="preserve">​</w:t>
-            </w:r>
-          </w:p>
-        </w:tc>
-        <w:tc>
-          <w:tcPr/>
-          <w:p>
-            <w:pPr>
-              <w:pStyle w:val="Compact"/>
-            </w:pPr>
-            <m:oMath>
-              <m:r>
-                <m:t>δ</m:t>
-              </m:r>
-            </m:oMath>
-            <w:r>
-              <w:t xml:space="preserve">​</w:t>
+              <w:t xml:space="preserve">Evento (escape room)</w:t>
+            </w:r>
+          </w:p>
+        </w:tc>
+        <w:tc>
+          <w:tcPr/>
+          <w:p>
+            <w:pPr>
+              <w:pStyle w:val="Compact"/>
+            </w:pPr>
+            <w:r>
+              <w:t xml:space="preserve">Prob. base</w:t>
             </w:r>
           </w:p>
         </w:tc>
@@ -9769,18 +9538,7 @@
               <w:pStyle w:val="Compact"/>
             </w:pPr>
             <w:r>
-              <w:t xml:space="preserve">0,06</w:t>
-            </w:r>
-          </w:p>
-        </w:tc>
-        <w:tc>
-          <w:tcPr/>
-          <w:p>
-            <w:pPr>
-              <w:pStyle w:val="Compact"/>
-            </w:pPr>
-            <w:r>
-              <w:t xml:space="preserve">0,04</w:t>
+              <w:t xml:space="preserve">6 %</w:t>
             </w:r>
           </w:p>
         </w:tc>
@@ -9815,18 +9573,7 @@
               <w:pStyle w:val="Compact"/>
             </w:pPr>
             <w:r>
-              <w:t xml:space="preserve">0,03</w:t>
-            </w:r>
-          </w:p>
-        </w:tc>
-        <w:tc>
-          <w:tcPr/>
-          <w:p>
-            <w:pPr>
-              <w:pStyle w:val="Compact"/>
-            </w:pPr>
-            <w:r>
-              <w:t xml:space="preserve">0,05</w:t>
+              <w:t xml:space="preserve">3 %</w:t>
             </w:r>
           </w:p>
         </w:tc>
@@ -9850,18 +9597,7 @@
               <w:pStyle w:val="Compact"/>
             </w:pPr>
             <w:r>
-              <w:t xml:space="preserve">Botín (puerta normal)</w:t>
-            </w:r>
-          </w:p>
-        </w:tc>
-        <w:tc>
-          <w:tcPr/>
-          <w:p>
-            <w:pPr>
-              <w:pStyle w:val="Compact"/>
-            </w:pPr>
-            <w:r>
-              <w:t xml:space="preserve">—</w:t>
+              <w:t xml:space="preserve">Botín</w:t>
             </w:r>
           </w:p>
         </w:tc>
@@ -9898,7 +9634,7 @@
           <w:i/>
           <w:iCs/>
         </w:rPr>
-        <w:t xml:space="preserve">Tabla 8. Parámetros de pity por tipo de evento en escape room.</w:t>
+        <w:t xml:space="preserve">Tabla 8. Parámetros principales de pity en escape room (detalle en Apéndice B).</w:t>
       </w:r>
     </w:p>
     <w:p>
@@ -9906,116 +9642,115 @@
         <w:pStyle w:val="BodyText"/>
       </w:pPr>
       <w:r>
-        <w:t xml:space="preserve">El</w:t>
-      </w:r>
-      <w:r>
-        <w:t xml:space="preserve"> </w:t>
-      </w:r>
-      <w:r>
-        <w:rPr>
-          <w:b/>
-          <w:bCs/>
-        </w:rPr>
-        <w:t xml:space="preserve">hard pity</w:t>
-      </w:r>
-      <w:r>
-        <w:t xml:space="preserve"> </w:t>
-      </w:r>
-      <w:r>
-        <w:t xml:space="preserve">fuerza el evento si, al llegar a la sala</w:t>
-      </w:r>
-      <w:r>
-        <w:t xml:space="preserve"> </w:t>
-      </w:r>
-      <m:oMath>
-        <m:r>
-          <m:t>N</m:t>
-        </m:r>
-      </m:oMath>
-      <w:r>
-        <w:t xml:space="preserve">, aún no ha aparecido tras</w:t>
-      </w:r>
-      <w:r>
-        <w:t xml:space="preserve"> </w:t>
-      </w:r>
-      <m:oMath>
-        <m:r>
-          <m:t>N</m:t>
-        </m:r>
-        <m:r>
-          <m:rPr>
-            <m:sty m:val="p"/>
-          </m:rPr>
-          <m:t>−</m:t>
-        </m:r>
-        <m:r>
-          <m:t>1</m:t>
-        </m:r>
-      </m:oMath>
-      <w:r>
-        <w:t xml:space="preserve"> </w:t>
-      </w:r>
-      <w:r>
-        <w:t xml:space="preserve">oportunidades (p. ej. descanso garantizado en la sala 5 si llevas cuatro salas sin verlo).</w:t>
-      </w:r>
-    </w:p>
-    <w:bookmarkEnd w:id="94"/>
-    <w:bookmarkStart w:id="101" w:name="eventos-especiales-en-escape-room"/>
-    <w:p>
-      <w:pPr>
-        <w:pStyle w:val="Heading3"/>
-      </w:pPr>
-      <w:r>
-        <w:rPr>
-          <w:rStyle w:val="SectionNumber"/>
-        </w:rPr>
-        <w:t xml:space="preserve">5.8.2</w:t>
-      </w:r>
-      <w:r>
-        <w:tab/>
-      </w:r>
-      <w:r>
-        <w:t xml:space="preserve">Eventos especiales en escape room</w:t>
-      </w:r>
-    </w:p>
-    <w:p>
-      <w:pPr>
-        <w:pStyle w:val="FirstParagraph"/>
-      </w:pPr>
-      <w:r>
-        <w:t xml:space="preserve">Descanso, tienda y botín se materializan como puertas o recompensas dentro de la partida. La</w:t>
-      </w:r>
-      <w:r>
-        <w:t xml:space="preserve"> </w:t>
-      </w:r>
-      <w:r>
-        <w:rPr>
-          <w:b/>
-          <w:bCs/>
-        </w:rPr>
-        <w:t xml:space="preserve">tienda</w:t>
-      </w:r>
-      <w:r>
-        <w:t xml:space="preserve"> </w:t>
-      </w:r>
-      <w:r>
-        <w:t xml:space="preserve">exige saldo suficiente para comprar al menos el artículo más barato disponible en esa sala; si no hay puntos, no se inserta la puerta tienda y el pity de tienda</w:t>
-      </w:r>
-      <w:r>
-        <w:t xml:space="preserve"> </w:t>
-      </w:r>
-      <w:r>
-        <w:rPr>
-          <w:b/>
-          <w:bCs/>
-        </w:rPr>
-        <w:t xml:space="preserve">se pospone</w:t>
-      </w:r>
-      <w:r>
-        <w:t xml:space="preserve"> </w:t>
-      </w:r>
-      <w:r>
-        <w:t xml:space="preserve">(el contador no se resetea) hasta una sala futura con economía viable. La figura 6 muestra la pantalla de compra cuando el evento sí se activa.</w:t>
+        <w:t xml:space="preserve">Con</w:t>
+      </w:r>
+      <w:r>
+        <w:t xml:space="preserve"> </w:t>
+      </w:r>
+      <w:r>
+        <w:rPr>
+          <w:b/>
+          <w:bCs/>
+        </w:rPr>
+        <w:t xml:space="preserve">10 000</w:t>
+      </w:r>
+      <w:r>
+        <w:t xml:space="preserve"> </w:t>
+      </w:r>
+      <w:r>
+        <w:t xml:space="preserve">réplicas de 30 salas (semilla 42,</w:t>
+      </w:r>
+      <w:r>
+        <w:t xml:space="preserve"> </w:t>
+      </w:r>
+      <w:r>
+        <w:rPr>
+          <w:rStyle w:val="VerbatimChar"/>
+        </w:rPr>
+        <w:t xml:space="preserve">Files/simulacion_pity.py</w:t>
+      </w:r>
+      <w:r>
+        <w:t xml:space="preserve">), un modelo Bernoulli fijo</w:t>
+      </w:r>
+      <w:r>
+        <w:t xml:space="preserve"> </w:t>
+      </w:r>
+      <w:r>
+        <w:rPr>
+          <w:b/>
+          <w:bCs/>
+        </w:rPr>
+        <w:t xml:space="preserve">sin pity</w:t>
+      </w:r>
+      <w:r>
+        <w:t xml:space="preserve"> </w:t>
+      </w:r>
+      <w:r>
+        <w:t xml:space="preserve">deja</w:t>
+      </w:r>
+      <w:r>
+        <w:t xml:space="preserve"> </w:t>
+      </w:r>
+      <w:r>
+        <w:rPr>
+          <w:b/>
+          <w:bCs/>
+        </w:rPr>
+        <w:t xml:space="preserve">15,6 %</w:t>
+      </w:r>
+      <w:r>
+        <w:t xml:space="preserve"> </w:t>
+      </w:r>
+      <w:r>
+        <w:t xml:space="preserve">de partidas sin ningún descanso y rachas de hasta 29 salas (percentil 95).</w:t>
+      </w:r>
+      <w:r>
+        <w:t xml:space="preserve"> </w:t>
+      </w:r>
+      <w:r>
+        <w:rPr>
+          <w:b/>
+          <w:bCs/>
+        </w:rPr>
+        <w:t xml:space="preserve">Con pity</w:t>
+      </w:r>
+      <w:r>
+        <w:t xml:space="preserve"> </w:t>
+      </w:r>
+      <w:r>
+        <w:t xml:space="preserve">implementado, ninguna réplica termina sin descanso; la racha p95 queda en</w:t>
+      </w:r>
+      <w:r>
+        <w:t xml:space="preserve"> </w:t>
+      </w:r>
+      <w:r>
+        <w:rPr>
+          <w:b/>
+          <w:bCs/>
+        </w:rPr>
+        <w:t xml:space="preserve">4 salas</w:t>
+      </w:r>
+      <w:r>
+        <w:t xml:space="preserve"> </w:t>
+      </w:r>
+      <w:r>
+        <w:t xml:space="preserve">y la sala media del primer descanso es</w:t>
+      </w:r>
+      <w:r>
+        <w:t xml:space="preserve"> </w:t>
+      </w:r>
+      <w:r>
+        <w:rPr>
+          <w:b/>
+          <w:bCs/>
+        </w:rPr>
+        <w:t xml:space="preserve">4,13</w:t>
+      </w:r>
+      <w:r>
+        <w:t xml:space="preserve"> </w:t>
+      </w:r>
+      <w:r>
+        <w:t xml:space="preserve">(pico en sala 5 por hard pity). En resistencia el esquema es análogo sobre el índice de pregunta.</w:t>
       </w:r>
     </w:p>
     <w:p>
@@ -10025,592 +9760,20 @@
       <w:r>
         <w:drawing>
           <wp:inline>
-            <wp:extent cx="5334000" cy="4000500"/>
+            <wp:extent cx="5334000" cy="3316984"/>
             <wp:effectExtent b="0" l="0" r="0" t="0"/>
-            <wp:docPr descr="" title="" id="96" name="Picture"/>
+            <wp:docPr descr="" title="" id="97" name="Picture"/>
             <a:graphic>
               <a:graphicData uri="http://schemas.openxmlformats.org/drawingml/2006/picture">
                 <pic:pic>
                   <pic:nvPicPr>
-                    <pic:cNvPr descr="../Figuras/tfg_escape_tienda.png" id="97" name="Picture"/>
+                    <pic:cNvPr descr="../Figuras/pity_comparacion_descanso.png" id="98" name="Picture"/>
                     <pic:cNvPicPr>
                       <a:picLocks noChangeArrowheads="1" noChangeAspect="1"/>
                     </pic:cNvPicPr>
                   </pic:nvPicPr>
                   <pic:blipFill>
-                    <a:blip r:embed="rId95"/>
-                    <a:stretch>
-                      <a:fillRect/>
-                    </a:stretch>
-                  </pic:blipFill>
-                  <pic:spPr bwMode="auto">
-                    <a:xfrm>
-                      <a:off x="0" y="0"/>
-                      <a:ext cx="5334000" cy="4000500"/>
-                    </a:xfrm>
-                    <a:prstGeom prst="rect">
-                      <a:avLst/>
-                    </a:prstGeom>
-                    <a:noFill/>
-                    <a:ln w="9525">
-                      <a:noFill/>
-                      <a:headEnd/>
-                      <a:tailEnd/>
-                    </a:ln>
-                  </pic:spPr>
-                </pic:pic>
-              </a:graphicData>
-            </a:graphic>
-          </wp:inline>
-        </w:drawing>
-      </w:r>
-    </w:p>
-    <w:p>
-      <w:pPr>
-        <w:pStyle w:val="BodyText"/>
-      </w:pPr>
-      <w:r>
-        <w:rPr>
-          <w:i/>
-          <w:iCs/>
-        </w:rPr>
-        <w:t xml:space="preserve">Figura 6. Pantalla de tienda del modo escape room: compra de powerups con puntos arcade. Captura pygame con semilla fija.</w:t>
-      </w:r>
-    </w:p>
-    <w:p>
-      <w:pPr>
-        <w:pStyle w:val="BodyText"/>
-      </w:pPr>
-      <w:r>
-        <w:t xml:space="preserve">La figura 7 resume, para descanso y tienda, cómo crece</w:t>
-      </w:r>
-      <w:r>
-        <w:t xml:space="preserve"> </w:t>
-      </w:r>
-      <m:oMath>
-        <m:sSub>
-          <m:e>
-            <m:r>
-              <m:t>p</m:t>
-            </m:r>
-          </m:e>
-          <m:sub>
-            <m:r>
-              <m:t>s</m:t>
-            </m:r>
-          </m:sub>
-        </m:sSub>
-      </m:oMath>
-      <w:r>
-        <w:t xml:space="preserve"> </w:t>
-      </w:r>
-      <w:r>
-        <w:t xml:space="preserve">con la racha</w:t>
-      </w:r>
-      <w:r>
-        <w:t xml:space="preserve"> </w:t>
-      </w:r>
-      <m:oMath>
-        <m:r>
-          <m:t>s</m:t>
-        </m:r>
-      </m:oMath>
-      <w:r>
-        <w:t xml:space="preserve"> </w:t>
-      </w:r>
-      <w:r>
-        <w:t xml:space="preserve">hasta el techo</w:t>
-      </w:r>
-      <w:r>
-        <w:t xml:space="preserve"> </w:t>
-      </w:r>
-      <m:oMath>
-        <m:sSub>
-          <m:e>
-            <m:r>
-              <m:t>p</m:t>
-            </m:r>
-          </m:e>
-          <m:sub>
-            <m:r>
-              <m:rPr>
-                <m:sty m:val="p"/>
-              </m:rPr>
-              <m:t>max</m:t>
-            </m:r>
-          </m:sub>
-        </m:sSub>
-      </m:oMath>
-      <w:r>
-        <w:t xml:space="preserve"> </w:t>
-      </w:r>
-      <w:r>
-        <w:t xml:space="preserve">y el umbral de hard pity de cada evento.</w:t>
-      </w:r>
-    </w:p>
-    <w:p>
-      <w:pPr>
-        <w:pStyle w:val="BodyText"/>
-      </w:pPr>
-      <w:r>
-        <w:drawing>
-          <wp:inline>
-            <wp:extent cx="5334000" cy="3072233"/>
-            <wp:effectExtent b="0" l="0" r="0" t="0"/>
-            <wp:docPr descr="" title="" id="99" name="Picture"/>
-            <a:graphic>
-              <a:graphicData uri="http://schemas.openxmlformats.org/drawingml/2006/picture">
-                <pic:pic>
-                  <pic:nvPicPr>
-                    <pic:cNvPr descr="../Figuras/pity_curva_probabilidad.png" id="100" name="Picture"/>
-                    <pic:cNvPicPr>
-                      <a:picLocks noChangeArrowheads="1" noChangeAspect="1"/>
-                    </pic:cNvPicPr>
-                  </pic:nvPicPr>
-                  <pic:blipFill>
-                    <a:blip r:embed="rId98"/>
-                    <a:stretch>
-                      <a:fillRect/>
-                    </a:stretch>
-                  </pic:blipFill>
-                  <pic:spPr bwMode="auto">
-                    <a:xfrm>
-                      <a:off x="0" y="0"/>
-                      <a:ext cx="5334000" cy="3072233"/>
-                    </a:xfrm>
-                    <a:prstGeom prst="rect">
-                      <a:avLst/>
-                    </a:prstGeom>
-                    <a:noFill/>
-                    <a:ln w="9525">
-                      <a:noFill/>
-                      <a:headEnd/>
-                      <a:tailEnd/>
-                    </a:ln>
-                  </pic:spPr>
-                </pic:pic>
-              </a:graphicData>
-            </a:graphic>
-          </wp:inline>
-        </w:drawing>
-      </w:r>
-    </w:p>
-    <w:p>
-      <w:pPr>
-        <w:pStyle w:val="BodyText"/>
-      </w:pPr>
-      <w:r>
-        <w:rPr>
-          <w:i/>
-          <w:iCs/>
-        </w:rPr>
-        <w:t xml:space="preserve">Figura 7. Curva</w:t>
-      </w:r>
-      <w:r>
-        <w:rPr>
-          <w:i/>
-          <w:iCs/>
-        </w:rPr>
-        <w:t xml:space="preserve"> </w:t>
-      </w:r>
-      <m:oMath>
-        <m:sSub>
-          <m:e>
-            <m:r>
-              <m:t>p</m:t>
-            </m:r>
-          </m:e>
-          <m:sub>
-            <m:r>
-              <m:t>s</m:t>
-            </m:r>
-          </m:sub>
-        </m:sSub>
-      </m:oMath>
-      <w:r>
-        <w:rPr>
-          <w:i/>
-          <w:iCs/>
-        </w:rPr>
-        <w:t xml:space="preserve"> </w:t>
-      </w:r>
-      <w:r>
-        <w:rPr>
-          <w:i/>
-          <w:iCs/>
-        </w:rPr>
-        <w:t xml:space="preserve">para descanso y tienda en escape room.</w:t>
-      </w:r>
-    </w:p>
-    <w:bookmarkEnd w:id="101"/>
-    <w:bookmarkStart w:id="108" w:name="validación-por-simulación"/>
-    <w:p>
-      <w:pPr>
-        <w:pStyle w:val="Heading3"/>
-      </w:pPr>
-      <w:r>
-        <w:rPr>
-          <w:rStyle w:val="SectionNumber"/>
-        </w:rPr>
-        <w:t xml:space="preserve">5.8.3</w:t>
-      </w:r>
-      <w:r>
-        <w:tab/>
-      </w:r>
-      <w:r>
-        <w:t xml:space="preserve">Validación por simulación</w:t>
-      </w:r>
-    </w:p>
-    <w:p>
-      <w:pPr>
-        <w:pStyle w:val="FirstParagraph"/>
-      </w:pPr>
-      <w:r>
-        <w:t xml:space="preserve">Para cuantificar el efecto del pity se contrasta un modelo simplificado (Bernoulli independiente por sala) con la implementación descanso + pity suave + hard pity en sala 5. Cada réplica recorre 30 salas; se ejecutan</w:t>
-      </w:r>
-      <w:r>
-        <w:t xml:space="preserve"> </w:t>
-      </w:r>
-      <w:r>
-        <w:rPr>
-          <w:b/>
-          <w:bCs/>
-        </w:rPr>
-        <w:t xml:space="preserve">10 000</w:t>
-      </w:r>
-      <w:r>
-        <w:t xml:space="preserve"> </w:t>
-      </w:r>
-      <w:r>
-        <w:t xml:space="preserve">réplicas con semilla 42 (</w:t>
-      </w:r>
-      <w:r>
-        <w:rPr>
-          <w:rStyle w:val="VerbatimChar"/>
-        </w:rPr>
-        <w:t xml:space="preserve">Files/simulacion_pity.py</w:t>
-      </w:r>
-      <w:r>
-        <w:t xml:space="preserve">).</w:t>
-      </w:r>
-    </w:p>
-    <w:p>
-      <w:pPr>
-        <w:pStyle w:val="BodyText"/>
-      </w:pPr>
-      <w:r>
-        <w:rPr>
-          <w:b/>
-          <w:bCs/>
-        </w:rPr>
-        <w:t xml:space="preserve">Sin pity</w:t>
-      </w:r>
-      <w:r>
-        <w:t xml:space="preserve"> </w:t>
-      </w:r>
-      <w:r>
-        <w:t xml:space="preserve">(</w:t>
-      </w:r>
-      <m:oMath>
-        <m:r>
-          <m:t>δ</m:t>
-        </m:r>
-        <m:r>
-          <m:rPr>
-            <m:sty m:val="p"/>
-          </m:rPr>
-          <m:t>=</m:t>
-        </m:r>
-        <m:r>
-          <m:t>0</m:t>
-        </m:r>
-      </m:oMath>
-      <w:r>
-        <w:t xml:space="preserve">, sin umbral), cada sala es un ensayo de Bernoulli con</w:t>
-      </w:r>
-      <w:r>
-        <w:t xml:space="preserve"> </w:t>
-      </w:r>
-      <m:oMath>
-        <m:r>
-          <m:t>p</m:t>
-        </m:r>
-        <m:r>
-          <m:rPr>
-            <m:sty m:val="p"/>
-          </m:rPr>
-          <m:t>=</m:t>
-        </m:r>
-        <m:sSub>
-          <m:e>
-            <m:r>
-              <m:t>p</m:t>
-            </m:r>
-          </m:e>
-          <m:sub>
-            <m:r>
-              <m:t>0</m:t>
-            </m:r>
-          </m:sub>
-        </m:sSub>
-      </m:oMath>
-      <w:r>
-        <w:t xml:space="preserve">. La probabilidad de no ver descanso en</w:t>
-      </w:r>
-      <w:r>
-        <w:t xml:space="preserve"> </w:t>
-      </w:r>
-      <m:oMath>
-        <m:r>
-          <m:t>n</m:t>
-        </m:r>
-        <m:r>
-          <m:rPr>
-            <m:sty m:val="p"/>
-          </m:rPr>
-          <m:t>=</m:t>
-        </m:r>
-        <m:r>
-          <m:t>30</m:t>
-        </m:r>
-      </m:oMath>
-      <w:r>
-        <w:t xml:space="preserve"> </w:t>
-      </w:r>
-      <w:r>
-        <w:t xml:space="preserve">salas es</w:t>
-      </w:r>
-      <w:r>
-        <w:t xml:space="preserve"> </w:t>
-      </w:r>
-      <m:oMath>
-        <m:r>
-          <m:rPr>
-            <m:sty m:val="p"/>
-          </m:rPr>
-          <m:t>(</m:t>
-        </m:r>
-        <m:r>
-          <m:t>1</m:t>
-        </m:r>
-        <m:r>
-          <m:rPr>
-            <m:sty m:val="p"/>
-          </m:rPr>
-          <m:t>−</m:t>
-        </m:r>
-        <m:sSub>
-          <m:e>
-            <m:r>
-              <m:t>p</m:t>
-            </m:r>
-          </m:e>
-          <m:sub>
-            <m:r>
-              <m:t>0</m:t>
-            </m:r>
-          </m:sub>
-        </m:sSub>
-        <m:sSup>
-          <m:e>
-            <m:r>
-              <m:rPr>
-                <m:sty m:val="p"/>
-              </m:rPr>
-              <m:t>)</m:t>
-            </m:r>
-          </m:e>
-          <m:sup>
-            <m:r>
-              <m:t>n</m:t>
-            </m:r>
-          </m:sup>
-        </m:sSup>
-        <m:r>
-          <m:rPr>
-            <m:sty m:val="p"/>
-          </m:rPr>
-          <m:t>≈</m:t>
-        </m:r>
-        <m:r>
-          <m:rPr>
-            <m:sty m:val="p"/>
-          </m:rPr>
-          <m:t>(</m:t>
-        </m:r>
-        <m:r>
-          <m:t>0</m:t>
-        </m:r>
-        <m:r>
-          <m:rPr>
-            <m:sty m:val="p"/>
-          </m:rPr>
-          <m:t>,</m:t>
-        </m:r>
-        <m:r>
-          <m:t>94</m:t>
-        </m:r>
-        <m:sSup>
-          <m:e>
-            <m:r>
-              <m:rPr>
-                <m:sty m:val="p"/>
-              </m:rPr>
-              <m:t>)</m:t>
-            </m:r>
-          </m:e>
-          <m:sup>
-            <m:r>
-              <m:t>30</m:t>
-            </m:r>
-          </m:sup>
-        </m:sSup>
-        <m:r>
-          <m:rPr>
-            <m:sty m:val="p"/>
-          </m:rPr>
-          <m:t>≈</m:t>
-        </m:r>
-        <m:r>
-          <m:t>15</m:t>
-        </m:r>
-        <m:r>
-          <m:rPr>
-            <m:sty m:val="p"/>
-          </m:rPr>
-          <m:t>,</m:t>
-        </m:r>
-        <m:r>
-          <m:t>6</m:t>
-        </m:r>
-        <m:r>
-          <m:t> </m:t>
-        </m:r>
-        <m:r>
-          <m:rPr>
-            <m:sty m:val="p"/>
-          </m:rPr>
-          <m:t>%</m:t>
-        </m:r>
-      </m:oMath>
-      <w:r>
-        <w:t xml:space="preserve">. La racha máxima sin evento puede acercarse a</w:t>
-      </w:r>
-      <w:r>
-        <w:t xml:space="preserve"> </w:t>
-      </w:r>
-      <m:oMath>
-        <m:r>
-          <m:t>n</m:t>
-        </m:r>
-      </m:oMath>
-      <w:r>
-        <w:t xml:space="preserve"> </w:t>
-      </w:r>
-      <w:r>
-        <w:t xml:space="preserve">(percentil 95 ≈ 29 salas).</w:t>
-      </w:r>
-    </w:p>
-    <w:p>
-      <w:pPr>
-        <w:pStyle w:val="BodyText"/>
-      </w:pPr>
-      <w:r>
-        <w:rPr>
-          <w:b/>
-          <w:bCs/>
-        </w:rPr>
-        <w:t xml:space="preserve">Con pity</w:t>
-      </w:r>
-      <w:r>
-        <w:t xml:space="preserve">, la racha sin descanso queda acotada:</w:t>
-      </w:r>
-      <w:r>
-        <w:t xml:space="preserve"> </w:t>
-      </w:r>
-      <m:oMath>
-        <m:sSub>
-          <m:e>
-            <m:r>
-              <m:rPr>
-                <m:sty m:val="p"/>
-              </m:rPr>
-              <m:t>p</m:t>
-            </m:r>
-          </m:e>
-          <m:sub>
-            <m:r>
-              <m:t>95</m:t>
-            </m:r>
-          </m:sub>
-        </m:sSub>
-        <m:r>
-          <m:rPr>
-            <m:sty m:val="p"/>
-          </m:rPr>
-          <m:t>≤</m:t>
-        </m:r>
-        <m:r>
-          <m:t>4</m:t>
-        </m:r>
-      </m:oMath>
-      <w:r>
-        <w:t xml:space="preserve"> </w:t>
-      </w:r>
-      <w:r>
-        <w:t xml:space="preserve">salas y</w:t>
-      </w:r>
-      <w:r>
-        <w:t xml:space="preserve"> </w:t>
-      </w:r>
-      <w:r>
-        <w:rPr>
-          <w:b/>
-          <w:bCs/>
-        </w:rPr>
-        <w:t xml:space="preserve">ninguna</w:t>
-      </w:r>
-      <w:r>
-        <w:t xml:space="preserve"> </w:t>
-      </w:r>
-      <w:r>
-        <w:t xml:space="preserve">réplica termina sin descanso en 30 salas. La sala media del primer descanso es</w:t>
-      </w:r>
-      <w:r>
-        <w:t xml:space="preserve"> </w:t>
-      </w:r>
-      <w:r>
-        <w:rPr>
-          <w:b/>
-          <w:bCs/>
-        </w:rPr>
-        <w:t xml:space="preserve">4,13</w:t>
-      </w:r>
-      <w:r>
-        <w:t xml:space="preserve">, con un pico en la sala 5 por el hard pity. La figura 8 resume el contraste; la figura 9 detalla dónde aparece el primer descanso.</w:t>
-      </w:r>
-    </w:p>
-    <w:p>
-      <w:pPr>
-        <w:pStyle w:val="BodyText"/>
-      </w:pPr>
-      <w:r>
-        <w:drawing>
-          <wp:inline>
-            <wp:extent cx="5334000" cy="3316984"/>
-            <wp:effectExtent b="0" l="0" r="0" t="0"/>
-            <wp:docPr descr="" title="" id="103" name="Picture"/>
-            <a:graphic>
-              <a:graphicData uri="http://schemas.openxmlformats.org/drawingml/2006/picture">
-                <pic:pic>
-                  <pic:nvPicPr>
-                    <pic:cNvPr descr="../Figuras/pity_comparacion_descanso.png" id="104" name="Picture"/>
-                    <pic:cNvPicPr>
-                      <a:picLocks noChangeArrowheads="1" noChangeAspect="1"/>
-                    </pic:cNvPicPr>
-                  </pic:nvPicPr>
-                  <pic:blipFill>
-                    <a:blip r:embed="rId102"/>
+                    <a:blip r:embed="rId96"/>
                     <a:stretch>
                       <a:fillRect/>
                     </a:stretch>
@@ -10646,80 +9809,19 @@
           <w:i/>
           <w:iCs/>
         </w:rPr>
-        <w:t xml:space="preserve">Figura 8. Modelo simplificado (10 000 réplicas): probabilidad de no ver descanso y racha p95, con y sin pity.</w:t>
-      </w:r>
-    </w:p>
-    <w:p>
-      <w:pPr>
-        <w:pStyle w:val="BodyText"/>
-      </w:pPr>
-      <w:r>
-        <w:drawing>
-          <wp:inline>
-            <wp:extent cx="5334000" cy="3068941"/>
-            <wp:effectExtent b="0" l="0" r="0" t="0"/>
-            <wp:docPr descr="" title="" id="106" name="Picture"/>
-            <a:graphic>
-              <a:graphicData uri="http://schemas.openxmlformats.org/drawingml/2006/picture">
-                <pic:pic>
-                  <pic:nvPicPr>
-                    <pic:cNvPr descr="../Figuras/pity_distribucion_primer_descanso.png" id="107" name="Picture"/>
-                    <pic:cNvPicPr>
-                      <a:picLocks noChangeArrowheads="1" noChangeAspect="1"/>
-                    </pic:cNvPicPr>
-                  </pic:nvPicPr>
-                  <pic:blipFill>
-                    <a:blip r:embed="rId105"/>
-                    <a:stretch>
-                      <a:fillRect/>
-                    </a:stretch>
-                  </pic:blipFill>
-                  <pic:spPr bwMode="auto">
-                    <a:xfrm>
-                      <a:off x="0" y="0"/>
-                      <a:ext cx="5334000" cy="3068941"/>
-                    </a:xfrm>
-                    <a:prstGeom prst="rect">
-                      <a:avLst/>
-                    </a:prstGeom>
-                    <a:noFill/>
-                    <a:ln w="9525">
-                      <a:noFill/>
-                      <a:headEnd/>
-                      <a:tailEnd/>
-                    </a:ln>
-                  </pic:spPr>
-                </pic:pic>
-              </a:graphicData>
-            </a:graphic>
-          </wp:inline>
-        </w:drawing>
-      </w:r>
-    </w:p>
-    <w:p>
-      <w:pPr>
-        <w:pStyle w:val="BodyText"/>
-      </w:pPr>
-      <w:r>
-        <w:rPr>
-          <w:i/>
-          <w:iCs/>
-        </w:rPr>
-        <w:t xml:space="preserve">Figura 9. Distribución de la sala del primer descanso (modelo simplificado con pity).</w:t>
+        <w:t xml:space="preserve">Figura 8. Contraste sin/con pity: probabilidad de no ver descanso y racha p95 (10 000 réplicas).</w:t>
       </w:r>
     </w:p>
     <w:tbl>
       <w:tblPr>
         <w:tblStyle w:val="Table"/>
-        <w:tblW w:type="pct" w:w="5000"/>
-        <w:tblLayout w:type="fixed"/>
+        <w:tblW w:type="auto" w:w="0"/>
         <w:tblLook w:firstRow="1" w:lastRow="0" w:firstColumn="0" w:lastColumn="0" w:noHBand="0" w:noVBand="0" w:val="0020"/>
       </w:tblPr>
       <w:tblGrid>
-        <w:gridCol w:w="4154"/>
-        <w:gridCol w:w="1168"/>
-        <w:gridCol w:w="1298"/>
-        <w:gridCol w:w="1298"/>
+        <w:gridCol w:w="2640"/>
+        <w:gridCol w:w="2640"/>
+        <w:gridCol w:w="2640"/>
       </w:tblGrid>
       <w:tr>
         <w:trPr>
@@ -10743,17 +9845,6 @@
               <w:pStyle w:val="Compact"/>
             </w:pPr>
             <w:r>
-              <w:t xml:space="preserve">Métrica</w:t>
-            </w:r>
-          </w:p>
-        </w:tc>
-        <w:tc>
-          <w:tcPr/>
-          <w:p>
-            <w:pPr>
-              <w:pStyle w:val="Compact"/>
-            </w:pPr>
-            <w:r>
               <w:t xml:space="preserve">Sin pity</w:t>
             </w:r>
           </w:p>
@@ -10771,52 +9862,6 @@
         </w:tc>
       </w:tr>
       <w:tr>
-        <w:tc>
-          <w:tcPr/>
-          <w:p>
-            <w:pPr>
-              <w:pStyle w:val="Compact"/>
-            </w:pPr>
-            <w:r>
-              <w:t xml:space="preserve">Prob. base</w:t>
-            </w:r>
-            <w:r>
-              <w:t xml:space="preserve"> </w:t>
-            </w:r>
-            <m:oMath>
-              <m:sSub>
-                <m:e>
-                  <m:r>
-                    <m:t>p</m:t>
-                  </m:r>
-                </m:e>
-                <m:sub>
-                  <m:r>
-                    <m:t>0</m:t>
-                  </m:r>
-                </m:sub>
-              </m:sSub>
-              <m:r>
-                <m:rPr>
-                  <m:sty m:val="p"/>
-                </m:rPr>
-                <m:t>=</m:t>
-              </m:r>
-              <m:r>
-                <m:t>6</m:t>
-              </m:r>
-              <m:r>
-                <m:t> </m:t>
-              </m:r>
-              <m:r>
-                <m:rPr>
-                  <m:sty m:val="p"/>
-                </m:rPr>
-                <m:t>%</m:t>
-              </m:r>
-            </m:oMath>
-          </w:p>
-        </w:tc>
         <w:tc>
           <w:tcPr/>
           <w:p>
@@ -10866,14 +9911,6 @@
             <w:pPr>
               <w:pStyle w:val="Compact"/>
             </w:pPr>
-          </w:p>
-        </w:tc>
-        <w:tc>
-          <w:tcPr/>
-          <w:p>
-            <w:pPr>
-              <w:pStyle w:val="Compact"/>
-            </w:pPr>
             <w:r>
               <w:t xml:space="preserve">Racha p95 sin descanso</w:t>
             </w:r>
@@ -10903,14 +9940,6 @@
         </w:tc>
       </w:tr>
       <w:tr>
-        <w:tc>
-          <w:tcPr/>
-          <w:p>
-            <w:pPr>
-              <w:pStyle w:val="Compact"/>
-            </w:pPr>
-          </w:p>
-        </w:tc>
         <w:tc>
           <w:tcPr/>
           <w:p>
@@ -10959,191 +9988,59 @@
           <w:i/>
           <w:iCs/>
         </w:rPr>
-        <w:t xml:space="preserve">Tabla 9. Contraste sin/con pity para la puerta de descanso (30 salas, 10 000 réplicas).</w:t>
-      </w:r>
-    </w:p>
-    <w:bookmarkEnd w:id="108"/>
-    <w:bookmarkStart w:id="109" w:name="pity-en-resistencia"/>
-    <w:p>
-      <w:pPr>
-        <w:pStyle w:val="Heading3"/>
+        <w:t xml:space="preserve">Tabla 9. Contraste agregado del pity de descanso.</w:t>
+      </w:r>
+    </w:p>
+    <w:p>
+      <w:pPr>
+        <w:pStyle w:val="BodyText"/>
+      </w:pPr>
+      <w:r>
+        <w:t xml:space="preserve">Las figuras complementarias (curvas de probabilidad, distribución del primer descanso, captura de tienda) y la reproducibilidad numérica se documentan en el repositorio (</w:t>
+      </w:r>
+      <w:r>
+        <w:rPr>
+          <w:rStyle w:val="VerbatimChar"/>
+        </w:rPr>
+        <w:t xml:space="preserve">Docs/generar_figuras_memoria.py</w:t>
+      </w:r>
+      <w:r>
+        <w:t xml:space="preserve">,</w:t>
+      </w:r>
+      <w:r>
+        <w:t xml:space="preserve"> </w:t>
+      </w:r>
+      <w:r>
+        <w:rPr>
+          <w:rStyle w:val="VerbatimChar"/>
+        </w:rPr>
+        <w:t xml:space="preserve">Docs/capturar_pantallas_juego.py</w:t>
+      </w:r>
+      <w:r>
+        <w:t xml:space="preserve">).</w:t>
+      </w:r>
+    </w:p>
+    <w:bookmarkEnd w:id="99"/>
+    <w:bookmarkEnd w:id="100"/>
+    <w:bookmarkStart w:id="107" w:name="discusión"/>
+    <w:p>
+      <w:pPr>
+        <w:pStyle w:val="Heading1"/>
       </w:pPr>
       <w:r>
         <w:rPr>
           <w:rStyle w:val="SectionNumber"/>
         </w:rPr>
-        <w:t xml:space="preserve">5.8.4</w:t>
+        <w:t xml:space="preserve">6</w:t>
       </w:r>
       <w:r>
         <w:tab/>
       </w:r>
       <w:r>
-        <w:t xml:space="preserve">Pity en resistencia</w:t>
-      </w:r>
-    </w:p>
-    <w:p>
-      <w:pPr>
-        <w:pStyle w:val="FirstParagraph"/>
-      </w:pPr>
-      <w:r>
-        <w:t xml:space="preserve">En el modo resistencia el mismo esquema se aplica a eventos aleatorios de pregunta (niebla, relámpago, doble puntos) y a ofertas sí/no: el contador</w:t>
-      </w:r>
-      <w:r>
-        <w:t xml:space="preserve"> </w:t>
-      </w:r>
-      <m:oMath>
-        <m:r>
-          <m:t>s</m:t>
-        </m:r>
-      </m:oMath>
-      <w:r>
-        <w:t xml:space="preserve"> </w:t>
-      </w:r>
-      <w:r>
-        <w:t xml:space="preserve">sube cuando no hay evento y aumenta</w:t>
-      </w:r>
-      <w:r>
-        <w:t xml:space="preserve"> </w:t>
-      </w:r>
-      <m:oMath>
-        <m:sSub>
-          <m:e>
-            <m:r>
-              <m:t>p</m:t>
-            </m:r>
-          </m:e>
-          <m:sub>
-            <m:r>
-              <m:t>s</m:t>
-            </m:r>
-          </m:sub>
-        </m:sSub>
-      </m:oMath>
-      <w:r>
-        <w:t xml:space="preserve"> </w:t>
-      </w:r>
-      <w:r>
-        <w:t xml:space="preserve">con límites distintos (incremento 0,03 por pregunta sin evento, constante</w:t>
-      </w:r>
-      <w:r>
-        <w:t xml:space="preserve"> </w:t>
-      </w:r>
-      <w:r>
-        <w:rPr>
-          <w:rStyle w:val="VerbatimChar"/>
-        </w:rPr>
-        <w:t xml:space="preserve">PITY_INC_EVENTO_SI_NO</w:t>
-      </w:r>
-      <w:r>
-        <w:t xml:space="preserve">; techo de refuerzo 0,28). La lógica es análoga a la del escape room, pero sobre el índice de pregunta en lugar del número de sala.</w:t>
-      </w:r>
-    </w:p>
-    <w:bookmarkEnd w:id="109"/>
-    <w:bookmarkStart w:id="110" w:name="reproducibilidad"/>
-    <w:p>
-      <w:pPr>
-        <w:pStyle w:val="Heading3"/>
-      </w:pPr>
-      <w:r>
-        <w:rPr>
-          <w:rStyle w:val="SectionNumber"/>
-        </w:rPr>
-        <w:t xml:space="preserve">5.8.5</w:t>
-      </w:r>
-      <w:r>
-        <w:tab/>
-      </w:r>
-      <w:r>
-        <w:t xml:space="preserve">Reproducibilidad</w:t>
-      </w:r>
-    </w:p>
-    <w:p>
-      <w:pPr>
-        <w:pStyle w:val="FirstParagraph"/>
-      </w:pPr>
-      <w:r>
-        <w:t xml:space="preserve">El script</w:t>
-      </w:r>
-      <w:r>
-        <w:t xml:space="preserve"> </w:t>
-      </w:r>
-      <w:r>
-        <w:rPr>
-          <w:rStyle w:val="VerbatimChar"/>
-        </w:rPr>
-        <w:t xml:space="preserve">Files/simulacion_pity.py</w:t>
-      </w:r>
-      <w:r>
-        <w:t xml:space="preserve"> </w:t>
-      </w:r>
-      <w:r>
-        <w:t xml:space="preserve">implementa el modelo simplificado (Bernoulli por sala) y, opcionalmente, partidas completas con</w:t>
-      </w:r>
-      <w:r>
-        <w:t xml:space="preserve"> </w:t>
-      </w:r>
-      <w:r>
-        <w:rPr>
-          <w:rStyle w:val="VerbatimChar"/>
-        </w:rPr>
-        <w:t xml:space="preserve">generar_puertas_sala</w:t>
-      </w:r>
-      <w:r>
-        <w:t xml:space="preserve">. Las figuras 6–9 se regeneran con</w:t>
-      </w:r>
-      <w:r>
-        <w:t xml:space="preserve"> </w:t>
-      </w:r>
-      <w:r>
-        <w:rPr>
-          <w:rStyle w:val="VerbatimChar"/>
-        </w:rPr>
-        <w:t xml:space="preserve">python Docs/generar_figuras_memoria.py</w:t>
-      </w:r>
-      <w:r>
-        <w:t xml:space="preserve"> </w:t>
-      </w:r>
-      <w:r>
-        <w:t xml:space="preserve">y</w:t>
-      </w:r>
-      <w:r>
-        <w:t xml:space="preserve"> </w:t>
-      </w:r>
-      <w:r>
-        <w:rPr>
-          <w:rStyle w:val="VerbatimChar"/>
-        </w:rPr>
-        <w:t xml:space="preserve">python Docs/capturar_pantallas_juego.py</w:t>
-      </w:r>
-      <w:r>
-        <w:t xml:space="preserve"> </w:t>
-      </w:r>
-      <w:r>
-        <w:t xml:space="preserve">(captura pygame de la tienda); la simulación numérica usa semilla 42 y 10 000 réplicas del modelo de descanso.</w:t>
-      </w:r>
-    </w:p>
-    <w:bookmarkEnd w:id="110"/>
-    <w:bookmarkEnd w:id="111"/>
-    <w:bookmarkEnd w:id="112"/>
-    <w:bookmarkStart w:id="119" w:name="discusión"/>
-    <w:p>
-      <w:pPr>
-        <w:pStyle w:val="Heading1"/>
-      </w:pPr>
-      <w:r>
-        <w:rPr>
-          <w:rStyle w:val="SectionNumber"/>
-        </w:rPr>
-        <w:t xml:space="preserve">6</w:t>
-      </w:r>
-      <w:r>
-        <w:tab/>
-      </w:r>
-      <w:r>
         <w:t xml:space="preserve">Discusión</w:t>
       </w:r>
     </w:p>
-    <w:bookmarkStart w:id="113" w:name="cumplimiento-de-los-objetivos"/>
+    <w:bookmarkStart w:id="101" w:name="cumplimiento-de-los-objetivos"/>
     <w:p>
       <w:pPr>
         <w:pStyle w:val="Heading2"/>
@@ -11308,7 +10205,7 @@
               <w:pStyle w:val="Compact"/>
             </w:pPr>
             <w:r>
-              <w:t xml:space="preserve">Modo escape room jugable; guion visual completo pendiente</w:t>
+              <w:t xml:space="preserve">Mecánicas de escape room (salas/puertas) cumplidas; guion gráfico completo pendiente</w:t>
             </w:r>
           </w:p>
         </w:tc>
@@ -11467,7 +10364,7 @@
               <w:t xml:space="preserve"> </w:t>
             </w:r>
             <w:r>
-              <w:t xml:space="preserve">con libre, historia, resistencia, escape room y feedback</w:t>
+              <w:t xml:space="preserve">(pygame-ce) con libre, historia, resistencia, escape room y feedback</w:t>
             </w:r>
           </w:p>
         </w:tc>
@@ -11517,7 +10414,7 @@
               <w:pStyle w:val="Compact"/>
             </w:pPr>
             <w:r>
-              <w:t xml:space="preserve">Banco validado, 424 tests + CI; sin estudio con usuarios</w:t>
+              <w:t xml:space="preserve">Banco validado, 468 tests + CI + simulaciones; sin estudio con usuarios</w:t>
             </w:r>
           </w:p>
         </w:tc>
@@ -11544,11 +10441,24 @@
         <w:t xml:space="preserve"> </w:t>
       </w:r>
       <w:r>
-        <w:t xml:space="preserve">OE2, OE3 y OE4 están cumplidos en la versión pygame. OE1 y OE5 quedan parciales: OE1 por la narrativa gráfica completa (mecánicas del escape room como avance, guion visual pendiente) y OE5 por la ausencia de estudio con usuarios. El enfoque incremental —primero validar el núcleo evaluable, después la capa visual— permitió concentrar el esfuerzo en un único lanzador mantenible.</w:t>
-      </w:r>
-    </w:p>
-    <w:bookmarkEnd w:id="113"/>
-    <w:bookmarkStart w:id="114" w:name="validez-del-banco-de-preguntas"/>
+        <w:t xml:space="preserve">OE2, OE3 y OE4 están cumplidos. OE1 queda parcial en la</w:t>
+      </w:r>
+      <w:r>
+        <w:t xml:space="preserve"> </w:t>
+      </w:r>
+      <w:r>
+        <w:rPr>
+          <w:b/>
+          <w:bCs/>
+        </w:rPr>
+        <w:t xml:space="preserve">capa narrativa visual</w:t>
+      </w:r>
+      <w:r>
+        <w:t xml:space="preserve">, no en la progresión ludificada del escape room. OE5 queda parcial por la ausencia de piloto con estudiantes, aunque el valor formativo se apoya en revisión del banco, auditorías, Monte Carlo (§5.7) y paquete mínimo demostrable (§4.3).</w:t>
+      </w:r>
+    </w:p>
+    <w:bookmarkEnd w:id="101"/>
+    <w:bookmarkStart w:id="102" w:name="validez-del-banco-de-preguntas"/>
     <w:p>
       <w:pPr>
         <w:pStyle w:val="Heading2"/>
@@ -11780,7 +10690,7 @@
         <w:t xml:space="preserve"> </w:t>
       </w:r>
       <w:r>
-        <w:t xml:space="preserve">ítems de cursos avanzados que asumen conceptos de materias previas (p. ej. optimización y cálculo multivariable).</w:t>
+        <w:t xml:space="preserve">ítems de cursos avanzados que asumen conceptos de materias previas (p. ej. un ítem de Optimización que requiere derivadas parciales de Càlcul en Diverses Variables).</w:t>
       </w:r>
     </w:p>
     <w:p>
@@ -11788,7 +10698,7 @@
         <w:pStyle w:val="FirstParagraph"/>
       </w:pPr>
       <w:r>
-        <w:t xml:space="preserve">Estas observaciones motivan los campos</w:t>
+        <w:t xml:space="preserve">En el esquema propuesto,</w:t>
       </w:r>
       <w:r>
         <w:t xml:space="preserve"> </w:t>
@@ -11803,6 +10713,432 @@
         <w:t xml:space="preserve"> </w:t>
       </w:r>
       <w:r>
+        <w:t xml:space="preserve">permitiría filtrar o etiquetar solapamientos;</w:t>
+      </w:r>
+      <w:r>
+        <w:t xml:space="preserve"> </w:t>
+      </w:r>
+      <w:r>
+        <w:rPr>
+          <w:rStyle w:val="VerbatimChar"/>
+        </w:rPr>
+        <w:t xml:space="preserve">Prerequisitos</w:t>
+      </w:r>
+      <w:r>
+        <w:t xml:space="preserve"> </w:t>
+      </w:r>
+      <w:r>
+        <w:t xml:space="preserve">advertiría al jugador o restringiría ítems hasta practicar las materias base. Ambos campos quedan para futuras versiones (§6.6).</w:t>
+      </w:r>
+    </w:p>
+    <w:bookmarkEnd w:id="102"/>
+    <w:bookmarkStart w:id="103" w:name="utilidad-formativa"/>
+    <w:p>
+      <w:pPr>
+        <w:pStyle w:val="Heading2"/>
+      </w:pPr>
+      <w:r>
+        <w:rPr>
+          <w:rStyle w:val="SectionNumber"/>
+        </w:rPr>
+        <w:t xml:space="preserve">6.3</w:t>
+      </w:r>
+      <w:r>
+        <w:tab/>
+      </w:r>
+      <w:r>
+        <w:t xml:space="preserve">Utilidad formativa</w:t>
+      </w:r>
+    </w:p>
+    <w:p>
+      <w:pPr>
+        <w:pStyle w:val="FirstParagraph"/>
+      </w:pPr>
+      <w:r>
+        <w:t xml:space="preserve">El sistema permite al estudiante practicar por</w:t>
+      </w:r>
+      <w:r>
+        <w:t xml:space="preserve"> </w:t>
+      </w:r>
+      <w:r>
+        <w:rPr>
+          <w:b/>
+          <w:bCs/>
+        </w:rPr>
+        <w:t xml:space="preserve">semestre o temática</w:t>
+      </w:r>
+      <w:r>
+        <w:t xml:space="preserve"> </w:t>
+      </w:r>
+      <w:r>
+        <w:t xml:space="preserve">acorde a su momento del grado, simular un</w:t>
+      </w:r>
+      <w:r>
+        <w:t xml:space="preserve"> </w:t>
+      </w:r>
+      <w:r>
+        <w:rPr>
+          <w:b/>
+          <w:bCs/>
+        </w:rPr>
+        <w:t xml:space="preserve">examen balanceado</w:t>
+      </w:r>
+      <w:r>
+        <w:t xml:space="preserve"> </w:t>
+      </w:r>
+      <w:r>
+        <w:t xml:space="preserve">mediante el modo historia, usar el</w:t>
+      </w:r>
+      <w:r>
+        <w:t xml:space="preserve"> </w:t>
+      </w:r>
+      <w:r>
+        <w:rPr>
+          <w:b/>
+          <w:bCs/>
+        </w:rPr>
+        <w:t xml:space="preserve">examen del día</w:t>
+      </w:r>
+      <w:r>
+        <w:t xml:space="preserve"> </w:t>
+      </w:r>
+      <w:r>
+        <w:t xml:space="preserve">como rutina de repaso (24 preguntas compartidas) y recibir un</w:t>
+      </w:r>
+      <w:r>
+        <w:t xml:space="preserve"> </w:t>
+      </w:r>
+      <w:r>
+        <w:rPr>
+          <w:b/>
+          <w:bCs/>
+        </w:rPr>
+        <w:t xml:space="preserve">informe detallado</w:t>
+      </w:r>
+      <w:r>
+        <w:t xml:space="preserve"> </w:t>
+      </w:r>
+      <w:r>
+        <w:t xml:space="preserve">al finalizar una partida en modo examen. Las</w:t>
+      </w:r>
+      <w:r>
+        <w:t xml:space="preserve"> </w:t>
+      </w:r>
+      <w:r>
+        <w:rPr>
+          <w:b/>
+          <w:bCs/>
+        </w:rPr>
+        <w:t xml:space="preserve">estadísticas locales</w:t>
+      </w:r>
+      <w:r>
+        <w:t xml:space="preserve"> </w:t>
+      </w:r>
+      <w:r>
+        <w:t xml:space="preserve">(</w:t>
+      </w:r>
+      <w:r>
+        <w:rPr>
+          <w:rStyle w:val="VerbatimChar"/>
+        </w:rPr>
+        <w:t xml:space="preserve">estadisticas_jugador.json</w:t>
+      </w:r>
+      <w:r>
+        <w:t xml:space="preserve">) agregan actividad y récords sin depender de un servidor. El</w:t>
+      </w:r>
+      <w:r>
+        <w:t xml:space="preserve"> </w:t>
+      </w:r>
+      <w:r>
+        <w:rPr>
+          <w:b/>
+          <w:bCs/>
+        </w:rPr>
+        <w:t xml:space="preserve">paquete mínimo</w:t>
+      </w:r>
+      <w:r>
+        <w:t xml:space="preserve"> </w:t>
+      </w:r>
+      <w:r>
+        <w:t xml:space="preserve">(§4.3) permite probar el motor con datos reducidos en otro equipo.</w:t>
+      </w:r>
+    </w:p>
+    <w:p>
+      <w:pPr>
+        <w:pStyle w:val="BodyText"/>
+      </w:pPr>
+      <w:r>
+        <w:t xml:space="preserve">Para el profesorado, el banco estructurado y los scripts de auditoría facilitan revisión por materia y detección de ítems problemáticos. El modo feedback cierra un ciclo de mejora continua.</w:t>
+      </w:r>
+    </w:p>
+    <w:p>
+      <w:pPr>
+        <w:pStyle w:val="BodyText"/>
+      </w:pPr>
+      <w:r>
+        <w:t xml:space="preserve">La interfaz pygame-ce se distribuye en zip portable o mínimo; requiere Python 3.10+ y</w:t>
+      </w:r>
+      <w:r>
+        <w:t xml:space="preserve"> </w:t>
+      </w:r>
+      <w:r>
+        <w:rPr>
+          <w:rStyle w:val="VerbatimChar"/>
+        </w:rPr>
+        <w:t xml:space="preserve">pip install -r Juego/requirements.txt</w:t>
+      </w:r>
+      <w:r>
+        <w:t xml:space="preserve"> </w:t>
+      </w:r>
+      <w:r>
+        <w:t xml:space="preserve">(</w:t>
+      </w:r>
+      <w:hyperlink r:id="rId75">
+        <w:r>
+          <w:rPr>
+            <w:rStyle w:val="VerbatimChar"/>
+          </w:rPr>
+          <w:t xml:space="preserve">Juego/COMO_JUGAR.md</w:t>
+        </w:r>
+      </w:hyperlink>
+      <w:r>
+        <w:t xml:space="preserve">).</w:t>
+      </w:r>
+    </w:p>
+    <w:bookmarkEnd w:id="103"/>
+    <w:bookmarkStart w:id="104" w:name="relación-con-las-hipótesis"/>
+    <w:p>
+      <w:pPr>
+        <w:pStyle w:val="Heading2"/>
+      </w:pPr>
+      <w:r>
+        <w:rPr>
+          <w:rStyle w:val="SectionNumber"/>
+        </w:rPr>
+        <w:t xml:space="preserve">6.4</w:t>
+      </w:r>
+      <w:r>
+        <w:tab/>
+      </w:r>
+      <w:r>
+        <w:t xml:space="preserve">Relación con las hipótesis</w:t>
+      </w:r>
+    </w:p>
+    <w:p>
+      <w:pPr>
+        <w:pStyle w:val="FirstParagraph"/>
+      </w:pPr>
+      <w:r>
+        <w:t xml:space="preserve">La hipótesis</w:t>
+      </w:r>
+      <w:r>
+        <w:t xml:space="preserve"> </w:t>
+      </w:r>
+      <w:r>
+        <w:rPr>
+          <w:b/>
+          <w:bCs/>
+        </w:rPr>
+        <w:t xml:space="preserve">H1</w:t>
+      </w:r>
+      <w:r>
+        <w:t xml:space="preserve"> </w:t>
+      </w:r>
+      <w:r>
+        <w:t xml:space="preserve">queda apoyada por la operatividad de los filtros curriculares en el modo libre, que permiten segmentar la práctica por curso, semestre y materia.</w:t>
+      </w:r>
+      <w:r>
+        <w:t xml:space="preserve"> </w:t>
+      </w:r>
+      <w:r>
+        <w:rPr>
+          <w:b/>
+          <w:bCs/>
+        </w:rPr>
+        <w:t xml:space="preserve">H2</w:t>
+      </w:r>
+      <w:r>
+        <w:t xml:space="preserve"> </w:t>
+      </w:r>
+      <w:r>
+        <w:t xml:space="preserve">se sustenta en las auditorías y en la validación estructural, cuyos conteos son reproducibles en cada ejecución de los scripts de mantenimiento.</w:t>
+      </w:r>
+      <w:r>
+        <w:t xml:space="preserve"> </w:t>
+      </w:r>
+      <w:r>
+        <w:rPr>
+          <w:b/>
+          <w:bCs/>
+        </w:rPr>
+        <w:t xml:space="preserve">H3</w:t>
+      </w:r>
+      <w:r>
+        <w:t xml:space="preserve"> </w:t>
+      </w:r>
+      <w:r>
+        <w:t xml:space="preserve">encuentra respaldo en el modo historia y en el análisis del histórico institucional (8818 registros), desarrollado en la sección 5.6. La simulación Monte Carlo de la sección 5.7 complementa estas hipótesis al verificar cuantitativamente que el motor de evaluación no concede aprobación al azar. El análisis del pity (§5.8) documenta el diseño probabilístico de la gamificación en modos prolongados.</w:t>
+      </w:r>
+    </w:p>
+    <w:bookmarkEnd w:id="104"/>
+    <w:bookmarkStart w:id="105" w:name="limitaciones-del-estudio"/>
+    <w:p>
+      <w:pPr>
+        <w:pStyle w:val="Heading2"/>
+      </w:pPr>
+      <w:r>
+        <w:rPr>
+          <w:rStyle w:val="SectionNumber"/>
+        </w:rPr>
+        <w:t xml:space="preserve">6.5</w:t>
+      </w:r>
+      <w:r>
+        <w:tab/>
+      </w:r>
+      <w:r>
+        <w:t xml:space="preserve">Limitaciones del estudio</w:t>
+      </w:r>
+    </w:p>
+    <w:p>
+      <w:pPr>
+        <w:pStyle w:val="FirstParagraph"/>
+      </w:pPr>
+      <w:r>
+        <w:t xml:space="preserve">El estudio no incluye</w:t>
+      </w:r>
+      <w:r>
+        <w:t xml:space="preserve"> </w:t>
+      </w:r>
+      <w:r>
+        <w:rPr>
+          <w:b/>
+          <w:bCs/>
+        </w:rPr>
+        <w:t xml:space="preserve">evaluación con usuarios</w:t>
+      </w:r>
+      <w:r>
+        <w:t xml:space="preserve">: no se recogieron datos de usabilidad ni de aprendizaje con una muestra de estudiantes. La</w:t>
+      </w:r>
+      <w:r>
+        <w:t xml:space="preserve"> </w:t>
+      </w:r>
+      <w:r>
+        <w:rPr>
+          <w:b/>
+          <w:bCs/>
+        </w:rPr>
+        <w:t xml:space="preserve">interfaz gráfica</w:t>
+      </w:r>
+      <w:r>
+        <w:t xml:space="preserve"> </w:t>
+      </w:r>
+      <w:r>
+        <w:t xml:space="preserve">cubre menús y partida, incluido un</w:t>
+      </w:r>
+      <w:r>
+        <w:t xml:space="preserve"> </w:t>
+      </w:r>
+      <w:r>
+        <w:rPr>
+          <w:b/>
+          <w:bCs/>
+        </w:rPr>
+        <w:t xml:space="preserve">modo escape room</w:t>
+      </w:r>
+      <w:r>
+        <w:t xml:space="preserve"> </w:t>
+      </w:r>
+      <w:r>
+        <w:t xml:space="preserve">con salas, tienda y botín, pero sin la narrativa gráfica completa del documento inicial. El</w:t>
+      </w:r>
+      <w:r>
+        <w:t xml:space="preserve"> </w:t>
+      </w:r>
+      <w:r>
+        <w:rPr>
+          <w:b/>
+          <w:bCs/>
+        </w:rPr>
+        <w:t xml:space="preserve">modelo de datos</w:t>
+      </w:r>
+      <w:r>
+        <w:t xml:space="preserve"> </w:t>
+      </w:r>
+      <w:r>
+        <w:t xml:space="preserve">asigna una sola materia por pregunta y aún no modela prerrequisitos explícitos (véase §6.2). El</w:t>
+      </w:r>
+      <w:r>
+        <w:t xml:space="preserve"> </w:t>
+      </w:r>
+      <w:r>
+        <w:rPr>
+          <w:b/>
+          <w:bCs/>
+        </w:rPr>
+        <w:t xml:space="preserve">idioma del banco</w:t>
+      </w:r>
+      <w:r>
+        <w:t xml:space="preserve"> </w:t>
+      </w:r>
+      <w:r>
+        <w:t xml:space="preserve">mezcla castellano y catalán según la asignatura, con coherencia terminológica revisada pero mejorable. Por último, el</w:t>
+      </w:r>
+      <w:r>
+        <w:t xml:space="preserve"> </w:t>
+      </w:r>
+      <w:r>
+        <w:rPr>
+          <w:b/>
+          <w:bCs/>
+        </w:rPr>
+        <w:t xml:space="preserve">modo beta</w:t>
+      </w:r>
+      <w:r>
+        <w:t xml:space="preserve"> </w:t>
+      </w:r>
+      <w:r>
+        <w:t xml:space="preserve">amplía el pool con plantillas no revisadas y debe distinguirse del banco de producción en cualquier evaluación formal.</w:t>
+      </w:r>
+    </w:p>
+    <w:bookmarkEnd w:id="105"/>
+    <w:bookmarkStart w:id="106" w:name="trabajo-futuro"/>
+    <w:p>
+      <w:pPr>
+        <w:pStyle w:val="Heading2"/>
+      </w:pPr>
+      <w:r>
+        <w:rPr>
+          <w:rStyle w:val="SectionNumber"/>
+        </w:rPr>
+        <w:t xml:space="preserve">6.6</w:t>
+      </w:r>
+      <w:r>
+        <w:tab/>
+      </w:r>
+      <w:r>
+        <w:t xml:space="preserve">Trabajo futuro</w:t>
+      </w:r>
+    </w:p>
+    <w:p>
+      <w:pPr>
+        <w:pStyle w:val="FirstParagraph"/>
+      </w:pPr>
+      <w:r>
+        <w:t xml:space="preserve">Entre las líneas futuras inmediatas figuran la implementación de</w:t>
+      </w:r>
+      <w:r>
+        <w:t xml:space="preserve"> </w:t>
+      </w:r>
+      <w:r>
+        <w:rPr>
+          <w:rStyle w:val="VerbatimChar"/>
+        </w:rPr>
+        <w:t xml:space="preserve">Materias_relacionadas</w:t>
+      </w:r>
+      <w:r>
+        <w:t xml:space="preserve"> </w:t>
+      </w:r>
+      <w:r>
         <w:t xml:space="preserve">y</w:t>
       </w:r>
       <w:r>
@@ -11818,354 +11154,78 @@
         <w:t xml:space="preserve"> </w:t>
       </w:r>
       <w:r>
-        <w:t xml:space="preserve">propuestos para futuras versiones del esquema (§6.6).</w:t>
-      </w:r>
-    </w:p>
-    <w:bookmarkEnd w:id="114"/>
-    <w:bookmarkStart w:id="115" w:name="utilidad-formativa"/>
-    <w:p>
-      <w:pPr>
-        <w:pStyle w:val="Heading2"/>
-      </w:pPr>
-      <w:r>
-        <w:rPr>
-          <w:rStyle w:val="SectionNumber"/>
-        </w:rPr>
-        <w:t xml:space="preserve">6.3</w:t>
-      </w:r>
-      <w:r>
-        <w:tab/>
-      </w:r>
-      <w:r>
-        <w:t xml:space="preserve">Utilidad formativa</w:t>
-      </w:r>
-    </w:p>
-    <w:p>
-      <w:pPr>
-        <w:pStyle w:val="FirstParagraph"/>
-      </w:pPr>
-      <w:r>
-        <w:t xml:space="preserve">El sistema permite al estudiante practicar por</w:t>
-      </w:r>
-      <w:r>
-        <w:t xml:space="preserve"> </w:t>
-      </w:r>
-      <w:r>
-        <w:rPr>
-          <w:b/>
-          <w:bCs/>
-        </w:rPr>
-        <w:t xml:space="preserve">semestre o temática</w:t>
-      </w:r>
-      <w:r>
-        <w:t xml:space="preserve"> </w:t>
-      </w:r>
-      <w:r>
-        <w:t xml:space="preserve">acorde a su momento del grado, simular un</w:t>
-      </w:r>
-      <w:r>
-        <w:t xml:space="preserve"> </w:t>
-      </w:r>
-      <w:r>
-        <w:rPr>
-          <w:b/>
-          <w:bCs/>
-        </w:rPr>
-        <w:t xml:space="preserve">examen balanceado</w:t>
-      </w:r>
-      <w:r>
-        <w:t xml:space="preserve"> </w:t>
-      </w:r>
-      <w:r>
-        <w:t xml:space="preserve">mediante el modo historia y recibir un</w:t>
-      </w:r>
-      <w:r>
-        <w:t xml:space="preserve"> </w:t>
-      </w:r>
-      <w:r>
-        <w:rPr>
-          <w:b/>
-          <w:bCs/>
-        </w:rPr>
-        <w:t xml:space="preserve">informe detallado</w:t>
-      </w:r>
-      <w:r>
-        <w:t xml:space="preserve"> </w:t>
-      </w:r>
-      <w:r>
-        <w:t xml:space="preserve">al finalizar una partida en modo examen.</w:t>
-      </w:r>
-    </w:p>
-    <w:p>
-      <w:pPr>
-        <w:pStyle w:val="BodyText"/>
-      </w:pPr>
-      <w:r>
-        <w:t xml:space="preserve">Para el profesorado, el banco estructurado y los scripts de auditoría facilitan revisión por materia y detección de ítems problemáticos. El modo feedback cierra un ciclo de mejora continua.</w:t>
-      </w:r>
-    </w:p>
-    <w:p>
-      <w:pPr>
-        <w:pStyle w:val="BodyText"/>
-      </w:pPr>
-      <w:r>
-        <w:t xml:space="preserve">La interfaz pygame facilita el despliegue para usuarios no familiarizados con terminal; requiere instalar</w:t>
-      </w:r>
-      <w:r>
-        <w:t xml:space="preserve"> </w:t>
-      </w:r>
-      <w:r>
-        <w:rPr>
-          <w:b/>
-          <w:bCs/>
-        </w:rPr>
-        <w:t xml:space="preserve">pygame-ce</w:t>
-      </w:r>
-      <w:r>
-        <w:t xml:space="preserve"> </w:t>
-      </w:r>
-      <w:r>
-        <w:t xml:space="preserve">(</w:t>
-      </w:r>
-      <w:r>
-        <w:rPr>
-          <w:rStyle w:val="VerbatimChar"/>
-        </w:rPr>
-        <w:t xml:space="preserve">requirements.txt</w:t>
-      </w:r>
-      <w:r>
-        <w:t xml:space="preserve">).</w:t>
-      </w:r>
-    </w:p>
-    <w:bookmarkEnd w:id="115"/>
-    <w:bookmarkStart w:id="116" w:name="relación-con-las-hipótesis"/>
-    <w:p>
-      <w:pPr>
-        <w:pStyle w:val="Heading2"/>
-      </w:pPr>
-      <w:r>
-        <w:rPr>
-          <w:rStyle w:val="SectionNumber"/>
-        </w:rPr>
-        <w:t xml:space="preserve">6.4</w:t>
-      </w:r>
-      <w:r>
-        <w:tab/>
-      </w:r>
-      <w:r>
-        <w:t xml:space="preserve">Relación con las hipótesis</w:t>
-      </w:r>
-    </w:p>
-    <w:p>
-      <w:pPr>
-        <w:pStyle w:val="FirstParagraph"/>
-      </w:pPr>
-      <w:r>
-        <w:t xml:space="preserve">La hipótesis</w:t>
-      </w:r>
-      <w:r>
-        <w:t xml:space="preserve"> </w:t>
-      </w:r>
-      <w:r>
-        <w:rPr>
-          <w:b/>
-          <w:bCs/>
-        </w:rPr>
-        <w:t xml:space="preserve">H1</w:t>
-      </w:r>
-      <w:r>
-        <w:t xml:space="preserve"> </w:t>
-      </w:r>
-      <w:r>
-        <w:t xml:space="preserve">queda apoyada por la operatividad de los filtros curriculares en el modo libre, que permiten segmentar la práctica por curso, semestre y materia.</w:t>
-      </w:r>
-      <w:r>
-        <w:t xml:space="preserve"> </w:t>
-      </w:r>
-      <w:r>
-        <w:rPr>
-          <w:b/>
-          <w:bCs/>
-        </w:rPr>
-        <w:t xml:space="preserve">H2</w:t>
-      </w:r>
-      <w:r>
-        <w:t xml:space="preserve"> </w:t>
-      </w:r>
-      <w:r>
-        <w:t xml:space="preserve">se sustenta en las auditorías y en la validación estructural, cuyos conteos son reproducibles en cada ejecución de los scripts de mantenimiento.</w:t>
-      </w:r>
-      <w:r>
-        <w:t xml:space="preserve"> </w:t>
-      </w:r>
-      <w:r>
-        <w:rPr>
-          <w:b/>
-          <w:bCs/>
-        </w:rPr>
-        <w:t xml:space="preserve">H3</w:t>
-      </w:r>
-      <w:r>
-        <w:t xml:space="preserve"> </w:t>
-      </w:r>
-      <w:r>
-        <w:t xml:space="preserve">encuentra respaldo en el modo historia y en el análisis del histórico institucional (8818 registros), desarrollado en la sección 5.6. La simulación Monte Carlo de la sección 5.7 complementa estas hipótesis al verificar cuantitativamente que el motor de evaluación no concede aprobación al azar. El análisis del pity (§5.8) documenta el diseño probabilístico de la gamificación en modos prolongados.</w:t>
-      </w:r>
-    </w:p>
-    <w:bookmarkEnd w:id="116"/>
-    <w:bookmarkStart w:id="117" w:name="limitaciones-del-estudio"/>
-    <w:p>
-      <w:pPr>
-        <w:pStyle w:val="Heading2"/>
-      </w:pPr>
-      <w:r>
-        <w:rPr>
-          <w:rStyle w:val="SectionNumber"/>
-        </w:rPr>
-        <w:t xml:space="preserve">6.5</w:t>
-      </w:r>
-      <w:r>
-        <w:tab/>
-      </w:r>
-      <w:r>
-        <w:t xml:space="preserve">Limitaciones del estudio</w:t>
-      </w:r>
-    </w:p>
-    <w:p>
-      <w:pPr>
-        <w:pStyle w:val="FirstParagraph"/>
-      </w:pPr>
-      <w:r>
-        <w:t xml:space="preserve">El estudio no incluye</w:t>
-      </w:r>
-      <w:r>
-        <w:t xml:space="preserve"> </w:t>
-      </w:r>
-      <w:r>
-        <w:rPr>
-          <w:b/>
-          <w:bCs/>
-        </w:rPr>
-        <w:t xml:space="preserve">evaluación con usuarios</w:t>
-      </w:r>
-      <w:r>
-        <w:t xml:space="preserve">: no se recogieron datos de usabilidad ni de aprendizaje con una muestra de estudiantes. La</w:t>
-      </w:r>
-      <w:r>
-        <w:t xml:space="preserve"> </w:t>
-      </w:r>
-      <w:r>
-        <w:rPr>
-          <w:b/>
-          <w:bCs/>
-        </w:rPr>
-        <w:t xml:space="preserve">interfaz gráfica</w:t>
-      </w:r>
-      <w:r>
-        <w:t xml:space="preserve"> </w:t>
-      </w:r>
-      <w:r>
-        <w:t xml:space="preserve">cubre menús y partida, incluido un</w:t>
-      </w:r>
-      <w:r>
-        <w:t xml:space="preserve"> </w:t>
-      </w:r>
-      <w:r>
-        <w:rPr>
-          <w:b/>
-          <w:bCs/>
-        </w:rPr>
-        <w:t xml:space="preserve">modo escape room</w:t>
-      </w:r>
-      <w:r>
-        <w:t xml:space="preserve"> </w:t>
-      </w:r>
-      <w:r>
-        <w:t xml:space="preserve">con salas, tienda y botín, pero sin la narrativa gráfica completa del documento inicial. El</w:t>
-      </w:r>
-      <w:r>
-        <w:t xml:space="preserve"> </w:t>
-      </w:r>
-      <w:r>
-        <w:rPr>
-          <w:b/>
-          <w:bCs/>
-        </w:rPr>
-        <w:t xml:space="preserve">modelo de datos</w:t>
-      </w:r>
-      <w:r>
-        <w:t xml:space="preserve"> </w:t>
-      </w:r>
-      <w:r>
-        <w:t xml:space="preserve">asigna una sola materia por pregunta y aún no modela prerrequisitos explícitos (véase §6.2). El</w:t>
-      </w:r>
-      <w:r>
-        <w:t xml:space="preserve"> </w:t>
-      </w:r>
-      <w:r>
-        <w:rPr>
-          <w:b/>
-          <w:bCs/>
-        </w:rPr>
-        <w:t xml:space="preserve">idioma del banco</w:t>
-      </w:r>
-      <w:r>
-        <w:t xml:space="preserve"> </w:t>
-      </w:r>
-      <w:r>
-        <w:t xml:space="preserve">mezcla castellano y catalán según la asignatura, con coherencia terminológica revisada pero mejorable. Por último, el</w:t>
-      </w:r>
-      <w:r>
-        <w:t xml:space="preserve"> </w:t>
-      </w:r>
-      <w:r>
-        <w:rPr>
-          <w:b/>
-          <w:bCs/>
-        </w:rPr>
-        <w:t xml:space="preserve">modo beta</w:t>
-      </w:r>
-      <w:r>
-        <w:t xml:space="preserve"> </w:t>
-      </w:r>
-      <w:r>
-        <w:t xml:space="preserve">amplía el pool con plantillas no revisadas y debe distinguirse del banco de producción en cualquier evaluación formal.</w:t>
-      </w:r>
-    </w:p>
-    <w:bookmarkEnd w:id="117"/>
-    <w:bookmarkStart w:id="118" w:name="trabajo-futuro"/>
-    <w:p>
-      <w:pPr>
-        <w:pStyle w:val="Heading2"/>
-      </w:pPr>
-      <w:r>
-        <w:rPr>
-          <w:rStyle w:val="SectionNumber"/>
-        </w:rPr>
-        <w:t xml:space="preserve">6.6</w:t>
-      </w:r>
-      <w:r>
-        <w:tab/>
-      </w:r>
-      <w:r>
-        <w:t xml:space="preserve">Trabajo futuro</w:t>
-      </w:r>
-    </w:p>
-    <w:p>
-      <w:pPr>
-        <w:pStyle w:val="FirstParagraph"/>
-      </w:pPr>
-      <w:r>
-        <w:t xml:space="preserve">Entre las líneas futuras inmediatas figuran la implementación de</w:t>
-      </w:r>
-      <w:r>
-        <w:t xml:space="preserve"> </w:t>
-      </w:r>
-      <w:r>
-        <w:rPr>
-          <w:rStyle w:val="VerbatimChar"/>
-        </w:rPr>
-        <w:t xml:space="preserve">Materias_relacionadas</w:t>
+        <w:t xml:space="preserve">en el CSV y en los filtros del juego, el desarrollo de la narrativa gráfica completa del escape room, y un</w:t>
+      </w:r>
+      <w:r>
+        <w:t xml:space="preserve"> </w:t>
+      </w:r>
+      <w:r>
+        <w:rPr>
+          <w:b/>
+          <w:bCs/>
+        </w:rPr>
+        <w:t xml:space="preserve">piloto con usuarios</w:t>
+      </w:r>
+      <w:r>
+        <w:t xml:space="preserve"> </w:t>
+      </w:r>
+      <w:r>
+        <w:t xml:space="preserve">para contrastar motivación y práctica frente a un listado estático. Diseño previsto del piloto: muestra de</w:t>
+      </w:r>
+      <w:r>
+        <w:t xml:space="preserve"> </w:t>
+      </w:r>
+      <w:r>
+        <w:rPr>
+          <w:b/>
+          <w:bCs/>
+        </w:rPr>
+        <w:t xml:space="preserve">n ≈ 15–20</w:t>
+      </w:r>
+      <w:r>
+        <w:t xml:space="preserve"> </w:t>
+      </w:r>
+      <w:r>
+        <w:t xml:space="preserve">estudiantes del grado, asignación a juego vs. listado PDF durante</w:t>
+      </w:r>
+      <w:r>
+        <w:t xml:space="preserve"> </w:t>
+      </w:r>
+      <w:r>
+        <w:rPr>
+          <w:b/>
+          <w:bCs/>
+        </w:rPr>
+        <w:t xml:space="preserve">2–3 semanas</w:t>
+      </w:r>
+      <w:r>
+        <w:t xml:space="preserve">, cuestionario</w:t>
+      </w:r>
+      <w:r>
+        <w:t xml:space="preserve"> </w:t>
+      </w:r>
+      <w:r>
+        <w:rPr>
+          <w:b/>
+          <w:bCs/>
+        </w:rPr>
+        <w:t xml:space="preserve">SUS</w:t>
+      </w:r>
+      <w:r>
+        <w:t xml:space="preserve"> </w:t>
+      </w:r>
+      <w:r>
+        <w:t xml:space="preserve">de usabilidad, registro de</w:t>
+      </w:r>
+      <w:r>
+        <w:t xml:space="preserve"> </w:t>
+      </w:r>
+      <w:r>
+        <w:rPr>
+          <w:b/>
+          <w:bCs/>
+        </w:rPr>
+        <w:t xml:space="preserve">tiempo de práctica</w:t>
       </w:r>
       <w:r>
         <w:t xml:space="preserve"> </w:t>
@@ -12178,20 +11238,21 @@
       </w:r>
       <w:r>
         <w:rPr>
-          <w:rStyle w:val="VerbatimChar"/>
-        </w:rPr>
-        <w:t xml:space="preserve">Prerequisitos</w:t>
-      </w:r>
-      <w:r>
-        <w:t xml:space="preserve"> </w:t>
-      </w:r>
-      <w:r>
-        <w:t xml:space="preserve">en el CSV y en los filtros del juego, el desarrollo de la narrativa gráfica completa del escape room, y un piloto con usuarios (n ≈ 15–20, cuestionario SUS, tiempo de práctica) para contrastar si las mecánicas de juego aumentan la práctica respecto a un listado estático —línea no formulada como hipótesis contrastada en este TFG por ausencia de datos. La integración con plataformas institucionales (Moodle, AulaWeb) completaría el despliegue en el grado.</w:t>
-      </w:r>
-    </w:p>
-    <w:bookmarkEnd w:id="118"/>
-    <w:bookmarkEnd w:id="119"/>
-    <w:bookmarkStart w:id="120" w:name="conclusiones"/>
+          <w:b/>
+          <w:bCs/>
+        </w:rPr>
+        <w:t xml:space="preserve">número de sesiones</w:t>
+      </w:r>
+      <w:r>
+        <w:t xml:space="preserve"> </w:t>
+      </w:r>
+      <w:r>
+        <w:t xml:space="preserve">(desde estadísticas locales o encuesta). La hipótesis sobre motivación no se contrastó en este TFG por ausencia de datos. La integración con plataformas institucionales (Moodle, AulaWeb) completaría el despliegue en el grado.</w:t>
+      </w:r>
+    </w:p>
+    <w:bookmarkEnd w:id="106"/>
+    <w:bookmarkEnd w:id="107"/>
+    <w:bookmarkStart w:id="108" w:name="conclusiones"/>
     <w:p>
       <w:pPr>
         <w:pStyle w:val="Heading1"/>
@@ -12286,7 +11347,7 @@
         <w:t xml:space="preserve"> </w:t>
       </w:r>
       <w:r>
-        <w:t xml:space="preserve">en pygame con modos libre, historia, resistencia, escape room y feedback que gamifica la autoevaluación;</w:t>
+        <w:t xml:space="preserve">en pygame-ce con modos libre, historia, resistencia, escape room y feedback que gamifica la autoevaluación;</w:t>
       </w:r>
     </w:p>
     <w:p>
@@ -12298,23 +11359,17 @@
         </w:numPr>
       </w:pPr>
       <w:r>
-        <w:t xml:space="preserve">un</w:t>
-      </w:r>
-      <w:r>
-        <w:t xml:space="preserve"> </w:t>
-      </w:r>
-      <w:r>
-        <w:rPr>
-          <w:b/>
-          <w:bCs/>
-        </w:rPr>
-        <w:t xml:space="preserve">conjunto de herramientas</w:t>
-      </w:r>
-      <w:r>
-        <w:t xml:space="preserve"> </w:t>
-      </w:r>
-      <w:r>
-        <w:t xml:space="preserve">de validación y mantenimiento del dataset;</w:t>
+        <w:rPr>
+          <w:b/>
+          <w:bCs/>
+        </w:rPr>
+        <w:t xml:space="preserve">paquetes portable y mínimo</w:t>
+      </w:r>
+      <w:r>
+        <w:t xml:space="preserve"> </w:t>
+      </w:r>
+      <w:r>
+        <w:t xml:space="preserve">para despliegue sin clonar todo el repositorio;</w:t>
       </w:r>
     </w:p>
     <w:p>
@@ -12326,6 +11381,34 @@
         </w:numPr>
       </w:pPr>
       <w:r>
+        <w:t xml:space="preserve">un</w:t>
+      </w:r>
+      <w:r>
+        <w:t xml:space="preserve"> </w:t>
+      </w:r>
+      <w:r>
+        <w:rPr>
+          <w:b/>
+          <w:bCs/>
+        </w:rPr>
+        <w:t xml:space="preserve">conjunto de herramientas</w:t>
+      </w:r>
+      <w:r>
+        <w:t xml:space="preserve"> </w:t>
+      </w:r>
+      <w:r>
+        <w:t xml:space="preserve">de validación y mantenimiento del dataset;</w:t>
+      </w:r>
+    </w:p>
+    <w:p>
+      <w:pPr>
+        <w:pStyle w:val="Compact"/>
+        <w:numPr>
+          <w:ilvl w:val="0"/>
+          <w:numId w:val="1007"/>
+        </w:numPr>
+      </w:pPr>
+      <w:r>
         <w:t xml:space="preserve">y una</w:t>
       </w:r>
       <w:r>
@@ -12387,11 +11470,11 @@
         <w:pStyle w:val="BodyText"/>
       </w:pPr>
       <w:r>
-        <w:t xml:space="preserve">La simulación Monte Carlo (§5.7) aporta una primera validación cuantitativa del motor de evaluación: el azar no permite aprobar ni completar partidas largas con vidas limitadas. El análisis del pity (§5.8) cuantifica, en cambio, cómo se acotan las rachas sin recompensas en escape room y resistencia.</w:t>
-      </w:r>
-    </w:p>
-    <w:bookmarkEnd w:id="120"/>
-    <w:bookmarkStart w:id="121" w:name="bibliografía"/>
+        <w:t xml:space="preserve">La simulación Monte Carlo (§5.7) aporta una primera validación cuantitativa del motor de evaluación: el azar no permite aprobar ni completar partidas largas con vidas limitadas. El análisis del pity (§5.8) muestra, de forma resumida, cómo se acotan las rachas sin recompensas en modos prolongados.</w:t>
+      </w:r>
+    </w:p>
+    <w:bookmarkEnd w:id="108"/>
+    <w:bookmarkStart w:id="109" w:name="bibliografía"/>
     <w:p>
       <w:pPr>
         <w:pStyle w:val="Heading1"/>
@@ -12780,8 +11863,8 @@
         <w:t xml:space="preserve">. https://www.inkagames.com/ [Consulta: 27 junio 2026].</w:t>
       </w:r>
     </w:p>
-    <w:bookmarkEnd w:id="121"/>
-    <w:bookmarkStart w:id="130" w:name="apéndices"/>
+    <w:bookmarkEnd w:id="109"/>
+    <w:bookmarkStart w:id="117" w:name="apéndices"/>
     <w:p>
       <w:pPr>
         <w:pStyle w:val="Heading1"/>
@@ -12918,7 +12001,7 @@
             <w:pPr>
               <w:pStyle w:val="Compact"/>
             </w:pPr>
-            <w:hyperlink r:id="rId122">
+            <w:hyperlink r:id="rId110">
               <w:r>
                 <w:rPr>
                   <w:rStyle w:val="VerbatimChar"/>
@@ -12935,7 +12018,7 @@
             <w:r>
               <w:t xml:space="preserve"> </w:t>
             </w:r>
-            <w:hyperlink r:id="rId123">
+            <w:hyperlink r:id="rId73">
               <w:r>
                 <w:rPr>
                   <w:rStyle w:val="VerbatimChar"/>
@@ -12952,7 +12035,7 @@
             <w:r>
               <w:t xml:space="preserve"> </w:t>
             </w:r>
-            <w:hyperlink r:id="rId124">
+            <w:hyperlink r:id="rId111">
               <w:r>
                 <w:rPr>
                   <w:rStyle w:val="VerbatimChar"/>
@@ -12992,7 +12075,7 @@
             <w:pPr>
               <w:pStyle w:val="Compact"/>
             </w:pPr>
-            <w:hyperlink r:id="rId83">
+            <w:hyperlink r:id="rId85">
               <w:r>
                 <w:rPr>
                   <w:rStyle w:val="VerbatimChar"/>
@@ -13032,7 +12115,7 @@
             <w:pPr>
               <w:pStyle w:val="Compact"/>
             </w:pPr>
-            <w:hyperlink r:id="rId125">
+            <w:hyperlink r:id="rId112">
               <w:r>
                 <w:rPr>
                   <w:rStyle w:val="VerbatimChar"/>
@@ -13112,7 +12195,7 @@
             <w:pPr>
               <w:pStyle w:val="Compact"/>
             </w:pPr>
-            <w:hyperlink r:id="rId126">
+            <w:hyperlink r:id="rId113">
               <w:r>
                 <w:rPr>
                   <w:rStyle w:val="VerbatimChar"/>
@@ -13152,7 +12235,7 @@
             <w:pPr>
               <w:pStyle w:val="Compact"/>
             </w:pPr>
-            <w:hyperlink r:id="rId127">
+            <w:hyperlink r:id="rId114">
               <w:r>
                 <w:rPr>
                   <w:rStyle w:val="VerbatimChar"/>
@@ -13166,7 +12249,7 @@
             <w:r>
               <w:t xml:space="preserve"> </w:t>
             </w:r>
-            <w:hyperlink r:id="rId128">
+            <w:hyperlink r:id="rId115">
               <w:r>
                 <w:rPr>
                   <w:rStyle w:val="VerbatimChar"/>
@@ -13180,7 +12263,7 @@
             <w:r>
               <w:t xml:space="preserve"> </w:t>
             </w:r>
-            <w:hyperlink r:id="rId129">
+            <w:hyperlink r:id="rId116">
               <w:r>
                 <w:rPr>
                   <w:rStyle w:val="VerbatimChar"/>
@@ -13210,7 +12293,7 @@
         <w:t xml:space="preserve">https://github.com/Dafafi63f/Escape-Room.git</w:t>
       </w:r>
     </w:p>
-    <w:bookmarkEnd w:id="130"/>
+    <w:bookmarkEnd w:id="117"/>
     <w:sectPr>
       <w:footnotePr>
         <w:numRestart w:val="eachSect"/>

--- a/Docs/Entrega/Memoria_TFG_markdown.docx
+++ b/Docs/Entrega/Memoria_TFG_markdown.docx
@@ -4439,7 +4439,7 @@
                 <w:b/>
                 <w:bCs/>
               </w:rPr>
-              <w:t xml:space="preserve">468</w:t>
+              <w:t xml:space="preserve">578</w:t>
             </w:r>
             <w:r>
               <w:t xml:space="preserve"> </w:t>
@@ -4905,7 +4905,7 @@
         <w:t xml:space="preserve"> </w:t>
       </w:r>
       <w:r>
-        <w:t xml:space="preserve">en CSV y plantillas intra-materia tras sustituciones y deduplicación (junio 2026). Pool de plantillas beta:</w:t>
+        <w:t xml:space="preserve">en CSV y plantillas intra-materia tras sustituciones y deduplicación (junio 2026). Pool del banco ampliado:</w:t>
       </w:r>
       <w:r>
         <w:t xml:space="preserve"> </w:t>
@@ -4939,29 +4939,29 @@
           <w:b/>
           <w:bCs/>
         </w:rPr>
-        <w:t xml:space="preserve">modo seguro</w:t>
-      </w:r>
-      <w:r>
-        <w:t xml:space="preserve"> </w:t>
-      </w:r>
-      <w:r>
-        <w:t xml:space="preserve">(solo dataset revisado) y</w:t>
-      </w:r>
-      <w:r>
-        <w:t xml:space="preserve"> </w:t>
-      </w:r>
-      <w:r>
-        <w:rPr>
-          <w:b/>
-          <w:bCs/>
-        </w:rPr>
-        <w:t xml:space="preserve">modo beta</w:t>
-      </w:r>
-      <w:r>
-        <w:t xml:space="preserve"> </w:t>
-      </w:r>
-      <w:r>
-        <w:t xml:space="preserve">(pool ampliado con plantillas no revisadas, hasta 1440 ítems jugables), dejando clara la trazabilidad para evaluación formal del TFG.</w:t>
+        <w:t xml:space="preserve">banco revisado</w:t>
+      </w:r>
+      <w:r>
+        <w:t xml:space="preserve"> </w:t>
+      </w:r>
+      <w:r>
+        <w:t xml:space="preserve">(solo dataset validado) y</w:t>
+      </w:r>
+      <w:r>
+        <w:t xml:space="preserve"> </w:t>
+      </w:r>
+      <w:r>
+        <w:rPr>
+          <w:b/>
+          <w:bCs/>
+        </w:rPr>
+        <w:t xml:space="preserve">banco ampliado</w:t>
+      </w:r>
+      <w:r>
+        <w:t xml:space="preserve"> </w:t>
+      </w:r>
+      <w:r>
+        <w:t xml:space="preserve">(pool con plantillas no revisadas, hasta 1440 ítems jugables), dejando clara la trazabilidad para evaluación formal del TFG.</w:t>
       </w:r>
     </w:p>
     <w:bookmarkEnd w:id="80"/>
@@ -5491,7 +5491,7 @@
                 <w:b/>
                 <w:bCs/>
               </w:rPr>
-              <w:t xml:space="preserve">468</w:t>
+              <w:t xml:space="preserve">578</w:t>
             </w:r>
             <w:r>
               <w:t xml:space="preserve"> </w:t>
@@ -6580,7 +6580,7 @@
           <w:b/>
           <w:bCs/>
         </w:rPr>
-        <w:t xml:space="preserve">468</w:t>
+        <w:t xml:space="preserve">578</w:t>
       </w:r>
       <w:r>
         <w:t xml:space="preserve"> </w:t>
@@ -6798,7 +6798,7 @@
               <w:pStyle w:val="Compact"/>
             </w:pPr>
             <w:r>
-              <w:t xml:space="preserve">468</w:t>
+              <w:t xml:space="preserve">578</w:t>
             </w:r>
           </w:p>
         </w:tc>
@@ -10414,7 +10414,7 @@
               <w:pStyle w:val="Compact"/>
             </w:pPr>
             <w:r>
-              <w:t xml:space="preserve">Banco validado, 468 tests + CI + simulaciones; sin estudio con usuarios</w:t>
+              <w:t xml:space="preserve">Banco validado, 578 tests + CI + simulaciones; sin estudio con usuarios</w:t>
             </w:r>
           </w:p>
         </w:tc>
@@ -11091,13 +11091,13 @@
           <w:b/>
           <w:bCs/>
         </w:rPr>
-        <w:t xml:space="preserve">modo beta</w:t>
-      </w:r>
-      <w:r>
-        <w:t xml:space="preserve"> </w:t>
-      </w:r>
-      <w:r>
-        <w:t xml:space="preserve">amplía el pool con plantillas no revisadas y debe distinguirse del banco de producción en cualquier evaluación formal.</w:t>
+        <w:t xml:space="preserve">banco ampliado</w:t>
+      </w:r>
+      <w:r>
+        <w:t xml:space="preserve"> </w:t>
+      </w:r>
+      <w:r>
+        <w:t xml:space="preserve">extiende el pool con plantillas no revisadas y debe distinguirse del banco de producción en cualquier evaluación formal.</w:t>
       </w:r>
     </w:p>
     <w:bookmarkEnd w:id="105"/>
